--- a/reports/reports/Arabic_AI_Text_Detection_Projectt.docx
+++ b/reports/reports/Arabic_AI_Text_Detection_Projectt.docx
@@ -4,12 +4,13 @@
   <w:body>
     <w:p>
       <w:pPr>
+        <w:spacing w:line="480" w:lineRule="auto"/>
         <w:rPr>
           <w:rFonts w:ascii="Times New Roman" w:hAnsi="Times New Roman" w:cs="Times New Roman"/>
           <w:b/>
           <w:bCs/>
-          <w:sz w:val="32"/>
-          <w:szCs w:val="32"/>
+          <w:sz w:val="24"/>
+          <w:szCs w:val="24"/>
         </w:rPr>
       </w:pPr>
       <w:r>
@@ -18,22 +19,22 @@
           <w:b/>
           <w:bCs/>
           <w:noProof/>
-          <w:sz w:val="32"/>
-          <w:szCs w:val="32"/>
+          <w:sz w:val="24"/>
+          <w:szCs w:val="24"/>
         </w:rPr>
         <mc:AlternateContent>
           <mc:Choice Requires="wps">
             <w:drawing>
-              <wp:anchor distT="45720" distB="45720" distL="114300" distR="114300" simplePos="0" relativeHeight="251702272" behindDoc="0" locked="0" layoutInCell="1" allowOverlap="1" wp14:anchorId="0A13F497" wp14:editId="7B5559CA">
+              <wp:anchor distT="45720" distB="45720" distL="114300" distR="114300" simplePos="0" relativeHeight="251702272" behindDoc="0" locked="0" layoutInCell="1" allowOverlap="1" wp14:anchorId="0A13F497" wp14:editId="6E36CA5F">
                 <wp:simplePos x="0" y="0"/>
                 <wp:positionH relativeFrom="margin">
-                  <wp:align>left</wp:align>
+                  <wp:align>right</wp:align>
                 </wp:positionH>
                 <wp:positionV relativeFrom="paragraph">
                   <wp:posOffset>180975</wp:posOffset>
                 </wp:positionV>
-                <wp:extent cx="5581650" cy="1914525"/>
-                <wp:effectExtent l="0" t="0" r="19050" b="28575"/>
+                <wp:extent cx="5697220" cy="1914525"/>
+                <wp:effectExtent l="0" t="0" r="17780" b="28575"/>
                 <wp:wrapSquare wrapText="bothSides"/>
                 <wp:docPr id="59569778" name="Text Box 2"/>
                 <wp:cNvGraphicFramePr>
@@ -48,7 +49,7 @@
                       <wps:spPr bwMode="auto">
                         <a:xfrm>
                           <a:off x="0" y="0"/>
-                          <a:ext cx="5581650" cy="1914525"/>
+                          <a:ext cx="5697415" cy="1914525"/>
                         </a:xfrm>
                         <a:prstGeom prst="rect">
                           <a:avLst/>
@@ -87,7 +88,30 @@
                                 <w:sz w:val="32"/>
                                 <w:szCs w:val="32"/>
                               </w:rPr>
-                              <w:t>Scalable Real-time Detection of AI-Generated Arabic Text: A Distributed Data Pipeline Approach</w:t>
+                              <w:t xml:space="preserve">Scalable Real-time Detection of AI-Generated Arabic Text: </w:t>
+                            </w:r>
+                          </w:p>
+                          <w:p>
+                            <w:pPr>
+                              <w:spacing w:line="360" w:lineRule="auto"/>
+                              <w:jc w:val="center"/>
+                              <w:rPr>
+                                <w:rFonts w:ascii="Times New Roman" w:hAnsi="Times New Roman" w:cs="Times New Roman"/>
+                                <w:b/>
+                                <w:bCs/>
+                                <w:sz w:val="32"/>
+                                <w:szCs w:val="32"/>
+                              </w:rPr>
+                            </w:pPr>
+                            <w:r>
+                              <w:rPr>
+                                <w:rFonts w:ascii="Times New Roman" w:hAnsi="Times New Roman" w:cs="Times New Roman"/>
+                                <w:b/>
+                                <w:bCs/>
+                                <w:sz w:val="32"/>
+                                <w:szCs w:val="32"/>
+                              </w:rPr>
+                              <w:t>A Distributed Data Pipeline Approach</w:t>
                             </w:r>
                           </w:p>
                           <w:p>
@@ -169,7 +193,7 @@
                 <v:stroke joinstyle="miter"/>
                 <v:path gradientshapeok="t" o:connecttype="rect"/>
               </v:shapetype>
-              <v:shape id="Text Box 2" o:spid="_x0000_s1026" type="#_x0000_t202" style="position:absolute;margin-left:0;margin-top:14.25pt;width:439.5pt;height:150.75pt;z-index:251702272;visibility:visible;mso-wrap-style:square;mso-width-percent:0;mso-height-percent:0;mso-wrap-distance-left:9pt;mso-wrap-distance-top:3.6pt;mso-wrap-distance-right:9pt;mso-wrap-distance-bottom:3.6pt;mso-position-horizontal:left;mso-position-horizontal-relative:margin;mso-position-vertical:absolute;mso-position-vertical-relative:text;mso-width-percent:0;mso-height-percent:0;mso-width-relative:margin;mso-height-relative:margin;v-text-anchor:top" o:gfxdata="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">
+              <v:shape id="Text Box 2" o:spid="_x0000_s1026" type="#_x0000_t202" style="position:absolute;margin-left:397.4pt;margin-top:14.25pt;width:448.6pt;height:150.75pt;z-index:251702272;visibility:visible;mso-wrap-style:square;mso-width-percent:0;mso-height-percent:0;mso-wrap-distance-left:9pt;mso-wrap-distance-top:3.6pt;mso-wrap-distance-right:9pt;mso-wrap-distance-bottom:3.6pt;mso-position-horizontal:right;mso-position-horizontal-relative:margin;mso-position-vertical:absolute;mso-position-vertical-relative:text;mso-width-percent:0;mso-height-percent:0;mso-width-relative:margin;mso-height-relative:margin;v-text-anchor:top" o:gfxdata="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">
                 <v:textbox>
                   <w:txbxContent>
                     <w:p>
@@ -192,7 +216,30 @@
                           <w:sz w:val="32"/>
                           <w:szCs w:val="32"/>
                         </w:rPr>
-                        <w:t>Scalable Real-time Detection of AI-Generated Arabic Text: A Distributed Data Pipeline Approach</w:t>
+                        <w:t xml:space="preserve">Scalable Real-time Detection of AI-Generated Arabic Text: </w:t>
+                      </w:r>
+                    </w:p>
+                    <w:p>
+                      <w:pPr>
+                        <w:spacing w:line="360" w:lineRule="auto"/>
+                        <w:jc w:val="center"/>
+                        <w:rPr>
+                          <w:rFonts w:ascii="Times New Roman" w:hAnsi="Times New Roman" w:cs="Times New Roman"/>
+                          <w:b/>
+                          <w:bCs/>
+                          <w:sz w:val="32"/>
+                          <w:szCs w:val="32"/>
+                        </w:rPr>
+                      </w:pPr>
+                      <w:r>
+                        <w:rPr>
+                          <w:rFonts w:ascii="Times New Roman" w:hAnsi="Times New Roman" w:cs="Times New Roman"/>
+                          <w:b/>
+                          <w:bCs/>
+                          <w:sz w:val="32"/>
+                          <w:szCs w:val="32"/>
+                        </w:rPr>
+                        <w:t>A Distributed Data Pipeline Approach</w:t>
                       </w:r>
                     </w:p>
                     <w:p>
@@ -262,25 +309,150 @@
     </w:p>
     <w:p>
       <w:pPr>
+        <w:spacing w:line="480" w:lineRule="auto"/>
+        <w:jc w:val="center"/>
         <w:rPr>
           <w:rFonts w:ascii="Times New Roman" w:hAnsi="Times New Roman" w:cs="Times New Roman"/>
           <w:b/>
           <w:bCs/>
-          <w:sz w:val="32"/>
-          <w:szCs w:val="32"/>
-        </w:rPr>
-      </w:pPr>
+          <w:sz w:val="24"/>
+          <w:szCs w:val="24"/>
+        </w:rPr>
+      </w:pPr>
+      <w:r>
+        <w:rPr>
+          <w:rFonts w:ascii="Times New Roman" w:hAnsi="Times New Roman" w:cs="Times New Roman"/>
+          <w:b/>
+          <w:bCs/>
+          <w:sz w:val="24"/>
+          <w:szCs w:val="24"/>
+        </w:rPr>
+        <w:t>Abstract</w:t>
+      </w:r>
     </w:p>
     <w:p>
       <w:pPr>
-        <w:spacing w:line="360" w:lineRule="auto"/>
-        <w:jc w:val="center"/>
+        <w:spacing w:line="480" w:lineRule="auto"/>
+        <w:jc w:val="both"/>
+        <w:rPr>
+          <w:rFonts w:ascii="Times New Roman" w:hAnsi="Times New Roman" w:cs="Times New Roman"/>
+          <w:sz w:val="24"/>
+          <w:szCs w:val="24"/>
+        </w:rPr>
+      </w:pPr>
+      <w:r>
+        <w:rPr>
+          <w:rFonts w:ascii="Times New Roman" w:hAnsi="Times New Roman" w:cs="Times New Roman"/>
+          <w:sz w:val="24"/>
+          <w:szCs w:val="24"/>
+        </w:rPr>
+        <w:t xml:space="preserve">Generative AI has grown at a rapid pace, generating machine-produced text in various languages, including Arabic. This project aims to detect AI-generated Arabic abstracts with a scalable distributed pipeline via Big Data technologies and machine learning techniques. The system </w:t>
+      </w:r>
+      <w:r>
+        <w:rPr>
+          <w:rFonts w:ascii="Times New Roman" w:hAnsi="Times New Roman" w:cs="Times New Roman"/>
+          <w:sz w:val="24"/>
+          <w:szCs w:val="24"/>
+        </w:rPr>
+        <w:t xml:space="preserve">was </w:t>
+      </w:r>
+      <w:r>
+        <w:rPr>
+          <w:rFonts w:ascii="Times New Roman" w:hAnsi="Times New Roman" w:cs="Times New Roman"/>
+          <w:sz w:val="24"/>
+          <w:szCs w:val="24"/>
+        </w:rPr>
+        <w:t xml:space="preserve">developed by using Apache Spark and PySpark in </w:t>
+      </w:r>
+      <w:r>
+        <w:rPr>
+          <w:rFonts w:ascii="Times New Roman" w:hAnsi="Times New Roman" w:cs="Times New Roman"/>
+          <w:sz w:val="24"/>
+          <w:szCs w:val="24"/>
+        </w:rPr>
+        <w:t xml:space="preserve">a </w:t>
+      </w:r>
+      <w:r>
+        <w:rPr>
+          <w:rFonts w:ascii="Times New Roman" w:hAnsi="Times New Roman" w:cs="Times New Roman"/>
+          <w:sz w:val="24"/>
+          <w:szCs w:val="24"/>
+        </w:rPr>
+        <w:t xml:space="preserve">distributed processing environment. The data for this research </w:t>
+      </w:r>
+      <w:r>
+        <w:rPr>
+          <w:rFonts w:ascii="Times New Roman" w:hAnsi="Times New Roman" w:cs="Times New Roman"/>
+          <w:sz w:val="24"/>
+          <w:szCs w:val="24"/>
+        </w:rPr>
+        <w:t>were</w:t>
+      </w:r>
+      <w:r>
+        <w:rPr>
+          <w:rFonts w:ascii="Times New Roman" w:hAnsi="Times New Roman" w:cs="Times New Roman"/>
+          <w:sz w:val="24"/>
+          <w:szCs w:val="24"/>
+        </w:rPr>
+        <w:t xml:space="preserve"> the KFUPM-JRCAI Arabic Generated Abstracts data from Hugging Face.</w:t>
+      </w:r>
+    </w:p>
+    <w:p>
+      <w:pPr>
+        <w:spacing w:line="480" w:lineRule="auto"/>
+        <w:jc w:val="both"/>
+        <w:rPr>
+          <w:rFonts w:ascii="Times New Roman" w:hAnsi="Times New Roman" w:cs="Times New Roman"/>
+          <w:sz w:val="24"/>
+          <w:szCs w:val="24"/>
+        </w:rPr>
+      </w:pPr>
+      <w:r>
+        <w:rPr>
+          <w:rFonts w:ascii="Times New Roman" w:hAnsi="Times New Roman" w:cs="Times New Roman"/>
+          <w:sz w:val="24"/>
+          <w:szCs w:val="24"/>
+        </w:rPr>
+        <w:t>The pipeline proposed consists of distributed data acquisition, Arabic-specific preprocessing, scalable feature engineering, machine learning model training, real-time simulation of the pipeline stream, and performance benchmarking.</w:t>
+      </w:r>
+    </w:p>
+    <w:p>
+      <w:pPr>
+        <w:spacing w:line="480" w:lineRule="auto"/>
+        <w:jc w:val="both"/>
+        <w:rPr>
+          <w:rFonts w:ascii="Times New Roman" w:hAnsi="Times New Roman" w:cs="Times New Roman"/>
+          <w:sz w:val="24"/>
+          <w:szCs w:val="24"/>
+        </w:rPr>
+      </w:pPr>
+      <w:r>
+        <w:rPr>
+          <w:rFonts w:ascii="Times New Roman" w:hAnsi="Times New Roman" w:cs="Times New Roman"/>
+          <w:sz w:val="24"/>
+          <w:szCs w:val="24"/>
+        </w:rPr>
+        <w:t xml:space="preserve">The traditional stylometric features and TF-IDF representations were joined to enhance the classification performance. The three machine learning models that were tested were: Logistic Regression, Random Forest, and Support Vector Machine (SVM). The performance of the SVM model on the experimental results showed that it has the highest overall accuracy of about 97.3%, F1 score of 97.3%, and ROC-AUC of 99.1%. Moreover, Spark Structured Streaming was used to simulate realtime prediction of Arabic text streams. The project showcases the </w:t>
+      </w:r>
+      <w:r>
+        <w:rPr>
+          <w:rFonts w:ascii="Times New Roman" w:hAnsi="Times New Roman" w:cs="Times New Roman"/>
+          <w:sz w:val="24"/>
+          <w:szCs w:val="24"/>
+        </w:rPr>
+        <w:lastRenderedPageBreak/>
+        <w:t>power of a distributed machine learning pipeline in enabling scalable, AI-driven Arabic text detection.</w:t>
+      </w:r>
+    </w:p>
+    <w:p>
+      <w:pPr>
+        <w:spacing w:line="480" w:lineRule="auto"/>
         <w:rPr>
           <w:rFonts w:ascii="Times New Roman" w:hAnsi="Times New Roman" w:cs="Times New Roman"/>
           <w:b/>
           <w:bCs/>
-          <w:sz w:val="28"/>
-          <w:szCs w:val="28"/>
+          <w:sz w:val="24"/>
+          <w:szCs w:val="24"/>
         </w:rPr>
       </w:pPr>
       <w:r>
@@ -288,15 +460,15 @@
           <w:rFonts w:ascii="Times New Roman" w:hAnsi="Times New Roman" w:cs="Times New Roman"/>
           <w:b/>
           <w:bCs/>
-          <w:sz w:val="28"/>
-          <w:szCs w:val="28"/>
-        </w:rPr>
-        <w:t>Abstract</w:t>
+          <w:sz w:val="24"/>
+          <w:szCs w:val="24"/>
+        </w:rPr>
+        <w:t>1. Introduction</w:t>
       </w:r>
     </w:p>
     <w:p>
       <w:pPr>
-        <w:spacing w:line="360" w:lineRule="auto"/>
+        <w:spacing w:line="480" w:lineRule="auto"/>
         <w:jc w:val="both"/>
         <w:rPr>
           <w:rFonts w:ascii="Times New Roman" w:hAnsi="Times New Roman" w:cs="Times New Roman"/>
@@ -310,268 +482,76 @@
           <w:sz w:val="24"/>
           <w:szCs w:val="24"/>
         </w:rPr>
-        <w:t xml:space="preserve">Generative AI has grown at a rapid pace, generating machine-produced text in various languages, including Arabic. This project aims to detect AI-generated Arabic abstracts with a scalable distributed pipeline via Big Data technologies and machine learning techniques. The system </w:t>
-      </w:r>
-      <w:r>
-        <w:rPr>
-          <w:rFonts w:ascii="Times New Roman" w:hAnsi="Times New Roman" w:cs="Times New Roman"/>
-          <w:sz w:val="24"/>
-          <w:szCs w:val="24"/>
-        </w:rPr>
-        <w:t xml:space="preserve">was </w:t>
-      </w:r>
-      <w:r>
-        <w:rPr>
-          <w:rFonts w:ascii="Times New Roman" w:hAnsi="Times New Roman" w:cs="Times New Roman"/>
-          <w:sz w:val="24"/>
-          <w:szCs w:val="24"/>
-        </w:rPr>
-        <w:t xml:space="preserve">developed by using Apache Spark and </w:t>
-      </w:r>
-      <w:proofErr w:type="spellStart"/>
-      <w:r>
-        <w:rPr>
-          <w:rFonts w:ascii="Times New Roman" w:hAnsi="Times New Roman" w:cs="Times New Roman"/>
-          <w:sz w:val="24"/>
-          <w:szCs w:val="24"/>
-        </w:rPr>
-        <w:t>PySpark</w:t>
-      </w:r>
-      <w:proofErr w:type="spellEnd"/>
-      <w:r>
-        <w:rPr>
-          <w:rFonts w:ascii="Times New Roman" w:hAnsi="Times New Roman" w:cs="Times New Roman"/>
-          <w:sz w:val="24"/>
-          <w:szCs w:val="24"/>
-        </w:rPr>
-        <w:t xml:space="preserve"> in </w:t>
-      </w:r>
-      <w:r>
-        <w:rPr>
-          <w:rFonts w:ascii="Times New Roman" w:hAnsi="Times New Roman" w:cs="Times New Roman"/>
-          <w:sz w:val="24"/>
-          <w:szCs w:val="24"/>
-        </w:rPr>
-        <w:t xml:space="preserve">a </w:t>
-      </w:r>
-      <w:r>
-        <w:rPr>
-          <w:rFonts w:ascii="Times New Roman" w:hAnsi="Times New Roman" w:cs="Times New Roman"/>
-          <w:sz w:val="24"/>
-          <w:szCs w:val="24"/>
-        </w:rPr>
-        <w:t xml:space="preserve">distributed processing environment. The data for this research </w:t>
-      </w:r>
-      <w:r>
-        <w:rPr>
-          <w:rFonts w:ascii="Times New Roman" w:hAnsi="Times New Roman" w:cs="Times New Roman"/>
-          <w:sz w:val="24"/>
-          <w:szCs w:val="24"/>
-        </w:rPr>
-        <w:t>were</w:t>
-      </w:r>
-      <w:r>
-        <w:rPr>
-          <w:rFonts w:ascii="Times New Roman" w:hAnsi="Times New Roman" w:cs="Times New Roman"/>
-          <w:sz w:val="24"/>
-          <w:szCs w:val="24"/>
-        </w:rPr>
-        <w:t xml:space="preserve"> the KFUPM-JRCAI Arabic Generated Abstracts data from Hugging Face.</w:t>
+        <w:t>Large language models and generative AI systems have greatly boosted the production of synthetic text content. These technologies have many benefits, but also come with some problems like misinformation, plagiarism, academic integrity, and content generation. The detection of AI-generated text has thus emerged as a critical research challenge. The Arabic Natural Language Processing (NLP) also comes with its own set of complexities, such as Arabic morphology, diacritics, variations in characters, and the diversity of writing styles. The Arabic text preprocessing and feature extraction are challenging in traditional NLP systems. Thus, distributed systems with scalability are required to process large Arabic datasets effectively. This project involves the development of a distributed pipeline that can be scaled to detect if Arabic abstracts are written by human(s) or AI models. This project includes distributed preprocessing, scalable feature engineering, machine learning classification and real-time stream processing with Apache Spark</w:t>
+      </w:r>
+      <w:r>
+        <w:rPr>
+          <w:rFonts w:ascii="Times New Roman" w:hAnsi="Times New Roman" w:cs="Times New Roman"/>
+          <w:sz w:val="24"/>
+          <w:szCs w:val="24"/>
+        </w:rPr>
+        <w:t xml:space="preserve"> (Devlin et al., 2019)</w:t>
+      </w:r>
+      <w:r>
+        <w:rPr>
+          <w:rFonts w:ascii="Times New Roman" w:hAnsi="Times New Roman" w:cs="Times New Roman"/>
+          <w:sz w:val="24"/>
+          <w:szCs w:val="24"/>
+        </w:rPr>
+        <w:t>.</w:t>
       </w:r>
     </w:p>
     <w:p>
       <w:pPr>
-        <w:spacing w:line="360" w:lineRule="auto"/>
-        <w:jc w:val="both"/>
-        <w:rPr>
-          <w:rFonts w:ascii="Times New Roman" w:hAnsi="Times New Roman" w:cs="Times New Roman"/>
-          <w:sz w:val="24"/>
-          <w:szCs w:val="24"/>
-        </w:rPr>
-      </w:pPr>
-      <w:r>
-        <w:rPr>
-          <w:rFonts w:ascii="Times New Roman" w:hAnsi="Times New Roman" w:cs="Times New Roman"/>
-          <w:sz w:val="24"/>
-          <w:szCs w:val="24"/>
-        </w:rPr>
-        <w:t>The pipeline proposed consists of distributed data acquisition, Arabic-specific preprocessing, scalable feature engineering, machine learning model training, real-time simulation of the pipeline stream, and performance benchmarking.</w:t>
+        <w:spacing w:line="480" w:lineRule="auto"/>
+        <w:rPr>
+          <w:rFonts w:ascii="Times New Roman" w:hAnsi="Times New Roman" w:cs="Times New Roman"/>
+          <w:b/>
+          <w:bCs/>
+          <w:sz w:val="24"/>
+          <w:szCs w:val="24"/>
+        </w:rPr>
+      </w:pPr>
+      <w:r>
+        <w:rPr>
+          <w:rFonts w:ascii="Times New Roman" w:hAnsi="Times New Roman" w:cs="Times New Roman"/>
+          <w:b/>
+          <w:bCs/>
+          <w:sz w:val="24"/>
+          <w:szCs w:val="24"/>
+        </w:rPr>
+        <w:t>1.1 Project Objectives</w:t>
       </w:r>
     </w:p>
     <w:p>
       <w:pPr>
-        <w:spacing w:line="360" w:lineRule="auto"/>
-        <w:jc w:val="both"/>
-        <w:rPr>
-          <w:rFonts w:ascii="Times New Roman" w:hAnsi="Times New Roman" w:cs="Times New Roman"/>
-          <w:sz w:val="24"/>
-          <w:szCs w:val="24"/>
-        </w:rPr>
-      </w:pPr>
-      <w:r>
-        <w:rPr>
-          <w:rFonts w:ascii="Times New Roman" w:hAnsi="Times New Roman" w:cs="Times New Roman"/>
-          <w:sz w:val="24"/>
-          <w:szCs w:val="24"/>
-        </w:rPr>
-        <w:t xml:space="preserve">The traditional stylometric features and TF-IDF representations were joined to enhance the classification performance. The three machine learning models that were tested were: Logistic Regression, Random Forest, and Support Vector Machine (SVM). The performance of the SVM model on the experimental results showed that it has the highest overall accuracy of about 97.3%, F1 score of 97.3%, and ROC-AUC of 99.1%. Moreover, Spark Structured Streaming was used to simulate </w:t>
-      </w:r>
-      <w:proofErr w:type="spellStart"/>
-      <w:r>
-        <w:rPr>
-          <w:rFonts w:ascii="Times New Roman" w:hAnsi="Times New Roman" w:cs="Times New Roman"/>
-          <w:sz w:val="24"/>
-          <w:szCs w:val="24"/>
-        </w:rPr>
-        <w:t>realtime</w:t>
-      </w:r>
-      <w:proofErr w:type="spellEnd"/>
-      <w:r>
-        <w:rPr>
-          <w:rFonts w:ascii="Times New Roman" w:hAnsi="Times New Roman" w:cs="Times New Roman"/>
-          <w:sz w:val="24"/>
-          <w:szCs w:val="24"/>
-        </w:rPr>
-        <w:t xml:space="preserve"> prediction of Arabic text streams. The project showcases the power of a distributed machine learning pipeline in enabling scalable, AI-driven Arabic text detection.</w:t>
-      </w:r>
-    </w:p>
-    <w:p>
-      <w:pPr>
-        <w:rPr>
-          <w:rFonts w:ascii="Times New Roman" w:hAnsi="Times New Roman" w:cs="Times New Roman"/>
-        </w:rPr>
-      </w:pPr>
-    </w:p>
-    <w:p>
-      <w:pPr>
-        <w:spacing w:line="360" w:lineRule="auto"/>
-        <w:rPr>
-          <w:rFonts w:ascii="Times New Roman" w:hAnsi="Times New Roman" w:cs="Times New Roman"/>
-          <w:b/>
-          <w:bCs/>
-          <w:sz w:val="28"/>
-          <w:szCs w:val="28"/>
-        </w:rPr>
-      </w:pPr>
-      <w:r>
-        <w:rPr>
-          <w:rFonts w:ascii="Times New Roman" w:hAnsi="Times New Roman" w:cs="Times New Roman"/>
-          <w:b/>
-          <w:bCs/>
-          <w:sz w:val="28"/>
-          <w:szCs w:val="28"/>
-        </w:rPr>
-        <w:t>1. Introduction</w:t>
-      </w:r>
-    </w:p>
-    <w:p>
-      <w:pPr>
-        <w:spacing w:line="360" w:lineRule="auto"/>
-        <w:jc w:val="both"/>
-        <w:rPr>
-          <w:rFonts w:ascii="Times New Roman" w:hAnsi="Times New Roman" w:cs="Times New Roman"/>
-          <w:sz w:val="24"/>
-          <w:szCs w:val="24"/>
-        </w:rPr>
-      </w:pPr>
-      <w:r>
-        <w:rPr>
-          <w:rFonts w:ascii="Times New Roman" w:hAnsi="Times New Roman" w:cs="Times New Roman"/>
-          <w:sz w:val="24"/>
-          <w:szCs w:val="24"/>
-        </w:rPr>
-        <w:lastRenderedPageBreak/>
-        <w:t>Large language models and generative AI systems have greatly boosted the production of synthetic text content. These technologies have many benefits, but also come with some problems like misinformation, plagiarism, academic integrity, and content generation. The detection of AI-generated text has thus emerged as a critical research challenge. The Arabic Natural Language Processing (NLP) also comes with its own set of complexities, such as Arabic morphology, diacritics, variations in characters, and the diversity of writing styles. The Arabic text preprocessing and feature extraction are challenging in traditional NLP systems. Thus, distributed systems with scalability are required to process large Arabic datasets effectively. This project involves the development of a distributed pipeline that can be scaled to detect if Arabic abstracts are written by human(s) or AI models. This project includes distributed preprocessing, scalable feature engineering, machine learning classification and real-time stream processing with Apache Spark</w:t>
-      </w:r>
-      <w:r>
-        <w:rPr>
-          <w:rFonts w:ascii="Times New Roman" w:hAnsi="Times New Roman" w:cs="Times New Roman"/>
-          <w:sz w:val="24"/>
-          <w:szCs w:val="24"/>
-        </w:rPr>
-        <w:t xml:space="preserve"> (</w:t>
-      </w:r>
-      <w:r>
-        <w:rPr>
-          <w:rFonts w:ascii="Times New Roman" w:hAnsi="Times New Roman" w:cs="Times New Roman"/>
-          <w:sz w:val="24"/>
-          <w:szCs w:val="24"/>
-        </w:rPr>
-        <w:t>Devlin et al., 2019)</w:t>
-      </w:r>
-      <w:r>
-        <w:rPr>
-          <w:rFonts w:ascii="Times New Roman" w:hAnsi="Times New Roman" w:cs="Times New Roman"/>
-          <w:sz w:val="24"/>
-          <w:szCs w:val="24"/>
-        </w:rPr>
-        <w:t>.</w:t>
-      </w:r>
-    </w:p>
-    <w:p>
-      <w:pPr>
-        <w:spacing w:line="360" w:lineRule="auto"/>
-        <w:rPr>
-          <w:rFonts w:ascii="Times New Roman" w:hAnsi="Times New Roman" w:cs="Times New Roman"/>
-          <w:b/>
-          <w:bCs/>
-          <w:sz w:val="24"/>
-          <w:szCs w:val="24"/>
-        </w:rPr>
-      </w:pPr>
-      <w:r>
-        <w:rPr>
-          <w:rFonts w:ascii="Times New Roman" w:hAnsi="Times New Roman" w:cs="Times New Roman"/>
-          <w:b/>
-          <w:bCs/>
-          <w:sz w:val="24"/>
-          <w:szCs w:val="24"/>
-        </w:rPr>
-        <w:t>1.1 Project Objectives</w:t>
-      </w:r>
-    </w:p>
-    <w:p>
-      <w:pPr>
-        <w:spacing w:line="360" w:lineRule="auto"/>
-        <w:rPr>
-          <w:rFonts w:ascii="Times New Roman" w:hAnsi="Times New Roman" w:cs="Times New Roman"/>
-          <w:sz w:val="24"/>
-          <w:szCs w:val="24"/>
-        </w:rPr>
-      </w:pPr>
-      <w:r>
-        <w:rPr>
-          <w:rFonts w:ascii="Times New Roman" w:hAnsi="Times New Roman" w:cs="Times New Roman"/>
-          <w:sz w:val="24"/>
-          <w:szCs w:val="24"/>
-        </w:rPr>
-        <w:t>Primary goals of this project are:</w:t>
-      </w:r>
-    </w:p>
-    <w:p>
-      <w:pPr>
-        <w:rPr>
-          <w:rFonts w:ascii="Times New Roman" w:hAnsi="Times New Roman" w:cs="Times New Roman"/>
+        <w:spacing w:line="480" w:lineRule="auto"/>
+        <w:rPr>
+          <w:rFonts w:ascii="Times New Roman" w:hAnsi="Times New Roman" w:cs="Times New Roman"/>
+          <w:sz w:val="24"/>
+          <w:szCs w:val="24"/>
         </w:rPr>
       </w:pPr>
       <w:r>
         <w:rPr>
           <w:rFonts w:ascii="Times New Roman" w:hAnsi="Times New Roman" w:cs="Times New Roman"/>
           <w:noProof/>
+          <w:sz w:val="24"/>
+          <w:szCs w:val="24"/>
         </w:rPr>
         <mc:AlternateContent>
           <mc:Choice Requires="wps">
             <w:drawing>
-              <wp:anchor distT="45720" distB="45720" distL="114300" distR="114300" simplePos="0" relativeHeight="251659264" behindDoc="0" locked="0" layoutInCell="1" allowOverlap="1" wp14:anchorId="1B461898" wp14:editId="33167F56">
+              <wp:anchor distT="45720" distB="45720" distL="114300" distR="114300" simplePos="0" relativeHeight="251708416" behindDoc="0" locked="0" layoutInCell="1" allowOverlap="1" wp14:anchorId="5C09D8A1" wp14:editId="5DEC36E1">
                 <wp:simplePos x="0" y="0"/>
                 <wp:positionH relativeFrom="margin">
-                  <wp:align>right</wp:align>
+                  <wp:align>left</wp:align>
                 </wp:positionH>
                 <wp:positionV relativeFrom="paragraph">
-                  <wp:posOffset>180975</wp:posOffset>
+                  <wp:posOffset>499110</wp:posOffset>
                 </wp:positionV>
-                <wp:extent cx="5695950" cy="2152650"/>
-                <wp:effectExtent l="0" t="0" r="19050" b="19050"/>
+                <wp:extent cx="5506085" cy="2079625"/>
+                <wp:effectExtent l="0" t="0" r="18415" b="15875"/>
                 <wp:wrapSquare wrapText="bothSides"/>
                 <wp:docPr id="217" name="Text Box 2"/>
                 <wp:cNvGraphicFramePr>
@@ -586,7 +566,7 @@
                       <wps:spPr bwMode="auto">
                         <a:xfrm>
                           <a:off x="0" y="0"/>
-                          <a:ext cx="5695950" cy="2152650"/>
+                          <a:ext cx="5506085" cy="2079625"/>
                         </a:xfrm>
                         <a:prstGeom prst="rect">
                           <a:avLst/>
@@ -785,7 +765,7 @@
           </mc:Choice>
           <mc:Fallback>
             <w:pict>
-              <v:shape w14:anchorId="1B461898" id="_x0000_s1027" type="#_x0000_t202" style="position:absolute;margin-left:397.3pt;margin-top:14.25pt;width:448.5pt;height:169.5pt;z-index:251659264;visibility:visible;mso-wrap-style:square;mso-width-percent:0;mso-height-percent:0;mso-wrap-distance-left:9pt;mso-wrap-distance-top:3.6pt;mso-wrap-distance-right:9pt;mso-wrap-distance-bottom:3.6pt;mso-position-horizontal:right;mso-position-horizontal-relative:margin;mso-position-vertical:absolute;mso-position-vertical-relative:text;mso-width-percent:0;mso-height-percent:0;mso-width-relative:margin;mso-height-relative:margin;v-text-anchor:top" o:gfxdata="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">
+              <v:shape w14:anchorId="5C09D8A1" id="_x0000_s1027" type="#_x0000_t202" style="position:absolute;margin-left:0;margin-top:39.3pt;width:433.55pt;height:163.75pt;z-index:251708416;visibility:visible;mso-wrap-style:square;mso-width-percent:0;mso-height-percent:0;mso-wrap-distance-left:9pt;mso-wrap-distance-top:3.6pt;mso-wrap-distance-right:9pt;mso-wrap-distance-bottom:3.6pt;mso-position-horizontal:left;mso-position-horizontal-relative:margin;mso-position-vertical:absolute;mso-position-vertical-relative:text;mso-width-percent:0;mso-height-percent:0;mso-width-relative:margin;mso-height-relative:margin;v-text-anchor:top" o:gfxdata="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">
                 <v:textbox>
                   <w:txbxContent>
                     <w:p>
@@ -957,33 +937,64 @@
           </mc:Fallback>
         </mc:AlternateContent>
       </w:r>
+      <w:r>
+        <w:rPr>
+          <w:rFonts w:ascii="Times New Roman" w:hAnsi="Times New Roman" w:cs="Times New Roman"/>
+          <w:sz w:val="24"/>
+          <w:szCs w:val="24"/>
+        </w:rPr>
+        <w:t>Primary goals of this project are:</w:t>
+      </w:r>
+      <w:r>
+        <w:rPr>
+          <w:rFonts w:ascii="Times New Roman" w:hAnsi="Times New Roman" w:cs="Times New Roman"/>
+          <w:noProof/>
+          <w:sz w:val="24"/>
+          <w:szCs w:val="24"/>
+        </w:rPr>
+        <w:t xml:space="preserve"> </w:t>
+      </w:r>
     </w:p>
     <w:p>
       <w:pPr>
-        <w:spacing w:line="360" w:lineRule="auto"/>
+        <w:spacing w:line="480" w:lineRule="auto"/>
         <w:jc w:val="both"/>
         <w:rPr>
           <w:rFonts w:ascii="Times New Roman" w:hAnsi="Times New Roman" w:cs="Times New Roman"/>
           <w:b/>
           <w:bCs/>
-          <w:sz w:val="28"/>
-          <w:szCs w:val="28"/>
-        </w:rPr>
-      </w:pPr>
-      <w:r>
+          <w:sz w:val="24"/>
+          <w:szCs w:val="24"/>
+        </w:rPr>
+      </w:pPr>
+    </w:p>
+    <w:p>
+      <w:pPr>
+        <w:spacing w:line="480" w:lineRule="auto"/>
+        <w:jc w:val="both"/>
         <w:rPr>
           <w:rFonts w:ascii="Times New Roman" w:hAnsi="Times New Roman" w:cs="Times New Roman"/>
           <w:b/>
           <w:bCs/>
-          <w:sz w:val="28"/>
-          <w:szCs w:val="28"/>
-        </w:rPr>
+          <w:sz w:val="24"/>
+          <w:szCs w:val="24"/>
+        </w:rPr>
+      </w:pPr>
+      <w:r>
+        <w:rPr>
+          <w:rFonts w:ascii="Times New Roman" w:hAnsi="Times New Roman" w:cs="Times New Roman"/>
+          <w:b/>
+          <w:bCs/>
+          <w:sz w:val="24"/>
+          <w:szCs w:val="24"/>
+        </w:rPr>
+        <w:lastRenderedPageBreak/>
         <w:t>2. Related Work</w:t>
       </w:r>
     </w:p>
     <w:p>
       <w:pPr>
-        <w:spacing w:line="360" w:lineRule="auto"/>
+        <w:spacing w:line="480" w:lineRule="auto"/>
         <w:jc w:val="both"/>
         <w:rPr>
           <w:rFonts w:ascii="Times New Roman" w:hAnsi="Times New Roman" w:cs="Times New Roman"/>
@@ -997,41 +1008,15 @@
           <w:sz w:val="24"/>
           <w:szCs w:val="24"/>
         </w:rPr>
-        <w:t xml:space="preserve">With the rise of generative language models like GPT, </w:t>
-      </w:r>
-      <w:proofErr w:type="spellStart"/>
-      <w:r>
-        <w:rPr>
-          <w:rFonts w:ascii="Times New Roman" w:hAnsi="Times New Roman" w:cs="Times New Roman"/>
-          <w:sz w:val="24"/>
-          <w:szCs w:val="24"/>
-        </w:rPr>
-        <w:t>LLaMA</w:t>
-      </w:r>
-      <w:proofErr w:type="spellEnd"/>
-      <w:r>
-        <w:rPr>
-          <w:rFonts w:ascii="Times New Roman" w:hAnsi="Times New Roman" w:cs="Times New Roman"/>
-          <w:sz w:val="24"/>
-          <w:szCs w:val="24"/>
-        </w:rPr>
-        <w:t>, and JAIS, AI-driven text detection has emerged as a rapidly expanding field of research</w:t>
-      </w:r>
-      <w:r>
-        <w:rPr>
-          <w:rFonts w:ascii="Times New Roman" w:hAnsi="Times New Roman" w:cs="Times New Roman"/>
-          <w:sz w:val="24"/>
-          <w:szCs w:val="24"/>
-        </w:rPr>
-        <w:t xml:space="preserve"> (</w:t>
-      </w:r>
-      <w:r>
-        <w:rPr>
-          <w:rFonts w:ascii="Times New Roman" w:hAnsi="Times New Roman" w:cs="Times New Roman"/>
-          <w:sz w:val="24"/>
-          <w:szCs w:val="24"/>
-        </w:rPr>
-        <w:t>Devlin et al., 2019)</w:t>
+        <w:t>With the rise of generative language models like GPT, LLaMA, and JAIS, AI-driven text detection has emerged as a rapidly expanding field of research</w:t>
+      </w:r>
+      <w:r>
+        <w:rPr>
+          <w:rFonts w:ascii="Times New Roman" w:hAnsi="Times New Roman" w:cs="Times New Roman"/>
+          <w:sz w:val="24"/>
+          <w:szCs w:val="24"/>
+        </w:rPr>
+        <w:t xml:space="preserve"> (Devlin et al., 2019)</w:t>
       </w:r>
       <w:r>
         <w:rPr>
@@ -1047,33 +1032,7 @@
           <w:sz w:val="24"/>
           <w:szCs w:val="24"/>
         </w:rPr>
-        <w:t xml:space="preserve"> </w:t>
-      </w:r>
-      <w:r>
-        <w:rPr>
-          <w:rFonts w:ascii="Times New Roman" w:hAnsi="Times New Roman" w:cs="Times New Roman"/>
-          <w:sz w:val="24"/>
-          <w:szCs w:val="24"/>
-        </w:rPr>
-        <w:t>(</w:t>
-      </w:r>
-      <w:proofErr w:type="spellStart"/>
-      <w:r>
-        <w:rPr>
-          <w:rFonts w:ascii="Times New Roman" w:hAnsi="Times New Roman" w:cs="Times New Roman"/>
-          <w:sz w:val="24"/>
-          <w:szCs w:val="24"/>
-        </w:rPr>
-        <w:t>Jurafsky</w:t>
-      </w:r>
-      <w:proofErr w:type="spellEnd"/>
-      <w:r>
-        <w:rPr>
-          <w:rFonts w:ascii="Times New Roman" w:hAnsi="Times New Roman" w:cs="Times New Roman"/>
-          <w:sz w:val="24"/>
-          <w:szCs w:val="24"/>
-        </w:rPr>
-        <w:t xml:space="preserve"> &amp; Martin, 2023)</w:t>
+        <w:t xml:space="preserve"> (Jurafsky &amp; Martin, 2023)</w:t>
       </w:r>
       <w:r>
         <w:rPr>
@@ -1089,15 +1048,7 @@
           <w:sz w:val="24"/>
           <w:szCs w:val="24"/>
         </w:rPr>
-        <w:t xml:space="preserve"> (</w:t>
-      </w:r>
-      <w:r>
-        <w:rPr>
-          <w:rFonts w:ascii="Times New Roman" w:hAnsi="Times New Roman" w:cs="Times New Roman"/>
-          <w:sz w:val="24"/>
-          <w:szCs w:val="24"/>
-        </w:rPr>
-        <w:t>Salloum et al., 2016)</w:t>
+        <w:t xml:space="preserve"> (Salloum et al., 2016)</w:t>
       </w:r>
       <w:r>
         <w:rPr>
@@ -1113,42 +1064,7 @@
           <w:sz w:val="24"/>
           <w:szCs w:val="24"/>
         </w:rPr>
-        <w:t xml:space="preserve">Efficient implementations of machine learning </w:t>
-      </w:r>
-      <w:r>
-        <w:rPr>
-          <w:rFonts w:ascii="Times New Roman" w:hAnsi="Times New Roman" w:cs="Times New Roman"/>
-          <w:sz w:val="24"/>
-          <w:szCs w:val="24"/>
-        </w:rPr>
-        <w:lastRenderedPageBreak/>
-        <w:t xml:space="preserve">algorithms for high-dimensional text data are available in Spark's </w:t>
-      </w:r>
-      <w:proofErr w:type="spellStart"/>
-      <w:r>
-        <w:rPr>
-          <w:rFonts w:ascii="Times New Roman" w:hAnsi="Times New Roman" w:cs="Times New Roman"/>
-          <w:sz w:val="24"/>
-          <w:szCs w:val="24"/>
-        </w:rPr>
-        <w:t>MLlib</w:t>
-      </w:r>
-      <w:proofErr w:type="spellEnd"/>
-      <w:r>
-        <w:rPr>
-          <w:rFonts w:ascii="Times New Roman" w:hAnsi="Times New Roman" w:cs="Times New Roman"/>
-          <w:sz w:val="24"/>
-          <w:szCs w:val="24"/>
-        </w:rPr>
-        <w:t>.</w:t>
-      </w:r>
-      <w:r>
-        <w:rPr>
-          <w:rFonts w:ascii="Times New Roman" w:hAnsi="Times New Roman" w:cs="Times New Roman"/>
-          <w:sz w:val="24"/>
-          <w:szCs w:val="24"/>
-        </w:rPr>
-        <w:t xml:space="preserve"> </w:t>
+        <w:t xml:space="preserve">Efficient implementations of machine learning algorithms for high-dimensional text data are available in Spark's MLlib. </w:t>
       </w:r>
       <w:r>
         <w:rPr>
@@ -1164,15 +1080,7 @@
           <w:sz w:val="24"/>
           <w:szCs w:val="24"/>
         </w:rPr>
-        <w:t xml:space="preserve"> (</w:t>
-      </w:r>
-      <w:r>
-        <w:rPr>
-          <w:rFonts w:ascii="Times New Roman" w:hAnsi="Times New Roman" w:cs="Times New Roman"/>
-          <w:sz w:val="24"/>
-          <w:szCs w:val="24"/>
-        </w:rPr>
-        <w:t>Manning, 2008)</w:t>
+        <w:t xml:space="preserve"> (Manning, 2008)</w:t>
       </w:r>
       <w:r>
         <w:rPr>
@@ -1204,15 +1112,7 @@
           <w:sz w:val="24"/>
           <w:szCs w:val="24"/>
         </w:rPr>
-        <w:t xml:space="preserve"> </w:t>
-      </w:r>
-      <w:r>
-        <w:rPr>
-          <w:rFonts w:ascii="Times New Roman" w:hAnsi="Times New Roman" w:cs="Times New Roman"/>
-          <w:sz w:val="24"/>
-          <w:szCs w:val="24"/>
-        </w:rPr>
-        <w:t>(Dean &amp; Ghemawat, 2008)</w:t>
+        <w:t xml:space="preserve"> (Dean &amp; Ghemawat, 2008)</w:t>
       </w:r>
       <w:r>
         <w:rPr>
@@ -1225,7 +1125,7 @@
     </w:p>
     <w:p>
       <w:pPr>
-        <w:spacing w:line="360" w:lineRule="auto"/>
+        <w:spacing w:line="480" w:lineRule="auto"/>
         <w:jc w:val="both"/>
         <w:rPr>
           <w:rFonts w:ascii="Times New Roman" w:hAnsi="Times New Roman" w:cs="Times New Roman"/>
@@ -1260,24 +1160,37 @@
     </w:p>
     <w:p>
       <w:pPr>
-        <w:spacing w:line="360" w:lineRule="auto"/>
-        <w:rPr>
-          <w:rFonts w:ascii="Times New Roman" w:hAnsi="Times New Roman" w:cs="Times New Roman"/>
-          <w:sz w:val="24"/>
-          <w:szCs w:val="24"/>
-        </w:rPr>
-      </w:pPr>
+        <w:spacing w:line="480" w:lineRule="auto"/>
+        <w:jc w:val="both"/>
+        <w:rPr>
+          <w:rFonts w:ascii="Times New Roman" w:hAnsi="Times New Roman" w:cs="Times New Roman"/>
+          <w:b/>
+          <w:bCs/>
+          <w:sz w:val="24"/>
+          <w:szCs w:val="24"/>
+        </w:rPr>
+      </w:pPr>
+      <w:r>
+        <w:rPr>
+          <w:rFonts w:ascii="Times New Roman" w:hAnsi="Times New Roman" w:cs="Times New Roman"/>
+          <w:b/>
+          <w:bCs/>
+          <w:sz w:val="24"/>
+          <w:szCs w:val="24"/>
+        </w:rPr>
+        <w:t>3. Dataset Description</w:t>
+      </w:r>
     </w:p>
     <w:p>
       <w:pPr>
-        <w:spacing w:line="360" w:lineRule="auto"/>
+        <w:spacing w:line="480" w:lineRule="auto"/>
         <w:jc w:val="both"/>
         <w:rPr>
           <w:rFonts w:ascii="Times New Roman" w:hAnsi="Times New Roman" w:cs="Times New Roman"/>
           <w:b/>
           <w:bCs/>
-          <w:sz w:val="28"/>
-          <w:szCs w:val="28"/>
+          <w:sz w:val="24"/>
+          <w:szCs w:val="24"/>
         </w:rPr>
       </w:pPr>
       <w:r>
@@ -1285,39 +1198,34 @@
           <w:rFonts w:ascii="Times New Roman" w:hAnsi="Times New Roman" w:cs="Times New Roman"/>
           <w:b/>
           <w:bCs/>
-          <w:sz w:val="28"/>
-          <w:szCs w:val="28"/>
-        </w:rPr>
-        <w:t>3. Dataset Description</w:t>
+          <w:sz w:val="24"/>
+          <w:szCs w:val="24"/>
+        </w:rPr>
+        <w:t>3.1 Dataset Source</w:t>
       </w:r>
     </w:p>
     <w:p>
       <w:pPr>
-        <w:spacing w:line="360" w:lineRule="auto"/>
+        <w:spacing w:line="480" w:lineRule="auto"/>
         <w:jc w:val="both"/>
         <w:rPr>
           <w:rFonts w:ascii="Times New Roman" w:hAnsi="Times New Roman" w:cs="Times New Roman"/>
-          <w:b/>
-          <w:bCs/>
-          <w:sz w:val="24"/>
-          <w:szCs w:val="24"/>
-        </w:rPr>
-      </w:pPr>
-      <w:r>
-        <w:rPr>
-          <w:rFonts w:ascii="Times New Roman" w:hAnsi="Times New Roman" w:cs="Times New Roman"/>
-          <w:b/>
-          <w:bCs/>
-          <w:sz w:val="24"/>
-          <w:szCs w:val="24"/>
-        </w:rPr>
-        <w:t>3.1 Dataset Source</w:t>
+          <w:sz w:val="24"/>
+          <w:szCs w:val="24"/>
+        </w:rPr>
+      </w:pPr>
+      <w:r>
+        <w:rPr>
+          <w:rFonts w:ascii="Times New Roman" w:hAnsi="Times New Roman" w:cs="Times New Roman"/>
+          <w:sz w:val="24"/>
+          <w:szCs w:val="24"/>
+        </w:rPr>
+        <w:t>The dataset used in this project is:</w:t>
       </w:r>
     </w:p>
     <w:p>
       <w:pPr>
-        <w:spacing w:line="360" w:lineRule="auto"/>
-        <w:jc w:val="both"/>
+        <w:spacing w:line="480" w:lineRule="auto"/>
         <w:rPr>
           <w:rFonts w:ascii="Times New Roman" w:hAnsi="Times New Roman" w:cs="Times New Roman"/>
           <w:sz w:val="24"/>
@@ -1331,19 +1239,20 @@
           <w:sz w:val="24"/>
           <w:szCs w:val="24"/>
         </w:rPr>
+        <w:lastRenderedPageBreak/>
         <mc:AlternateContent>
           <mc:Choice Requires="wps">
             <w:drawing>
-              <wp:anchor distT="45720" distB="45720" distL="114300" distR="114300" simplePos="0" relativeHeight="251661312" behindDoc="0" locked="0" layoutInCell="1" allowOverlap="1" wp14:anchorId="3540703B" wp14:editId="6FD0789F">
+              <wp:anchor distT="45720" distB="45720" distL="114300" distR="114300" simplePos="0" relativeHeight="251661312" behindDoc="0" locked="0" layoutInCell="1" allowOverlap="1" wp14:anchorId="3540703B" wp14:editId="7F158621">
                 <wp:simplePos x="0" y="0"/>
                 <wp:positionH relativeFrom="column">
-                  <wp:posOffset>27940</wp:posOffset>
+                  <wp:posOffset>29845</wp:posOffset>
                 </wp:positionH>
                 <wp:positionV relativeFrom="paragraph">
-                  <wp:posOffset>458470</wp:posOffset>
+                  <wp:posOffset>461645</wp:posOffset>
                 </wp:positionV>
-                <wp:extent cx="5629275" cy="1285875"/>
-                <wp:effectExtent l="0" t="0" r="28575" b="28575"/>
+                <wp:extent cx="5064125" cy="1014730"/>
+                <wp:effectExtent l="0" t="0" r="22225" b="13970"/>
                 <wp:wrapSquare wrapText="bothSides"/>
                 <wp:docPr id="1553636898" name="Text Box 2"/>
                 <wp:cNvGraphicFramePr>
@@ -1358,7 +1267,7 @@
                       <wps:spPr bwMode="auto">
                         <a:xfrm>
                           <a:off x="0" y="0"/>
-                          <a:ext cx="5629275" cy="1285875"/>
+                          <a:ext cx="5064125" cy="1014730"/>
                         </a:xfrm>
                         <a:prstGeom prst="rect">
                           <a:avLst/>
@@ -1392,25 +1301,7 @@
                                 <w:sz w:val="24"/>
                                 <w:szCs w:val="24"/>
                               </w:rPr>
-                              <w:t>KFUPM-JRCAI/</w:t>
-                            </w:r>
-                            <w:proofErr w:type="spellStart"/>
-                            <w:r>
-                              <w:rPr>
-                                <w:rFonts w:ascii="Times New Roman" w:hAnsi="Times New Roman" w:cs="Times New Roman"/>
-                                <w:sz w:val="24"/>
-                                <w:szCs w:val="24"/>
-                              </w:rPr>
-                              <w:t>arabic</w:t>
-                            </w:r>
-                            <w:proofErr w:type="spellEnd"/>
-                            <w:r>
-                              <w:rPr>
-                                <w:rFonts w:ascii="Times New Roman" w:hAnsi="Times New Roman" w:cs="Times New Roman"/>
-                                <w:sz w:val="24"/>
-                                <w:szCs w:val="24"/>
-                              </w:rPr>
-                              <w:t>-generated-abstracts</w:t>
+                              <w:t>KFUPM-JRCAI/arabic-generated-abstracts</w:t>
                             </w:r>
                           </w:p>
                           <w:p>
@@ -1479,7 +1370,7 @@
           </mc:Choice>
           <mc:Fallback>
             <w:pict>
-              <v:shape w14:anchorId="3540703B" id="_x0000_s1028" type="#_x0000_t202" style="position:absolute;left:0;text-align:left;margin-left:2.2pt;margin-top:36.1pt;width:443.25pt;height:101.25pt;z-index:251661312;visibility:visible;mso-wrap-style:square;mso-width-percent:0;mso-height-percent:0;mso-wrap-distance-left:9pt;mso-wrap-distance-top:3.6pt;mso-wrap-distance-right:9pt;mso-wrap-distance-bottom:3.6pt;mso-position-horizontal:absolute;mso-position-horizontal-relative:text;mso-position-vertical:absolute;mso-position-vertical-relative:text;mso-width-percent:0;mso-height-percent:0;mso-width-relative:margin;mso-height-relative:margin;v-text-anchor:top" o:gfxdata="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">
+              <v:shape w14:anchorId="3540703B" id="_x0000_s1028" type="#_x0000_t202" style="position:absolute;margin-left:2.35pt;margin-top:36.35pt;width:398.75pt;height:79.9pt;z-index:251661312;visibility:visible;mso-wrap-style:square;mso-width-percent:0;mso-height-percent:0;mso-wrap-distance-left:9pt;mso-wrap-distance-top:3.6pt;mso-wrap-distance-right:9pt;mso-wrap-distance-bottom:3.6pt;mso-position-horizontal:absolute;mso-position-horizontal-relative:text;mso-position-vertical:absolute;mso-position-vertical-relative:text;mso-width-percent:0;mso-height-percent:0;mso-width-relative:margin;mso-height-relative:margin;v-text-anchor:top" o:gfxdata="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">
                 <v:textbox>
                   <w:txbxContent>
                     <w:p>
@@ -1497,25 +1388,7 @@
                           <w:sz w:val="24"/>
                           <w:szCs w:val="24"/>
                         </w:rPr>
-                        <w:t>KFUPM-JRCAI/</w:t>
-                      </w:r>
-                      <w:proofErr w:type="spellStart"/>
-                      <w:r>
-                        <w:rPr>
-                          <w:rFonts w:ascii="Times New Roman" w:hAnsi="Times New Roman" w:cs="Times New Roman"/>
-                          <w:sz w:val="24"/>
-                          <w:szCs w:val="24"/>
-                        </w:rPr>
-                        <w:t>arabic</w:t>
-                      </w:r>
-                      <w:proofErr w:type="spellEnd"/>
-                      <w:r>
-                        <w:rPr>
-                          <w:rFonts w:ascii="Times New Roman" w:hAnsi="Times New Roman" w:cs="Times New Roman"/>
-                          <w:sz w:val="24"/>
-                          <w:szCs w:val="24"/>
-                        </w:rPr>
-                        <w:t>-generated-abstracts</w:t>
+                        <w:t>KFUPM-JRCAI/arabic-generated-abstracts</w:t>
                       </w:r>
                     </w:p>
                     <w:p>
@@ -1573,67 +1446,74 @@
           </mc:Fallback>
         </mc:AlternateContent>
       </w:r>
-      <w:r>
-        <w:rPr>
-          <w:rFonts w:ascii="Times New Roman" w:hAnsi="Times New Roman" w:cs="Times New Roman"/>
-          <w:sz w:val="24"/>
-          <w:szCs w:val="24"/>
-        </w:rPr>
-        <w:t>The dataset used in this project is:</w:t>
-      </w:r>
     </w:p>
     <w:p>
       <w:pPr>
-        <w:rPr>
-          <w:rFonts w:ascii="Times New Roman" w:hAnsi="Times New Roman" w:cs="Times New Roman"/>
+        <w:spacing w:line="480" w:lineRule="auto"/>
+        <w:rPr>
+          <w:rFonts w:ascii="Times New Roman" w:hAnsi="Times New Roman" w:cs="Times New Roman"/>
+          <w:sz w:val="24"/>
+          <w:szCs w:val="24"/>
         </w:rPr>
       </w:pPr>
     </w:p>
     <w:p>
       <w:pPr>
-        <w:spacing w:line="360" w:lineRule="auto"/>
-        <w:rPr>
-          <w:rFonts w:ascii="Times New Roman" w:hAnsi="Times New Roman" w:cs="Times New Roman"/>
-          <w:sz w:val="24"/>
-          <w:szCs w:val="24"/>
-        </w:rPr>
-      </w:pPr>
-      <w:r>
-        <w:rPr>
-          <w:rFonts w:ascii="Times New Roman" w:hAnsi="Times New Roman" w:cs="Times New Roman"/>
-          <w:sz w:val="24"/>
-          <w:szCs w:val="24"/>
-        </w:rPr>
-        <w:t>The dataset contains Arabic research abstracts generated using different AI models and human-written originals</w:t>
-      </w:r>
-      <w:r>
-        <w:rPr>
-          <w:rFonts w:ascii="Times New Roman" w:hAnsi="Times New Roman" w:cs="Times New Roman"/>
-          <w:sz w:val="24"/>
-          <w:szCs w:val="24"/>
-        </w:rPr>
-        <w:t xml:space="preserve"> </w:t>
-      </w:r>
-      <w:r>
-        <w:rPr>
-          <w:rFonts w:ascii="Times New Roman" w:hAnsi="Times New Roman" w:cs="Times New Roman"/>
-          <w:sz w:val="24"/>
-          <w:szCs w:val="24"/>
-        </w:rPr>
-        <w:t>(KFUPM-JRCAI Dataset, 2024)</w:t>
-      </w:r>
-      <w:r>
-        <w:rPr>
-          <w:rFonts w:ascii="Times New Roman" w:hAnsi="Times New Roman" w:cs="Times New Roman"/>
-          <w:sz w:val="24"/>
-          <w:szCs w:val="24"/>
-        </w:rPr>
-        <w:t>.</w:t>
-      </w:r>
+        <w:spacing w:line="480" w:lineRule="auto"/>
+        <w:rPr>
+          <w:rFonts w:ascii="Times New Roman" w:hAnsi="Times New Roman" w:cs="Times New Roman"/>
+          <w:sz w:val="24"/>
+          <w:szCs w:val="24"/>
+        </w:rPr>
+      </w:pPr>
     </w:p>
     <w:p>
       <w:pPr>
-        <w:spacing w:line="360" w:lineRule="auto"/>
+        <w:spacing w:line="480" w:lineRule="auto"/>
+        <w:rPr>
+          <w:rFonts w:ascii="Times New Roman" w:hAnsi="Times New Roman" w:cs="Times New Roman"/>
+          <w:sz w:val="24"/>
+          <w:szCs w:val="24"/>
+        </w:rPr>
+      </w:pPr>
+    </w:p>
+    <w:p>
+      <w:pPr>
+        <w:spacing w:line="480" w:lineRule="auto"/>
+        <w:rPr>
+          <w:rFonts w:ascii="Times New Roman" w:hAnsi="Times New Roman" w:cs="Times New Roman"/>
+          <w:sz w:val="24"/>
+          <w:szCs w:val="24"/>
+        </w:rPr>
+      </w:pPr>
+      <w:r>
+        <w:rPr>
+          <w:rFonts w:ascii="Times New Roman" w:hAnsi="Times New Roman" w:cs="Times New Roman"/>
+          <w:sz w:val="24"/>
+          <w:szCs w:val="24"/>
+        </w:rPr>
+        <w:t>The dataset contains Arabic research abstracts generated using different AI models and human-written originals</w:t>
+      </w:r>
+      <w:r>
+        <w:rPr>
+          <w:rFonts w:ascii="Times New Roman" w:hAnsi="Times New Roman" w:cs="Times New Roman"/>
+          <w:sz w:val="24"/>
+          <w:szCs w:val="24"/>
+        </w:rPr>
+        <w:t xml:space="preserve"> (KFUPM-JRCAI Dataset, 2024)</w:t>
+      </w:r>
+      <w:r>
+        <w:rPr>
+          <w:rFonts w:ascii="Times New Roman" w:hAnsi="Times New Roman" w:cs="Times New Roman"/>
+          <w:sz w:val="24"/>
+          <w:szCs w:val="24"/>
+        </w:rPr>
+        <w:t>.</w:t>
+      </w:r>
+    </w:p>
+    <w:p>
+      <w:pPr>
+        <w:spacing w:line="480" w:lineRule="auto"/>
         <w:rPr>
           <w:rFonts w:ascii="Times New Roman" w:hAnsi="Times New Roman" w:cs="Times New Roman"/>
           <w:b/>
@@ -1655,7 +1535,7 @@
     </w:p>
     <w:p>
       <w:pPr>
-        <w:spacing w:line="360" w:lineRule="auto"/>
+        <w:spacing w:line="480" w:lineRule="auto"/>
         <w:rPr>
           <w:rFonts w:ascii="Times New Roman" w:hAnsi="Times New Roman" w:cs="Times New Roman"/>
           <w:sz w:val="24"/>
@@ -1669,20 +1549,19 @@
           <w:sz w:val="24"/>
           <w:szCs w:val="24"/>
         </w:rPr>
-        <w:lastRenderedPageBreak/>
         <mc:AlternateContent>
           <mc:Choice Requires="wps">
             <w:drawing>
-              <wp:anchor distT="45720" distB="45720" distL="114300" distR="114300" simplePos="0" relativeHeight="251663360" behindDoc="0" locked="0" layoutInCell="1" allowOverlap="1" wp14:anchorId="6C650833" wp14:editId="5BB187C6">
+              <wp:anchor distT="45720" distB="45720" distL="114300" distR="114300" simplePos="0" relativeHeight="251663360" behindDoc="0" locked="0" layoutInCell="1" allowOverlap="1" wp14:anchorId="6C650833" wp14:editId="351297FC">
                 <wp:simplePos x="0" y="0"/>
                 <wp:positionH relativeFrom="column">
-                  <wp:posOffset>38100</wp:posOffset>
+                  <wp:posOffset>40005</wp:posOffset>
                 </wp:positionH>
                 <wp:positionV relativeFrom="paragraph">
-                  <wp:posOffset>461010</wp:posOffset>
+                  <wp:posOffset>463550</wp:posOffset>
                 </wp:positionV>
-                <wp:extent cx="5562600" cy="2105025"/>
-                <wp:effectExtent l="0" t="0" r="19050" b="28575"/>
+                <wp:extent cx="5562600" cy="1999615"/>
+                <wp:effectExtent l="0" t="0" r="19050" b="19685"/>
                 <wp:wrapSquare wrapText="bothSides"/>
                 <wp:docPr id="1501865351" name="Text Box 2"/>
                 <wp:cNvGraphicFramePr>
@@ -1697,7 +1576,7 @@
                       <wps:spPr bwMode="auto">
                         <a:xfrm>
                           <a:off x="0" y="0"/>
-                          <a:ext cx="5562600" cy="2105025"/>
+                          <a:ext cx="5562600" cy="1999615"/>
                         </a:xfrm>
                         <a:prstGeom prst="rect">
                           <a:avLst/>
@@ -1805,25 +1684,7 @@
                                 <w:sz w:val="24"/>
                                 <w:szCs w:val="24"/>
                               </w:rPr>
-                              <w:t xml:space="preserve">AI-generated abstracts from </w:t>
-                            </w:r>
-                            <w:proofErr w:type="spellStart"/>
-                            <w:r>
-                              <w:rPr>
-                                <w:rFonts w:ascii="Times New Roman" w:hAnsi="Times New Roman" w:cs="Times New Roman"/>
-                                <w:sz w:val="24"/>
-                                <w:szCs w:val="24"/>
-                              </w:rPr>
-                              <w:t>LLaMA</w:t>
-                            </w:r>
-                            <w:proofErr w:type="spellEnd"/>
-                            <w:r>
-                              <w:rPr>
-                                <w:rFonts w:ascii="Times New Roman" w:hAnsi="Times New Roman" w:cs="Times New Roman"/>
-                                <w:sz w:val="24"/>
-                                <w:szCs w:val="24"/>
-                              </w:rPr>
-                              <w:t xml:space="preserve"> models</w:t>
+                              <w:t>AI-generated abstracts from LLaMA models</w:t>
                             </w:r>
                           </w:p>
                           <w:p>
@@ -1878,7 +1739,7 @@
           </mc:Choice>
           <mc:Fallback>
             <w:pict>
-              <v:shape w14:anchorId="6C650833" id="_x0000_s1029" type="#_x0000_t202" style="position:absolute;margin-left:3pt;margin-top:36.3pt;width:438pt;height:165.75pt;z-index:251663360;visibility:visible;mso-wrap-style:square;mso-width-percent:0;mso-height-percent:0;mso-wrap-distance-left:9pt;mso-wrap-distance-top:3.6pt;mso-wrap-distance-right:9pt;mso-wrap-distance-bottom:3.6pt;mso-position-horizontal:absolute;mso-position-horizontal-relative:text;mso-position-vertical:absolute;mso-position-vertical-relative:text;mso-width-percent:0;mso-height-percent:0;mso-width-relative:margin;mso-height-relative:margin;v-text-anchor:top" o:gfxdata="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">
+              <v:shape w14:anchorId="6C650833" id="_x0000_s1029" type="#_x0000_t202" style="position:absolute;margin-left:3.15pt;margin-top:36.5pt;width:438pt;height:157.45pt;z-index:251663360;visibility:visible;mso-wrap-style:square;mso-width-percent:0;mso-height-percent:0;mso-wrap-distance-left:9pt;mso-wrap-distance-top:3.6pt;mso-wrap-distance-right:9pt;mso-wrap-distance-bottom:3.6pt;mso-position-horizontal:absolute;mso-position-horizontal-relative:text;mso-position-vertical:absolute;mso-position-vertical-relative:text;mso-width-percent:0;mso-height-percent:0;mso-width-relative:margin;mso-height-relative:margin;v-text-anchor:top" o:gfxdata="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">
                 <v:textbox>
                   <w:txbxContent>
                     <w:p>
@@ -1970,25 +1831,7 @@
                           <w:sz w:val="24"/>
                           <w:szCs w:val="24"/>
                         </w:rPr>
-                        <w:t xml:space="preserve">AI-generated abstracts from </w:t>
-                      </w:r>
-                      <w:proofErr w:type="spellStart"/>
-                      <w:r>
-                        <w:rPr>
-                          <w:rFonts w:ascii="Times New Roman" w:hAnsi="Times New Roman" w:cs="Times New Roman"/>
-                          <w:sz w:val="24"/>
-                          <w:szCs w:val="24"/>
-                        </w:rPr>
-                        <w:t>LLaMA</w:t>
-                      </w:r>
-                      <w:proofErr w:type="spellEnd"/>
-                      <w:r>
-                        <w:rPr>
-                          <w:rFonts w:ascii="Times New Roman" w:hAnsi="Times New Roman" w:cs="Times New Roman"/>
-                          <w:sz w:val="24"/>
-                          <w:szCs w:val="24"/>
-                        </w:rPr>
-                        <w:t xml:space="preserve"> models</w:t>
+                        <w:t>AI-generated abstracts from LLaMA models</w:t>
                       </w:r>
                     </w:p>
                     <w:p>
@@ -2045,14 +1888,17 @@
     </w:p>
     <w:p>
       <w:pPr>
-        <w:rPr>
-          <w:rFonts w:ascii="Times New Roman" w:hAnsi="Times New Roman" w:cs="Times New Roman"/>
+        <w:spacing w:line="480" w:lineRule="auto"/>
+        <w:rPr>
+          <w:rFonts w:ascii="Times New Roman" w:hAnsi="Times New Roman" w:cs="Times New Roman"/>
+          <w:sz w:val="24"/>
+          <w:szCs w:val="24"/>
         </w:rPr>
       </w:pPr>
     </w:p>
     <w:p>
       <w:pPr>
-        <w:spacing w:line="360" w:lineRule="auto"/>
+        <w:spacing w:line="480" w:lineRule="auto"/>
         <w:rPr>
           <w:rFonts w:ascii="Times New Roman" w:hAnsi="Times New Roman" w:cs="Times New Roman"/>
           <w:sz w:val="24"/>
@@ -2245,7 +2091,6 @@
                                       <w:szCs w:val="24"/>
                                     </w:rPr>
                                   </w:pPr>
-                                  <w:proofErr w:type="spellStart"/>
                                   <w:r>
                                     <w:rPr>
                                       <w:rFonts w:ascii="Times New Roman" w:hAnsi="Times New Roman" w:cs="Times New Roman"/>
@@ -2254,7 +2099,6 @@
                                     </w:rPr>
                                     <w:t>by_polishing</w:t>
                                   </w:r>
-                                  <w:proofErr w:type="spellEnd"/>
                                 </w:p>
                               </w:tc>
                               <w:tc>
@@ -2330,7 +2174,6 @@
                                       <w:szCs w:val="24"/>
                                     </w:rPr>
                                   </w:pPr>
-                                  <w:proofErr w:type="spellStart"/>
                                   <w:r>
                                     <w:rPr>
                                       <w:rFonts w:ascii="Times New Roman" w:hAnsi="Times New Roman" w:cs="Times New Roman"/>
@@ -2339,7 +2182,6 @@
                                     </w:rPr>
                                     <w:t>from_title</w:t>
                                   </w:r>
-                                  <w:proofErr w:type="spellEnd"/>
                                 </w:p>
                               </w:tc>
                               <w:tc>
@@ -2415,7 +2257,6 @@
                                       <w:szCs w:val="24"/>
                                     </w:rPr>
                                   </w:pPr>
-                                  <w:proofErr w:type="spellStart"/>
                                   <w:r>
                                     <w:rPr>
                                       <w:rFonts w:ascii="Times New Roman" w:hAnsi="Times New Roman" w:cs="Times New Roman"/>
@@ -2424,7 +2265,6 @@
                                     </w:rPr>
                                     <w:t>from_title_and_content</w:t>
                                   </w:r>
-                                  <w:proofErr w:type="spellEnd"/>
                                 </w:p>
                               </w:tc>
                               <w:tc>
@@ -2593,7 +2433,11 @@
           </mc:Choice>
           <mc:Fallback>
             <w:pict>
-              <v:shape w14:anchorId="4CDC6D1D" id="_x0000_s1030" type="#_x0000_t202" style="position:absolute;margin-left:1.5pt;margin-top:36.25pt;width:439.5pt;height:171.75pt;z-index:251665408;visibility:visible;mso-wrap-style:square;mso-width-percent:0;mso-height-percent:0;mso-wrap-distance-left:9pt;mso-wrap-distance-top:3.6pt;mso-wrap-distance-right:9pt;mso-wrap-distance-bottom:3.6pt;mso-position-horizontal:absolute;mso-position-horizontal-relative:text;mso-position-vertical:absolute;mso-position-vertical-relative:text;mso-width-percent:0;mso-height-percent:0;mso-width-relative:margin;mso-height-relative:margin;v-text-anchor:top" o:gfxdata="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">
+              <v:shapetype w14:anchorId="4CDC6D1D" id="_x0000_t202" coordsize="21600,21600" o:spt="202" path="m,l,21600r21600,l21600,xe">
+                <v:stroke joinstyle="miter"/>
+                <v:path gradientshapeok="t" o:connecttype="rect"/>
+              </v:shapetype>
+              <v:shape id="_x0000_s1030" type="#_x0000_t202" style="position:absolute;margin-left:1.5pt;margin-top:36.25pt;width:439.5pt;height:171.75pt;z-index:251665408;visibility:visible;mso-wrap-style:square;mso-width-percent:0;mso-height-percent:0;mso-wrap-distance-left:9pt;mso-wrap-distance-top:3.6pt;mso-wrap-distance-right:9pt;mso-wrap-distance-bottom:3.6pt;mso-position-horizontal:absolute;mso-position-horizontal-relative:text;mso-position-vertical:absolute;mso-position-vertical-relative:text;mso-width-percent:0;mso-height-percent:0;mso-width-relative:margin;mso-height-relative:margin;v-text-anchor:top" o:gfxdata="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">
                 <v:textbox>
                   <w:txbxContent>
                     <w:tbl>
@@ -2729,7 +2573,6 @@
                                 <w:szCs w:val="24"/>
                               </w:rPr>
                             </w:pPr>
-                            <w:proofErr w:type="spellStart"/>
                             <w:r>
                               <w:rPr>
                                 <w:rFonts w:ascii="Times New Roman" w:hAnsi="Times New Roman" w:cs="Times New Roman"/>
@@ -2738,7 +2581,6 @@
                               </w:rPr>
                               <w:t>by_polishing</w:t>
                             </w:r>
-                            <w:proofErr w:type="spellEnd"/>
                           </w:p>
                         </w:tc>
                         <w:tc>
@@ -2814,7 +2656,6 @@
                                 <w:szCs w:val="24"/>
                               </w:rPr>
                             </w:pPr>
-                            <w:proofErr w:type="spellStart"/>
                             <w:r>
                               <w:rPr>
                                 <w:rFonts w:ascii="Times New Roman" w:hAnsi="Times New Roman" w:cs="Times New Roman"/>
@@ -2823,7 +2664,6 @@
                               </w:rPr>
                               <w:t>from_title</w:t>
                             </w:r>
-                            <w:proofErr w:type="spellEnd"/>
                           </w:p>
                         </w:tc>
                         <w:tc>
@@ -2899,7 +2739,6 @@
                                 <w:szCs w:val="24"/>
                               </w:rPr>
                             </w:pPr>
-                            <w:proofErr w:type="spellStart"/>
                             <w:r>
                               <w:rPr>
                                 <w:rFonts w:ascii="Times New Roman" w:hAnsi="Times New Roman" w:cs="Times New Roman"/>
@@ -2908,7 +2747,6 @@
                               </w:rPr>
                               <w:t>from_title_and_content</w:t>
                             </w:r>
-                            <w:proofErr w:type="spellEnd"/>
                           </w:p>
                         </w:tc>
                         <w:tc>
@@ -3077,37 +2915,43 @@
     </w:p>
     <w:p>
       <w:pPr>
-        <w:spacing w:line="360" w:lineRule="auto"/>
-        <w:rPr>
-          <w:rFonts w:ascii="Times New Roman" w:hAnsi="Times New Roman" w:cs="Times New Roman"/>
-          <w:sz w:val="24"/>
-          <w:szCs w:val="24"/>
-        </w:rPr>
-      </w:pPr>
-      <w:r>
-        <w:rPr>
-          <w:rFonts w:ascii="Times New Roman" w:hAnsi="Times New Roman" w:cs="Times New Roman"/>
-          <w:sz w:val="24"/>
-          <w:szCs w:val="24"/>
-        </w:rPr>
+        <w:spacing w:line="480" w:lineRule="auto"/>
+        <w:rPr>
+          <w:rFonts w:ascii="Times New Roman" w:hAnsi="Times New Roman" w:cs="Times New Roman"/>
+          <w:sz w:val="24"/>
+          <w:szCs w:val="24"/>
+        </w:rPr>
+      </w:pPr>
+      <w:r>
+        <w:rPr>
+          <w:rFonts w:ascii="Times New Roman" w:hAnsi="Times New Roman" w:cs="Times New Roman"/>
+          <w:sz w:val="24"/>
+          <w:szCs w:val="24"/>
+        </w:rPr>
+        <w:lastRenderedPageBreak/>
         <w:t>Each sample contains:</w:t>
       </w:r>
     </w:p>
     <w:p>
       <w:pPr>
-        <w:rPr>
-          <w:rFonts w:ascii="Times New Roman" w:hAnsi="Times New Roman" w:cs="Times New Roman"/>
+        <w:spacing w:line="480" w:lineRule="auto"/>
+        <w:rPr>
+          <w:rFonts w:ascii="Times New Roman" w:hAnsi="Times New Roman" w:cs="Times New Roman"/>
+          <w:sz w:val="24"/>
+          <w:szCs w:val="24"/>
         </w:rPr>
       </w:pPr>
       <w:r>
         <w:rPr>
           <w:rFonts w:ascii="Times New Roman" w:hAnsi="Times New Roman" w:cs="Times New Roman"/>
           <w:noProof/>
+          <w:sz w:val="24"/>
+          <w:szCs w:val="24"/>
         </w:rPr>
         <mc:AlternateContent>
           <mc:Choice Requires="wps">
             <w:drawing>
-              <wp:anchor distT="45720" distB="45720" distL="114300" distR="114300" simplePos="0" relativeHeight="251667456" behindDoc="0" locked="0" layoutInCell="1" allowOverlap="1" wp14:anchorId="2F2DCE51" wp14:editId="52CA4C7C">
+              <wp:anchor distT="45720" distB="45720" distL="114300" distR="114300" simplePos="0" relativeHeight="251667456" behindDoc="0" locked="0" layoutInCell="1" allowOverlap="1" wp14:anchorId="2F2DCE51" wp14:editId="21455945">
                 <wp:simplePos x="0" y="0"/>
                 <wp:positionH relativeFrom="margin">
                   <wp:align>left</wp:align>
@@ -3115,8 +2959,8 @@
                 <wp:positionV relativeFrom="paragraph">
                   <wp:posOffset>182245</wp:posOffset>
                 </wp:positionV>
-                <wp:extent cx="5286375" cy="2047875"/>
-                <wp:effectExtent l="0" t="0" r="28575" b="28575"/>
+                <wp:extent cx="5286375" cy="1958975"/>
+                <wp:effectExtent l="0" t="0" r="28575" b="22225"/>
                 <wp:wrapSquare wrapText="bothSides"/>
                 <wp:docPr id="1387189010" name="Text Box 2"/>
                 <wp:cNvGraphicFramePr>
@@ -3131,7 +2975,7 @@
                       <wps:spPr bwMode="auto">
                         <a:xfrm>
                           <a:off x="0" y="0"/>
-                          <a:ext cx="5286375" cy="2047875"/>
+                          <a:ext cx="5286375" cy="1959429"/>
                         </a:xfrm>
                         <a:prstGeom prst="rect">
                           <a:avLst/>
@@ -3164,7 +3008,6 @@
                                 <w:szCs w:val="24"/>
                               </w:rPr>
                             </w:pPr>
-                            <w:proofErr w:type="spellStart"/>
                             <w:r>
                               <w:rPr>
                                 <w:rFonts w:ascii="Times New Roman" w:hAnsi="Times New Roman" w:cs="Times New Roman"/>
@@ -3173,7 +3016,6 @@
                               </w:rPr>
                               <w:t>original_abstract</w:t>
                             </w:r>
-                            <w:proofErr w:type="spellEnd"/>
                           </w:p>
                           <w:p>
                             <w:pPr>
@@ -3189,7 +3031,6 @@
                                 <w:szCs w:val="24"/>
                               </w:rPr>
                             </w:pPr>
-                            <w:proofErr w:type="spellStart"/>
                             <w:r>
                               <w:rPr>
                                 <w:rFonts w:ascii="Times New Roman" w:hAnsi="Times New Roman" w:cs="Times New Roman"/>
@@ -3198,7 +3039,6 @@
                               </w:rPr>
                               <w:t>allam_generated_abstract</w:t>
                             </w:r>
-                            <w:proofErr w:type="spellEnd"/>
                           </w:p>
                           <w:p>
                             <w:pPr>
@@ -3214,7 +3054,6 @@
                                 <w:szCs w:val="24"/>
                               </w:rPr>
                             </w:pPr>
-                            <w:proofErr w:type="spellStart"/>
                             <w:r>
                               <w:rPr>
                                 <w:rFonts w:ascii="Times New Roman" w:hAnsi="Times New Roman" w:cs="Times New Roman"/>
@@ -3223,7 +3062,6 @@
                               </w:rPr>
                               <w:t>jais_generated_abstract</w:t>
                             </w:r>
-                            <w:proofErr w:type="spellEnd"/>
                           </w:p>
                           <w:p>
                             <w:pPr>
@@ -3239,7 +3077,6 @@
                                 <w:szCs w:val="24"/>
                               </w:rPr>
                             </w:pPr>
-                            <w:proofErr w:type="spellStart"/>
                             <w:r>
                               <w:rPr>
                                 <w:rFonts w:ascii="Times New Roman" w:hAnsi="Times New Roman" w:cs="Times New Roman"/>
@@ -3248,7 +3085,6 @@
                               </w:rPr>
                               <w:t>llama_generated_abstract</w:t>
                             </w:r>
-                            <w:proofErr w:type="spellEnd"/>
                           </w:p>
                           <w:p>
                             <w:pPr>
@@ -3264,7 +3100,6 @@
                                 <w:szCs w:val="24"/>
                               </w:rPr>
                             </w:pPr>
-                            <w:proofErr w:type="spellStart"/>
                             <w:r>
                               <w:rPr>
                                 <w:rFonts w:ascii="Times New Roman" w:hAnsi="Times New Roman" w:cs="Times New Roman"/>
@@ -3273,7 +3108,6 @@
                               </w:rPr>
                               <w:t>openai_generated_abstract</w:t>
                             </w:r>
-                            <w:proofErr w:type="spellEnd"/>
                           </w:p>
                           <w:p>
                             <w:pPr>
@@ -3304,7 +3138,7 @@
           </mc:Choice>
           <mc:Fallback>
             <w:pict>
-              <v:shape w14:anchorId="2F2DCE51" id="_x0000_s1031" type="#_x0000_t202" style="position:absolute;margin-left:0;margin-top:14.35pt;width:416.25pt;height:161.25pt;z-index:251667456;visibility:visible;mso-wrap-style:square;mso-width-percent:0;mso-height-percent:0;mso-wrap-distance-left:9pt;mso-wrap-distance-top:3.6pt;mso-wrap-distance-right:9pt;mso-wrap-distance-bottom:3.6pt;mso-position-horizontal:left;mso-position-horizontal-relative:margin;mso-position-vertical:absolute;mso-position-vertical-relative:text;mso-width-percent:0;mso-height-percent:0;mso-width-relative:margin;mso-height-relative:margin;v-text-anchor:top" o:gfxdata="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">
+              <v:shape w14:anchorId="2F2DCE51" id="_x0000_s1031" type="#_x0000_t202" style="position:absolute;margin-left:0;margin-top:14.35pt;width:416.25pt;height:154.25pt;z-index:251667456;visibility:visible;mso-wrap-style:square;mso-width-percent:0;mso-height-percent:0;mso-wrap-distance-left:9pt;mso-wrap-distance-top:3.6pt;mso-wrap-distance-right:9pt;mso-wrap-distance-bottom:3.6pt;mso-position-horizontal:left;mso-position-horizontal-relative:margin;mso-position-vertical:absolute;mso-position-vertical-relative:text;mso-width-percent:0;mso-height-percent:0;mso-width-relative:margin;mso-height-relative:margin;v-text-anchor:top" o:gfxdata="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">
                 <v:textbox>
                   <w:txbxContent>
                     <w:p>
@@ -3321,7 +3155,6 @@
                           <w:szCs w:val="24"/>
                         </w:rPr>
                       </w:pPr>
-                      <w:proofErr w:type="spellStart"/>
                       <w:r>
                         <w:rPr>
                           <w:rFonts w:ascii="Times New Roman" w:hAnsi="Times New Roman" w:cs="Times New Roman"/>
@@ -3330,7 +3163,6 @@
                         </w:rPr>
                         <w:t>original_abstract</w:t>
                       </w:r>
-                      <w:proofErr w:type="spellEnd"/>
                     </w:p>
                     <w:p>
                       <w:pPr>
@@ -3346,7 +3178,6 @@
                           <w:szCs w:val="24"/>
                         </w:rPr>
                       </w:pPr>
-                      <w:proofErr w:type="spellStart"/>
                       <w:r>
                         <w:rPr>
                           <w:rFonts w:ascii="Times New Roman" w:hAnsi="Times New Roman" w:cs="Times New Roman"/>
@@ -3355,7 +3186,6 @@
                         </w:rPr>
                         <w:t>allam_generated_abstract</w:t>
                       </w:r>
-                      <w:proofErr w:type="spellEnd"/>
                     </w:p>
                     <w:p>
                       <w:pPr>
@@ -3371,7 +3201,6 @@
                           <w:szCs w:val="24"/>
                         </w:rPr>
                       </w:pPr>
-                      <w:proofErr w:type="spellStart"/>
                       <w:r>
                         <w:rPr>
                           <w:rFonts w:ascii="Times New Roman" w:hAnsi="Times New Roman" w:cs="Times New Roman"/>
@@ -3380,7 +3209,6 @@
                         </w:rPr>
                         <w:t>jais_generated_abstract</w:t>
                       </w:r>
-                      <w:proofErr w:type="spellEnd"/>
                     </w:p>
                     <w:p>
                       <w:pPr>
@@ -3396,7 +3224,6 @@
                           <w:szCs w:val="24"/>
                         </w:rPr>
                       </w:pPr>
-                      <w:proofErr w:type="spellStart"/>
                       <w:r>
                         <w:rPr>
                           <w:rFonts w:ascii="Times New Roman" w:hAnsi="Times New Roman" w:cs="Times New Roman"/>
@@ -3405,7 +3232,6 @@
                         </w:rPr>
                         <w:t>llama_generated_abstract</w:t>
                       </w:r>
-                      <w:proofErr w:type="spellEnd"/>
                     </w:p>
                     <w:p>
                       <w:pPr>
@@ -3421,7 +3247,6 @@
                           <w:szCs w:val="24"/>
                         </w:rPr>
                       </w:pPr>
-                      <w:proofErr w:type="spellStart"/>
                       <w:r>
                         <w:rPr>
                           <w:rFonts w:ascii="Times New Roman" w:hAnsi="Times New Roman" w:cs="Times New Roman"/>
@@ -3430,7 +3255,6 @@
                         </w:rPr>
                         <w:t>openai_generated_abstract</w:t>
                       </w:r>
-                      <w:proofErr w:type="spellEnd"/>
                     </w:p>
                     <w:p>
                       <w:pPr>
@@ -3453,176 +3277,156 @@
     </w:p>
     <w:p>
       <w:pPr>
-        <w:rPr>
-          <w:rFonts w:ascii="Times New Roman" w:hAnsi="Times New Roman" w:cs="Times New Roman"/>
+        <w:spacing w:line="480" w:lineRule="auto"/>
+        <w:rPr>
+          <w:rFonts w:ascii="Times New Roman" w:hAnsi="Times New Roman" w:cs="Times New Roman"/>
+          <w:sz w:val="24"/>
+          <w:szCs w:val="24"/>
         </w:rPr>
       </w:pPr>
     </w:p>
     <w:p>
       <w:pPr>
-        <w:rPr>
-          <w:rFonts w:ascii="Times New Roman" w:hAnsi="Times New Roman" w:cs="Times New Roman"/>
+        <w:spacing w:line="480" w:lineRule="auto"/>
+        <w:rPr>
+          <w:rFonts w:ascii="Times New Roman" w:hAnsi="Times New Roman" w:cs="Times New Roman"/>
+          <w:sz w:val="24"/>
+          <w:szCs w:val="24"/>
         </w:rPr>
       </w:pPr>
     </w:p>
     <w:p>
       <w:pPr>
-        <w:rPr>
-          <w:rFonts w:ascii="Times New Roman" w:hAnsi="Times New Roman" w:cs="Times New Roman"/>
+        <w:spacing w:line="480" w:lineRule="auto"/>
+        <w:rPr>
+          <w:rFonts w:ascii="Times New Roman" w:hAnsi="Times New Roman" w:cs="Times New Roman"/>
+          <w:sz w:val="24"/>
+          <w:szCs w:val="24"/>
         </w:rPr>
       </w:pPr>
     </w:p>
     <w:p>
       <w:pPr>
-        <w:rPr>
-          <w:rFonts w:ascii="Times New Roman" w:hAnsi="Times New Roman" w:cs="Times New Roman"/>
+        <w:spacing w:line="480" w:lineRule="auto"/>
+        <w:rPr>
+          <w:rFonts w:ascii="Times New Roman" w:hAnsi="Times New Roman" w:cs="Times New Roman"/>
+          <w:sz w:val="24"/>
+          <w:szCs w:val="24"/>
         </w:rPr>
       </w:pPr>
     </w:p>
     <w:p>
       <w:pPr>
-        <w:rPr>
-          <w:rFonts w:ascii="Times New Roman" w:hAnsi="Times New Roman" w:cs="Times New Roman"/>
+        <w:spacing w:line="480" w:lineRule="auto"/>
+        <w:rPr>
+          <w:rFonts w:ascii="Times New Roman" w:hAnsi="Times New Roman" w:cs="Times New Roman"/>
+          <w:sz w:val="24"/>
+          <w:szCs w:val="24"/>
         </w:rPr>
       </w:pPr>
     </w:p>
     <w:p>
       <w:pPr>
-        <w:rPr>
-          <w:rFonts w:ascii="Times New Roman" w:hAnsi="Times New Roman" w:cs="Times New Roman"/>
-        </w:rPr>
-      </w:pPr>
+        <w:spacing w:line="480" w:lineRule="auto"/>
+        <w:jc w:val="both"/>
+        <w:rPr>
+          <w:rFonts w:ascii="Times New Roman" w:hAnsi="Times New Roman" w:cs="Times New Roman"/>
+          <w:b/>
+          <w:bCs/>
+          <w:sz w:val="24"/>
+          <w:szCs w:val="24"/>
+        </w:rPr>
+      </w:pPr>
+      <w:r>
+        <w:rPr>
+          <w:rFonts w:ascii="Times New Roman" w:hAnsi="Times New Roman" w:cs="Times New Roman"/>
+          <w:b/>
+          <w:bCs/>
+          <w:sz w:val="24"/>
+          <w:szCs w:val="24"/>
+        </w:rPr>
+        <w:t>3.3 Final Dataset Construction</w:t>
+      </w:r>
     </w:p>
     <w:p>
       <w:pPr>
-        <w:rPr>
-          <w:rFonts w:ascii="Times New Roman" w:hAnsi="Times New Roman" w:cs="Times New Roman"/>
-        </w:rPr>
-      </w:pPr>
+        <w:spacing w:line="480" w:lineRule="auto"/>
+        <w:jc w:val="both"/>
+        <w:rPr>
+          <w:rFonts w:ascii="Times New Roman" w:hAnsi="Times New Roman" w:cs="Times New Roman"/>
+          <w:sz w:val="24"/>
+          <w:szCs w:val="24"/>
+        </w:rPr>
+      </w:pPr>
+      <w:r>
+        <w:rPr>
+          <w:rFonts w:ascii="Times New Roman" w:hAnsi="Times New Roman" w:cs="Times New Roman"/>
+          <w:sz w:val="24"/>
+          <w:szCs w:val="24"/>
+        </w:rPr>
+        <w:t>Human-written abstracts were labeled as class 0, while AI-generated abstracts were labeled as class 1.</w:t>
+      </w:r>
+      <w:r>
+        <w:rPr>
+          <w:rFonts w:ascii="Times New Roman" w:hAnsi="Times New Roman" w:cs="Times New Roman"/>
+          <w:sz w:val="24"/>
+          <w:szCs w:val="24"/>
+        </w:rPr>
+        <w:t xml:space="preserve"> All of the subsets were then combined and the final data set contained about 41,940 text samples.</w:t>
+      </w:r>
     </w:p>
     <w:p>
       <w:pPr>
-        <w:rPr>
-          <w:rFonts w:ascii="Times New Roman" w:hAnsi="Times New Roman" w:cs="Times New Roman"/>
-        </w:rPr>
-      </w:pPr>
+        <w:spacing w:line="480" w:lineRule="auto"/>
+        <w:jc w:val="both"/>
+        <w:rPr>
+          <w:rFonts w:ascii="Times New Roman" w:hAnsi="Times New Roman" w:cs="Times New Roman"/>
+          <w:b/>
+          <w:bCs/>
+          <w:sz w:val="24"/>
+          <w:szCs w:val="24"/>
+        </w:rPr>
+      </w:pPr>
+      <w:r>
+        <w:rPr>
+          <w:rFonts w:ascii="Times New Roman" w:hAnsi="Times New Roman" w:cs="Times New Roman"/>
+          <w:b/>
+          <w:bCs/>
+          <w:sz w:val="24"/>
+          <w:szCs w:val="24"/>
+        </w:rPr>
+        <w:t>3.4 Label Distribution</w:t>
+      </w:r>
     </w:p>
     <w:p>
       <w:pPr>
-        <w:spacing w:line="360" w:lineRule="auto"/>
-        <w:jc w:val="both"/>
-        <w:rPr>
-          <w:rFonts w:ascii="Times New Roman" w:hAnsi="Times New Roman" w:cs="Times New Roman"/>
-          <w:b/>
-          <w:bCs/>
-          <w:sz w:val="24"/>
-          <w:szCs w:val="24"/>
-        </w:rPr>
-      </w:pPr>
-      <w:r>
-        <w:rPr>
-          <w:rFonts w:ascii="Times New Roman" w:hAnsi="Times New Roman" w:cs="Times New Roman"/>
-          <w:b/>
-          <w:bCs/>
-          <w:sz w:val="24"/>
-          <w:szCs w:val="24"/>
-        </w:rPr>
-        <w:t>3.3 Final Dataset Construction</w:t>
-      </w:r>
-    </w:p>
-    <w:p>
-      <w:pPr>
-        <w:spacing w:line="360" w:lineRule="auto"/>
-        <w:jc w:val="both"/>
-        <w:rPr>
-          <w:rFonts w:ascii="Times New Roman" w:hAnsi="Times New Roman" w:cs="Times New Roman"/>
-          <w:sz w:val="24"/>
-          <w:szCs w:val="24"/>
-        </w:rPr>
-      </w:pPr>
-      <w:r>
-        <w:rPr>
-          <w:rFonts w:ascii="Times New Roman" w:hAnsi="Times New Roman" w:cs="Times New Roman"/>
-          <w:sz w:val="24"/>
-          <w:szCs w:val="24"/>
-        </w:rPr>
-        <w:lastRenderedPageBreak/>
-        <w:t>Human-written abstracts were labeled as class 0, while AI-generated abstracts were labeled as class 1.</w:t>
-      </w:r>
-      <w:r>
-        <w:rPr>
-          <w:rFonts w:ascii="Times New Roman" w:hAnsi="Times New Roman" w:cs="Times New Roman"/>
-          <w:sz w:val="24"/>
-          <w:szCs w:val="24"/>
-        </w:rPr>
-        <w:t xml:space="preserve"> </w:t>
-      </w:r>
-      <w:proofErr w:type="gramStart"/>
-      <w:r>
-        <w:rPr>
-          <w:rFonts w:ascii="Times New Roman" w:hAnsi="Times New Roman" w:cs="Times New Roman"/>
-          <w:sz w:val="24"/>
-          <w:szCs w:val="24"/>
-        </w:rPr>
-        <w:t>All of</w:t>
-      </w:r>
-      <w:proofErr w:type="gramEnd"/>
-      <w:r>
-        <w:rPr>
-          <w:rFonts w:ascii="Times New Roman" w:hAnsi="Times New Roman" w:cs="Times New Roman"/>
-          <w:sz w:val="24"/>
-          <w:szCs w:val="24"/>
-        </w:rPr>
-        <w:t xml:space="preserve"> the subsets were then combined and the final data set contained about 41,940 text samples.</w:t>
-      </w:r>
-    </w:p>
-    <w:p>
-      <w:pPr>
-        <w:spacing w:line="360" w:lineRule="auto"/>
-        <w:jc w:val="both"/>
-        <w:rPr>
-          <w:rFonts w:ascii="Times New Roman" w:hAnsi="Times New Roman" w:cs="Times New Roman"/>
-          <w:b/>
-          <w:bCs/>
-          <w:sz w:val="24"/>
-          <w:szCs w:val="24"/>
-        </w:rPr>
-      </w:pPr>
-      <w:r>
-        <w:rPr>
-          <w:rFonts w:ascii="Times New Roman" w:hAnsi="Times New Roman" w:cs="Times New Roman"/>
-          <w:b/>
-          <w:bCs/>
-          <w:sz w:val="24"/>
-          <w:szCs w:val="24"/>
-        </w:rPr>
-        <w:t>3.4 Label Distribution</w:t>
-      </w:r>
-    </w:p>
-    <w:p>
-      <w:pPr>
-        <w:rPr>
-          <w:rFonts w:ascii="Times New Roman" w:hAnsi="Times New Roman" w:cs="Times New Roman"/>
+        <w:spacing w:line="480" w:lineRule="auto"/>
+        <w:rPr>
+          <w:rFonts w:ascii="Times New Roman" w:hAnsi="Times New Roman" w:cs="Times New Roman"/>
+          <w:sz w:val="24"/>
+          <w:szCs w:val="24"/>
         </w:rPr>
       </w:pPr>
       <w:r>
         <w:rPr>
           <w:rFonts w:ascii="Times New Roman" w:hAnsi="Times New Roman" w:cs="Times New Roman"/>
           <w:noProof/>
+          <w:sz w:val="24"/>
+          <w:szCs w:val="24"/>
         </w:rPr>
         <mc:AlternateContent>
           <mc:Choice Requires="wps">
             <w:drawing>
-              <wp:anchor distT="45720" distB="45720" distL="114300" distR="114300" simplePos="0" relativeHeight="251669504" behindDoc="0" locked="0" layoutInCell="1" allowOverlap="1" wp14:anchorId="1E755295" wp14:editId="4AD59071">
+              <wp:anchor distT="45720" distB="45720" distL="114300" distR="114300" simplePos="0" relativeHeight="251669504" behindDoc="0" locked="0" layoutInCell="1" allowOverlap="1" wp14:anchorId="1E755295" wp14:editId="57E70DC5">
                 <wp:simplePos x="0" y="0"/>
                 <wp:positionH relativeFrom="column">
-                  <wp:posOffset>28575</wp:posOffset>
+                  <wp:posOffset>29845</wp:posOffset>
                 </wp:positionH>
                 <wp:positionV relativeFrom="paragraph">
-                  <wp:posOffset>185420</wp:posOffset>
+                  <wp:posOffset>181610</wp:posOffset>
                 </wp:positionV>
-                <wp:extent cx="5267325" cy="1266825"/>
-                <wp:effectExtent l="0" t="0" r="28575" b="28575"/>
+                <wp:extent cx="5267325" cy="1356360"/>
+                <wp:effectExtent l="0" t="0" r="28575" b="15240"/>
                 <wp:wrapSquare wrapText="bothSides"/>
                 <wp:docPr id="1234412202" name="Text Box 2"/>
                 <wp:cNvGraphicFramePr>
@@ -3637,7 +3441,7 @@
                       <wps:spPr bwMode="auto">
                         <a:xfrm>
                           <a:off x="0" y="0"/>
-                          <a:ext cx="5267325" cy="1266825"/>
+                          <a:ext cx="5267325" cy="1356360"/>
                         </a:xfrm>
                         <a:prstGeom prst="rect">
                           <a:avLst/>
@@ -3965,7 +3769,7 @@
           </mc:Choice>
           <mc:Fallback>
             <w:pict>
-              <v:shape w14:anchorId="1E755295" id="_x0000_s1032" type="#_x0000_t202" style="position:absolute;margin-left:2.25pt;margin-top:14.6pt;width:414.75pt;height:99.75pt;z-index:251669504;visibility:visible;mso-wrap-style:square;mso-width-percent:0;mso-height-percent:0;mso-wrap-distance-left:9pt;mso-wrap-distance-top:3.6pt;mso-wrap-distance-right:9pt;mso-wrap-distance-bottom:3.6pt;mso-position-horizontal:absolute;mso-position-horizontal-relative:text;mso-position-vertical:absolute;mso-position-vertical-relative:text;mso-width-percent:0;mso-height-percent:0;mso-width-relative:margin;mso-height-relative:margin;v-text-anchor:top" o:gfxdata="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">
+              <v:shape w14:anchorId="1E755295" id="_x0000_s1032" type="#_x0000_t202" style="position:absolute;margin-left:2.35pt;margin-top:14.3pt;width:414.75pt;height:106.8pt;z-index:251669504;visibility:visible;mso-wrap-style:square;mso-width-percent:0;mso-height-percent:0;mso-wrap-distance-left:9pt;mso-wrap-distance-top:3.6pt;mso-wrap-distance-right:9pt;mso-wrap-distance-bottom:3.6pt;mso-position-horizontal:absolute;mso-position-horizontal-relative:text;mso-position-vertical:absolute;mso-position-vertical-relative:text;mso-width-percent:0;mso-height-percent:0;mso-width-relative:margin;mso-height-relative:margin;v-text-anchor:top" o:gfxdata="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">
                 <v:textbox>
                   <w:txbxContent>
                     <w:tbl>
@@ -4269,126 +4073,120 @@
     </w:p>
     <w:p>
       <w:pPr>
-        <w:rPr>
-          <w:rFonts w:ascii="Times New Roman" w:hAnsi="Times New Roman" w:cs="Times New Roman"/>
+        <w:spacing w:line="480" w:lineRule="auto"/>
+        <w:rPr>
+          <w:rFonts w:ascii="Times New Roman" w:hAnsi="Times New Roman" w:cs="Times New Roman"/>
+          <w:sz w:val="24"/>
+          <w:szCs w:val="24"/>
         </w:rPr>
       </w:pPr>
     </w:p>
     <w:p>
       <w:pPr>
-        <w:rPr>
-          <w:rFonts w:ascii="Times New Roman" w:hAnsi="Times New Roman" w:cs="Times New Roman"/>
+        <w:spacing w:line="480" w:lineRule="auto"/>
+        <w:rPr>
+          <w:rFonts w:ascii="Times New Roman" w:hAnsi="Times New Roman" w:cs="Times New Roman"/>
+          <w:sz w:val="24"/>
+          <w:szCs w:val="24"/>
         </w:rPr>
       </w:pPr>
     </w:p>
     <w:p>
       <w:pPr>
-        <w:rPr>
-          <w:rFonts w:ascii="Times New Roman" w:hAnsi="Times New Roman" w:cs="Times New Roman"/>
+        <w:spacing w:line="480" w:lineRule="auto"/>
+        <w:rPr>
+          <w:rFonts w:ascii="Times New Roman" w:hAnsi="Times New Roman" w:cs="Times New Roman"/>
+          <w:sz w:val="24"/>
+          <w:szCs w:val="24"/>
         </w:rPr>
       </w:pPr>
     </w:p>
     <w:p>
       <w:pPr>
-        <w:rPr>
-          <w:rFonts w:ascii="Times New Roman" w:hAnsi="Times New Roman" w:cs="Times New Roman"/>
-        </w:rPr>
-      </w:pPr>
+        <w:spacing w:line="480" w:lineRule="auto"/>
+        <w:jc w:val="both"/>
+        <w:rPr>
+          <w:rFonts w:ascii="Times New Roman" w:hAnsi="Times New Roman" w:cs="Times New Roman"/>
+          <w:b/>
+          <w:bCs/>
+          <w:sz w:val="24"/>
+          <w:szCs w:val="24"/>
+        </w:rPr>
+      </w:pPr>
+      <w:r>
+        <w:rPr>
+          <w:rFonts w:ascii="Times New Roman" w:hAnsi="Times New Roman" w:cs="Times New Roman"/>
+          <w:b/>
+          <w:bCs/>
+          <w:sz w:val="24"/>
+          <w:szCs w:val="24"/>
+        </w:rPr>
+        <w:t>4. Methodology</w:t>
+      </w:r>
     </w:p>
     <w:p>
       <w:pPr>
-        <w:rPr>
-          <w:rFonts w:ascii="Times New Roman" w:hAnsi="Times New Roman" w:cs="Times New Roman"/>
-        </w:rPr>
-      </w:pPr>
+        <w:spacing w:line="480" w:lineRule="auto"/>
+        <w:jc w:val="both"/>
+        <w:rPr>
+          <w:rFonts w:ascii="Times New Roman" w:hAnsi="Times New Roman" w:cs="Times New Roman"/>
+          <w:b/>
+          <w:bCs/>
+          <w:sz w:val="24"/>
+          <w:szCs w:val="24"/>
+        </w:rPr>
+      </w:pPr>
+      <w:r>
+        <w:rPr>
+          <w:rFonts w:ascii="Times New Roman" w:hAnsi="Times New Roman" w:cs="Times New Roman"/>
+          <w:b/>
+          <w:bCs/>
+          <w:sz w:val="24"/>
+          <w:szCs w:val="24"/>
+        </w:rPr>
+        <w:t>4.1 Big Data Environment Setup</w:t>
+      </w:r>
     </w:p>
     <w:p>
       <w:pPr>
-        <w:rPr>
-          <w:rFonts w:ascii="Times New Roman" w:hAnsi="Times New Roman" w:cs="Times New Roman"/>
-        </w:rPr>
-      </w:pPr>
+        <w:spacing w:line="480" w:lineRule="auto"/>
+        <w:jc w:val="both"/>
+        <w:rPr>
+          <w:rFonts w:ascii="Times New Roman" w:hAnsi="Times New Roman" w:cs="Times New Roman"/>
+          <w:sz w:val="24"/>
+          <w:szCs w:val="24"/>
+        </w:rPr>
+      </w:pPr>
+      <w:r>
+        <w:rPr>
+          <w:rFonts w:ascii="Times New Roman" w:hAnsi="Times New Roman" w:cs="Times New Roman"/>
+          <w:sz w:val="24"/>
+          <w:szCs w:val="24"/>
+        </w:rPr>
+        <w:t>The project was implemented using:</w:t>
+      </w:r>
     </w:p>
     <w:p>
       <w:pPr>
-        <w:spacing w:line="360" w:lineRule="auto"/>
-        <w:jc w:val="both"/>
-        <w:rPr>
-          <w:rFonts w:ascii="Times New Roman" w:hAnsi="Times New Roman" w:cs="Times New Roman"/>
-          <w:b/>
-          <w:bCs/>
-          <w:sz w:val="28"/>
-          <w:szCs w:val="28"/>
-        </w:rPr>
-      </w:pPr>
-      <w:r>
-        <w:rPr>
-          <w:rFonts w:ascii="Times New Roman" w:hAnsi="Times New Roman" w:cs="Times New Roman"/>
-          <w:b/>
-          <w:bCs/>
-          <w:sz w:val="28"/>
-          <w:szCs w:val="28"/>
-        </w:rPr>
-        <w:t>4. Methodology</w:t>
-      </w:r>
-    </w:p>
-    <w:p>
-      <w:pPr>
-        <w:spacing w:line="360" w:lineRule="auto"/>
-        <w:jc w:val="both"/>
-        <w:rPr>
-          <w:rFonts w:ascii="Times New Roman" w:hAnsi="Times New Roman" w:cs="Times New Roman"/>
-          <w:b/>
-          <w:bCs/>
-          <w:sz w:val="24"/>
-          <w:szCs w:val="24"/>
-        </w:rPr>
-      </w:pPr>
-      <w:r>
-        <w:rPr>
-          <w:rFonts w:ascii="Times New Roman" w:hAnsi="Times New Roman" w:cs="Times New Roman"/>
-          <w:b/>
-          <w:bCs/>
-          <w:sz w:val="24"/>
-          <w:szCs w:val="24"/>
-        </w:rPr>
-        <w:t>4.1 Big Data Environment Setup</w:t>
-      </w:r>
-    </w:p>
-    <w:p>
-      <w:pPr>
-        <w:spacing w:line="360" w:lineRule="auto"/>
-        <w:jc w:val="both"/>
-        <w:rPr>
-          <w:rFonts w:ascii="Times New Roman" w:hAnsi="Times New Roman" w:cs="Times New Roman"/>
-          <w:sz w:val="24"/>
-          <w:szCs w:val="24"/>
-        </w:rPr>
-      </w:pPr>
-      <w:r>
-        <w:rPr>
-          <w:rFonts w:ascii="Times New Roman" w:hAnsi="Times New Roman" w:cs="Times New Roman"/>
-          <w:sz w:val="24"/>
-          <w:szCs w:val="24"/>
-        </w:rPr>
-        <w:t>The project was implemented using:</w:t>
-      </w:r>
-    </w:p>
-    <w:p>
-      <w:pPr>
-        <w:rPr>
-          <w:rFonts w:ascii="Times New Roman" w:hAnsi="Times New Roman" w:cs="Times New Roman"/>
+        <w:spacing w:line="480" w:lineRule="auto"/>
+        <w:rPr>
+          <w:rFonts w:ascii="Times New Roman" w:hAnsi="Times New Roman" w:cs="Times New Roman"/>
+          <w:sz w:val="24"/>
+          <w:szCs w:val="24"/>
         </w:rPr>
       </w:pPr>
       <w:r>
         <w:rPr>
           <w:rFonts w:ascii="Times New Roman" w:hAnsi="Times New Roman" w:cs="Times New Roman"/>
           <w:noProof/>
-        </w:rPr>
+          <w:sz w:val="24"/>
+          <w:szCs w:val="24"/>
+        </w:rPr>
+        <w:lastRenderedPageBreak/>
         <mc:AlternateContent>
           <mc:Choice Requires="wps">
             <w:drawing>
-              <wp:anchor distT="45720" distB="45720" distL="114300" distR="114300" simplePos="0" relativeHeight="251671552" behindDoc="0" locked="0" layoutInCell="1" allowOverlap="1" wp14:anchorId="7DDF1372" wp14:editId="2AA5C8D8">
+              <wp:anchor distT="45720" distB="45720" distL="114300" distR="114300" simplePos="0" relativeHeight="251671552" behindDoc="0" locked="0" layoutInCell="1" allowOverlap="1" wp14:anchorId="7DDF1372" wp14:editId="26F38E0D">
                 <wp:simplePos x="0" y="0"/>
                 <wp:positionH relativeFrom="margin">
                   <wp:align>left</wp:align>
@@ -4396,8 +4194,8 @@
                 <wp:positionV relativeFrom="paragraph">
                   <wp:posOffset>126364</wp:posOffset>
                 </wp:positionV>
-                <wp:extent cx="5143500" cy="1990725"/>
-                <wp:effectExtent l="0" t="0" r="19050" b="28575"/>
+                <wp:extent cx="5143500" cy="1939290"/>
+                <wp:effectExtent l="0" t="0" r="19050" b="22860"/>
                 <wp:wrapSquare wrapText="bothSides"/>
                 <wp:docPr id="1798950899" name="Text Box 2"/>
                 <wp:cNvGraphicFramePr>
@@ -4412,7 +4210,7 @@
                       <wps:spPr bwMode="auto">
                         <a:xfrm>
                           <a:off x="0" y="0"/>
-                          <a:ext cx="5143500" cy="1990725"/>
+                          <a:ext cx="5143500" cy="1939332"/>
                         </a:xfrm>
                         <a:prstGeom prst="rect">
                           <a:avLst/>
@@ -4451,18 +4249,8 @@
                                 <w:sz w:val="24"/>
                                 <w:szCs w:val="24"/>
                               </w:rPr>
-                              <w:t xml:space="preserve">Google </w:t>
+                              <w:t>Google Colab</w:t>
                             </w:r>
-                            <w:proofErr w:type="spellStart"/>
-                            <w:r>
-                              <w:rPr>
-                                <w:rFonts w:ascii="Times New Roman" w:hAnsi="Times New Roman" w:cs="Times New Roman"/>
-                                <w:sz w:val="24"/>
-                                <w:szCs w:val="24"/>
-                              </w:rPr>
-                              <w:t>Colab</w:t>
-                            </w:r>
-                            <w:proofErr w:type="spellEnd"/>
                           </w:p>
                           <w:p>
                             <w:pPr>
@@ -4478,7 +4266,6 @@
                                 <w:szCs w:val="24"/>
                               </w:rPr>
                             </w:pPr>
-                            <w:proofErr w:type="spellStart"/>
                             <w:r>
                               <w:rPr>
                                 <w:rFonts w:ascii="Times New Roman" w:hAnsi="Times New Roman" w:cs="Times New Roman"/>
@@ -4487,7 +4274,6 @@
                               </w:rPr>
                               <w:t>PySpark</w:t>
                             </w:r>
-                            <w:proofErr w:type="spellEnd"/>
                           </w:p>
                           <w:p>
                             <w:pPr>
@@ -4509,18 +4295,8 @@
                                 <w:sz w:val="24"/>
                                 <w:szCs w:val="24"/>
                               </w:rPr>
-                              <w:t xml:space="preserve">Apache Spark </w:t>
+                              <w:t>Apache Spark MLlib</w:t>
                             </w:r>
-                            <w:proofErr w:type="spellStart"/>
-                            <w:r>
-                              <w:rPr>
-                                <w:rFonts w:ascii="Times New Roman" w:hAnsi="Times New Roman" w:cs="Times New Roman"/>
-                                <w:sz w:val="24"/>
-                                <w:szCs w:val="24"/>
-                              </w:rPr>
-                              <w:t>MLlib</w:t>
-                            </w:r>
-                            <w:proofErr w:type="spellEnd"/>
                           </w:p>
                           <w:p>
                             <w:pPr>
@@ -4597,7 +4373,7 @@
           </mc:Choice>
           <mc:Fallback>
             <w:pict>
-              <v:shape w14:anchorId="7DDF1372" id="_x0000_s1033" type="#_x0000_t202" style="position:absolute;margin-left:0;margin-top:9.95pt;width:405pt;height:156.75pt;z-index:251671552;visibility:visible;mso-wrap-style:square;mso-width-percent:0;mso-height-percent:0;mso-wrap-distance-left:9pt;mso-wrap-distance-top:3.6pt;mso-wrap-distance-right:9pt;mso-wrap-distance-bottom:3.6pt;mso-position-horizontal:left;mso-position-horizontal-relative:margin;mso-position-vertical:absolute;mso-position-vertical-relative:text;mso-width-percent:0;mso-height-percent:0;mso-width-relative:margin;mso-height-relative:margin;v-text-anchor:top" o:gfxdata="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">
+              <v:shape w14:anchorId="7DDF1372" id="_x0000_s1033" type="#_x0000_t202" style="position:absolute;margin-left:0;margin-top:9.95pt;width:405pt;height:152.7pt;z-index:251671552;visibility:visible;mso-wrap-style:square;mso-width-percent:0;mso-height-percent:0;mso-wrap-distance-left:9pt;mso-wrap-distance-top:3.6pt;mso-wrap-distance-right:9pt;mso-wrap-distance-bottom:3.6pt;mso-position-horizontal:left;mso-position-horizontal-relative:margin;mso-position-vertical:absolute;mso-position-vertical-relative:text;mso-width-percent:0;mso-height-percent:0;mso-width-relative:margin;mso-height-relative:margin;v-text-anchor:top" o:gfxdata="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">
                 <v:textbox>
                   <w:txbxContent>
                     <w:p>
@@ -4620,43 +4396,8 @@
                           <w:sz w:val="24"/>
                           <w:szCs w:val="24"/>
                         </w:rPr>
-                        <w:t xml:space="preserve">Google </w:t>
+                        <w:t>Google Colab</w:t>
                       </w:r>
-                      <w:proofErr w:type="spellStart"/>
-                      <w:r>
-                        <w:rPr>
-                          <w:rFonts w:ascii="Times New Roman" w:hAnsi="Times New Roman" w:cs="Times New Roman"/>
-                          <w:sz w:val="24"/>
-                          <w:szCs w:val="24"/>
-                        </w:rPr>
-                        <w:t>Colab</w:t>
-                      </w:r>
-                      <w:proofErr w:type="spellEnd"/>
-                    </w:p>
-                    <w:p>
-                      <w:pPr>
-                        <w:numPr>
-                          <w:ilvl w:val="0"/>
-                          <w:numId w:val="4"/>
-                        </w:numPr>
-                        <w:spacing w:line="360" w:lineRule="auto"/>
-                        <w:jc w:val="both"/>
-                        <w:rPr>
-                          <w:rFonts w:ascii="Times New Roman" w:hAnsi="Times New Roman" w:cs="Times New Roman"/>
-                          <w:sz w:val="24"/>
-                          <w:szCs w:val="24"/>
-                        </w:rPr>
-                      </w:pPr>
-                      <w:proofErr w:type="spellStart"/>
-                      <w:r>
-                        <w:rPr>
-                          <w:rFonts w:ascii="Times New Roman" w:hAnsi="Times New Roman" w:cs="Times New Roman"/>
-                          <w:sz w:val="24"/>
-                          <w:szCs w:val="24"/>
-                        </w:rPr>
-                        <w:t>PySpark</w:t>
-                      </w:r>
-                      <w:proofErr w:type="spellEnd"/>
                     </w:p>
                     <w:p>
                       <w:pPr>
@@ -4678,18 +4419,31 @@
                           <w:sz w:val="24"/>
                           <w:szCs w:val="24"/>
                         </w:rPr>
-                        <w:t xml:space="preserve">Apache Spark </w:t>
+                        <w:t>PySpark</w:t>
                       </w:r>
-                      <w:proofErr w:type="spellStart"/>
+                    </w:p>
+                    <w:p>
+                      <w:pPr>
+                        <w:numPr>
+                          <w:ilvl w:val="0"/>
+                          <w:numId w:val="4"/>
+                        </w:numPr>
+                        <w:spacing w:line="360" w:lineRule="auto"/>
+                        <w:jc w:val="both"/>
+                        <w:rPr>
+                          <w:rFonts w:ascii="Times New Roman" w:hAnsi="Times New Roman" w:cs="Times New Roman"/>
+                          <w:sz w:val="24"/>
+                          <w:szCs w:val="24"/>
+                        </w:rPr>
+                      </w:pPr>
                       <w:r>
                         <w:rPr>
                           <w:rFonts w:ascii="Times New Roman" w:hAnsi="Times New Roman" w:cs="Times New Roman"/>
                           <w:sz w:val="24"/>
                           <w:szCs w:val="24"/>
                         </w:rPr>
-                        <w:t>MLlib</w:t>
+                        <w:t>Apache Spark MLlib</w:t>
                       </w:r>
-                      <w:proofErr w:type="spellEnd"/>
                     </w:p>
                     <w:p>
                       <w:pPr>
@@ -4758,208 +4512,152 @@
     </w:p>
     <w:p>
       <w:pPr>
-        <w:rPr>
-          <w:rFonts w:ascii="Times New Roman" w:hAnsi="Times New Roman" w:cs="Times New Roman"/>
+        <w:spacing w:line="480" w:lineRule="auto"/>
+        <w:rPr>
+          <w:rFonts w:ascii="Times New Roman" w:hAnsi="Times New Roman" w:cs="Times New Roman"/>
+          <w:sz w:val="24"/>
+          <w:szCs w:val="24"/>
         </w:rPr>
       </w:pPr>
     </w:p>
     <w:p>
       <w:pPr>
-        <w:rPr>
-          <w:rFonts w:ascii="Times New Roman" w:hAnsi="Times New Roman" w:cs="Times New Roman"/>
+        <w:spacing w:line="480" w:lineRule="auto"/>
+        <w:rPr>
+          <w:rFonts w:ascii="Times New Roman" w:hAnsi="Times New Roman" w:cs="Times New Roman"/>
+          <w:sz w:val="24"/>
+          <w:szCs w:val="24"/>
         </w:rPr>
       </w:pPr>
     </w:p>
     <w:p>
       <w:pPr>
-        <w:rPr>
-          <w:rFonts w:ascii="Times New Roman" w:hAnsi="Times New Roman" w:cs="Times New Roman"/>
+        <w:spacing w:line="480" w:lineRule="auto"/>
+        <w:rPr>
+          <w:rFonts w:ascii="Times New Roman" w:hAnsi="Times New Roman" w:cs="Times New Roman"/>
+          <w:sz w:val="24"/>
+          <w:szCs w:val="24"/>
         </w:rPr>
       </w:pPr>
     </w:p>
     <w:p>
       <w:pPr>
-        <w:rPr>
-          <w:rFonts w:ascii="Times New Roman" w:hAnsi="Times New Roman" w:cs="Times New Roman"/>
+        <w:spacing w:line="480" w:lineRule="auto"/>
+        <w:rPr>
+          <w:rFonts w:ascii="Times New Roman" w:hAnsi="Times New Roman" w:cs="Times New Roman"/>
+          <w:sz w:val="24"/>
+          <w:szCs w:val="24"/>
         </w:rPr>
       </w:pPr>
     </w:p>
     <w:p>
       <w:pPr>
-        <w:rPr>
-          <w:rFonts w:ascii="Times New Roman" w:hAnsi="Times New Roman" w:cs="Times New Roman"/>
-        </w:rPr>
-      </w:pPr>
+        <w:spacing w:line="480" w:lineRule="auto"/>
+        <w:rPr>
+          <w:rFonts w:ascii="Times New Roman" w:hAnsi="Times New Roman" w:cs="Times New Roman"/>
+          <w:sz w:val="24"/>
+          <w:szCs w:val="24"/>
+        </w:rPr>
+      </w:pPr>
+      <w:r>
+        <w:rPr>
+          <w:rFonts w:ascii="Times New Roman" w:hAnsi="Times New Roman" w:cs="Times New Roman"/>
+          <w:sz w:val="24"/>
+          <w:szCs w:val="24"/>
+        </w:rPr>
+        <w:t>In Colab, Spark sessions were used to set up a distributed processing environment</w:t>
+      </w:r>
+      <w:r>
+        <w:rPr>
+          <w:rFonts w:ascii="Times New Roman" w:hAnsi="Times New Roman" w:cs="Times New Roman"/>
+          <w:sz w:val="24"/>
+          <w:szCs w:val="24"/>
+        </w:rPr>
+        <w:t xml:space="preserve"> (Apache Spark Documentation, 2024)</w:t>
+      </w:r>
+      <w:r>
+        <w:rPr>
+          <w:rFonts w:ascii="Times New Roman" w:hAnsi="Times New Roman" w:cs="Times New Roman"/>
+          <w:sz w:val="24"/>
+          <w:szCs w:val="24"/>
+        </w:rPr>
+        <w:t>. The dataset was downloaded directly using the Hugging Face datasets library.</w:t>
+      </w:r>
     </w:p>
     <w:p>
       <w:pPr>
-        <w:rPr>
-          <w:rFonts w:ascii="Times New Roman" w:hAnsi="Times New Roman" w:cs="Times New Roman"/>
-        </w:rPr>
-      </w:pPr>
+        <w:spacing w:line="480" w:lineRule="auto"/>
+        <w:rPr>
+          <w:rFonts w:ascii="Times New Roman" w:hAnsi="Times New Roman" w:cs="Times New Roman"/>
+          <w:b/>
+          <w:bCs/>
+          <w:sz w:val="24"/>
+          <w:szCs w:val="24"/>
+        </w:rPr>
+      </w:pPr>
+      <w:r>
+        <w:rPr>
+          <w:rFonts w:ascii="Times New Roman" w:hAnsi="Times New Roman" w:cs="Times New Roman"/>
+          <w:b/>
+          <w:bCs/>
+          <w:sz w:val="24"/>
+          <w:szCs w:val="24"/>
+        </w:rPr>
+        <w:t>4.2 Data Acquisition and Storage</w:t>
+      </w:r>
     </w:p>
     <w:p>
       <w:pPr>
-        <w:rPr>
-          <w:rFonts w:ascii="Times New Roman" w:hAnsi="Times New Roman" w:cs="Times New Roman"/>
-        </w:rPr>
-      </w:pPr>
+        <w:spacing w:line="480" w:lineRule="auto"/>
+        <w:rPr>
+          <w:rFonts w:ascii="Times New Roman" w:hAnsi="Times New Roman" w:cs="Times New Roman"/>
+          <w:sz w:val="24"/>
+          <w:szCs w:val="24"/>
+        </w:rPr>
+      </w:pPr>
+      <w:r>
+        <w:rPr>
+          <w:rFonts w:ascii="Times New Roman" w:hAnsi="Times New Roman" w:cs="Times New Roman"/>
+          <w:sz w:val="24"/>
+          <w:szCs w:val="24"/>
+        </w:rPr>
+        <w:t>The data was loaded from the Hugging Face datasets API and transformed into a Pandas DataFrame prior to distributed processing in Spark.</w:t>
+      </w:r>
     </w:p>
     <w:p>
       <w:pPr>
-        <w:rPr>
-          <w:rFonts w:ascii="Times New Roman" w:hAnsi="Times New Roman" w:cs="Times New Roman"/>
-        </w:rPr>
-      </w:pPr>
+        <w:spacing w:line="480" w:lineRule="auto"/>
+        <w:rPr>
+          <w:rFonts w:ascii="Times New Roman" w:hAnsi="Times New Roman" w:cs="Times New Roman"/>
+          <w:sz w:val="24"/>
+          <w:szCs w:val="24"/>
+        </w:rPr>
+      </w:pPr>
+      <w:r>
+        <w:rPr>
+          <w:rFonts w:ascii="Times New Roman" w:hAnsi="Times New Roman" w:cs="Times New Roman"/>
+          <w:sz w:val="24"/>
+          <w:szCs w:val="24"/>
+        </w:rPr>
+        <w:t>The processed data was stored using:</w:t>
+      </w:r>
     </w:p>
     <w:p>
       <w:pPr>
-        <w:spacing w:line="360" w:lineRule="auto"/>
-        <w:rPr>
-          <w:rFonts w:ascii="Times New Roman" w:hAnsi="Times New Roman" w:cs="Times New Roman"/>
-          <w:sz w:val="24"/>
-          <w:szCs w:val="24"/>
-        </w:rPr>
-      </w:pPr>
-      <w:r>
-        <w:rPr>
-          <w:rFonts w:ascii="Times New Roman" w:hAnsi="Times New Roman" w:cs="Times New Roman"/>
-          <w:sz w:val="24"/>
-          <w:szCs w:val="24"/>
-        </w:rPr>
-        <w:t xml:space="preserve">In </w:t>
-      </w:r>
-      <w:proofErr w:type="spellStart"/>
-      <w:r>
-        <w:rPr>
-          <w:rFonts w:ascii="Times New Roman" w:hAnsi="Times New Roman" w:cs="Times New Roman"/>
-          <w:sz w:val="24"/>
-          <w:szCs w:val="24"/>
-        </w:rPr>
-        <w:t>Colab</w:t>
-      </w:r>
-      <w:proofErr w:type="spellEnd"/>
-      <w:r>
-        <w:rPr>
-          <w:rFonts w:ascii="Times New Roman" w:hAnsi="Times New Roman" w:cs="Times New Roman"/>
-          <w:sz w:val="24"/>
-          <w:szCs w:val="24"/>
-        </w:rPr>
-        <w:t>, Spark sessions were used to set up a distributed processing environment</w:t>
-      </w:r>
-      <w:r>
-        <w:rPr>
-          <w:rFonts w:ascii="Times New Roman" w:hAnsi="Times New Roman" w:cs="Times New Roman"/>
-          <w:sz w:val="24"/>
-          <w:szCs w:val="24"/>
-        </w:rPr>
-        <w:t xml:space="preserve"> </w:t>
-      </w:r>
-      <w:r>
-        <w:rPr>
-          <w:rFonts w:ascii="Times New Roman" w:hAnsi="Times New Roman" w:cs="Times New Roman"/>
-          <w:sz w:val="24"/>
-          <w:szCs w:val="24"/>
-        </w:rPr>
-        <w:t>(Apache Spark Documentation, 2024)</w:t>
-      </w:r>
-      <w:r>
-        <w:rPr>
-          <w:rFonts w:ascii="Times New Roman" w:hAnsi="Times New Roman" w:cs="Times New Roman"/>
-          <w:sz w:val="24"/>
-          <w:szCs w:val="24"/>
-        </w:rPr>
-        <w:t>. The dataset was downloaded directly using the Hugging Face datasets library.</w:t>
-      </w:r>
-    </w:p>
-    <w:p>
-      <w:pPr>
-        <w:spacing w:line="360" w:lineRule="auto"/>
-        <w:rPr>
-          <w:rFonts w:ascii="Times New Roman" w:hAnsi="Times New Roman" w:cs="Times New Roman"/>
-          <w:b/>
-          <w:bCs/>
-          <w:sz w:val="24"/>
-          <w:szCs w:val="24"/>
-        </w:rPr>
-      </w:pPr>
-      <w:r>
-        <w:rPr>
-          <w:rFonts w:ascii="Times New Roman" w:hAnsi="Times New Roman" w:cs="Times New Roman"/>
-          <w:b/>
-          <w:bCs/>
-          <w:sz w:val="24"/>
-          <w:szCs w:val="24"/>
-        </w:rPr>
-        <w:t>4.2 Data Acquisition and Storage</w:t>
-      </w:r>
-    </w:p>
-    <w:p>
-      <w:pPr>
-        <w:spacing w:line="360" w:lineRule="auto"/>
-        <w:rPr>
-          <w:rFonts w:ascii="Times New Roman" w:hAnsi="Times New Roman" w:cs="Times New Roman"/>
-          <w:sz w:val="24"/>
-          <w:szCs w:val="24"/>
-        </w:rPr>
-      </w:pPr>
-      <w:r>
-        <w:rPr>
-          <w:rFonts w:ascii="Times New Roman" w:hAnsi="Times New Roman" w:cs="Times New Roman"/>
-          <w:sz w:val="24"/>
-          <w:szCs w:val="24"/>
-        </w:rPr>
-        <w:t xml:space="preserve">The data was loaded from the Hugging Face datasets API and transformed into a Pandas </w:t>
-      </w:r>
-      <w:proofErr w:type="spellStart"/>
-      <w:r>
-        <w:rPr>
-          <w:rFonts w:ascii="Times New Roman" w:hAnsi="Times New Roman" w:cs="Times New Roman"/>
-          <w:sz w:val="24"/>
-          <w:szCs w:val="24"/>
-        </w:rPr>
-        <w:t>DataFrame</w:t>
-      </w:r>
-      <w:proofErr w:type="spellEnd"/>
-      <w:r>
-        <w:rPr>
-          <w:rFonts w:ascii="Times New Roman" w:hAnsi="Times New Roman" w:cs="Times New Roman"/>
-          <w:sz w:val="24"/>
-          <w:szCs w:val="24"/>
-        </w:rPr>
-        <w:t xml:space="preserve"> prior to distributed processing in Spark.</w:t>
-      </w:r>
-    </w:p>
-    <w:p>
-      <w:pPr>
-        <w:spacing w:line="360" w:lineRule="auto"/>
-        <w:rPr>
-          <w:rFonts w:ascii="Times New Roman" w:hAnsi="Times New Roman" w:cs="Times New Roman"/>
-          <w:sz w:val="24"/>
-          <w:szCs w:val="24"/>
-        </w:rPr>
-      </w:pPr>
-      <w:r>
-        <w:rPr>
-          <w:rFonts w:ascii="Times New Roman" w:hAnsi="Times New Roman" w:cs="Times New Roman"/>
-          <w:sz w:val="24"/>
-          <w:szCs w:val="24"/>
-        </w:rPr>
-        <w:t>The processed data was stored using:</w:t>
-      </w:r>
-    </w:p>
-    <w:p>
-      <w:pPr>
-        <w:rPr>
-          <w:rFonts w:ascii="Times New Roman" w:hAnsi="Times New Roman" w:cs="Times New Roman"/>
+        <w:spacing w:line="480" w:lineRule="auto"/>
+        <w:rPr>
+          <w:rFonts w:ascii="Times New Roman" w:hAnsi="Times New Roman" w:cs="Times New Roman"/>
+          <w:sz w:val="24"/>
+          <w:szCs w:val="24"/>
         </w:rPr>
       </w:pPr>
       <w:r>
         <w:rPr>
           <w:rFonts w:ascii="Times New Roman" w:hAnsi="Times New Roman" w:cs="Times New Roman"/>
           <w:noProof/>
-        </w:rPr>
-        <w:lastRenderedPageBreak/>
+          <w:sz w:val="24"/>
+          <w:szCs w:val="24"/>
+        </w:rPr>
         <mc:AlternateContent>
           <mc:Choice Requires="wps">
             <w:drawing>
@@ -5145,136 +4843,133 @@
     </w:p>
     <w:p>
       <w:pPr>
-        <w:rPr>
-          <w:rFonts w:ascii="Times New Roman" w:hAnsi="Times New Roman" w:cs="Times New Roman"/>
+        <w:spacing w:line="480" w:lineRule="auto"/>
+        <w:rPr>
+          <w:rFonts w:ascii="Times New Roman" w:hAnsi="Times New Roman" w:cs="Times New Roman"/>
+          <w:sz w:val="24"/>
+          <w:szCs w:val="24"/>
         </w:rPr>
       </w:pPr>
     </w:p>
     <w:p>
       <w:pPr>
-        <w:rPr>
-          <w:rFonts w:ascii="Times New Roman" w:hAnsi="Times New Roman" w:cs="Times New Roman"/>
+        <w:spacing w:line="480" w:lineRule="auto"/>
+        <w:rPr>
+          <w:rFonts w:ascii="Times New Roman" w:hAnsi="Times New Roman" w:cs="Times New Roman"/>
+          <w:sz w:val="24"/>
+          <w:szCs w:val="24"/>
         </w:rPr>
       </w:pPr>
     </w:p>
     <w:p>
       <w:pPr>
-        <w:rPr>
-          <w:rFonts w:ascii="Times New Roman" w:hAnsi="Times New Roman" w:cs="Times New Roman"/>
-        </w:rPr>
-      </w:pPr>
+        <w:spacing w:line="480" w:lineRule="auto"/>
+        <w:rPr>
+          <w:rFonts w:ascii="Times New Roman" w:hAnsi="Times New Roman" w:cs="Times New Roman"/>
+          <w:sz w:val="24"/>
+          <w:szCs w:val="24"/>
+        </w:rPr>
+      </w:pPr>
+      <w:r>
+        <w:rPr>
+          <w:rFonts w:ascii="Times New Roman" w:hAnsi="Times New Roman" w:cs="Times New Roman"/>
+          <w:sz w:val="24"/>
+          <w:szCs w:val="24"/>
+        </w:rPr>
+        <w:t>Parquet storage was used because it is a compressed columnar storage format optimized for distributed analytics</w:t>
+      </w:r>
+      <w:r>
+        <w:rPr>
+          <w:rFonts w:ascii="Times New Roman" w:hAnsi="Times New Roman" w:cs="Times New Roman"/>
+          <w:sz w:val="24"/>
+          <w:szCs w:val="24"/>
+        </w:rPr>
+        <w:t xml:space="preserve"> (Dean &amp; Ghemawat, 2008)</w:t>
+      </w:r>
+      <w:r>
+        <w:rPr>
+          <w:rFonts w:ascii="Times New Roman" w:hAnsi="Times New Roman" w:cs="Times New Roman"/>
+          <w:sz w:val="24"/>
+          <w:szCs w:val="24"/>
+        </w:rPr>
+        <w:t>.</w:t>
+      </w:r>
     </w:p>
     <w:p>
       <w:pPr>
-        <w:spacing w:line="360" w:lineRule="auto"/>
-        <w:rPr>
-          <w:rFonts w:ascii="Times New Roman" w:hAnsi="Times New Roman" w:cs="Times New Roman"/>
-          <w:sz w:val="24"/>
-          <w:szCs w:val="24"/>
-        </w:rPr>
-      </w:pPr>
-      <w:r>
-        <w:rPr>
-          <w:rFonts w:ascii="Times New Roman" w:hAnsi="Times New Roman" w:cs="Times New Roman"/>
-          <w:sz w:val="24"/>
-          <w:szCs w:val="24"/>
-        </w:rPr>
-        <w:t>Parquet storage was used because it is a compressed columnar storage format optimized for distributed analytics</w:t>
-      </w:r>
-      <w:r>
-        <w:rPr>
-          <w:rFonts w:ascii="Times New Roman" w:hAnsi="Times New Roman" w:cs="Times New Roman"/>
-          <w:sz w:val="24"/>
-          <w:szCs w:val="24"/>
-        </w:rPr>
-        <w:t xml:space="preserve"> </w:t>
-      </w:r>
-      <w:r>
-        <w:rPr>
-          <w:rFonts w:ascii="Times New Roman" w:hAnsi="Times New Roman" w:cs="Times New Roman"/>
-          <w:sz w:val="24"/>
-          <w:szCs w:val="24"/>
-        </w:rPr>
-        <w:t>(Dean &amp; Ghemawat, 2008)</w:t>
-      </w:r>
-      <w:r>
-        <w:rPr>
-          <w:rFonts w:ascii="Times New Roman" w:hAnsi="Times New Roman" w:cs="Times New Roman"/>
-          <w:sz w:val="24"/>
-          <w:szCs w:val="24"/>
-        </w:rPr>
-        <w:t>.</w:t>
+        <w:spacing w:line="480" w:lineRule="auto"/>
+        <w:rPr>
+          <w:rFonts w:ascii="Times New Roman" w:hAnsi="Times New Roman" w:cs="Times New Roman"/>
+          <w:b/>
+          <w:bCs/>
+          <w:sz w:val="24"/>
+          <w:szCs w:val="24"/>
+        </w:rPr>
+      </w:pPr>
+      <w:r>
+        <w:rPr>
+          <w:rFonts w:ascii="Times New Roman" w:hAnsi="Times New Roman" w:cs="Times New Roman"/>
+          <w:b/>
+          <w:bCs/>
+          <w:sz w:val="24"/>
+          <w:szCs w:val="24"/>
+        </w:rPr>
+        <w:t>4.3 Arabic Text Preprocessing</w:t>
       </w:r>
     </w:p>
     <w:p>
       <w:pPr>
-        <w:spacing w:line="360" w:lineRule="auto"/>
-        <w:rPr>
-          <w:rFonts w:ascii="Times New Roman" w:hAnsi="Times New Roman" w:cs="Times New Roman"/>
-          <w:b/>
-          <w:bCs/>
-          <w:sz w:val="24"/>
-          <w:szCs w:val="24"/>
-        </w:rPr>
-      </w:pPr>
-      <w:r>
-        <w:rPr>
-          <w:rFonts w:ascii="Times New Roman" w:hAnsi="Times New Roman" w:cs="Times New Roman"/>
-          <w:b/>
-          <w:bCs/>
-          <w:sz w:val="24"/>
-          <w:szCs w:val="24"/>
-        </w:rPr>
-        <w:t>4.3 Arabic Text Preprocessing</w:t>
+        <w:spacing w:line="480" w:lineRule="auto"/>
+        <w:rPr>
+          <w:rFonts w:ascii="Times New Roman" w:hAnsi="Times New Roman" w:cs="Times New Roman"/>
+          <w:sz w:val="24"/>
+          <w:szCs w:val="24"/>
+        </w:rPr>
+      </w:pPr>
+      <w:r>
+        <w:rPr>
+          <w:rFonts w:ascii="Times New Roman" w:hAnsi="Times New Roman" w:cs="Times New Roman"/>
+          <w:sz w:val="24"/>
+          <w:szCs w:val="24"/>
+        </w:rPr>
+        <w:t>Arabic-specific preprocessing performed using Spark UDFs</w:t>
       </w:r>
     </w:p>
     <w:p>
       <w:pPr>
-        <w:spacing w:line="360" w:lineRule="auto"/>
-        <w:rPr>
-          <w:rFonts w:ascii="Times New Roman" w:hAnsi="Times New Roman" w:cs="Times New Roman"/>
-          <w:sz w:val="24"/>
-          <w:szCs w:val="24"/>
-        </w:rPr>
-      </w:pPr>
-      <w:r>
-        <w:rPr>
-          <w:rFonts w:ascii="Times New Roman" w:hAnsi="Times New Roman" w:cs="Times New Roman"/>
-          <w:sz w:val="24"/>
-          <w:szCs w:val="24"/>
-        </w:rPr>
-        <w:t>Arabic-specific preprocessing performed using Spark UDFs</w:t>
+        <w:spacing w:line="480" w:lineRule="auto"/>
+        <w:rPr>
+          <w:rFonts w:ascii="Times New Roman" w:hAnsi="Times New Roman" w:cs="Times New Roman"/>
+          <w:sz w:val="24"/>
+          <w:szCs w:val="24"/>
+        </w:rPr>
+      </w:pPr>
+      <w:r>
+        <w:rPr>
+          <w:rFonts w:ascii="Times New Roman" w:hAnsi="Times New Roman" w:cs="Times New Roman"/>
+          <w:sz w:val="24"/>
+          <w:szCs w:val="24"/>
+        </w:rPr>
+        <w:t>The preprocessing pipeline included:</w:t>
       </w:r>
     </w:p>
     <w:p>
       <w:pPr>
-        <w:spacing w:line="360" w:lineRule="auto"/>
-        <w:rPr>
-          <w:rFonts w:ascii="Times New Roman" w:hAnsi="Times New Roman" w:cs="Times New Roman"/>
-          <w:sz w:val="24"/>
-          <w:szCs w:val="24"/>
-        </w:rPr>
-      </w:pPr>
-      <w:r>
-        <w:rPr>
-          <w:rFonts w:ascii="Times New Roman" w:hAnsi="Times New Roman" w:cs="Times New Roman"/>
-          <w:sz w:val="24"/>
-          <w:szCs w:val="24"/>
-        </w:rPr>
-        <w:t>The preprocessing pipeline included:</w:t>
-      </w:r>
-    </w:p>
-    <w:p>
-      <w:pPr>
-        <w:rPr>
-          <w:rFonts w:ascii="Times New Roman" w:hAnsi="Times New Roman" w:cs="Times New Roman"/>
+        <w:spacing w:line="480" w:lineRule="auto"/>
+        <w:rPr>
+          <w:rFonts w:ascii="Times New Roman" w:hAnsi="Times New Roman" w:cs="Times New Roman"/>
+          <w:sz w:val="24"/>
+          <w:szCs w:val="24"/>
         </w:rPr>
       </w:pPr>
       <w:r>
         <w:rPr>
           <w:rFonts w:ascii="Times New Roman" w:hAnsi="Times New Roman" w:cs="Times New Roman"/>
           <w:noProof/>
-        </w:rPr>
+          <w:sz w:val="24"/>
+          <w:szCs w:val="24"/>
+        </w:rPr>
+        <w:lastRenderedPageBreak/>
         <mc:AlternateContent>
           <mc:Choice Requires="wps">
             <w:drawing>
@@ -5404,23 +5099,13 @@
                                 <w:szCs w:val="24"/>
                               </w:rPr>
                             </w:pPr>
-                            <w:proofErr w:type="spellStart"/>
                             <w:r>
                               <w:rPr>
                                 <w:rFonts w:ascii="Times New Roman" w:hAnsi="Times New Roman" w:cs="Times New Roman"/>
                                 <w:sz w:val="24"/>
                                 <w:szCs w:val="24"/>
                               </w:rPr>
-                              <w:t>Stopword</w:t>
-                            </w:r>
-                            <w:proofErr w:type="spellEnd"/>
-                            <w:r>
-                              <w:rPr>
-                                <w:rFonts w:ascii="Times New Roman" w:hAnsi="Times New Roman" w:cs="Times New Roman"/>
-                                <w:sz w:val="24"/>
-                                <w:szCs w:val="24"/>
-                              </w:rPr>
-                              <w:t xml:space="preserve"> removal</w:t>
+                              <w:t>Stopword removal</w:t>
                             </w:r>
                           </w:p>
                           <w:p>
@@ -5561,23 +5246,13 @@
                           <w:szCs w:val="24"/>
                         </w:rPr>
                       </w:pPr>
-                      <w:proofErr w:type="spellStart"/>
                       <w:r>
                         <w:rPr>
                           <w:rFonts w:ascii="Times New Roman" w:hAnsi="Times New Roman" w:cs="Times New Roman"/>
                           <w:sz w:val="24"/>
                           <w:szCs w:val="24"/>
                         </w:rPr>
-                        <w:t>Stopword</w:t>
-                      </w:r>
-                      <w:proofErr w:type="spellEnd"/>
-                      <w:r>
-                        <w:rPr>
-                          <w:rFonts w:ascii="Times New Roman" w:hAnsi="Times New Roman" w:cs="Times New Roman"/>
-                          <w:sz w:val="24"/>
-                          <w:szCs w:val="24"/>
-                        </w:rPr>
-                        <w:t xml:space="preserve"> removal</w:t>
+                        <w:t>Stopword removal</w:t>
                       </w:r>
                     </w:p>
                     <w:p>
@@ -5624,93 +5299,92 @@
     </w:p>
     <w:p>
       <w:pPr>
-        <w:rPr>
-          <w:rFonts w:ascii="Times New Roman" w:hAnsi="Times New Roman" w:cs="Times New Roman"/>
+        <w:spacing w:line="480" w:lineRule="auto"/>
+        <w:rPr>
+          <w:rFonts w:ascii="Times New Roman" w:hAnsi="Times New Roman" w:cs="Times New Roman"/>
+          <w:sz w:val="24"/>
+          <w:szCs w:val="24"/>
         </w:rPr>
       </w:pPr>
     </w:p>
     <w:p>
       <w:pPr>
-        <w:rPr>
-          <w:rFonts w:ascii="Times New Roman" w:hAnsi="Times New Roman" w:cs="Times New Roman"/>
+        <w:spacing w:line="480" w:lineRule="auto"/>
+        <w:rPr>
+          <w:rFonts w:ascii="Times New Roman" w:hAnsi="Times New Roman" w:cs="Times New Roman"/>
+          <w:sz w:val="24"/>
+          <w:szCs w:val="24"/>
         </w:rPr>
       </w:pPr>
     </w:p>
     <w:p>
       <w:pPr>
-        <w:rPr>
-          <w:rFonts w:ascii="Times New Roman" w:hAnsi="Times New Roman" w:cs="Times New Roman"/>
+        <w:spacing w:line="480" w:lineRule="auto"/>
+        <w:rPr>
+          <w:rFonts w:ascii="Times New Roman" w:hAnsi="Times New Roman" w:cs="Times New Roman"/>
+          <w:sz w:val="24"/>
+          <w:szCs w:val="24"/>
         </w:rPr>
       </w:pPr>
     </w:p>
     <w:p>
       <w:pPr>
-        <w:rPr>
-          <w:rFonts w:ascii="Times New Roman" w:hAnsi="Times New Roman" w:cs="Times New Roman"/>
+        <w:spacing w:line="480" w:lineRule="auto"/>
+        <w:rPr>
+          <w:rFonts w:ascii="Times New Roman" w:hAnsi="Times New Roman" w:cs="Times New Roman"/>
+          <w:sz w:val="24"/>
+          <w:szCs w:val="24"/>
         </w:rPr>
       </w:pPr>
     </w:p>
     <w:p>
       <w:pPr>
-        <w:rPr>
-          <w:rFonts w:ascii="Times New Roman" w:hAnsi="Times New Roman" w:cs="Times New Roman"/>
+        <w:spacing w:line="480" w:lineRule="auto"/>
+        <w:rPr>
+          <w:rFonts w:ascii="Times New Roman" w:hAnsi="Times New Roman" w:cs="Times New Roman"/>
+          <w:sz w:val="24"/>
+          <w:szCs w:val="24"/>
         </w:rPr>
       </w:pPr>
     </w:p>
     <w:p>
       <w:pPr>
-        <w:rPr>
-          <w:rFonts w:ascii="Times New Roman" w:hAnsi="Times New Roman" w:cs="Times New Roman"/>
-        </w:rPr>
-      </w:pPr>
+        <w:spacing w:line="480" w:lineRule="auto"/>
+        <w:rPr>
+          <w:rFonts w:ascii="Times New Roman" w:hAnsi="Times New Roman" w:cs="Times New Roman"/>
+          <w:sz w:val="24"/>
+          <w:szCs w:val="24"/>
+        </w:rPr>
+      </w:pPr>
+      <w:r>
+        <w:rPr>
+          <w:rFonts w:ascii="Times New Roman" w:hAnsi="Times New Roman" w:cs="Times New Roman"/>
+          <w:sz w:val="24"/>
+          <w:szCs w:val="24"/>
+        </w:rPr>
+        <w:t>Examples of preprocessing operations:</w:t>
+      </w:r>
     </w:p>
     <w:p>
       <w:pPr>
-        <w:rPr>
-          <w:rFonts w:ascii="Times New Roman" w:hAnsi="Times New Roman" w:cs="Times New Roman"/>
-        </w:rPr>
-      </w:pPr>
-    </w:p>
-    <w:p>
-      <w:pPr>
-        <w:spacing w:line="360" w:lineRule="auto"/>
-        <w:rPr>
-          <w:rFonts w:ascii="Times New Roman" w:hAnsi="Times New Roman" w:cs="Times New Roman"/>
-          <w:sz w:val="24"/>
-          <w:szCs w:val="24"/>
-        </w:rPr>
-      </w:pPr>
-      <w:r>
-        <w:rPr>
-          <w:rFonts w:ascii="Times New Roman" w:hAnsi="Times New Roman" w:cs="Times New Roman"/>
-          <w:sz w:val="24"/>
-          <w:szCs w:val="24"/>
-        </w:rPr>
-        <w:t>Examples of preprocessing operations:</w:t>
-      </w:r>
-    </w:p>
-    <w:p>
-      <w:pPr>
-        <w:rPr>
-          <w:rFonts w:ascii="Times New Roman" w:hAnsi="Times New Roman" w:cs="Times New Roman"/>
-        </w:rPr>
-      </w:pPr>
-    </w:p>
-    <w:p>
-      <w:pPr>
-        <w:rPr>
-          <w:rFonts w:ascii="Times New Roman" w:hAnsi="Times New Roman" w:cs="Times New Roman"/>
+        <w:spacing w:line="480" w:lineRule="auto"/>
+        <w:rPr>
+          <w:rFonts w:ascii="Times New Roman" w:hAnsi="Times New Roman" w:cs="Times New Roman"/>
+          <w:sz w:val="24"/>
+          <w:szCs w:val="24"/>
         </w:rPr>
       </w:pPr>
       <w:r>
         <w:rPr>
           <w:rFonts w:ascii="Times New Roman" w:hAnsi="Times New Roman" w:cs="Times New Roman"/>
           <w:noProof/>
+          <w:sz w:val="24"/>
+          <w:szCs w:val="24"/>
         </w:rPr>
         <mc:AlternateContent>
           <mc:Choice Requires="wps">
             <w:drawing>
-              <wp:anchor distT="45720" distB="45720" distL="114300" distR="114300" simplePos="0" relativeHeight="251677696" behindDoc="0" locked="0" layoutInCell="1" allowOverlap="1" wp14:anchorId="1A0E6942" wp14:editId="6D54EC09">
+              <wp:anchor distT="45720" distB="45720" distL="114300" distR="114300" simplePos="0" relativeHeight="251677696" behindDoc="0" locked="0" layoutInCell="1" allowOverlap="1" wp14:anchorId="1A0E6942" wp14:editId="261C1820">
                 <wp:simplePos x="0" y="0"/>
                 <wp:positionH relativeFrom="margin">
                   <wp:align>left</wp:align>
@@ -5718,8 +5392,8 @@
                 <wp:positionV relativeFrom="paragraph">
                   <wp:posOffset>12700</wp:posOffset>
                 </wp:positionV>
-                <wp:extent cx="5286375" cy="1485900"/>
-                <wp:effectExtent l="0" t="0" r="28575" b="19050"/>
+                <wp:extent cx="5286375" cy="1235710"/>
+                <wp:effectExtent l="0" t="0" r="28575" b="21590"/>
                 <wp:wrapSquare wrapText="bothSides"/>
                 <wp:docPr id="1261538978" name="Text Box 2"/>
                 <wp:cNvGraphicFramePr>
@@ -5734,7 +5408,7 @@
                       <wps:spPr bwMode="auto">
                         <a:xfrm>
                           <a:off x="0" y="0"/>
-                          <a:ext cx="5286375" cy="1485900"/>
+                          <a:ext cx="5286375" cy="1235947"/>
                         </a:xfrm>
                         <a:prstGeom prst="rect">
                           <a:avLst/>
@@ -5819,25 +5493,7 @@
                                 <w:sz w:val="24"/>
                                 <w:szCs w:val="24"/>
                               </w:rPr>
-                              <w:t xml:space="preserve">Filtering common Arabic </w:t>
-                            </w:r>
-                            <w:proofErr w:type="spellStart"/>
-                            <w:r>
-                              <w:rPr>
-                                <w:rFonts w:ascii="Times New Roman" w:hAnsi="Times New Roman" w:cs="Times New Roman"/>
-                                <w:sz w:val="24"/>
-                                <w:szCs w:val="24"/>
-                              </w:rPr>
-                              <w:t>stopwords</w:t>
-                            </w:r>
-                            <w:proofErr w:type="spellEnd"/>
-                            <w:r>
-                              <w:rPr>
-                                <w:rFonts w:ascii="Times New Roman" w:hAnsi="Times New Roman" w:cs="Times New Roman"/>
-                                <w:sz w:val="24"/>
-                                <w:szCs w:val="24"/>
-                              </w:rPr>
-                              <w:t>.</w:t>
+                              <w:t>Filtering common Arabic stopwords.</w:t>
                             </w:r>
                           </w:p>
                           <w:p>
@@ -5869,7 +5525,7 @@
           </mc:Choice>
           <mc:Fallback>
             <w:pict>
-              <v:shape w14:anchorId="1A0E6942" id="_x0000_s1036" type="#_x0000_t202" style="position:absolute;margin-left:0;margin-top:1pt;width:416.25pt;height:117pt;z-index:251677696;visibility:visible;mso-wrap-style:square;mso-width-percent:0;mso-height-percent:0;mso-wrap-distance-left:9pt;mso-wrap-distance-top:3.6pt;mso-wrap-distance-right:9pt;mso-wrap-distance-bottom:3.6pt;mso-position-horizontal:left;mso-position-horizontal-relative:margin;mso-position-vertical:absolute;mso-position-vertical-relative:text;mso-width-percent:0;mso-height-percent:0;mso-width-relative:margin;mso-height-relative:margin;v-text-anchor:top" o:gfxdata="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">
+              <v:shape w14:anchorId="1A0E6942" id="_x0000_s1036" type="#_x0000_t202" style="position:absolute;margin-left:0;margin-top:1pt;width:416.25pt;height:97.3pt;z-index:251677696;visibility:visible;mso-wrap-style:square;mso-width-percent:0;mso-height-percent:0;mso-wrap-distance-left:9pt;mso-wrap-distance-top:3.6pt;mso-wrap-distance-right:9pt;mso-wrap-distance-bottom:3.6pt;mso-position-horizontal:left;mso-position-horizontal-relative:margin;mso-position-vertical:absolute;mso-position-vertical-relative:text;mso-width-percent:0;mso-height-percent:0;mso-width-relative:margin;mso-height-relative:margin;v-text-anchor:top" o:gfxdata="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">
                 <v:textbox>
                   <w:txbxContent>
                     <w:p>
@@ -5938,25 +5594,7 @@
                           <w:sz w:val="24"/>
                           <w:szCs w:val="24"/>
                         </w:rPr>
-                        <w:t xml:space="preserve">Filtering common Arabic </w:t>
-                      </w:r>
-                      <w:proofErr w:type="spellStart"/>
-                      <w:r>
-                        <w:rPr>
-                          <w:rFonts w:ascii="Times New Roman" w:hAnsi="Times New Roman" w:cs="Times New Roman"/>
-                          <w:sz w:val="24"/>
-                          <w:szCs w:val="24"/>
-                        </w:rPr>
-                        <w:t>stopwords</w:t>
-                      </w:r>
-                      <w:proofErr w:type="spellEnd"/>
-                      <w:r>
-                        <w:rPr>
-                          <w:rFonts w:ascii="Times New Roman" w:hAnsi="Times New Roman" w:cs="Times New Roman"/>
-                          <w:sz w:val="24"/>
-                          <w:szCs w:val="24"/>
-                        </w:rPr>
-                        <w:t>.</w:t>
+                        <w:t>Filtering common Arabic stopwords.</w:t>
                       </w:r>
                     </w:p>
                     <w:p>
@@ -5980,149 +5618,93 @@
     </w:p>
     <w:p>
       <w:pPr>
-        <w:rPr>
-          <w:rFonts w:ascii="Times New Roman" w:hAnsi="Times New Roman" w:cs="Times New Roman"/>
+        <w:spacing w:line="480" w:lineRule="auto"/>
+        <w:rPr>
+          <w:rFonts w:ascii="Times New Roman" w:hAnsi="Times New Roman" w:cs="Times New Roman"/>
+          <w:sz w:val="24"/>
+          <w:szCs w:val="24"/>
         </w:rPr>
       </w:pPr>
     </w:p>
     <w:p>
       <w:pPr>
-        <w:rPr>
-          <w:rFonts w:ascii="Times New Roman" w:hAnsi="Times New Roman" w:cs="Times New Roman"/>
+        <w:spacing w:line="480" w:lineRule="auto"/>
+        <w:rPr>
+          <w:rFonts w:ascii="Times New Roman" w:hAnsi="Times New Roman" w:cs="Times New Roman"/>
+          <w:sz w:val="24"/>
+          <w:szCs w:val="24"/>
         </w:rPr>
       </w:pPr>
     </w:p>
     <w:p>
       <w:pPr>
-        <w:rPr>
-          <w:rFonts w:ascii="Times New Roman" w:hAnsi="Times New Roman" w:cs="Times New Roman"/>
+        <w:spacing w:line="480" w:lineRule="auto"/>
+        <w:rPr>
+          <w:rFonts w:ascii="Times New Roman" w:hAnsi="Times New Roman" w:cs="Times New Roman"/>
+          <w:sz w:val="24"/>
+          <w:szCs w:val="24"/>
         </w:rPr>
       </w:pPr>
     </w:p>
     <w:p>
       <w:pPr>
-        <w:rPr>
-          <w:rFonts w:ascii="Times New Roman" w:hAnsi="Times New Roman" w:cs="Times New Roman"/>
-        </w:rPr>
-      </w:pPr>
+        <w:spacing w:line="480" w:lineRule="auto"/>
+        <w:rPr>
+          <w:rFonts w:ascii="Times New Roman" w:hAnsi="Times New Roman" w:cs="Times New Roman"/>
+          <w:sz w:val="24"/>
+          <w:szCs w:val="24"/>
+        </w:rPr>
+      </w:pPr>
+      <w:r>
+        <w:rPr>
+          <w:rFonts w:ascii="Times New Roman" w:hAnsi="Times New Roman" w:cs="Times New Roman"/>
+          <w:sz w:val="24"/>
+          <w:szCs w:val="24"/>
+        </w:rPr>
+        <w:t>The processed text was stored in a distributed Spark DataFrame</w:t>
+      </w:r>
+      <w:r>
+        <w:rPr>
+          <w:rFonts w:ascii="Times New Roman" w:hAnsi="Times New Roman" w:cs="Times New Roman"/>
+          <w:sz w:val="24"/>
+          <w:szCs w:val="24"/>
+        </w:rPr>
+        <w:t xml:space="preserve"> (Jurafsky &amp; Martin, 2023)</w:t>
+      </w:r>
+      <w:r>
+        <w:rPr>
+          <w:rFonts w:ascii="Times New Roman" w:hAnsi="Times New Roman" w:cs="Times New Roman"/>
+          <w:sz w:val="24"/>
+          <w:szCs w:val="24"/>
+        </w:rPr>
+        <w:t>.</w:t>
+      </w:r>
     </w:p>
     <w:p>
       <w:pPr>
-        <w:rPr>
-          <w:rFonts w:ascii="Times New Roman" w:hAnsi="Times New Roman" w:cs="Times New Roman"/>
-        </w:rPr>
-      </w:pPr>
+        <w:spacing w:line="480" w:lineRule="auto"/>
+        <w:rPr>
+          <w:rFonts w:ascii="Times New Roman" w:hAnsi="Times New Roman" w:cs="Times New Roman"/>
+          <w:b/>
+          <w:bCs/>
+          <w:sz w:val="24"/>
+          <w:szCs w:val="24"/>
+        </w:rPr>
+      </w:pPr>
+      <w:r>
+        <w:rPr>
+          <w:rFonts w:ascii="Times New Roman" w:hAnsi="Times New Roman" w:cs="Times New Roman"/>
+          <w:b/>
+          <w:bCs/>
+          <w:sz w:val="24"/>
+          <w:szCs w:val="24"/>
+        </w:rPr>
+        <w:t>4.4 Exploratory Data Analysis (EDA)</w:t>
+      </w:r>
     </w:p>
     <w:p>
       <w:pPr>
-        <w:rPr>
-          <w:rFonts w:ascii="Times New Roman" w:hAnsi="Times New Roman" w:cs="Times New Roman"/>
-        </w:rPr>
-      </w:pPr>
-    </w:p>
-    <w:p>
-      <w:pPr>
-        <w:spacing w:line="360" w:lineRule="auto"/>
-        <w:rPr>
-          <w:rFonts w:ascii="Times New Roman" w:hAnsi="Times New Roman" w:cs="Times New Roman"/>
-          <w:sz w:val="24"/>
-          <w:szCs w:val="24"/>
-        </w:rPr>
-      </w:pPr>
-      <w:r>
-        <w:rPr>
-          <w:rFonts w:ascii="Times New Roman" w:hAnsi="Times New Roman" w:cs="Times New Roman"/>
-          <w:sz w:val="24"/>
-          <w:szCs w:val="24"/>
-        </w:rPr>
-        <w:t xml:space="preserve">The processed text was stored in a distributed Spark </w:t>
-      </w:r>
-      <w:proofErr w:type="spellStart"/>
-      <w:r>
-        <w:rPr>
-          <w:rFonts w:ascii="Times New Roman" w:hAnsi="Times New Roman" w:cs="Times New Roman"/>
-          <w:sz w:val="24"/>
-          <w:szCs w:val="24"/>
-        </w:rPr>
-        <w:t>DataFrame</w:t>
-      </w:r>
-      <w:proofErr w:type="spellEnd"/>
-      <w:r>
-        <w:rPr>
-          <w:rFonts w:ascii="Times New Roman" w:hAnsi="Times New Roman" w:cs="Times New Roman"/>
-          <w:sz w:val="24"/>
-          <w:szCs w:val="24"/>
-        </w:rPr>
-        <w:t xml:space="preserve"> </w:t>
-      </w:r>
-      <w:r>
-        <w:rPr>
-          <w:rFonts w:ascii="Times New Roman" w:hAnsi="Times New Roman" w:cs="Times New Roman"/>
-          <w:sz w:val="24"/>
-          <w:szCs w:val="24"/>
-        </w:rPr>
-        <w:t>(</w:t>
-      </w:r>
-      <w:proofErr w:type="spellStart"/>
-      <w:r>
-        <w:rPr>
-          <w:rFonts w:ascii="Times New Roman" w:hAnsi="Times New Roman" w:cs="Times New Roman"/>
-          <w:sz w:val="24"/>
-          <w:szCs w:val="24"/>
-        </w:rPr>
-        <w:t>Jurafsky</w:t>
-      </w:r>
-      <w:proofErr w:type="spellEnd"/>
-      <w:r>
-        <w:rPr>
-          <w:rFonts w:ascii="Times New Roman" w:hAnsi="Times New Roman" w:cs="Times New Roman"/>
-          <w:sz w:val="24"/>
-          <w:szCs w:val="24"/>
-        </w:rPr>
-        <w:t xml:space="preserve"> &amp; Martin, 2023</w:t>
-      </w:r>
-      <w:r>
-        <w:rPr>
-          <w:rFonts w:ascii="Times New Roman" w:hAnsi="Times New Roman" w:cs="Times New Roman"/>
-          <w:sz w:val="24"/>
-          <w:szCs w:val="24"/>
-        </w:rPr>
-        <w:t>)</w:t>
-      </w:r>
-      <w:r>
-        <w:rPr>
-          <w:rFonts w:ascii="Times New Roman" w:hAnsi="Times New Roman" w:cs="Times New Roman"/>
-          <w:sz w:val="24"/>
-          <w:szCs w:val="24"/>
-        </w:rPr>
-        <w:t>.</w:t>
-      </w:r>
-    </w:p>
-    <w:p>
-      <w:pPr>
-        <w:spacing w:line="360" w:lineRule="auto"/>
-        <w:rPr>
-          <w:rFonts w:ascii="Times New Roman" w:hAnsi="Times New Roman" w:cs="Times New Roman"/>
-          <w:b/>
-          <w:bCs/>
-          <w:sz w:val="24"/>
-          <w:szCs w:val="24"/>
-        </w:rPr>
-      </w:pPr>
-      <w:r>
-        <w:rPr>
-          <w:rFonts w:ascii="Times New Roman" w:hAnsi="Times New Roman" w:cs="Times New Roman"/>
-          <w:b/>
-          <w:bCs/>
-          <w:sz w:val="24"/>
-          <w:szCs w:val="24"/>
-        </w:rPr>
-        <w:t>4.4 Exploratory Data Analysis (EDA)</w:t>
-      </w:r>
-    </w:p>
-    <w:p>
-      <w:pPr>
-        <w:spacing w:line="360" w:lineRule="auto"/>
+        <w:spacing w:line="480" w:lineRule="auto"/>
         <w:jc w:val="center"/>
         <w:rPr>
           <w:rFonts w:ascii="Times New Roman" w:hAnsi="Times New Roman" w:cs="Times New Roman"/>
@@ -6140,10 +5722,9 @@
           <w:i/>
           <w:iCs/>
           <w:noProof/>
-          <w:sz w:val="20"/>
-          <w:szCs w:val="20"/>
-        </w:rPr>
-        <w:lastRenderedPageBreak/>
+          <w:sz w:val="24"/>
+          <w:szCs w:val="24"/>
+        </w:rPr>
         <w:drawing>
           <wp:inline distT="0" distB="0" distL="0" distR="0" wp14:anchorId="14356BAB" wp14:editId="60702C4D">
             <wp:extent cx="4143953" cy="1724266"/>
@@ -6183,7 +5764,7 @@
     </w:p>
     <w:p>
       <w:pPr>
-        <w:spacing w:line="360" w:lineRule="auto"/>
+        <w:spacing w:line="480" w:lineRule="auto"/>
         <w:jc w:val="center"/>
         <w:rPr>
           <w:rFonts w:ascii="Times New Roman" w:hAnsi="Times New Roman" w:cs="Times New Roman"/>
@@ -6191,8 +5772,8 @@
           <w:bCs/>
           <w:i/>
           <w:iCs/>
-          <w:sz w:val="20"/>
-          <w:szCs w:val="20"/>
+          <w:sz w:val="24"/>
+          <w:szCs w:val="24"/>
         </w:rPr>
       </w:pPr>
       <w:r>
@@ -6202,15 +5783,15 @@
           <w:bCs/>
           <w:i/>
           <w:iCs/>
-          <w:sz w:val="20"/>
-          <w:szCs w:val="20"/>
+          <w:sz w:val="24"/>
+          <w:szCs w:val="24"/>
         </w:rPr>
         <w:t>Figure 1: Dataset label distribution visualization.</w:t>
       </w:r>
     </w:p>
     <w:p>
       <w:pPr>
-        <w:spacing w:line="360" w:lineRule="auto"/>
+        <w:spacing w:line="480" w:lineRule="auto"/>
         <w:jc w:val="center"/>
         <w:rPr>
           <w:rFonts w:ascii="Times New Roman" w:hAnsi="Times New Roman" w:cs="Times New Roman"/>
@@ -6218,8 +5799,8 @@
           <w:bCs/>
           <w:i/>
           <w:iCs/>
-          <w:sz w:val="20"/>
-          <w:szCs w:val="20"/>
+          <w:sz w:val="24"/>
+          <w:szCs w:val="24"/>
         </w:rPr>
       </w:pPr>
       <w:r>
@@ -6230,9 +5811,10 @@
           <w:i/>
           <w:iCs/>
           <w:noProof/>
-          <w:sz w:val="20"/>
-          <w:szCs w:val="20"/>
-        </w:rPr>
+          <w:sz w:val="24"/>
+          <w:szCs w:val="24"/>
+        </w:rPr>
+        <w:lastRenderedPageBreak/>
         <w:drawing>
           <wp:inline distT="0" distB="0" distL="0" distR="0" wp14:anchorId="53934E9D" wp14:editId="553BD166">
             <wp:extent cx="4105848" cy="2353003"/>
@@ -6272,7 +5854,7 @@
     </w:p>
     <w:p>
       <w:pPr>
-        <w:spacing w:line="360" w:lineRule="auto"/>
+        <w:spacing w:line="480" w:lineRule="auto"/>
         <w:jc w:val="center"/>
         <w:rPr>
           <w:rFonts w:ascii="Times New Roman" w:hAnsi="Times New Roman" w:cs="Times New Roman"/>
@@ -6280,8 +5862,8 @@
           <w:bCs/>
           <w:i/>
           <w:iCs/>
-          <w:sz w:val="20"/>
-          <w:szCs w:val="20"/>
+          <w:sz w:val="24"/>
+          <w:szCs w:val="24"/>
         </w:rPr>
       </w:pPr>
       <w:r>
@@ -6291,15 +5873,15 @@
           <w:bCs/>
           <w:i/>
           <w:iCs/>
-          <w:sz w:val="20"/>
-          <w:szCs w:val="20"/>
+          <w:sz w:val="24"/>
+          <w:szCs w:val="24"/>
         </w:rPr>
         <w:t>Figure 2: Word frequency distribution from distributed Spark analysis.</w:t>
       </w:r>
     </w:p>
     <w:p>
       <w:pPr>
-        <w:spacing w:line="360" w:lineRule="auto"/>
+        <w:spacing w:line="480" w:lineRule="auto"/>
         <w:jc w:val="center"/>
         <w:rPr>
           <w:rFonts w:ascii="Times New Roman" w:hAnsi="Times New Roman" w:cs="Times New Roman"/>
@@ -6357,7 +5939,7 @@
     </w:p>
     <w:p>
       <w:pPr>
-        <w:spacing w:line="360" w:lineRule="auto"/>
+        <w:spacing w:line="480" w:lineRule="auto"/>
         <w:jc w:val="center"/>
         <w:rPr>
           <w:rFonts w:ascii="Times New Roman" w:hAnsi="Times New Roman" w:cs="Times New Roman"/>
@@ -6365,8 +5947,8 @@
           <w:bCs/>
           <w:i/>
           <w:iCs/>
-          <w:sz w:val="20"/>
-          <w:szCs w:val="20"/>
+          <w:sz w:val="24"/>
+          <w:szCs w:val="24"/>
         </w:rPr>
       </w:pPr>
       <w:r>
@@ -6376,15 +5958,15 @@
           <w:bCs/>
           <w:i/>
           <w:iCs/>
-          <w:sz w:val="20"/>
-          <w:szCs w:val="20"/>
+          <w:sz w:val="24"/>
+          <w:szCs w:val="24"/>
         </w:rPr>
         <w:t>Figure 3: Bigram/N-gram frequency analysis.</w:t>
       </w:r>
     </w:p>
     <w:p>
       <w:pPr>
-        <w:spacing w:line="360" w:lineRule="auto"/>
+        <w:spacing w:line="480" w:lineRule="auto"/>
         <w:jc w:val="center"/>
         <w:rPr>
           <w:rFonts w:ascii="Times New Roman" w:hAnsi="Times New Roman" w:cs="Times New Roman"/>
@@ -6392,8 +5974,8 @@
           <w:bCs/>
           <w:i/>
           <w:iCs/>
-          <w:sz w:val="20"/>
-          <w:szCs w:val="20"/>
+          <w:sz w:val="24"/>
+          <w:szCs w:val="24"/>
         </w:rPr>
       </w:pPr>
       <w:r>
@@ -6404,8 +5986,8 @@
           <w:i/>
           <w:iCs/>
           <w:noProof/>
-          <w:sz w:val="20"/>
-          <w:szCs w:val="20"/>
+          <w:sz w:val="24"/>
+          <w:szCs w:val="24"/>
         </w:rPr>
         <w:drawing>
           <wp:inline distT="0" distB="0" distL="0" distR="0" wp14:anchorId="5EADECBE" wp14:editId="516022F1">
@@ -6446,7 +6028,7 @@
     </w:p>
     <w:p>
       <w:pPr>
-        <w:spacing w:line="360" w:lineRule="auto"/>
+        <w:spacing w:line="480" w:lineRule="auto"/>
         <w:jc w:val="center"/>
         <w:rPr>
           <w:rFonts w:ascii="Times New Roman" w:hAnsi="Times New Roman" w:cs="Times New Roman"/>
@@ -6454,8 +6036,8 @@
           <w:bCs/>
           <w:i/>
           <w:iCs/>
-          <w:sz w:val="20"/>
-          <w:szCs w:val="20"/>
+          <w:sz w:val="24"/>
+          <w:szCs w:val="24"/>
         </w:rPr>
       </w:pPr>
       <w:r>
@@ -6465,15 +6047,15 @@
           <w:bCs/>
           <w:i/>
           <w:iCs/>
-          <w:sz w:val="20"/>
-          <w:szCs w:val="20"/>
+          <w:sz w:val="24"/>
+          <w:szCs w:val="24"/>
         </w:rPr>
         <w:t>Figure 4: Vocabulary richness and TTR analysis results.</w:t>
       </w:r>
     </w:p>
     <w:p>
       <w:pPr>
-        <w:spacing w:line="360" w:lineRule="auto"/>
+        <w:spacing w:line="480" w:lineRule="auto"/>
         <w:jc w:val="both"/>
         <w:rPr>
           <w:rFonts w:ascii="Times New Roman" w:hAnsi="Times New Roman" w:cs="Times New Roman"/>
@@ -6495,15 +6077,7 @@
           <w:sz w:val="24"/>
           <w:szCs w:val="24"/>
         </w:rPr>
-        <w:t xml:space="preserve"> </w:t>
-      </w:r>
-      <w:r>
-        <w:rPr>
-          <w:rFonts w:ascii="Times New Roman" w:hAnsi="Times New Roman" w:cs="Times New Roman"/>
-          <w:sz w:val="24"/>
-          <w:szCs w:val="24"/>
-        </w:rPr>
-        <w:t>(Manning, 2008)</w:t>
+        <w:t xml:space="preserve"> (Manning, 2008)</w:t>
       </w:r>
       <w:r>
         <w:rPr>
@@ -6516,7 +6090,7 @@
     </w:p>
     <w:p>
       <w:pPr>
-        <w:spacing w:line="360" w:lineRule="auto"/>
+        <w:spacing w:line="480" w:lineRule="auto"/>
         <w:jc w:val="both"/>
         <w:rPr>
           <w:rFonts w:ascii="Times New Roman" w:hAnsi="Times New Roman" w:cs="Times New Roman"/>
@@ -6527,37 +6101,23 @@
       <w:r>
         <w:rPr>
           <w:rFonts w:ascii="Times New Roman" w:hAnsi="Times New Roman" w:cs="Times New Roman"/>
-          <w:sz w:val="24"/>
-          <w:szCs w:val="24"/>
-        </w:rPr>
-        <w:t>The following analyses were performed:</w:t>
-      </w:r>
-    </w:p>
-    <w:p>
-      <w:pPr>
-        <w:rPr>
-          <w:rFonts w:ascii="Times New Roman" w:hAnsi="Times New Roman" w:cs="Times New Roman"/>
-        </w:rPr>
-      </w:pPr>
-      <w:r>
-        <w:rPr>
-          <w:rFonts w:ascii="Times New Roman" w:hAnsi="Times New Roman" w:cs="Times New Roman"/>
           <w:noProof/>
-        </w:rPr>
-        <w:lastRenderedPageBreak/>
+          <w:sz w:val="24"/>
+          <w:szCs w:val="24"/>
+        </w:rPr>
         <mc:AlternateContent>
           <mc:Choice Requires="wps">
             <w:drawing>
-              <wp:anchor distT="45720" distB="45720" distL="114300" distR="114300" simplePos="0" relativeHeight="251679744" behindDoc="0" locked="0" layoutInCell="1" allowOverlap="1" wp14:anchorId="11818A7F" wp14:editId="0C047C6F">
+              <wp:anchor distT="45720" distB="45720" distL="114300" distR="114300" simplePos="0" relativeHeight="251679744" behindDoc="0" locked="0" layoutInCell="1" allowOverlap="1" wp14:anchorId="11818A7F" wp14:editId="39F1EC30">
                 <wp:simplePos x="0" y="0"/>
                 <wp:positionH relativeFrom="margin">
                   <wp:align>left</wp:align>
                 </wp:positionH>
                 <wp:positionV relativeFrom="paragraph">
-                  <wp:posOffset>208915</wp:posOffset>
+                  <wp:posOffset>408305</wp:posOffset>
                 </wp:positionV>
-                <wp:extent cx="5657850" cy="1771650"/>
-                <wp:effectExtent l="0" t="0" r="19050" b="19050"/>
+                <wp:extent cx="5586730" cy="1546860"/>
+                <wp:effectExtent l="0" t="0" r="13970" b="15240"/>
                 <wp:wrapSquare wrapText="bothSides"/>
                 <wp:docPr id="473862840" name="Text Box 2"/>
                 <wp:cNvGraphicFramePr>
@@ -6572,7 +6132,7 @@
                       <wps:spPr bwMode="auto">
                         <a:xfrm>
                           <a:off x="0" y="0"/>
-                          <a:ext cx="5657850" cy="1771650"/>
+                          <a:ext cx="5586730" cy="1547446"/>
                         </a:xfrm>
                         <a:prstGeom prst="rect">
                           <a:avLst/>
@@ -6712,7 +6272,7 @@
           </mc:Choice>
           <mc:Fallback>
             <w:pict>
-              <v:shape w14:anchorId="11818A7F" id="_x0000_s1037" type="#_x0000_t202" style="position:absolute;margin-left:0;margin-top:16.45pt;width:445.5pt;height:139.5pt;z-index:251679744;visibility:visible;mso-wrap-style:square;mso-width-percent:0;mso-height-percent:0;mso-wrap-distance-left:9pt;mso-wrap-distance-top:3.6pt;mso-wrap-distance-right:9pt;mso-wrap-distance-bottom:3.6pt;mso-position-horizontal:left;mso-position-horizontal-relative:margin;mso-position-vertical:absolute;mso-position-vertical-relative:text;mso-width-percent:0;mso-height-percent:0;mso-width-relative:margin;mso-height-relative:margin;v-text-anchor:top" o:gfxdata="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">
+              <v:shape w14:anchorId="11818A7F" id="_x0000_s1037" type="#_x0000_t202" style="position:absolute;left:0;text-align:left;margin-left:0;margin-top:32.15pt;width:439.9pt;height:121.8pt;z-index:251679744;visibility:visible;mso-wrap-style:square;mso-width-percent:0;mso-height-percent:0;mso-wrap-distance-left:9pt;mso-wrap-distance-top:3.6pt;mso-wrap-distance-right:9pt;mso-wrap-distance-bottom:3.6pt;mso-position-horizontal:left;mso-position-horizontal-relative:margin;mso-position-vertical:absolute;mso-position-vertical-relative:text;mso-width-percent:0;mso-height-percent:0;mso-width-relative:margin;mso-height-relative:margin;v-text-anchor:top" o:gfxdata="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">
                 <v:textbox>
                   <w:txbxContent>
                     <w:p>
@@ -6825,42 +6385,41 @@
           </mc:Fallback>
         </mc:AlternateContent>
       </w:r>
+      <w:r>
+        <w:rPr>
+          <w:rFonts w:ascii="Times New Roman" w:hAnsi="Times New Roman" w:cs="Times New Roman"/>
+          <w:sz w:val="24"/>
+          <w:szCs w:val="24"/>
+        </w:rPr>
+        <w:t>The following analyses were performed:</w:t>
+      </w:r>
     </w:p>
     <w:p>
       <w:pPr>
-        <w:spacing w:line="360" w:lineRule="auto"/>
-        <w:rPr>
-          <w:rFonts w:ascii="Times New Roman" w:hAnsi="Times New Roman" w:cs="Times New Roman"/>
-          <w:sz w:val="24"/>
-          <w:szCs w:val="24"/>
-        </w:rPr>
-      </w:pPr>
+        <w:spacing w:line="480" w:lineRule="auto"/>
+        <w:rPr>
+          <w:rFonts w:ascii="Times New Roman" w:hAnsi="Times New Roman" w:cs="Times New Roman"/>
+          <w:b/>
+          <w:bCs/>
+          <w:sz w:val="24"/>
+          <w:szCs w:val="24"/>
+        </w:rPr>
+      </w:pPr>
+      <w:r>
+        <w:rPr>
+          <w:rFonts w:ascii="Times New Roman" w:hAnsi="Times New Roman" w:cs="Times New Roman"/>
+          <w:b/>
+          <w:bCs/>
+          <w:sz w:val="24"/>
+          <w:szCs w:val="24"/>
+        </w:rPr>
+        <w:lastRenderedPageBreak/>
+        <w:t>4.4.1 Type-Token Ratio (TTR)</w:t>
+      </w:r>
     </w:p>
     <w:p>
       <w:pPr>
-        <w:spacing w:line="360" w:lineRule="auto"/>
-        <w:rPr>
-          <w:rFonts w:ascii="Times New Roman" w:hAnsi="Times New Roman" w:cs="Times New Roman"/>
-          <w:b/>
-          <w:bCs/>
-          <w:sz w:val="24"/>
-          <w:szCs w:val="24"/>
-        </w:rPr>
-      </w:pPr>
-      <w:r>
-        <w:rPr>
-          <w:rFonts w:ascii="Times New Roman" w:hAnsi="Times New Roman" w:cs="Times New Roman"/>
-          <w:b/>
-          <w:bCs/>
-          <w:sz w:val="24"/>
-          <w:szCs w:val="24"/>
-        </w:rPr>
-        <w:t>4.4.1 Type-Token Ratio (TTR)</w:t>
-      </w:r>
-    </w:p>
-    <w:p>
-      <w:pPr>
-        <w:spacing w:line="360" w:lineRule="auto"/>
+        <w:spacing w:line="480" w:lineRule="auto"/>
         <w:rPr>
           <w:rFonts w:ascii="Times New Roman" w:hAnsi="Times New Roman" w:cs="Times New Roman"/>
           <w:sz w:val="24"/>
@@ -6875,17 +6434,12 @@
         </w:rPr>
         <w:t>The calculated TTR value was approximately:</w:t>
       </w:r>
-    </w:p>
-    <w:p>
-      <w:pPr>
-        <w:rPr>
-          <w:rFonts w:ascii="Times New Roman" w:hAnsi="Times New Roman" w:cs="Times New Roman"/>
-        </w:rPr>
-      </w:pPr>
       <w:r>
         <w:rPr>
           <w:rFonts w:ascii="Times New Roman" w:hAnsi="Times New Roman" w:cs="Times New Roman"/>
           <w:noProof/>
+          <w:sz w:val="24"/>
+          <w:szCs w:val="24"/>
         </w:rPr>
         <mc:AlternateContent>
           <mc:Choice Requires="wps">
@@ -7020,14 +6574,17 @@
     </w:p>
     <w:p>
       <w:pPr>
-        <w:rPr>
-          <w:rFonts w:ascii="Times New Roman" w:hAnsi="Times New Roman" w:cs="Times New Roman"/>
+        <w:spacing w:line="480" w:lineRule="auto"/>
+        <w:rPr>
+          <w:rFonts w:ascii="Times New Roman" w:hAnsi="Times New Roman" w:cs="Times New Roman"/>
+          <w:sz w:val="24"/>
+          <w:szCs w:val="24"/>
         </w:rPr>
       </w:pPr>
     </w:p>
     <w:p>
       <w:pPr>
-        <w:spacing w:line="360" w:lineRule="auto"/>
+        <w:spacing w:line="480" w:lineRule="auto"/>
         <w:rPr>
           <w:rFonts w:ascii="Times New Roman" w:hAnsi="Times New Roman" w:cs="Times New Roman"/>
           <w:sz w:val="24"/>
@@ -7045,41 +6602,7 @@
     </w:p>
     <w:p>
       <w:pPr>
-        <w:spacing w:line="360" w:lineRule="auto"/>
-        <w:rPr>
-          <w:rFonts w:ascii="Times New Roman" w:hAnsi="Times New Roman" w:cs="Times New Roman"/>
-          <w:b/>
-          <w:bCs/>
-          <w:sz w:val="24"/>
-          <w:szCs w:val="24"/>
-        </w:rPr>
-      </w:pPr>
-      <w:r>
-        <w:rPr>
-          <w:rFonts w:ascii="Times New Roman" w:hAnsi="Times New Roman" w:cs="Times New Roman"/>
-          <w:b/>
-          <w:bCs/>
-          <w:sz w:val="24"/>
-          <w:szCs w:val="24"/>
-        </w:rPr>
-        <w:t>4.5 Feature Engineering</w:t>
-      </w:r>
-    </w:p>
-    <w:p>
-      <w:pPr>
-        <w:spacing w:line="360" w:lineRule="auto"/>
-        <w:rPr>
-          <w:rFonts w:ascii="Times New Roman" w:hAnsi="Times New Roman" w:cs="Times New Roman"/>
-          <w:b/>
-          <w:bCs/>
-          <w:sz w:val="24"/>
-          <w:szCs w:val="24"/>
-        </w:rPr>
-      </w:pPr>
-    </w:p>
-    <w:p>
-      <w:pPr>
-        <w:spacing w:line="360" w:lineRule="auto"/>
+        <w:spacing w:line="480" w:lineRule="auto"/>
         <w:rPr>
           <w:rFonts w:ascii="Times New Roman" w:hAnsi="Times New Roman" w:cs="Times New Roman"/>
           <w:b/>
@@ -7097,20 +6620,19 @@
           <w:sz w:val="24"/>
           <w:szCs w:val="24"/>
         </w:rPr>
-        <w:lastRenderedPageBreak/>
         <mc:AlternateContent>
           <mc:Choice Requires="wps">
             <w:drawing>
-              <wp:anchor distT="45720" distB="45720" distL="114300" distR="114300" simplePos="0" relativeHeight="251704320" behindDoc="0" locked="0" layoutInCell="1" allowOverlap="1" wp14:anchorId="2CAA65B8" wp14:editId="4EDCCD85">
+              <wp:anchor distT="45720" distB="45720" distL="114300" distR="114300" simplePos="0" relativeHeight="251704320" behindDoc="0" locked="0" layoutInCell="1" allowOverlap="1" wp14:anchorId="2CAA65B8" wp14:editId="098FCC0B">
                 <wp:simplePos x="0" y="0"/>
                 <wp:positionH relativeFrom="margin">
-                  <wp:align>right</wp:align>
+                  <wp:align>left</wp:align>
                 </wp:positionH>
                 <wp:positionV relativeFrom="paragraph">
-                  <wp:posOffset>180975</wp:posOffset>
+                  <wp:posOffset>469265</wp:posOffset>
                 </wp:positionV>
-                <wp:extent cx="5705475" cy="4695825"/>
-                <wp:effectExtent l="0" t="0" r="28575" b="28575"/>
+                <wp:extent cx="5705475" cy="5908040"/>
+                <wp:effectExtent l="0" t="0" r="28575" b="16510"/>
                 <wp:wrapSquare wrapText="bothSides"/>
                 <wp:docPr id="1530974459" name="Text Box 2"/>
                 <wp:cNvGraphicFramePr>
@@ -7125,7 +6647,7 @@
                       <wps:spPr bwMode="auto">
                         <a:xfrm>
                           <a:off x="0" y="0"/>
-                          <a:ext cx="5705475" cy="4695825"/>
+                          <a:ext cx="5705475" cy="5908431"/>
                         </a:xfrm>
                         <a:prstGeom prst="rect">
                           <a:avLst/>
@@ -7152,8 +6674,8 @@
                                 <w:rFonts w:ascii="Times New Roman" w:hAnsi="Times New Roman" w:cs="Times New Roman"/>
                                 <w:b/>
                                 <w:bCs/>
-                                <w:sz w:val="24"/>
-                                <w:szCs w:val="24"/>
+                                <w:sz w:val="26"/>
+                                <w:szCs w:val="26"/>
                               </w:rPr>
                             </w:pPr>
                             <w:r>
@@ -7161,8 +6683,8 @@
                                 <w:rFonts w:ascii="Times New Roman" w:hAnsi="Times New Roman" w:cs="Times New Roman"/>
                                 <w:b/>
                                 <w:bCs/>
-                                <w:sz w:val="24"/>
-                                <w:szCs w:val="24"/>
+                                <w:sz w:val="26"/>
+                                <w:szCs w:val="26"/>
                               </w:rPr>
                               <w:t>Arabic Dataset</w:t>
                             </w:r>
@@ -7171,8 +6693,8 @@
                                 <w:rFonts w:ascii="Times New Roman" w:hAnsi="Times New Roman" w:cs="Times New Roman"/>
                                 <w:b/>
                                 <w:bCs/>
-                                <w:sz w:val="24"/>
-                                <w:szCs w:val="24"/>
+                                <w:sz w:val="26"/>
+                                <w:szCs w:val="26"/>
                               </w:rPr>
                               <w:br/>
                               <w:t>↓</w:t>
@@ -7182,31 +6704,19 @@
                                 <w:rFonts w:ascii="Times New Roman" w:hAnsi="Times New Roman" w:cs="Times New Roman"/>
                                 <w:b/>
                                 <w:bCs/>
-                                <w:sz w:val="24"/>
-                                <w:szCs w:val="24"/>
+                                <w:sz w:val="26"/>
+                                <w:szCs w:val="26"/>
                               </w:rPr>
                               <w:br/>
-                              <w:t xml:space="preserve">Spark </w:t>
+                              <w:t>Spark DataFrame</w:t>
                             </w:r>
-                            <w:proofErr w:type="spellStart"/>
                             <w:r>
                               <w:rPr>
                                 <w:rFonts w:ascii="Times New Roman" w:hAnsi="Times New Roman" w:cs="Times New Roman"/>
                                 <w:b/>
                                 <w:bCs/>
-                                <w:sz w:val="24"/>
-                                <w:szCs w:val="24"/>
-                              </w:rPr>
-                              <w:t>DataFrame</w:t>
-                            </w:r>
-                            <w:proofErr w:type="spellEnd"/>
-                            <w:r>
-                              <w:rPr>
-                                <w:rFonts w:ascii="Times New Roman" w:hAnsi="Times New Roman" w:cs="Times New Roman"/>
-                                <w:b/>
-                                <w:bCs/>
-                                <w:sz w:val="24"/>
-                                <w:szCs w:val="24"/>
+                                <w:sz w:val="26"/>
+                                <w:szCs w:val="26"/>
                               </w:rPr>
                               <w:br/>
                               <w:t>↓</w:t>
@@ -7216,8 +6726,8 @@
                                 <w:rFonts w:ascii="Times New Roman" w:hAnsi="Times New Roman" w:cs="Times New Roman"/>
                                 <w:b/>
                                 <w:bCs/>
-                                <w:sz w:val="24"/>
-                                <w:szCs w:val="24"/>
+                                <w:sz w:val="26"/>
+                                <w:szCs w:val="26"/>
                               </w:rPr>
                               <w:br/>
                               <w:t>Text Preprocessing</w:t>
@@ -7227,8 +6737,8 @@
                                 <w:rFonts w:ascii="Times New Roman" w:hAnsi="Times New Roman" w:cs="Times New Roman"/>
                                 <w:b/>
                                 <w:bCs/>
-                                <w:sz w:val="24"/>
-                                <w:szCs w:val="24"/>
+                                <w:sz w:val="26"/>
+                                <w:szCs w:val="26"/>
                               </w:rPr>
                               <w:br/>
                               <w:t>(Cleaning &amp; Tokenization)</w:t>
@@ -7238,8 +6748,8 @@
                                 <w:rFonts w:ascii="Times New Roman" w:hAnsi="Times New Roman" w:cs="Times New Roman"/>
                                 <w:b/>
                                 <w:bCs/>
-                                <w:sz w:val="24"/>
-                                <w:szCs w:val="24"/>
+                                <w:sz w:val="26"/>
+                                <w:szCs w:val="26"/>
                               </w:rPr>
                               <w:br/>
                               <w:t>↓</w:t>
@@ -7249,8 +6759,8 @@
                                 <w:rFonts w:ascii="Times New Roman" w:hAnsi="Times New Roman" w:cs="Times New Roman"/>
                                 <w:b/>
                                 <w:bCs/>
-                                <w:sz w:val="24"/>
-                                <w:szCs w:val="24"/>
+                                <w:sz w:val="26"/>
+                                <w:szCs w:val="26"/>
                               </w:rPr>
                               <w:br/>
                               <w:t>Feature Engineering</w:t>
@@ -7260,8 +6770,8 @@
                                 <w:rFonts w:ascii="Times New Roman" w:hAnsi="Times New Roman" w:cs="Times New Roman"/>
                                 <w:b/>
                                 <w:bCs/>
-                                <w:sz w:val="24"/>
-                                <w:szCs w:val="24"/>
+                                <w:sz w:val="26"/>
+                                <w:szCs w:val="26"/>
                               </w:rPr>
                               <w:br/>
                               <w:t>(TF-IDF + Stylometric Features)</w:t>
@@ -7271,8 +6781,53 @@
                                 <w:rFonts w:ascii="Times New Roman" w:hAnsi="Times New Roman" w:cs="Times New Roman"/>
                                 <w:b/>
                                 <w:bCs/>
-                                <w:sz w:val="24"/>
-                                <w:szCs w:val="24"/>
+                                <w:sz w:val="26"/>
+                                <w:szCs w:val="26"/>
+                              </w:rPr>
+                              <w:br/>
+                              <w:t>↓</w:t>
+                            </w:r>
+                          </w:p>
+                          <w:p>
+                            <w:pPr>
+                              <w:spacing w:line="360" w:lineRule="auto"/>
+                              <w:jc w:val="center"/>
+                              <w:rPr>
+                                <w:rFonts w:ascii="Times New Roman" w:hAnsi="Times New Roman" w:cs="Times New Roman"/>
+                                <w:b/>
+                                <w:bCs/>
+                                <w:sz w:val="26"/>
+                                <w:szCs w:val="26"/>
+                              </w:rPr>
+                            </w:pPr>
+                            <w:r>
+                              <w:rPr>
+                                <w:rFonts w:ascii="Times New Roman" w:hAnsi="Times New Roman" w:cs="Times New Roman"/>
+                                <w:b/>
+                                <w:bCs/>
+                                <w:sz w:val="26"/>
+                                <w:szCs w:val="26"/>
+                              </w:rPr>
+                              <w:t>Vector Assembler</w:t>
+                            </w:r>
+                            <w:r>
+                              <w:rPr>
+                                <w:rFonts w:ascii="Times New Roman" w:hAnsi="Times New Roman" w:cs="Times New Roman"/>
+                                <w:b/>
+                                <w:bCs/>
+                                <w:sz w:val="26"/>
+                                <w:szCs w:val="26"/>
+                              </w:rPr>
+                              <w:br/>
+                              <w:t>(Spark MLlib)</w:t>
+                            </w:r>
+                            <w:r>
+                              <w:rPr>
+                                <w:rFonts w:ascii="Times New Roman" w:hAnsi="Times New Roman" w:cs="Times New Roman"/>
+                                <w:b/>
+                                <w:bCs/>
+                                <w:sz w:val="26"/>
+                                <w:szCs w:val="26"/>
                               </w:rPr>
                               <w:br/>
                               <w:t>↓</w:t>
@@ -7282,19 +6837,51 @@
                                 <w:rFonts w:ascii="Times New Roman" w:hAnsi="Times New Roman" w:cs="Times New Roman"/>
                                 <w:b/>
                                 <w:bCs/>
-                                <w:sz w:val="24"/>
-                                <w:szCs w:val="24"/>
+                                <w:sz w:val="26"/>
+                                <w:szCs w:val="26"/>
                               </w:rPr>
                               <w:br/>
-                              <w:t>Vector Assembler</w:t>
                             </w:r>
                             <w:r>
                               <w:rPr>
                                 <w:rFonts w:ascii="Times New Roman" w:hAnsi="Times New Roman" w:cs="Times New Roman"/>
                                 <w:b/>
                                 <w:bCs/>
-                                <w:sz w:val="24"/>
-                                <w:szCs w:val="24"/>
+                                <w:sz w:val="26"/>
+                                <w:szCs w:val="26"/>
+                              </w:rPr>
+                              <w:t xml:space="preserve">Distributed Modeling </w:t>
+                            </w:r>
+                          </w:p>
+                          <w:p>
+                            <w:pPr>
+                              <w:spacing w:line="360" w:lineRule="auto"/>
+                              <w:jc w:val="center"/>
+                              <w:rPr>
+                                <w:rFonts w:ascii="Times New Roman" w:hAnsi="Times New Roman" w:cs="Times New Roman"/>
+                                <w:b/>
+                                <w:bCs/>
+                                <w:sz w:val="26"/>
+                                <w:szCs w:val="26"/>
+                              </w:rPr>
+                            </w:pPr>
+                            <w:r>
+                              <w:rPr>
+                                <w:rFonts w:ascii="Times New Roman" w:hAnsi="Times New Roman" w:cs="Times New Roman"/>
+                                <w:b/>
+                                <w:bCs/>
+                                <w:sz w:val="26"/>
+                                <w:szCs w:val="26"/>
+                              </w:rPr>
+                              <w:t>(LR / RF / SVM)</w:t>
+                            </w:r>
+                            <w:r>
+                              <w:rPr>
+                                <w:rFonts w:ascii="Times New Roman" w:hAnsi="Times New Roman" w:cs="Times New Roman"/>
+                                <w:b/>
+                                <w:bCs/>
+                                <w:sz w:val="26"/>
+                                <w:szCs w:val="26"/>
                               </w:rPr>
                               <w:br/>
                               <w:t>↓</w:t>
@@ -7304,30 +6891,28 @@
                                 <w:rFonts w:ascii="Times New Roman" w:hAnsi="Times New Roman" w:cs="Times New Roman"/>
                                 <w:b/>
                                 <w:bCs/>
-                                <w:sz w:val="24"/>
-                                <w:szCs w:val="24"/>
+                                <w:sz w:val="26"/>
+                                <w:szCs w:val="26"/>
                               </w:rPr>
                               <w:br/>
-                              <w:t>Machine Learning Models</w:t>
                             </w:r>
                             <w:r>
                               <w:rPr>
                                 <w:rFonts w:ascii="Times New Roman" w:hAnsi="Times New Roman" w:cs="Times New Roman"/>
                                 <w:b/>
                                 <w:bCs/>
-                                <w:sz w:val="24"/>
-                                <w:szCs w:val="24"/>
-                              </w:rPr>
-                              <w:br/>
-                              <w:t>(LR / RF / SVM)</w:t>
+                                <w:sz w:val="26"/>
+                                <w:szCs w:val="26"/>
+                              </w:rPr>
+                              <w:t>Spark Structured Streaming</w:t>
                             </w:r>
                             <w:r>
                               <w:rPr>
                                 <w:rFonts w:ascii="Times New Roman" w:hAnsi="Times New Roman" w:cs="Times New Roman"/>
                                 <w:b/>
                                 <w:bCs/>
-                                <w:sz w:val="24"/>
-                                <w:szCs w:val="24"/>
+                                <w:sz w:val="26"/>
+                                <w:szCs w:val="26"/>
                               </w:rPr>
                               <w:br/>
                               <w:t>↓</w:t>
@@ -7337,11 +6922,20 @@
                                 <w:rFonts w:ascii="Times New Roman" w:hAnsi="Times New Roman" w:cs="Times New Roman"/>
                                 <w:b/>
                                 <w:bCs/>
-                                <w:sz w:val="24"/>
-                                <w:szCs w:val="24"/>
+                                <w:sz w:val="26"/>
+                                <w:szCs w:val="26"/>
                               </w:rPr>
                               <w:br/>
-                              <w:t>Prediction Output</w:t>
+                            </w:r>
+                            <w:r>
+                              <w:rPr>
+                                <w:rFonts w:ascii="Times New Roman" w:hAnsi="Times New Roman" w:cs="Times New Roman"/>
+                                <w:b/>
+                                <w:bCs/>
+                                <w:sz w:val="26"/>
+                                <w:szCs w:val="26"/>
+                              </w:rPr>
+                              <w:t>Real-Time Prediction Output &amp; Evaluation</w:t>
                             </w:r>
                           </w:p>
                         </w:txbxContent>
@@ -7363,7 +6957,7 @@
           </mc:Choice>
           <mc:Fallback>
             <w:pict>
-              <v:shape w14:anchorId="2CAA65B8" id="_x0000_s1039" type="#_x0000_t202" style="position:absolute;margin-left:398.05pt;margin-top:14.25pt;width:449.25pt;height:369.75pt;z-index:251704320;visibility:visible;mso-wrap-style:square;mso-width-percent:0;mso-height-percent:0;mso-wrap-distance-left:9pt;mso-wrap-distance-top:3.6pt;mso-wrap-distance-right:9pt;mso-wrap-distance-bottom:3.6pt;mso-position-horizontal:right;mso-position-horizontal-relative:margin;mso-position-vertical:absolute;mso-position-vertical-relative:text;mso-width-percent:0;mso-height-percent:0;mso-width-relative:margin;mso-height-relative:margin;v-text-anchor:top" o:gfxdata="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">
+              <v:shape w14:anchorId="2CAA65B8" id="_x0000_s1039" type="#_x0000_t202" style="position:absolute;margin-left:0;margin-top:36.95pt;width:449.25pt;height:465.2pt;z-index:251704320;visibility:visible;mso-wrap-style:square;mso-width-percent:0;mso-height-percent:0;mso-wrap-distance-left:9pt;mso-wrap-distance-top:3.6pt;mso-wrap-distance-right:9pt;mso-wrap-distance-bottom:3.6pt;mso-position-horizontal:left;mso-position-horizontal-relative:margin;mso-position-vertical:absolute;mso-position-vertical-relative:text;mso-width-percent:0;mso-height-percent:0;mso-width-relative:margin;mso-height-relative:margin;v-text-anchor:top" o:gfxdata="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">
                 <v:textbox>
                   <w:txbxContent>
                     <w:p>
@@ -7374,8 +6968,8 @@
                           <w:rFonts w:ascii="Times New Roman" w:hAnsi="Times New Roman" w:cs="Times New Roman"/>
                           <w:b/>
                           <w:bCs/>
-                          <w:sz w:val="24"/>
-                          <w:szCs w:val="24"/>
+                          <w:sz w:val="26"/>
+                          <w:szCs w:val="26"/>
                         </w:rPr>
                       </w:pPr>
                       <w:r>
@@ -7383,8 +6977,8 @@
                           <w:rFonts w:ascii="Times New Roman" w:hAnsi="Times New Roman" w:cs="Times New Roman"/>
                           <w:b/>
                           <w:bCs/>
-                          <w:sz w:val="24"/>
-                          <w:szCs w:val="24"/>
+                          <w:sz w:val="26"/>
+                          <w:szCs w:val="26"/>
                         </w:rPr>
                         <w:t>Arabic Dataset</w:t>
                       </w:r>
@@ -7393,8 +6987,8 @@
                           <w:rFonts w:ascii="Times New Roman" w:hAnsi="Times New Roman" w:cs="Times New Roman"/>
                           <w:b/>
                           <w:bCs/>
-                          <w:sz w:val="24"/>
-                          <w:szCs w:val="24"/>
+                          <w:sz w:val="26"/>
+                          <w:szCs w:val="26"/>
                         </w:rPr>
                         <w:br/>
                         <w:t>↓</w:t>
@@ -7404,31 +6998,19 @@
                           <w:rFonts w:ascii="Times New Roman" w:hAnsi="Times New Roman" w:cs="Times New Roman"/>
                           <w:b/>
                           <w:bCs/>
-                          <w:sz w:val="24"/>
-                          <w:szCs w:val="24"/>
+                          <w:sz w:val="26"/>
+                          <w:szCs w:val="26"/>
                         </w:rPr>
                         <w:br/>
-                        <w:t xml:space="preserve">Spark </w:t>
+                        <w:t>Spark DataFrame</w:t>
                       </w:r>
-                      <w:proofErr w:type="spellStart"/>
                       <w:r>
                         <w:rPr>
                           <w:rFonts w:ascii="Times New Roman" w:hAnsi="Times New Roman" w:cs="Times New Roman"/>
                           <w:b/>
                           <w:bCs/>
-                          <w:sz w:val="24"/>
-                          <w:szCs w:val="24"/>
-                        </w:rPr>
-                        <w:t>DataFrame</w:t>
-                      </w:r>
-                      <w:proofErr w:type="spellEnd"/>
-                      <w:r>
-                        <w:rPr>
-                          <w:rFonts w:ascii="Times New Roman" w:hAnsi="Times New Roman" w:cs="Times New Roman"/>
-                          <w:b/>
-                          <w:bCs/>
-                          <w:sz w:val="24"/>
-                          <w:szCs w:val="24"/>
+                          <w:sz w:val="26"/>
+                          <w:szCs w:val="26"/>
                         </w:rPr>
                         <w:br/>
                         <w:t>↓</w:t>
@@ -7438,8 +7020,8 @@
                           <w:rFonts w:ascii="Times New Roman" w:hAnsi="Times New Roman" w:cs="Times New Roman"/>
                           <w:b/>
                           <w:bCs/>
-                          <w:sz w:val="24"/>
-                          <w:szCs w:val="24"/>
+                          <w:sz w:val="26"/>
+                          <w:szCs w:val="26"/>
                         </w:rPr>
                         <w:br/>
                         <w:t>Text Preprocessing</w:t>
@@ -7449,8 +7031,8 @@
                           <w:rFonts w:ascii="Times New Roman" w:hAnsi="Times New Roman" w:cs="Times New Roman"/>
                           <w:b/>
                           <w:bCs/>
-                          <w:sz w:val="24"/>
-                          <w:szCs w:val="24"/>
+                          <w:sz w:val="26"/>
+                          <w:szCs w:val="26"/>
                         </w:rPr>
                         <w:br/>
                         <w:t>(Cleaning &amp; Tokenization)</w:t>
@@ -7460,8 +7042,8 @@
                           <w:rFonts w:ascii="Times New Roman" w:hAnsi="Times New Roman" w:cs="Times New Roman"/>
                           <w:b/>
                           <w:bCs/>
-                          <w:sz w:val="24"/>
-                          <w:szCs w:val="24"/>
+                          <w:sz w:val="26"/>
+                          <w:szCs w:val="26"/>
                         </w:rPr>
                         <w:br/>
                         <w:t>↓</w:t>
@@ -7471,8 +7053,8 @@
                           <w:rFonts w:ascii="Times New Roman" w:hAnsi="Times New Roman" w:cs="Times New Roman"/>
                           <w:b/>
                           <w:bCs/>
-                          <w:sz w:val="24"/>
-                          <w:szCs w:val="24"/>
+                          <w:sz w:val="26"/>
+                          <w:szCs w:val="26"/>
                         </w:rPr>
                         <w:br/>
                         <w:t>Feature Engineering</w:t>
@@ -7482,8 +7064,8 @@
                           <w:rFonts w:ascii="Times New Roman" w:hAnsi="Times New Roman" w:cs="Times New Roman"/>
                           <w:b/>
                           <w:bCs/>
-                          <w:sz w:val="24"/>
-                          <w:szCs w:val="24"/>
+                          <w:sz w:val="26"/>
+                          <w:szCs w:val="26"/>
                         </w:rPr>
                         <w:br/>
                         <w:t>(TF-IDF + Stylometric Features)</w:t>
@@ -7493,8 +7075,53 @@
                           <w:rFonts w:ascii="Times New Roman" w:hAnsi="Times New Roman" w:cs="Times New Roman"/>
                           <w:b/>
                           <w:bCs/>
-                          <w:sz w:val="24"/>
-                          <w:szCs w:val="24"/>
+                          <w:sz w:val="26"/>
+                          <w:szCs w:val="26"/>
+                        </w:rPr>
+                        <w:br/>
+                        <w:t>↓</w:t>
+                      </w:r>
+                    </w:p>
+                    <w:p>
+                      <w:pPr>
+                        <w:spacing w:line="360" w:lineRule="auto"/>
+                        <w:jc w:val="center"/>
+                        <w:rPr>
+                          <w:rFonts w:ascii="Times New Roman" w:hAnsi="Times New Roman" w:cs="Times New Roman"/>
+                          <w:b/>
+                          <w:bCs/>
+                          <w:sz w:val="26"/>
+                          <w:szCs w:val="26"/>
+                        </w:rPr>
+                      </w:pPr>
+                      <w:r>
+                        <w:rPr>
+                          <w:rFonts w:ascii="Times New Roman" w:hAnsi="Times New Roman" w:cs="Times New Roman"/>
+                          <w:b/>
+                          <w:bCs/>
+                          <w:sz w:val="26"/>
+                          <w:szCs w:val="26"/>
+                        </w:rPr>
+                        <w:t>Vector Assembler</w:t>
+                      </w:r>
+                      <w:r>
+                        <w:rPr>
+                          <w:rFonts w:ascii="Times New Roman" w:hAnsi="Times New Roman" w:cs="Times New Roman"/>
+                          <w:b/>
+                          <w:bCs/>
+                          <w:sz w:val="26"/>
+                          <w:szCs w:val="26"/>
+                        </w:rPr>
+                        <w:br/>
+                        <w:t>(Spark MLlib)</w:t>
+                      </w:r>
+                      <w:r>
+                        <w:rPr>
+                          <w:rFonts w:ascii="Times New Roman" w:hAnsi="Times New Roman" w:cs="Times New Roman"/>
+                          <w:b/>
+                          <w:bCs/>
+                          <w:sz w:val="26"/>
+                          <w:szCs w:val="26"/>
                         </w:rPr>
                         <w:br/>
                         <w:t>↓</w:t>
@@ -7504,19 +7131,51 @@
                           <w:rFonts w:ascii="Times New Roman" w:hAnsi="Times New Roman" w:cs="Times New Roman"/>
                           <w:b/>
                           <w:bCs/>
-                          <w:sz w:val="24"/>
-                          <w:szCs w:val="24"/>
+                          <w:sz w:val="26"/>
+                          <w:szCs w:val="26"/>
                         </w:rPr>
                         <w:br/>
-                        <w:t>Vector Assembler</w:t>
                       </w:r>
                       <w:r>
                         <w:rPr>
                           <w:rFonts w:ascii="Times New Roman" w:hAnsi="Times New Roman" w:cs="Times New Roman"/>
                           <w:b/>
                           <w:bCs/>
-                          <w:sz w:val="24"/>
-                          <w:szCs w:val="24"/>
+                          <w:sz w:val="26"/>
+                          <w:szCs w:val="26"/>
+                        </w:rPr>
+                        <w:t xml:space="preserve">Distributed Modeling </w:t>
+                      </w:r>
+                    </w:p>
+                    <w:p>
+                      <w:pPr>
+                        <w:spacing w:line="360" w:lineRule="auto"/>
+                        <w:jc w:val="center"/>
+                        <w:rPr>
+                          <w:rFonts w:ascii="Times New Roman" w:hAnsi="Times New Roman" w:cs="Times New Roman"/>
+                          <w:b/>
+                          <w:bCs/>
+                          <w:sz w:val="26"/>
+                          <w:szCs w:val="26"/>
+                        </w:rPr>
+                      </w:pPr>
+                      <w:r>
+                        <w:rPr>
+                          <w:rFonts w:ascii="Times New Roman" w:hAnsi="Times New Roman" w:cs="Times New Roman"/>
+                          <w:b/>
+                          <w:bCs/>
+                          <w:sz w:val="26"/>
+                          <w:szCs w:val="26"/>
+                        </w:rPr>
+                        <w:t>(LR / RF / SVM)</w:t>
+                      </w:r>
+                      <w:r>
+                        <w:rPr>
+                          <w:rFonts w:ascii="Times New Roman" w:hAnsi="Times New Roman" w:cs="Times New Roman"/>
+                          <w:b/>
+                          <w:bCs/>
+                          <w:sz w:val="26"/>
+                          <w:szCs w:val="26"/>
                         </w:rPr>
                         <w:br/>
                         <w:t>↓</w:t>
@@ -7526,30 +7185,28 @@
                           <w:rFonts w:ascii="Times New Roman" w:hAnsi="Times New Roman" w:cs="Times New Roman"/>
                           <w:b/>
                           <w:bCs/>
-                          <w:sz w:val="24"/>
-                          <w:szCs w:val="24"/>
+                          <w:sz w:val="26"/>
+                          <w:szCs w:val="26"/>
                         </w:rPr>
                         <w:br/>
-                        <w:t>Machine Learning Models</w:t>
                       </w:r>
                       <w:r>
                         <w:rPr>
                           <w:rFonts w:ascii="Times New Roman" w:hAnsi="Times New Roman" w:cs="Times New Roman"/>
                           <w:b/>
                           <w:bCs/>
-                          <w:sz w:val="24"/>
-                          <w:szCs w:val="24"/>
+                          <w:sz w:val="26"/>
+                          <w:szCs w:val="26"/>
                         </w:rPr>
-                        <w:br/>
-                        <w:t>(LR / RF / SVM)</w:t>
+                        <w:t>Spark Structured Streaming</w:t>
                       </w:r>
                       <w:r>
                         <w:rPr>
                           <w:rFonts w:ascii="Times New Roman" w:hAnsi="Times New Roman" w:cs="Times New Roman"/>
                           <w:b/>
                           <w:bCs/>
-                          <w:sz w:val="24"/>
-                          <w:szCs w:val="24"/>
+                          <w:sz w:val="26"/>
+                          <w:szCs w:val="26"/>
                         </w:rPr>
                         <w:br/>
                         <w:t>↓</w:t>
@@ -7559,11 +7216,20 @@
                           <w:rFonts w:ascii="Times New Roman" w:hAnsi="Times New Roman" w:cs="Times New Roman"/>
                           <w:b/>
                           <w:bCs/>
-                          <w:sz w:val="24"/>
-                          <w:szCs w:val="24"/>
+                          <w:sz w:val="26"/>
+                          <w:szCs w:val="26"/>
                         </w:rPr>
                         <w:br/>
-                        <w:t>Prediction Output</w:t>
+                      </w:r>
+                      <w:r>
+                        <w:rPr>
+                          <w:rFonts w:ascii="Times New Roman" w:hAnsi="Times New Roman" w:cs="Times New Roman"/>
+                          <w:b/>
+                          <w:bCs/>
+                          <w:sz w:val="26"/>
+                          <w:szCs w:val="26"/>
+                        </w:rPr>
+                        <w:t>Real-Time Prediction Output &amp; Evaluation</w:t>
                       </w:r>
                     </w:p>
                   </w:txbxContent>
@@ -7574,10 +7240,20 @@
           </mc:Fallback>
         </mc:AlternateContent>
       </w:r>
+      <w:r>
+        <w:rPr>
+          <w:rFonts w:ascii="Times New Roman" w:hAnsi="Times New Roman" w:cs="Times New Roman"/>
+          <w:b/>
+          <w:bCs/>
+          <w:sz w:val="24"/>
+          <w:szCs w:val="24"/>
+        </w:rPr>
+        <w:t>4.5 Feature Engineering</w:t>
+      </w:r>
     </w:p>
     <w:p>
       <w:pPr>
-        <w:spacing w:line="360" w:lineRule="auto"/>
+        <w:spacing w:line="480" w:lineRule="auto"/>
         <w:jc w:val="center"/>
         <w:rPr>
           <w:rFonts w:ascii="Times New Roman" w:hAnsi="Times New Roman" w:cs="Times New Roman"/>
@@ -7585,8 +7261,8 @@
           <w:bCs/>
           <w:i/>
           <w:iCs/>
-          <w:sz w:val="20"/>
-          <w:szCs w:val="20"/>
+          <w:sz w:val="24"/>
+          <w:szCs w:val="24"/>
         </w:rPr>
       </w:pPr>
       <w:r>
@@ -7596,15 +7272,15 @@
           <w:bCs/>
           <w:i/>
           <w:iCs/>
-          <w:sz w:val="20"/>
-          <w:szCs w:val="20"/>
+          <w:sz w:val="24"/>
+          <w:szCs w:val="24"/>
         </w:rPr>
         <w:t>Figure 5: Distributed feature engineering pipeline architecture.</w:t>
       </w:r>
     </w:p>
     <w:p>
       <w:pPr>
-        <w:spacing w:line="360" w:lineRule="auto"/>
+        <w:spacing w:line="480" w:lineRule="auto"/>
         <w:jc w:val="center"/>
         <w:rPr>
           <w:rFonts w:ascii="Times New Roman" w:hAnsi="Times New Roman" w:cs="Times New Roman"/>
@@ -7623,6 +7299,7 @@
           <w:sz w:val="24"/>
           <w:szCs w:val="24"/>
         </w:rPr>
+        <w:lastRenderedPageBreak/>
         <w:drawing>
           <wp:inline distT="0" distB="0" distL="0" distR="0" wp14:anchorId="2A14B20D" wp14:editId="76FF615B">
             <wp:extent cx="3953427" cy="1705213"/>
@@ -7662,7 +7339,7 @@
     </w:p>
     <w:p>
       <w:pPr>
-        <w:spacing w:line="360" w:lineRule="auto"/>
+        <w:spacing w:line="480" w:lineRule="auto"/>
         <w:jc w:val="center"/>
         <w:rPr>
           <w:rFonts w:ascii="Times New Roman" w:hAnsi="Times New Roman" w:cs="Times New Roman"/>
@@ -7670,8 +7347,8 @@
           <w:bCs/>
           <w:i/>
           <w:iCs/>
-          <w:sz w:val="20"/>
-          <w:szCs w:val="20"/>
+          <w:sz w:val="24"/>
+          <w:szCs w:val="24"/>
         </w:rPr>
       </w:pPr>
       <w:r>
@@ -7681,15 +7358,15 @@
           <w:bCs/>
           <w:i/>
           <w:iCs/>
-          <w:sz w:val="20"/>
-          <w:szCs w:val="20"/>
+          <w:sz w:val="24"/>
+          <w:szCs w:val="24"/>
         </w:rPr>
         <w:t>Figure 6: TF-IDF feature vector generation process.</w:t>
       </w:r>
     </w:p>
     <w:p>
       <w:pPr>
-        <w:spacing w:line="360" w:lineRule="auto"/>
+        <w:spacing w:line="480" w:lineRule="auto"/>
         <w:rPr>
           <w:rFonts w:ascii="Times New Roman" w:hAnsi="Times New Roman" w:cs="Times New Roman"/>
           <w:sz w:val="24"/>
@@ -7710,15 +7387,7 @@
           <w:sz w:val="24"/>
           <w:szCs w:val="24"/>
         </w:rPr>
-        <w:t xml:space="preserve"> </w:t>
-      </w:r>
-      <w:r>
-        <w:rPr>
-          <w:rFonts w:ascii="Times New Roman" w:hAnsi="Times New Roman" w:cs="Times New Roman"/>
-          <w:sz w:val="24"/>
-          <w:szCs w:val="24"/>
-        </w:rPr>
-        <w:t>(Salton &amp; Buckley, 1988)</w:t>
+        <w:t xml:space="preserve"> (Salton &amp; Buckley, 1988)</w:t>
       </w:r>
       <w:r>
         <w:rPr>
@@ -7731,7 +7400,7 @@
     </w:p>
     <w:p>
       <w:pPr>
-        <w:spacing w:line="360" w:lineRule="auto"/>
+        <w:spacing w:line="480" w:lineRule="auto"/>
         <w:rPr>
           <w:rFonts w:ascii="Times New Roman" w:hAnsi="Times New Roman" w:cs="Times New Roman"/>
           <w:b/>
@@ -7753,54 +7422,37 @@
     </w:p>
     <w:p>
       <w:pPr>
-        <w:spacing w:line="360" w:lineRule="auto"/>
-        <w:rPr>
-          <w:rFonts w:ascii="Times New Roman" w:hAnsi="Times New Roman" w:cs="Times New Roman"/>
-          <w:sz w:val="24"/>
-          <w:szCs w:val="24"/>
-        </w:rPr>
-      </w:pPr>
-      <w:r>
-        <w:rPr>
-          <w:rFonts w:ascii="Times New Roman" w:hAnsi="Times New Roman" w:cs="Times New Roman"/>
-          <w:sz w:val="24"/>
-          <w:szCs w:val="24"/>
-        </w:rPr>
-        <w:lastRenderedPageBreak/>
+        <w:spacing w:line="480" w:lineRule="auto"/>
+        <w:rPr>
+          <w:rFonts w:ascii="Times New Roman" w:hAnsi="Times New Roman" w:cs="Times New Roman"/>
+          <w:sz w:val="24"/>
+          <w:szCs w:val="24"/>
+        </w:rPr>
+      </w:pPr>
+      <w:r>
+        <w:rPr>
+          <w:rFonts w:ascii="Times New Roman" w:hAnsi="Times New Roman" w:cs="Times New Roman"/>
+          <w:sz w:val="24"/>
+          <w:szCs w:val="24"/>
+        </w:rPr>
         <w:t>The following assigned features were implemented:</w:t>
       </w:r>
     </w:p>
     <w:p>
       <w:pPr>
-        <w:rPr>
-          <w:rFonts w:ascii="Times New Roman" w:hAnsi="Times New Roman" w:cs="Times New Roman"/>
-        </w:rPr>
-      </w:pPr>
-    </w:p>
-    <w:p>
-      <w:pPr>
-        <w:rPr>
-          <w:rFonts w:ascii="Times New Roman" w:hAnsi="Times New Roman" w:cs="Times New Roman"/>
-        </w:rPr>
-      </w:pPr>
-    </w:p>
-    <w:p>
-      <w:pPr>
-        <w:rPr>
-          <w:rFonts w:ascii="Times New Roman" w:hAnsi="Times New Roman" w:cs="Times New Roman"/>
-        </w:rPr>
-      </w:pPr>
-    </w:p>
-    <w:p>
-      <w:pPr>
-        <w:rPr>
-          <w:rFonts w:ascii="Times New Roman" w:hAnsi="Times New Roman" w:cs="Times New Roman"/>
+        <w:spacing w:line="480" w:lineRule="auto"/>
+        <w:rPr>
+          <w:rFonts w:ascii="Times New Roman" w:hAnsi="Times New Roman" w:cs="Times New Roman"/>
+          <w:sz w:val="24"/>
+          <w:szCs w:val="24"/>
         </w:rPr>
       </w:pPr>
       <w:r>
         <w:rPr>
           <w:rFonts w:ascii="Times New Roman" w:hAnsi="Times New Roman" w:cs="Times New Roman"/>
           <w:noProof/>
+          <w:sz w:val="24"/>
+          <w:szCs w:val="24"/>
         </w:rPr>
         <mc:AlternateContent>
           <mc:Choice Requires="wps">
@@ -8637,185 +8289,146 @@
     </w:p>
     <w:p>
       <w:pPr>
-        <w:rPr>
-          <w:rFonts w:ascii="Times New Roman" w:hAnsi="Times New Roman" w:cs="Times New Roman"/>
+        <w:spacing w:line="480" w:lineRule="auto"/>
+        <w:rPr>
+          <w:rFonts w:ascii="Times New Roman" w:hAnsi="Times New Roman" w:cs="Times New Roman"/>
+          <w:sz w:val="24"/>
+          <w:szCs w:val="24"/>
         </w:rPr>
       </w:pPr>
     </w:p>
     <w:p>
       <w:pPr>
-        <w:rPr>
-          <w:rFonts w:ascii="Times New Roman" w:hAnsi="Times New Roman" w:cs="Times New Roman"/>
+        <w:spacing w:line="480" w:lineRule="auto"/>
+        <w:rPr>
+          <w:rFonts w:ascii="Times New Roman" w:hAnsi="Times New Roman" w:cs="Times New Roman"/>
+          <w:sz w:val="24"/>
+          <w:szCs w:val="24"/>
         </w:rPr>
       </w:pPr>
     </w:p>
     <w:p>
       <w:pPr>
-        <w:rPr>
-          <w:rFonts w:ascii="Times New Roman" w:hAnsi="Times New Roman" w:cs="Times New Roman"/>
+        <w:spacing w:line="480" w:lineRule="auto"/>
+        <w:rPr>
+          <w:rFonts w:ascii="Times New Roman" w:hAnsi="Times New Roman" w:cs="Times New Roman"/>
+          <w:sz w:val="24"/>
+          <w:szCs w:val="24"/>
         </w:rPr>
       </w:pPr>
     </w:p>
     <w:p>
       <w:pPr>
-        <w:rPr>
-          <w:rFonts w:ascii="Times New Roman" w:hAnsi="Times New Roman" w:cs="Times New Roman"/>
+        <w:spacing w:line="480" w:lineRule="auto"/>
+        <w:rPr>
+          <w:rFonts w:ascii="Times New Roman" w:hAnsi="Times New Roman" w:cs="Times New Roman"/>
+          <w:sz w:val="24"/>
+          <w:szCs w:val="24"/>
         </w:rPr>
       </w:pPr>
     </w:p>
     <w:p>
       <w:pPr>
+        <w:spacing w:line="480" w:lineRule="auto"/>
         <w:rPr>
           <w:rFonts w:ascii="Times New Roman" w:hAnsi="Times New Roman" w:cs="Times New Roman"/>
           <w:b/>
           <w:bCs/>
+          <w:sz w:val="24"/>
+          <w:szCs w:val="24"/>
         </w:rPr>
       </w:pPr>
     </w:p>
     <w:p>
       <w:pPr>
+        <w:spacing w:line="480" w:lineRule="auto"/>
         <w:rPr>
           <w:rFonts w:ascii="Times New Roman" w:hAnsi="Times New Roman" w:cs="Times New Roman"/>
           <w:b/>
           <w:bCs/>
+          <w:sz w:val="24"/>
+          <w:szCs w:val="24"/>
         </w:rPr>
       </w:pPr>
     </w:p>
     <w:p>
       <w:pPr>
+        <w:spacing w:line="480" w:lineRule="auto"/>
+        <w:jc w:val="both"/>
         <w:rPr>
           <w:rFonts w:ascii="Times New Roman" w:hAnsi="Times New Roman" w:cs="Times New Roman"/>
           <w:b/>
           <w:bCs/>
-        </w:rPr>
-      </w:pPr>
+          <w:sz w:val="24"/>
+          <w:szCs w:val="24"/>
+        </w:rPr>
+      </w:pPr>
+      <w:r>
+        <w:rPr>
+          <w:rFonts w:ascii="Times New Roman" w:hAnsi="Times New Roman" w:cs="Times New Roman"/>
+          <w:b/>
+          <w:bCs/>
+          <w:sz w:val="24"/>
+          <w:szCs w:val="24"/>
+        </w:rPr>
+        <w:t>4.5.2 TF-IDF Representation</w:t>
+      </w:r>
     </w:p>
     <w:p>
       <w:pPr>
-        <w:rPr>
-          <w:rFonts w:ascii="Times New Roman" w:hAnsi="Times New Roman" w:cs="Times New Roman"/>
-          <w:b/>
-          <w:bCs/>
-        </w:rPr>
-      </w:pPr>
+        <w:spacing w:line="480" w:lineRule="auto"/>
+        <w:jc w:val="both"/>
+        <w:rPr>
+          <w:rFonts w:ascii="Times New Roman" w:hAnsi="Times New Roman" w:cs="Times New Roman"/>
+          <w:sz w:val="24"/>
+          <w:szCs w:val="24"/>
+        </w:rPr>
+      </w:pPr>
+      <w:r>
+        <w:rPr>
+          <w:rFonts w:ascii="Times New Roman" w:hAnsi="Times New Roman" w:cs="Times New Roman"/>
+          <w:sz w:val="24"/>
+          <w:szCs w:val="24"/>
+        </w:rPr>
+        <w:t>TF-IDF vectorization was implemented using Spark MLlib.</w:t>
+      </w:r>
     </w:p>
     <w:p>
       <w:pPr>
-        <w:rPr>
-          <w:rFonts w:ascii="Times New Roman" w:hAnsi="Times New Roman" w:cs="Times New Roman"/>
-          <w:b/>
-          <w:bCs/>
-        </w:rPr>
-      </w:pPr>
+        <w:spacing w:line="480" w:lineRule="auto"/>
+        <w:jc w:val="both"/>
+        <w:rPr>
+          <w:rFonts w:ascii="Times New Roman" w:hAnsi="Times New Roman" w:cs="Times New Roman"/>
+          <w:sz w:val="24"/>
+          <w:szCs w:val="24"/>
+        </w:rPr>
+      </w:pPr>
+      <w:r>
+        <w:rPr>
+          <w:rFonts w:ascii="Times New Roman" w:hAnsi="Times New Roman" w:cs="Times New Roman"/>
+          <w:sz w:val="24"/>
+          <w:szCs w:val="24"/>
+        </w:rPr>
+        <w:t>Pipeline stages included:</w:t>
+      </w:r>
     </w:p>
     <w:p>
       <w:pPr>
-        <w:rPr>
-          <w:rFonts w:ascii="Times New Roman" w:hAnsi="Times New Roman" w:cs="Times New Roman"/>
-          <w:b/>
-          <w:bCs/>
-        </w:rPr>
-      </w:pPr>
-    </w:p>
-    <w:p>
-      <w:pPr>
-        <w:rPr>
-          <w:rFonts w:ascii="Times New Roman" w:hAnsi="Times New Roman" w:cs="Times New Roman"/>
-          <w:b/>
-          <w:bCs/>
-        </w:rPr>
-      </w:pPr>
-    </w:p>
-    <w:p>
-      <w:pPr>
-        <w:spacing w:line="360" w:lineRule="auto"/>
-        <w:jc w:val="both"/>
-        <w:rPr>
-          <w:rFonts w:ascii="Times New Roman" w:hAnsi="Times New Roman" w:cs="Times New Roman"/>
-          <w:b/>
-          <w:bCs/>
-          <w:sz w:val="24"/>
-          <w:szCs w:val="24"/>
-        </w:rPr>
-      </w:pPr>
-      <w:r>
-        <w:rPr>
-          <w:rFonts w:ascii="Times New Roman" w:hAnsi="Times New Roman" w:cs="Times New Roman"/>
-          <w:b/>
-          <w:bCs/>
-          <w:sz w:val="24"/>
-          <w:szCs w:val="24"/>
-        </w:rPr>
-        <w:t>4.5.2 TF-IDF Representation</w:t>
-      </w:r>
-    </w:p>
-    <w:p>
-      <w:pPr>
-        <w:spacing w:line="360" w:lineRule="auto"/>
-        <w:jc w:val="both"/>
-        <w:rPr>
-          <w:rFonts w:ascii="Times New Roman" w:hAnsi="Times New Roman" w:cs="Times New Roman"/>
-          <w:sz w:val="24"/>
-          <w:szCs w:val="24"/>
-        </w:rPr>
-      </w:pPr>
-      <w:r>
-        <w:rPr>
-          <w:rFonts w:ascii="Times New Roman" w:hAnsi="Times New Roman" w:cs="Times New Roman"/>
-          <w:sz w:val="24"/>
-          <w:szCs w:val="24"/>
-        </w:rPr>
-        <w:t xml:space="preserve">TF-IDF vectorization was implemented using Spark </w:t>
-      </w:r>
-      <w:proofErr w:type="spellStart"/>
-      <w:r>
-        <w:rPr>
-          <w:rFonts w:ascii="Times New Roman" w:hAnsi="Times New Roman" w:cs="Times New Roman"/>
-          <w:sz w:val="24"/>
-          <w:szCs w:val="24"/>
-        </w:rPr>
-        <w:t>MLlib</w:t>
-      </w:r>
-      <w:proofErr w:type="spellEnd"/>
-      <w:r>
-        <w:rPr>
-          <w:rFonts w:ascii="Times New Roman" w:hAnsi="Times New Roman" w:cs="Times New Roman"/>
-          <w:sz w:val="24"/>
-          <w:szCs w:val="24"/>
-        </w:rPr>
-        <w:t>.</w:t>
-      </w:r>
-    </w:p>
-    <w:p>
-      <w:pPr>
-        <w:spacing w:line="360" w:lineRule="auto"/>
-        <w:jc w:val="both"/>
-        <w:rPr>
-          <w:rFonts w:ascii="Times New Roman" w:hAnsi="Times New Roman" w:cs="Times New Roman"/>
-          <w:sz w:val="24"/>
-          <w:szCs w:val="24"/>
-        </w:rPr>
-      </w:pPr>
-      <w:r>
-        <w:rPr>
-          <w:rFonts w:ascii="Times New Roman" w:hAnsi="Times New Roman" w:cs="Times New Roman"/>
-          <w:sz w:val="24"/>
-          <w:szCs w:val="24"/>
-        </w:rPr>
-        <w:t>Pipeline stages included:</w:t>
-      </w:r>
-    </w:p>
-    <w:p>
-      <w:pPr>
-        <w:rPr>
-          <w:rFonts w:ascii="Times New Roman" w:hAnsi="Times New Roman" w:cs="Times New Roman"/>
+        <w:spacing w:line="480" w:lineRule="auto"/>
+        <w:rPr>
+          <w:rFonts w:ascii="Times New Roman" w:hAnsi="Times New Roman" w:cs="Times New Roman"/>
+          <w:sz w:val="24"/>
+          <w:szCs w:val="24"/>
         </w:rPr>
       </w:pPr>
       <w:r>
         <w:rPr>
           <w:rFonts w:ascii="Times New Roman" w:hAnsi="Times New Roman" w:cs="Times New Roman"/>
           <w:noProof/>
-        </w:rPr>
+          <w:sz w:val="24"/>
+          <w:szCs w:val="24"/>
+        </w:rPr>
+        <w:lastRenderedPageBreak/>
         <mc:AlternateContent>
           <mc:Choice Requires="wps">
             <w:drawing>
@@ -8897,23 +8510,13 @@
                                 <w:szCs w:val="24"/>
                               </w:rPr>
                             </w:pPr>
-                            <w:proofErr w:type="spellStart"/>
                             <w:r>
                               <w:rPr>
                                 <w:rFonts w:ascii="Times New Roman" w:hAnsi="Times New Roman" w:cs="Times New Roman"/>
                                 <w:sz w:val="24"/>
                                 <w:szCs w:val="24"/>
                               </w:rPr>
-                              <w:t>Stopword</w:t>
-                            </w:r>
-                            <w:proofErr w:type="spellEnd"/>
-                            <w:r>
-                              <w:rPr>
-                                <w:rFonts w:ascii="Times New Roman" w:hAnsi="Times New Roman" w:cs="Times New Roman"/>
-                                <w:sz w:val="24"/>
-                                <w:szCs w:val="24"/>
-                              </w:rPr>
-                              <w:t xml:space="preserve"> filtering</w:t>
+                              <w:t>Stopword filtering</w:t>
                             </w:r>
                           </w:p>
                           <w:p>
@@ -8929,7 +8532,6 @@
                                 <w:szCs w:val="24"/>
                               </w:rPr>
                             </w:pPr>
-                            <w:proofErr w:type="spellStart"/>
                             <w:r>
                               <w:rPr>
                                 <w:rFonts w:ascii="Times New Roman" w:hAnsi="Times New Roman" w:cs="Times New Roman"/>
@@ -8938,7 +8540,6 @@
                               </w:rPr>
                               <w:t>HashingTF</w:t>
                             </w:r>
-                            <w:proofErr w:type="spellEnd"/>
                           </w:p>
                           <w:p>
                             <w:pPr>
@@ -9028,23 +8629,13 @@
                           <w:szCs w:val="24"/>
                         </w:rPr>
                       </w:pPr>
-                      <w:proofErr w:type="spellStart"/>
                       <w:r>
                         <w:rPr>
                           <w:rFonts w:ascii="Times New Roman" w:hAnsi="Times New Roman" w:cs="Times New Roman"/>
                           <w:sz w:val="24"/>
                           <w:szCs w:val="24"/>
                         </w:rPr>
-                        <w:t>Stopword</w:t>
-                      </w:r>
-                      <w:proofErr w:type="spellEnd"/>
-                      <w:r>
-                        <w:rPr>
-                          <w:rFonts w:ascii="Times New Roman" w:hAnsi="Times New Roman" w:cs="Times New Roman"/>
-                          <w:sz w:val="24"/>
-                          <w:szCs w:val="24"/>
-                        </w:rPr>
-                        <w:t xml:space="preserve"> filtering</w:t>
+                        <w:t>Stopword filtering</w:t>
                       </w:r>
                     </w:p>
                     <w:p>
@@ -9060,7 +8651,6 @@
                           <w:szCs w:val="24"/>
                         </w:rPr>
                       </w:pPr>
-                      <w:proofErr w:type="spellStart"/>
                       <w:r>
                         <w:rPr>
                           <w:rFonts w:ascii="Times New Roman" w:hAnsi="Times New Roman" w:cs="Times New Roman"/>
@@ -9069,7 +8659,6 @@
                         </w:rPr>
                         <w:t>HashingTF</w:t>
                       </w:r>
-                      <w:proofErr w:type="spellEnd"/>
                     </w:p>
                     <w:p>
                       <w:pPr>
@@ -9113,56 +8702,105 @@
     </w:p>
     <w:p>
       <w:pPr>
-        <w:rPr>
-          <w:rFonts w:ascii="Times New Roman" w:hAnsi="Times New Roman" w:cs="Times New Roman"/>
+        <w:spacing w:line="480" w:lineRule="auto"/>
+        <w:rPr>
+          <w:rFonts w:ascii="Times New Roman" w:hAnsi="Times New Roman" w:cs="Times New Roman"/>
+          <w:sz w:val="24"/>
+          <w:szCs w:val="24"/>
         </w:rPr>
       </w:pPr>
     </w:p>
     <w:p>
       <w:pPr>
-        <w:rPr>
-          <w:rFonts w:ascii="Times New Roman" w:hAnsi="Times New Roman" w:cs="Times New Roman"/>
+        <w:spacing w:line="480" w:lineRule="auto"/>
+        <w:rPr>
+          <w:rFonts w:ascii="Times New Roman" w:hAnsi="Times New Roman" w:cs="Times New Roman"/>
+          <w:sz w:val="24"/>
+          <w:szCs w:val="24"/>
         </w:rPr>
       </w:pPr>
     </w:p>
     <w:p>
       <w:pPr>
-        <w:rPr>
-          <w:rFonts w:ascii="Times New Roman" w:hAnsi="Times New Roman" w:cs="Times New Roman"/>
+        <w:spacing w:line="480" w:lineRule="auto"/>
+        <w:rPr>
+          <w:rFonts w:ascii="Times New Roman" w:hAnsi="Times New Roman" w:cs="Times New Roman"/>
+          <w:sz w:val="24"/>
+          <w:szCs w:val="24"/>
         </w:rPr>
       </w:pPr>
     </w:p>
     <w:p>
       <w:pPr>
-        <w:rPr>
-          <w:rFonts w:ascii="Times New Roman" w:hAnsi="Times New Roman" w:cs="Times New Roman"/>
+        <w:spacing w:line="480" w:lineRule="auto"/>
+        <w:rPr>
+          <w:rFonts w:ascii="Times New Roman" w:hAnsi="Times New Roman" w:cs="Times New Roman"/>
+          <w:sz w:val="24"/>
+          <w:szCs w:val="24"/>
         </w:rPr>
       </w:pPr>
     </w:p>
     <w:p>
       <w:pPr>
-        <w:rPr>
-          <w:rFonts w:ascii="Times New Roman" w:hAnsi="Times New Roman" w:cs="Times New Roman"/>
-        </w:rPr>
-      </w:pPr>
+        <w:spacing w:line="480" w:lineRule="auto"/>
+        <w:jc w:val="both"/>
+        <w:rPr>
+          <w:rFonts w:ascii="Times New Roman" w:hAnsi="Times New Roman" w:cs="Times New Roman"/>
+          <w:sz w:val="24"/>
+          <w:szCs w:val="24"/>
+        </w:rPr>
+      </w:pPr>
+      <w:r>
+        <w:rPr>
+          <w:rFonts w:ascii="Times New Roman" w:hAnsi="Times New Roman" w:cs="Times New Roman"/>
+          <w:sz w:val="24"/>
+          <w:szCs w:val="24"/>
+        </w:rPr>
+        <w:t>A feature vector of 10,000 dimensions was generated and combined with the five stylometric features</w:t>
+      </w:r>
+      <w:r>
+        <w:rPr>
+          <w:rFonts w:ascii="Times New Roman" w:hAnsi="Times New Roman" w:cs="Times New Roman"/>
+          <w:sz w:val="24"/>
+          <w:szCs w:val="24"/>
+        </w:rPr>
+        <w:t xml:space="preserve"> (Pedregosa et al., 2011)</w:t>
+      </w:r>
+      <w:r>
+        <w:rPr>
+          <w:rFonts w:ascii="Times New Roman" w:hAnsi="Times New Roman" w:cs="Times New Roman"/>
+          <w:sz w:val="24"/>
+          <w:szCs w:val="24"/>
+        </w:rPr>
+        <w:t>.</w:t>
+      </w:r>
     </w:p>
     <w:p>
       <w:pPr>
-        <w:rPr>
-          <w:rFonts w:ascii="Times New Roman" w:hAnsi="Times New Roman" w:cs="Times New Roman"/>
-        </w:rPr>
-      </w:pPr>
+        <w:spacing w:line="480" w:lineRule="auto"/>
+        <w:jc w:val="both"/>
+        <w:rPr>
+          <w:rFonts w:ascii="Times New Roman" w:hAnsi="Times New Roman" w:cs="Times New Roman"/>
+          <w:b/>
+          <w:bCs/>
+          <w:sz w:val="24"/>
+          <w:szCs w:val="24"/>
+        </w:rPr>
+      </w:pPr>
+      <w:r>
+        <w:rPr>
+          <w:rFonts w:ascii="Times New Roman" w:hAnsi="Times New Roman" w:cs="Times New Roman"/>
+          <w:b/>
+          <w:bCs/>
+          <w:sz w:val="24"/>
+          <w:szCs w:val="24"/>
+        </w:rPr>
+        <w:t>4.6 Distributed Modeling</w:t>
+      </w:r>
     </w:p>
     <w:p>
       <w:pPr>
-        <w:rPr>
-          <w:rFonts w:ascii="Times New Roman" w:hAnsi="Times New Roman" w:cs="Times New Roman"/>
-        </w:rPr>
-      </w:pPr>
-    </w:p>
-    <w:p>
-      <w:pPr>
-        <w:spacing w:line="360" w:lineRule="auto"/>
+        <w:spacing w:line="480" w:lineRule="auto"/>
         <w:jc w:val="both"/>
         <w:rPr>
           <w:rFonts w:ascii="Times New Roman" w:hAnsi="Times New Roman" w:cs="Times New Roman"/>
@@ -9176,92 +8814,7 @@
           <w:sz w:val="24"/>
           <w:szCs w:val="24"/>
         </w:rPr>
-        <w:t>A feature vector of 10,000 dimensions was generated and combined with the five stylometric features</w:t>
-      </w:r>
-      <w:r>
-        <w:rPr>
-          <w:rFonts w:ascii="Times New Roman" w:hAnsi="Times New Roman" w:cs="Times New Roman"/>
-          <w:sz w:val="24"/>
-          <w:szCs w:val="24"/>
-        </w:rPr>
-        <w:t xml:space="preserve"> </w:t>
-      </w:r>
-      <w:r>
-        <w:rPr>
-          <w:rFonts w:ascii="Times New Roman" w:hAnsi="Times New Roman" w:cs="Times New Roman"/>
-          <w:sz w:val="24"/>
-          <w:szCs w:val="24"/>
-        </w:rPr>
-        <w:t>(Pedregosa et al., 2011)</w:t>
-      </w:r>
-      <w:r>
-        <w:rPr>
-          <w:rFonts w:ascii="Times New Roman" w:hAnsi="Times New Roman" w:cs="Times New Roman"/>
-          <w:sz w:val="24"/>
-          <w:szCs w:val="24"/>
-        </w:rPr>
-        <w:t>.</w:t>
-      </w:r>
-    </w:p>
-    <w:p>
-      <w:pPr>
-        <w:spacing w:line="360" w:lineRule="auto"/>
-        <w:jc w:val="both"/>
-        <w:rPr>
-          <w:rFonts w:ascii="Times New Roman" w:hAnsi="Times New Roman" w:cs="Times New Roman"/>
-          <w:b/>
-          <w:bCs/>
-          <w:sz w:val="24"/>
-          <w:szCs w:val="24"/>
-        </w:rPr>
-      </w:pPr>
-      <w:r>
-        <w:rPr>
-          <w:rFonts w:ascii="Times New Roman" w:hAnsi="Times New Roman" w:cs="Times New Roman"/>
-          <w:b/>
-          <w:bCs/>
-          <w:sz w:val="24"/>
-          <w:szCs w:val="24"/>
-        </w:rPr>
-        <w:t>4.6 Distributed Modeling</w:t>
-      </w:r>
-    </w:p>
-    <w:p>
-      <w:pPr>
-        <w:spacing w:line="360" w:lineRule="auto"/>
-        <w:jc w:val="both"/>
-        <w:rPr>
-          <w:rFonts w:ascii="Times New Roman" w:hAnsi="Times New Roman" w:cs="Times New Roman"/>
-          <w:sz w:val="24"/>
-          <w:szCs w:val="24"/>
-        </w:rPr>
-      </w:pPr>
-      <w:r>
-        <w:rPr>
-          <w:rFonts w:ascii="Times New Roman" w:hAnsi="Times New Roman" w:cs="Times New Roman"/>
-          <w:sz w:val="24"/>
-          <w:szCs w:val="24"/>
-        </w:rPr>
-        <w:lastRenderedPageBreak/>
-        <w:t xml:space="preserve">Three machine learning models were trained using Spark </w:t>
-      </w:r>
-      <w:proofErr w:type="spellStart"/>
-      <w:r>
-        <w:rPr>
-          <w:rFonts w:ascii="Times New Roman" w:hAnsi="Times New Roman" w:cs="Times New Roman"/>
-          <w:sz w:val="24"/>
-          <w:szCs w:val="24"/>
-        </w:rPr>
-        <w:t>MLlib</w:t>
-      </w:r>
-      <w:proofErr w:type="spellEnd"/>
-      <w:r>
-        <w:rPr>
-          <w:rFonts w:ascii="Times New Roman" w:hAnsi="Times New Roman" w:cs="Times New Roman"/>
-          <w:sz w:val="24"/>
-          <w:szCs w:val="24"/>
-        </w:rPr>
-        <w:t>:</w:t>
+        <w:t>Three machine learning models were trained using Spark MLlib:</w:t>
       </w:r>
     </w:p>
     <w:p>
@@ -9270,7 +8823,7 @@
           <w:ilvl w:val="0"/>
           <w:numId w:val="10"/>
         </w:numPr>
-        <w:spacing w:line="360" w:lineRule="auto"/>
+        <w:spacing w:line="480" w:lineRule="auto"/>
         <w:jc w:val="both"/>
         <w:rPr>
           <w:rFonts w:ascii="Times New Roman" w:hAnsi="Times New Roman" w:cs="Times New Roman"/>
@@ -9293,7 +8846,7 @@
           <w:ilvl w:val="0"/>
           <w:numId w:val="10"/>
         </w:numPr>
-        <w:spacing w:line="360" w:lineRule="auto"/>
+        <w:spacing w:line="480" w:lineRule="auto"/>
         <w:jc w:val="both"/>
         <w:rPr>
           <w:rFonts w:ascii="Times New Roman" w:hAnsi="Times New Roman" w:cs="Times New Roman"/>
@@ -9316,7 +8869,7 @@
           <w:ilvl w:val="0"/>
           <w:numId w:val="10"/>
         </w:numPr>
-        <w:spacing w:line="360" w:lineRule="auto"/>
+        <w:spacing w:line="480" w:lineRule="auto"/>
         <w:jc w:val="both"/>
         <w:rPr>
           <w:rFonts w:ascii="Times New Roman" w:hAnsi="Times New Roman" w:cs="Times New Roman"/>
@@ -9335,7 +8888,7 @@
     </w:p>
     <w:p>
       <w:pPr>
-        <w:spacing w:line="360" w:lineRule="auto"/>
+        <w:spacing w:line="480" w:lineRule="auto"/>
         <w:jc w:val="both"/>
         <w:rPr>
           <w:rFonts w:ascii="Times New Roman" w:hAnsi="Times New Roman" w:cs="Times New Roman"/>
@@ -9346,36 +8899,23 @@
       <w:r>
         <w:rPr>
           <w:rFonts w:ascii="Times New Roman" w:hAnsi="Times New Roman" w:cs="Times New Roman"/>
-          <w:sz w:val="24"/>
-          <w:szCs w:val="24"/>
-        </w:rPr>
-        <w:t>The dataset was split into:</w:t>
-      </w:r>
-    </w:p>
-    <w:p>
-      <w:pPr>
-        <w:rPr>
-          <w:rFonts w:ascii="Times New Roman" w:hAnsi="Times New Roman" w:cs="Times New Roman"/>
-        </w:rPr>
-      </w:pPr>
-      <w:r>
-        <w:rPr>
-          <w:rFonts w:ascii="Times New Roman" w:hAnsi="Times New Roman" w:cs="Times New Roman"/>
           <w:noProof/>
+          <w:sz w:val="24"/>
+          <w:szCs w:val="24"/>
         </w:rPr>
         <mc:AlternateContent>
           <mc:Choice Requires="wps">
             <w:drawing>
-              <wp:anchor distT="45720" distB="45720" distL="114300" distR="114300" simplePos="0" relativeHeight="251687936" behindDoc="0" locked="0" layoutInCell="1" allowOverlap="1" wp14:anchorId="0BE02AB2" wp14:editId="6E208B51">
+              <wp:anchor distT="45720" distB="45720" distL="114300" distR="114300" simplePos="0" relativeHeight="251687936" behindDoc="0" locked="0" layoutInCell="1" allowOverlap="1" wp14:anchorId="0BE02AB2" wp14:editId="015C9A46">
                 <wp:simplePos x="0" y="0"/>
                 <wp:positionH relativeFrom="margin">
-                  <wp:align>right</wp:align>
+                  <wp:posOffset>19685</wp:posOffset>
                 </wp:positionH>
                 <wp:positionV relativeFrom="paragraph">
-                  <wp:posOffset>180975</wp:posOffset>
+                  <wp:posOffset>630555</wp:posOffset>
                 </wp:positionV>
-                <wp:extent cx="5686425" cy="1409700"/>
-                <wp:effectExtent l="0" t="0" r="28575" b="19050"/>
+                <wp:extent cx="5686425" cy="1366520"/>
+                <wp:effectExtent l="0" t="0" r="28575" b="24130"/>
                 <wp:wrapSquare wrapText="bothSides"/>
                 <wp:docPr id="553160326" name="Text Box 2"/>
                 <wp:cNvGraphicFramePr>
@@ -9390,7 +8930,7 @@
                       <wps:spPr bwMode="auto">
                         <a:xfrm>
                           <a:off x="0" y="0"/>
-                          <a:ext cx="5686425" cy="1409700"/>
+                          <a:ext cx="5686425" cy="1366520"/>
                         </a:xfrm>
                         <a:prstGeom prst="rect">
                           <a:avLst/>
@@ -9503,7 +9043,7 @@
           </mc:Choice>
           <mc:Fallback>
             <w:pict>
-              <v:shape w14:anchorId="0BE02AB2" id="_x0000_s1042" type="#_x0000_t202" style="position:absolute;margin-left:396.55pt;margin-top:14.25pt;width:447.75pt;height:111pt;z-index:251687936;visibility:visible;mso-wrap-style:square;mso-width-percent:0;mso-height-percent:0;mso-wrap-distance-left:9pt;mso-wrap-distance-top:3.6pt;mso-wrap-distance-right:9pt;mso-wrap-distance-bottom:3.6pt;mso-position-horizontal:right;mso-position-horizontal-relative:margin;mso-position-vertical:absolute;mso-position-vertical-relative:text;mso-width-percent:0;mso-height-percent:0;mso-width-relative:margin;mso-height-relative:margin;v-text-anchor:top" o:gfxdata="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">
+              <v:shape w14:anchorId="0BE02AB2" id="_x0000_s1042" type="#_x0000_t202" style="position:absolute;left:0;text-align:left;margin-left:1.55pt;margin-top:49.65pt;width:447.75pt;height:107.6pt;z-index:251687936;visibility:visible;mso-wrap-style:square;mso-width-percent:0;mso-height-percent:0;mso-wrap-distance-left:9pt;mso-wrap-distance-top:3.6pt;mso-wrap-distance-right:9pt;mso-wrap-distance-bottom:3.6pt;mso-position-horizontal:absolute;mso-position-horizontal-relative:margin;mso-position-vertical:absolute;mso-position-vertical-relative:text;mso-width-percent:0;mso-height-percent:0;mso-width-relative:margin;mso-height-relative:margin;v-text-anchor:top" o:gfxdata="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">
                 <v:textbox>
                   <w:txbxContent>
                     <w:p>
@@ -9589,10 +9129,18 @@
           </mc:Fallback>
         </mc:AlternateContent>
       </w:r>
+      <w:r>
+        <w:rPr>
+          <w:rFonts w:ascii="Times New Roman" w:hAnsi="Times New Roman" w:cs="Times New Roman"/>
+          <w:sz w:val="24"/>
+          <w:szCs w:val="24"/>
+        </w:rPr>
+        <w:t>The dataset was split into:</w:t>
+      </w:r>
     </w:p>
     <w:p>
       <w:pPr>
-        <w:spacing w:line="360" w:lineRule="auto"/>
+        <w:spacing w:line="480" w:lineRule="auto"/>
         <w:jc w:val="both"/>
         <w:rPr>
           <w:rFonts w:ascii="Times New Roman" w:hAnsi="Times New Roman" w:cs="Times New Roman"/>
@@ -9611,19 +9159,20 @@
           <w:sz w:val="24"/>
           <w:szCs w:val="24"/>
         </w:rPr>
+        <w:lastRenderedPageBreak/>
         <mc:AlternateContent>
           <mc:Choice Requires="wps">
             <w:drawing>
-              <wp:anchor distT="45720" distB="45720" distL="114300" distR="114300" simplePos="0" relativeHeight="251706368" behindDoc="0" locked="0" layoutInCell="1" allowOverlap="1" wp14:anchorId="7C24C863" wp14:editId="0A35143D">
+              <wp:anchor distT="45720" distB="45720" distL="114300" distR="114300" simplePos="0" relativeHeight="251706368" behindDoc="0" locked="0" layoutInCell="1" allowOverlap="1" wp14:anchorId="7C24C863" wp14:editId="40554698">
                 <wp:simplePos x="0" y="0"/>
                 <wp:positionH relativeFrom="column">
-                  <wp:posOffset>28575</wp:posOffset>
+                  <wp:posOffset>29845</wp:posOffset>
                 </wp:positionH>
                 <wp:positionV relativeFrom="paragraph">
-                  <wp:posOffset>545465</wp:posOffset>
+                  <wp:posOffset>542290</wp:posOffset>
                 </wp:positionV>
-                <wp:extent cx="5657850" cy="3267075"/>
-                <wp:effectExtent l="0" t="0" r="19050" b="28575"/>
+                <wp:extent cx="5657850" cy="3175000"/>
+                <wp:effectExtent l="0" t="0" r="19050" b="25400"/>
                 <wp:wrapSquare wrapText="bothSides"/>
                 <wp:docPr id="478865391" name="Text Box 2"/>
                 <wp:cNvGraphicFramePr>
@@ -9638,7 +9187,7 @@
                       <wps:spPr bwMode="auto">
                         <a:xfrm>
                           <a:off x="0" y="0"/>
-                          <a:ext cx="5657850" cy="3267075"/>
+                          <a:ext cx="5657850" cy="3175000"/>
                         </a:xfrm>
                         <a:prstGeom prst="rect">
                           <a:avLst/>
@@ -9809,7 +9358,7 @@
           </mc:Choice>
           <mc:Fallback>
             <w:pict>
-              <v:shape w14:anchorId="7C24C863" id="_x0000_s1043" type="#_x0000_t202" style="position:absolute;left:0;text-align:left;margin-left:2.25pt;margin-top:42.95pt;width:445.5pt;height:257.25pt;z-index:251706368;visibility:visible;mso-wrap-style:square;mso-width-percent:0;mso-height-percent:0;mso-wrap-distance-left:9pt;mso-wrap-distance-top:3.6pt;mso-wrap-distance-right:9pt;mso-wrap-distance-bottom:3.6pt;mso-position-horizontal:absolute;mso-position-horizontal-relative:text;mso-position-vertical:absolute;mso-position-vertical-relative:text;mso-width-percent:0;mso-height-percent:0;mso-width-relative:margin;mso-height-relative:margin;v-text-anchor:top" o:gfxdata="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">
+              <v:shape w14:anchorId="7C24C863" id="_x0000_s1043" type="#_x0000_t202" style="position:absolute;left:0;text-align:left;margin-left:2.35pt;margin-top:42.7pt;width:445.5pt;height:250pt;z-index:251706368;visibility:visible;mso-wrap-style:square;mso-width-percent:0;mso-height-percent:0;mso-wrap-distance-left:9pt;mso-wrap-distance-top:3.6pt;mso-wrap-distance-right:9pt;mso-wrap-distance-bottom:3.6pt;mso-position-horizontal:absolute;mso-position-horizontal-relative:text;mso-position-vertical:absolute;mso-position-vertical-relative:text;mso-width-percent:0;mso-height-percent:0;mso-width-relative:margin;mso-height-relative:margin;v-text-anchor:top" o:gfxdata="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">
                 <v:textbox>
                   <w:txbxContent>
                     <w:p>
@@ -9966,7 +9515,7 @@
     </w:p>
     <w:p>
       <w:pPr>
-        <w:spacing w:line="360" w:lineRule="auto"/>
+        <w:spacing w:line="480" w:lineRule="auto"/>
         <w:jc w:val="center"/>
         <w:rPr>
           <w:rFonts w:ascii="Times New Roman" w:hAnsi="Times New Roman" w:cs="Times New Roman"/>
@@ -9974,41 +9523,26 @@
           <w:bCs/>
           <w:i/>
           <w:iCs/>
-          <w:sz w:val="20"/>
-          <w:szCs w:val="20"/>
-        </w:rPr>
-      </w:pPr>
-    </w:p>
-    <w:p>
-      <w:pPr>
-        <w:spacing w:line="360" w:lineRule="auto"/>
-        <w:jc w:val="center"/>
+          <w:sz w:val="24"/>
+          <w:szCs w:val="24"/>
+        </w:rPr>
+      </w:pPr>
+      <w:r>
         <w:rPr>
           <w:rFonts w:ascii="Times New Roman" w:hAnsi="Times New Roman" w:cs="Times New Roman"/>
           <w:b/>
           <w:bCs/>
           <w:i/>
           <w:iCs/>
-          <w:sz w:val="20"/>
-          <w:szCs w:val="20"/>
-        </w:rPr>
-      </w:pPr>
-      <w:r>
-        <w:rPr>
-          <w:rFonts w:ascii="Times New Roman" w:hAnsi="Times New Roman" w:cs="Times New Roman"/>
-          <w:b/>
-          <w:bCs/>
-          <w:i/>
-          <w:iCs/>
-          <w:sz w:val="20"/>
-          <w:szCs w:val="20"/>
+          <w:sz w:val="24"/>
+          <w:szCs w:val="24"/>
         </w:rPr>
         <w:t>Figure 7: Spark Structured Streaming pipeline.</w:t>
       </w:r>
     </w:p>
     <w:p>
       <w:pPr>
-        <w:spacing w:line="360" w:lineRule="auto"/>
+        <w:spacing w:line="480" w:lineRule="auto"/>
         <w:jc w:val="both"/>
         <w:rPr>
           <w:rFonts w:ascii="Times New Roman" w:hAnsi="Times New Roman" w:cs="Times New Roman"/>
@@ -10030,21 +9564,12 @@
           <w:sz w:val="24"/>
           <w:szCs w:val="24"/>
         </w:rPr>
-        <w:t xml:space="preserve"> The emulation of a live stream of incoming Arabic abstracts was created using a file-</w:t>
-      </w:r>
-      <w:r>
-        <w:rPr>
-          <w:rFonts w:ascii="Times New Roman" w:hAnsi="Times New Roman" w:cs="Times New Roman"/>
-          <w:sz w:val="24"/>
-          <w:szCs w:val="24"/>
-        </w:rPr>
-        <w:lastRenderedPageBreak/>
-        <w:t>based streaming source. New text files added to the streaming directory were automatically processed by the Spark pipeline.</w:t>
+        <w:t xml:space="preserve"> The emulation of a live stream of incoming Arabic abstracts was created using a file-based streaming source. New text files added to the streaming directory were automatically processed by the Spark pipeline.</w:t>
       </w:r>
     </w:p>
     <w:p>
       <w:pPr>
-        <w:spacing w:line="360" w:lineRule="auto"/>
+        <w:spacing w:line="480" w:lineRule="auto"/>
         <w:jc w:val="both"/>
         <w:rPr>
           <w:rFonts w:ascii="Times New Roman" w:hAnsi="Times New Roman" w:cs="Times New Roman"/>
@@ -10079,14 +9604,19 @@
     </w:p>
     <w:p>
       <w:pPr>
-        <w:rPr>
-          <w:rFonts w:ascii="Times New Roman" w:hAnsi="Times New Roman" w:cs="Times New Roman"/>
+        <w:spacing w:line="480" w:lineRule="auto"/>
+        <w:rPr>
+          <w:rFonts w:ascii="Times New Roman" w:hAnsi="Times New Roman" w:cs="Times New Roman"/>
+          <w:sz w:val="24"/>
+          <w:szCs w:val="24"/>
         </w:rPr>
       </w:pPr>
       <w:r>
         <w:rPr>
           <w:rFonts w:ascii="Times New Roman" w:hAnsi="Times New Roman" w:cs="Times New Roman"/>
           <w:noProof/>
+          <w:sz w:val="24"/>
+          <w:szCs w:val="24"/>
         </w:rPr>
         <mc:AlternateContent>
           <mc:Choice Requires="wps">
@@ -10405,21 +9935,59 @@
     </w:p>
     <w:p>
       <w:pPr>
-        <w:rPr>
-          <w:rFonts w:ascii="Times New Roman" w:hAnsi="Times New Roman" w:cs="Times New Roman"/>
+        <w:spacing w:line="480" w:lineRule="auto"/>
+        <w:rPr>
+          <w:rFonts w:ascii="Times New Roman" w:hAnsi="Times New Roman" w:cs="Times New Roman"/>
+          <w:sz w:val="24"/>
+          <w:szCs w:val="24"/>
         </w:rPr>
       </w:pPr>
     </w:p>
     <w:p>
       <w:pPr>
-        <w:rPr>
-          <w:rFonts w:ascii="Times New Roman" w:hAnsi="Times New Roman" w:cs="Times New Roman"/>
-        </w:rPr>
-      </w:pPr>
+        <w:spacing w:line="480" w:lineRule="auto"/>
+        <w:rPr>
+          <w:rFonts w:ascii="Times New Roman" w:hAnsi="Times New Roman" w:cs="Times New Roman"/>
+          <w:b/>
+          <w:bCs/>
+          <w:sz w:val="24"/>
+          <w:szCs w:val="24"/>
+        </w:rPr>
+      </w:pPr>
+      <w:r>
+        <w:rPr>
+          <w:rFonts w:ascii="Times New Roman" w:hAnsi="Times New Roman" w:cs="Times New Roman"/>
+          <w:b/>
+          <w:bCs/>
+          <w:sz w:val="24"/>
+          <w:szCs w:val="24"/>
+        </w:rPr>
+        <w:lastRenderedPageBreak/>
+        <w:t>4.8 Scalability Benchmarking</w:t>
+      </w:r>
     </w:p>
     <w:p>
       <w:pPr>
-        <w:spacing w:line="360" w:lineRule="auto"/>
+        <w:spacing w:line="480" w:lineRule="auto"/>
+        <w:rPr>
+          <w:rFonts w:ascii="Times New Roman" w:hAnsi="Times New Roman" w:cs="Times New Roman"/>
+          <w:sz w:val="24"/>
+          <w:szCs w:val="24"/>
+        </w:rPr>
+      </w:pPr>
+      <w:r>
+        <w:rPr>
+          <w:rFonts w:ascii="Times New Roman" w:hAnsi="Times New Roman" w:cs="Times New Roman"/>
+          <w:sz w:val="24"/>
+          <w:szCs w:val="24"/>
+        </w:rPr>
+        <w:t>The batch processing time and streaming behavior were analyzed. The timing in the batch prediction was measured with the execution timing functions in Spark. Streaming throughput and latency were observed using Spark Structured Streaming micro-batches.</w:t>
+      </w:r>
+    </w:p>
+    <w:p>
+      <w:pPr>
+        <w:spacing w:line="480" w:lineRule="auto"/>
+        <w:jc w:val="both"/>
         <w:rPr>
           <w:rFonts w:ascii="Times New Roman" w:hAnsi="Times New Roman" w:cs="Times New Roman"/>
           <w:b/>
@@ -10436,86 +10004,35 @@
           <w:sz w:val="24"/>
           <w:szCs w:val="24"/>
         </w:rPr>
-        <w:t>4.8 Scalability Benchmarking</w:t>
+        <w:t>5. Results and Analysis</w:t>
       </w:r>
     </w:p>
     <w:p>
       <w:pPr>
-        <w:spacing w:line="360" w:lineRule="auto"/>
-        <w:rPr>
-          <w:rFonts w:ascii="Times New Roman" w:hAnsi="Times New Roman" w:cs="Times New Roman"/>
-          <w:sz w:val="24"/>
-          <w:szCs w:val="24"/>
-        </w:rPr>
-      </w:pPr>
-      <w:r>
-        <w:rPr>
-          <w:rFonts w:ascii="Times New Roman" w:hAnsi="Times New Roman" w:cs="Times New Roman"/>
-          <w:sz w:val="24"/>
-          <w:szCs w:val="24"/>
-        </w:rPr>
-        <w:t>The batch processing time and streaming behavior were analyzed. The timing in the batch prediction was measured with the execution timing functions in Spark. Streaming throughput and latency were observed using Spark Structured Streaming micro-batches.</w:t>
+        <w:spacing w:line="480" w:lineRule="auto"/>
+        <w:jc w:val="both"/>
+        <w:rPr>
+          <w:rFonts w:ascii="Times New Roman" w:hAnsi="Times New Roman" w:cs="Times New Roman"/>
+          <w:b/>
+          <w:bCs/>
+          <w:sz w:val="24"/>
+          <w:szCs w:val="24"/>
+        </w:rPr>
+      </w:pPr>
+      <w:r>
+        <w:rPr>
+          <w:rFonts w:ascii="Times New Roman" w:hAnsi="Times New Roman" w:cs="Times New Roman"/>
+          <w:b/>
+          <w:bCs/>
+          <w:sz w:val="24"/>
+          <w:szCs w:val="24"/>
+        </w:rPr>
+        <w:t>5.1 Model Performance</w:t>
       </w:r>
     </w:p>
     <w:p>
       <w:pPr>
-        <w:spacing w:line="360" w:lineRule="auto"/>
-        <w:rPr>
-          <w:rFonts w:ascii="Times New Roman" w:hAnsi="Times New Roman" w:cs="Times New Roman"/>
-          <w:sz w:val="24"/>
-          <w:szCs w:val="24"/>
-        </w:rPr>
-      </w:pPr>
-    </w:p>
-    <w:p>
-      <w:pPr>
-        <w:spacing w:line="360" w:lineRule="auto"/>
-        <w:jc w:val="both"/>
-        <w:rPr>
-          <w:rFonts w:ascii="Times New Roman" w:hAnsi="Times New Roman" w:cs="Times New Roman"/>
-          <w:b/>
-          <w:bCs/>
-          <w:sz w:val="28"/>
-          <w:szCs w:val="28"/>
-        </w:rPr>
-      </w:pPr>
-      <w:r>
-        <w:rPr>
-          <w:rFonts w:ascii="Times New Roman" w:hAnsi="Times New Roman" w:cs="Times New Roman"/>
-          <w:b/>
-          <w:bCs/>
-          <w:sz w:val="28"/>
-          <w:szCs w:val="28"/>
-        </w:rPr>
-        <w:t>5. Results and Analysis</w:t>
-      </w:r>
-    </w:p>
-    <w:p>
-      <w:pPr>
-        <w:spacing w:line="360" w:lineRule="auto"/>
-        <w:jc w:val="both"/>
-        <w:rPr>
-          <w:rFonts w:ascii="Times New Roman" w:hAnsi="Times New Roman" w:cs="Times New Roman"/>
-          <w:b/>
-          <w:bCs/>
-          <w:sz w:val="24"/>
-          <w:szCs w:val="24"/>
-        </w:rPr>
-      </w:pPr>
-      <w:r>
-        <w:rPr>
-          <w:rFonts w:ascii="Times New Roman" w:hAnsi="Times New Roman" w:cs="Times New Roman"/>
-          <w:b/>
-          <w:bCs/>
-          <w:sz w:val="24"/>
-          <w:szCs w:val="24"/>
-        </w:rPr>
-        <w:t>5.1 Model Performance</w:t>
-      </w:r>
-    </w:p>
-    <w:p>
-      <w:pPr>
-        <w:spacing w:line="360" w:lineRule="auto"/>
+        <w:spacing w:line="480" w:lineRule="auto"/>
         <w:jc w:val="center"/>
         <w:rPr>
           <w:rFonts w:ascii="Times New Roman" w:hAnsi="Times New Roman" w:cs="Times New Roman"/>
@@ -10535,9 +10052,9 @@
           <w:szCs w:val="24"/>
         </w:rPr>
         <w:drawing>
-          <wp:inline distT="0" distB="0" distL="0" distR="0" wp14:anchorId="0F4891C0" wp14:editId="6E0C1BE2">
-            <wp:extent cx="4458322" cy="1629002"/>
-            <wp:effectExtent l="0" t="0" r="0" b="9525"/>
+          <wp:inline distT="0" distB="0" distL="0" distR="0" wp14:anchorId="0F4891C0" wp14:editId="1453794E">
+            <wp:extent cx="4457700" cy="1517301"/>
+            <wp:effectExtent l="0" t="0" r="0" b="6985"/>
             <wp:docPr id="602765658" name="Picture 1"/>
             <wp:cNvGraphicFramePr>
               <a:graphicFrameLocks xmlns:a="http://schemas.openxmlformats.org/drawingml/2006/main" noChangeAspect="1"/>
@@ -10558,7 +10075,7 @@
                   <pic:spPr>
                     <a:xfrm>
                       <a:off x="0" y="0"/>
-                      <a:ext cx="4458322" cy="1629002"/>
+                      <a:ext cx="4462325" cy="1518875"/>
                     </a:xfrm>
                     <a:prstGeom prst="rect">
                       <a:avLst/>
@@ -10573,7 +10090,7 @@
     </w:p>
     <w:p>
       <w:pPr>
-        <w:spacing w:line="360" w:lineRule="auto"/>
+        <w:spacing w:line="480" w:lineRule="auto"/>
         <w:jc w:val="center"/>
         <w:rPr>
           <w:rFonts w:ascii="Times New Roman" w:hAnsi="Times New Roman" w:cs="Times New Roman"/>
@@ -10581,8 +10098,8 @@
           <w:bCs/>
           <w:i/>
           <w:iCs/>
-          <w:sz w:val="20"/>
-          <w:szCs w:val="20"/>
+          <w:sz w:val="24"/>
+          <w:szCs w:val="24"/>
         </w:rPr>
       </w:pPr>
       <w:r>
@@ -10592,8 +10109,8 @@
           <w:bCs/>
           <w:i/>
           <w:iCs/>
-          <w:sz w:val="20"/>
-          <w:szCs w:val="20"/>
+          <w:sz w:val="24"/>
+          <w:szCs w:val="24"/>
         </w:rPr>
         <w:t xml:space="preserve">Figure </w:t>
       </w:r>
@@ -10604,8 +10121,8 @@
           <w:bCs/>
           <w:i/>
           <w:iCs/>
-          <w:sz w:val="20"/>
-          <w:szCs w:val="20"/>
+          <w:sz w:val="24"/>
+          <w:szCs w:val="24"/>
         </w:rPr>
         <w:t>8</w:t>
       </w:r>
@@ -10616,15 +10133,15 @@
           <w:bCs/>
           <w:i/>
           <w:iCs/>
-          <w:sz w:val="20"/>
-          <w:szCs w:val="20"/>
+          <w:sz w:val="24"/>
+          <w:szCs w:val="24"/>
         </w:rPr>
         <w:t>: Logistic Regression confusion matrix.</w:t>
       </w:r>
     </w:p>
     <w:p>
       <w:pPr>
-        <w:spacing w:line="360" w:lineRule="auto"/>
+        <w:spacing w:line="480" w:lineRule="auto"/>
         <w:jc w:val="center"/>
         <w:rPr>
           <w:rFonts w:ascii="Times New Roman" w:hAnsi="Times New Roman" w:cs="Times New Roman"/>
@@ -10632,8 +10149,8 @@
           <w:bCs/>
           <w:i/>
           <w:iCs/>
-          <w:sz w:val="20"/>
-          <w:szCs w:val="20"/>
+          <w:sz w:val="24"/>
+          <w:szCs w:val="24"/>
         </w:rPr>
       </w:pPr>
       <w:r>
@@ -10644,14 +10161,13 @@
           <w:i/>
           <w:iCs/>
           <w:noProof/>
-          <w:sz w:val="20"/>
-          <w:szCs w:val="20"/>
-        </w:rPr>
-        <w:lastRenderedPageBreak/>
+          <w:sz w:val="24"/>
+          <w:szCs w:val="24"/>
+        </w:rPr>
         <w:drawing>
-          <wp:inline distT="0" distB="0" distL="0" distR="0" wp14:anchorId="6838C6B9" wp14:editId="652C94FA">
-            <wp:extent cx="4172532" cy="1590897"/>
-            <wp:effectExtent l="0" t="0" r="0" b="9525"/>
+          <wp:inline distT="0" distB="0" distL="0" distR="0" wp14:anchorId="6838C6B9" wp14:editId="1CB6A3CC">
+            <wp:extent cx="4171950" cy="1436914"/>
+            <wp:effectExtent l="0" t="0" r="0" b="0"/>
             <wp:docPr id="1852859744" name="Picture 1"/>
             <wp:cNvGraphicFramePr>
               <a:graphicFrameLocks xmlns:a="http://schemas.openxmlformats.org/drawingml/2006/main" noChangeAspect="1"/>
@@ -10672,7 +10188,7 @@
                   <pic:spPr>
                     <a:xfrm>
                       <a:off x="0" y="0"/>
-                      <a:ext cx="4172532" cy="1590897"/>
+                      <a:ext cx="4176882" cy="1438613"/>
                     </a:xfrm>
                     <a:prstGeom prst="rect">
                       <a:avLst/>
@@ -10687,7 +10203,7 @@
     </w:p>
     <w:p>
       <w:pPr>
-        <w:spacing w:line="360" w:lineRule="auto"/>
+        <w:spacing w:line="480" w:lineRule="auto"/>
         <w:jc w:val="center"/>
         <w:rPr>
           <w:rFonts w:ascii="Times New Roman" w:hAnsi="Times New Roman" w:cs="Times New Roman"/>
@@ -10695,8 +10211,8 @@
           <w:bCs/>
           <w:i/>
           <w:iCs/>
-          <w:sz w:val="20"/>
-          <w:szCs w:val="20"/>
+          <w:sz w:val="24"/>
+          <w:szCs w:val="24"/>
         </w:rPr>
       </w:pPr>
       <w:r>
@@ -10706,8 +10222,8 @@
           <w:bCs/>
           <w:i/>
           <w:iCs/>
-          <w:sz w:val="20"/>
-          <w:szCs w:val="20"/>
+          <w:sz w:val="24"/>
+          <w:szCs w:val="24"/>
         </w:rPr>
         <w:t xml:space="preserve">Figure </w:t>
       </w:r>
@@ -10718,8 +10234,8 @@
           <w:bCs/>
           <w:i/>
           <w:iCs/>
-          <w:sz w:val="20"/>
-          <w:szCs w:val="20"/>
+          <w:sz w:val="24"/>
+          <w:szCs w:val="24"/>
         </w:rPr>
         <w:t>9</w:t>
       </w:r>
@@ -10730,15 +10246,15 @@
           <w:bCs/>
           <w:i/>
           <w:iCs/>
-          <w:sz w:val="20"/>
-          <w:szCs w:val="20"/>
+          <w:sz w:val="24"/>
+          <w:szCs w:val="24"/>
         </w:rPr>
         <w:t>: Random Forest confusion matrix.</w:t>
       </w:r>
     </w:p>
     <w:p>
       <w:pPr>
-        <w:spacing w:line="360" w:lineRule="auto"/>
+        <w:spacing w:line="480" w:lineRule="auto"/>
         <w:jc w:val="center"/>
         <w:rPr>
           <w:rFonts w:ascii="Times New Roman" w:hAnsi="Times New Roman" w:cs="Times New Roman"/>
@@ -10746,8 +10262,8 @@
           <w:bCs/>
           <w:i/>
           <w:iCs/>
-          <w:sz w:val="20"/>
-          <w:szCs w:val="20"/>
+          <w:sz w:val="24"/>
+          <w:szCs w:val="24"/>
         </w:rPr>
       </w:pPr>
       <w:r>
@@ -10758,13 +10274,13 @@
           <w:i/>
           <w:iCs/>
           <w:noProof/>
-          <w:sz w:val="20"/>
-          <w:szCs w:val="20"/>
+          <w:sz w:val="24"/>
+          <w:szCs w:val="24"/>
         </w:rPr>
         <w:drawing>
-          <wp:inline distT="0" distB="0" distL="0" distR="0" wp14:anchorId="61E36F3D" wp14:editId="6D2F6DFE">
-            <wp:extent cx="3067478" cy="1638529"/>
-            <wp:effectExtent l="0" t="0" r="0" b="0"/>
+          <wp:inline distT="0" distB="0" distL="0" distR="0" wp14:anchorId="61E36F3D" wp14:editId="15C8C25B">
+            <wp:extent cx="3066151" cy="1436915"/>
+            <wp:effectExtent l="0" t="0" r="1270" b="0"/>
             <wp:docPr id="1148431804" name="Picture 1"/>
             <wp:cNvGraphicFramePr>
               <a:graphicFrameLocks xmlns:a="http://schemas.openxmlformats.org/drawingml/2006/main" noChangeAspect="1"/>
@@ -10785,7 +10301,7 @@
                   <pic:spPr>
                     <a:xfrm>
                       <a:off x="0" y="0"/>
-                      <a:ext cx="3067478" cy="1638529"/>
+                      <a:ext cx="3085602" cy="1446030"/>
                     </a:xfrm>
                     <a:prstGeom prst="rect">
                       <a:avLst/>
@@ -10800,7 +10316,7 @@
     </w:p>
     <w:p>
       <w:pPr>
-        <w:spacing w:line="360" w:lineRule="auto"/>
+        <w:spacing w:line="480" w:lineRule="auto"/>
         <w:jc w:val="center"/>
         <w:rPr>
           <w:rFonts w:ascii="Times New Roman" w:hAnsi="Times New Roman" w:cs="Times New Roman"/>
@@ -10808,8 +10324,8 @@
           <w:bCs/>
           <w:i/>
           <w:iCs/>
-          <w:sz w:val="20"/>
-          <w:szCs w:val="20"/>
+          <w:sz w:val="24"/>
+          <w:szCs w:val="24"/>
         </w:rPr>
       </w:pPr>
       <w:r>
@@ -10819,8 +10335,8 @@
           <w:bCs/>
           <w:i/>
           <w:iCs/>
-          <w:sz w:val="20"/>
-          <w:szCs w:val="20"/>
+          <w:sz w:val="24"/>
+          <w:szCs w:val="24"/>
         </w:rPr>
         <w:t>Figure 1</w:t>
       </w:r>
@@ -10831,8 +10347,8 @@
           <w:bCs/>
           <w:i/>
           <w:iCs/>
-          <w:sz w:val="20"/>
-          <w:szCs w:val="20"/>
+          <w:sz w:val="24"/>
+          <w:szCs w:val="24"/>
         </w:rPr>
         <w:t>0</w:t>
       </w:r>
@@ -10843,15 +10359,15 @@
           <w:bCs/>
           <w:i/>
           <w:iCs/>
-          <w:sz w:val="20"/>
-          <w:szCs w:val="20"/>
+          <w:sz w:val="24"/>
+          <w:szCs w:val="24"/>
         </w:rPr>
         <w:t>: SVM confusion matrix.</w:t>
       </w:r>
     </w:p>
     <w:p>
       <w:pPr>
-        <w:spacing w:line="360" w:lineRule="auto"/>
+        <w:spacing w:line="480" w:lineRule="auto"/>
         <w:jc w:val="both"/>
         <w:rPr>
           <w:rFonts w:ascii="Times New Roman" w:hAnsi="Times New Roman" w:cs="Times New Roman"/>
@@ -10866,6 +10382,7 @@
           <w:sz w:val="24"/>
           <w:szCs w:val="24"/>
         </w:rPr>
+        <w:lastRenderedPageBreak/>
         <mc:AlternateContent>
           <mc:Choice Requires="wps">
             <w:drawing>
@@ -11111,16 +10628,19 @@
     </w:p>
     <w:p>
       <w:pPr>
+        <w:spacing w:line="480" w:lineRule="auto"/>
         <w:rPr>
           <w:rFonts w:ascii="Times New Roman" w:hAnsi="Times New Roman" w:cs="Times New Roman"/>
           <w:b/>
           <w:bCs/>
+          <w:sz w:val="24"/>
+          <w:szCs w:val="24"/>
         </w:rPr>
       </w:pPr>
     </w:p>
     <w:p>
       <w:pPr>
-        <w:spacing w:line="360" w:lineRule="auto"/>
+        <w:spacing w:line="480" w:lineRule="auto"/>
         <w:rPr>
           <w:rFonts w:ascii="Times New Roman" w:hAnsi="Times New Roman" w:cs="Times New Roman"/>
           <w:b/>
@@ -11973,16 +11493,19 @@
     </w:p>
     <w:p>
       <w:pPr>
+        <w:spacing w:line="480" w:lineRule="auto"/>
         <w:rPr>
           <w:rFonts w:ascii="Times New Roman" w:hAnsi="Times New Roman" w:cs="Times New Roman"/>
           <w:b/>
           <w:bCs/>
+          <w:sz w:val="24"/>
+          <w:szCs w:val="24"/>
         </w:rPr>
       </w:pPr>
     </w:p>
     <w:p>
       <w:pPr>
-        <w:spacing w:line="360" w:lineRule="auto"/>
+        <w:spacing w:line="480" w:lineRule="auto"/>
         <w:rPr>
           <w:rFonts w:ascii="Times New Roman" w:hAnsi="Times New Roman" w:cs="Times New Roman"/>
           <w:b/>
@@ -12000,7 +11523,6 @@
           <w:sz w:val="24"/>
           <w:szCs w:val="24"/>
         </w:rPr>
-        <w:lastRenderedPageBreak/>
         <mc:AlternateContent>
           <mc:Choice Requires="wps">
             <w:drawing>
@@ -12618,16 +12140,19 @@
     </w:p>
     <w:p>
       <w:pPr>
+        <w:spacing w:line="480" w:lineRule="auto"/>
         <w:rPr>
           <w:rFonts w:ascii="Times New Roman" w:hAnsi="Times New Roman" w:cs="Times New Roman"/>
           <w:b/>
           <w:bCs/>
+          <w:sz w:val="24"/>
+          <w:szCs w:val="24"/>
         </w:rPr>
       </w:pPr>
     </w:p>
     <w:p>
       <w:pPr>
-        <w:spacing w:line="360" w:lineRule="auto"/>
+        <w:spacing w:line="480" w:lineRule="auto"/>
         <w:jc w:val="both"/>
         <w:rPr>
           <w:rFonts w:ascii="Times New Roman" w:hAnsi="Times New Roman" w:cs="Times New Roman"/>
@@ -12650,7 +12175,7 @@
     </w:p>
     <w:p>
       <w:pPr>
-        <w:spacing w:line="360" w:lineRule="auto"/>
+        <w:spacing w:line="480" w:lineRule="auto"/>
         <w:jc w:val="both"/>
         <w:rPr>
           <w:rFonts w:ascii="Times New Roman" w:hAnsi="Times New Roman" w:cs="Times New Roman"/>
@@ -12664,105 +12189,16 @@
           <w:sz w:val="24"/>
           <w:szCs w:val="24"/>
         </w:rPr>
-        <w:t xml:space="preserve">The SVM model has the best overall performance on all the evaluation measures. Logistic Regression turned out to be the best model </w:t>
-      </w:r>
-      <w:proofErr w:type="gramStart"/>
-      <w:r>
-        <w:rPr>
-          <w:rFonts w:ascii="Times New Roman" w:hAnsi="Times New Roman" w:cs="Times New Roman"/>
-          <w:sz w:val="24"/>
-          <w:szCs w:val="24"/>
-        </w:rPr>
-        <w:t xml:space="preserve">with </w:t>
-      </w:r>
-      <w:r>
-        <w:rPr>
-          <w:rFonts w:ascii="Times New Roman" w:hAnsi="Times New Roman" w:cs="Times New Roman"/>
-          <w:sz w:val="24"/>
-          <w:szCs w:val="24"/>
-        </w:rPr>
-        <w:t>regard</w:t>
-      </w:r>
-      <w:r>
-        <w:rPr>
-          <w:rFonts w:ascii="Times New Roman" w:hAnsi="Times New Roman" w:cs="Times New Roman"/>
-          <w:sz w:val="24"/>
-          <w:szCs w:val="24"/>
-        </w:rPr>
-        <w:t xml:space="preserve"> to</w:t>
-      </w:r>
-      <w:proofErr w:type="gramEnd"/>
-      <w:r>
-        <w:rPr>
-          <w:rFonts w:ascii="Times New Roman" w:hAnsi="Times New Roman" w:cs="Times New Roman"/>
-          <w:sz w:val="24"/>
-          <w:szCs w:val="24"/>
-        </w:rPr>
-        <w:t xml:space="preserve"> classification performance and low computational complexity. Random Forest performed less well as the sparse </w:t>
-      </w:r>
-      <w:r>
-        <w:rPr>
-          <w:rFonts w:ascii="Times New Roman" w:hAnsi="Times New Roman" w:cs="Times New Roman"/>
-          <w:sz w:val="24"/>
-          <w:szCs w:val="24"/>
-        </w:rPr>
-        <w:t>high-dimensional</w:t>
-      </w:r>
-      <w:r>
-        <w:rPr>
-          <w:rFonts w:ascii="Times New Roman" w:hAnsi="Times New Roman" w:cs="Times New Roman"/>
-          <w:sz w:val="24"/>
-          <w:szCs w:val="24"/>
-        </w:rPr>
-        <w:t xml:space="preserve"> TF-IDF vectors were not </w:t>
-      </w:r>
-      <w:r>
-        <w:rPr>
-          <w:rFonts w:ascii="Times New Roman" w:hAnsi="Times New Roman" w:cs="Times New Roman"/>
-          <w:sz w:val="24"/>
-          <w:szCs w:val="24"/>
-        </w:rPr>
-        <w:t>well-suited</w:t>
-      </w:r>
-      <w:r>
-        <w:rPr>
-          <w:rFonts w:ascii="Times New Roman" w:hAnsi="Times New Roman" w:cs="Times New Roman"/>
-          <w:sz w:val="24"/>
-          <w:szCs w:val="24"/>
-        </w:rPr>
-        <w:t xml:space="preserve"> to </w:t>
-      </w:r>
-      <w:r>
-        <w:rPr>
-          <w:rFonts w:ascii="Times New Roman" w:hAnsi="Times New Roman" w:cs="Times New Roman"/>
-          <w:sz w:val="24"/>
-          <w:szCs w:val="24"/>
-        </w:rPr>
-        <w:t>tree-based</w:t>
-      </w:r>
-      <w:r>
-        <w:rPr>
-          <w:rFonts w:ascii="Times New Roman" w:hAnsi="Times New Roman" w:cs="Times New Roman"/>
-          <w:sz w:val="24"/>
-          <w:szCs w:val="24"/>
-        </w:rPr>
-        <w:t xml:space="preserve"> methods. The results show that the linear models are extremely efficient when applied to </w:t>
-      </w:r>
-      <w:r>
-        <w:rPr>
-          <w:rFonts w:ascii="Times New Roman" w:hAnsi="Times New Roman" w:cs="Times New Roman"/>
-          <w:sz w:val="24"/>
-          <w:szCs w:val="24"/>
-        </w:rPr>
-        <w:t>large-scale</w:t>
-      </w:r>
-      <w:r>
-        <w:rPr>
-          <w:rFonts w:ascii="Times New Roman" w:hAnsi="Times New Roman" w:cs="Times New Roman"/>
-          <w:sz w:val="24"/>
-          <w:szCs w:val="24"/>
-        </w:rPr>
-        <w:t xml:space="preserve"> sparse text classification problems</w:t>
+        <w:t xml:space="preserve">The SVM model achieved the best overall performance across the evaluation metrics. It obtained the highest Accuracy, F1-score, and ROC-AUC among the tested models, making it </w:t>
+      </w:r>
+      <w:r>
+        <w:rPr>
+          <w:rFonts w:ascii="Times New Roman" w:hAnsi="Times New Roman" w:cs="Times New Roman"/>
+          <w:sz w:val="24"/>
+          <w:szCs w:val="24"/>
+        </w:rPr>
+        <w:lastRenderedPageBreak/>
+        <w:t>the strongest classifier for this Arabic AI-text detection task. Logistic Regression also performed very well and remained a competitive baseline with efficient computation and strong generalization. Random Forest performed worse than the linear models because sparse, high-dimensional TF-IDF features are generally less suitable for tree-based classifiers</w:t>
       </w:r>
       <w:r>
         <w:rPr>
@@ -12791,7 +12227,7 @@
     </w:p>
     <w:p>
       <w:pPr>
-        <w:spacing w:line="360" w:lineRule="auto"/>
+        <w:spacing w:line="480" w:lineRule="auto"/>
         <w:jc w:val="both"/>
         <w:rPr>
           <w:rFonts w:ascii="Times New Roman" w:hAnsi="Times New Roman" w:cs="Times New Roman"/>
@@ -12814,7 +12250,7 @@
     </w:p>
     <w:p>
       <w:pPr>
-        <w:spacing w:line="360" w:lineRule="auto"/>
+        <w:spacing w:line="480" w:lineRule="auto"/>
         <w:jc w:val="both"/>
         <w:rPr>
           <w:rFonts w:ascii="Times New Roman" w:hAnsi="Times New Roman" w:cs="Times New Roman"/>
@@ -12833,7 +12269,7 @@
     </w:p>
     <w:p>
       <w:pPr>
-        <w:spacing w:line="360" w:lineRule="auto"/>
+        <w:spacing w:line="480" w:lineRule="auto"/>
         <w:jc w:val="both"/>
         <w:rPr>
           <w:rFonts w:ascii="Times New Roman" w:hAnsi="Times New Roman" w:cs="Times New Roman"/>
@@ -12856,7 +12292,7 @@
     </w:p>
     <w:p>
       <w:pPr>
-        <w:spacing w:line="360" w:lineRule="auto"/>
+        <w:spacing w:line="480" w:lineRule="auto"/>
         <w:jc w:val="both"/>
         <w:rPr>
           <w:rFonts w:ascii="Times New Roman" w:hAnsi="Times New Roman" w:cs="Times New Roman"/>
@@ -12875,7 +12311,7 @@
     </w:p>
     <w:p>
       <w:pPr>
-        <w:spacing w:line="360" w:lineRule="auto"/>
+        <w:spacing w:line="480" w:lineRule="auto"/>
         <w:jc w:val="both"/>
         <w:rPr>
           <w:rFonts w:ascii="Times New Roman" w:hAnsi="Times New Roman" w:cs="Times New Roman"/>
@@ -12898,7 +12334,7 @@
     </w:p>
     <w:p>
       <w:pPr>
-        <w:spacing w:line="360" w:lineRule="auto"/>
+        <w:spacing w:line="480" w:lineRule="auto"/>
         <w:jc w:val="center"/>
         <w:rPr>
           <w:rFonts w:ascii="Times New Roman" w:hAnsi="Times New Roman" w:cs="Times New Roman"/>
@@ -12917,7 +12353,6 @@
           <w:sz w:val="24"/>
           <w:szCs w:val="24"/>
         </w:rPr>
-        <w:lastRenderedPageBreak/>
         <w:drawing>
           <wp:inline distT="0" distB="0" distL="0" distR="0" wp14:anchorId="6A5CCF8A" wp14:editId="0592C4F1">
             <wp:extent cx="5449060" cy="1057423"/>
@@ -12957,7 +12392,7 @@
     </w:p>
     <w:p>
       <w:pPr>
-        <w:spacing w:line="360" w:lineRule="auto"/>
+        <w:spacing w:line="480" w:lineRule="auto"/>
         <w:jc w:val="center"/>
         <w:rPr>
           <w:rFonts w:ascii="Times New Roman" w:hAnsi="Times New Roman" w:cs="Times New Roman"/>
@@ -12976,6 +12411,7 @@
           <w:sz w:val="24"/>
           <w:szCs w:val="24"/>
         </w:rPr>
+        <w:lastRenderedPageBreak/>
         <w:drawing>
           <wp:inline distT="0" distB="0" distL="0" distR="0" wp14:anchorId="605BE50D" wp14:editId="72EBAB4D">
             <wp:extent cx="5731510" cy="2820670"/>
@@ -13015,7 +12451,7 @@
     </w:p>
     <w:p>
       <w:pPr>
-        <w:spacing w:line="360" w:lineRule="auto"/>
+        <w:spacing w:line="480" w:lineRule="auto"/>
         <w:jc w:val="center"/>
         <w:rPr>
           <w:rFonts w:ascii="Times New Roman" w:hAnsi="Times New Roman" w:cs="Times New Roman"/>
@@ -13023,8 +12459,8 @@
           <w:bCs/>
           <w:i/>
           <w:iCs/>
-          <w:sz w:val="20"/>
-          <w:szCs w:val="20"/>
+          <w:sz w:val="24"/>
+          <w:szCs w:val="24"/>
         </w:rPr>
       </w:pPr>
       <w:r>
@@ -13034,8 +12470,8 @@
           <w:bCs/>
           <w:i/>
           <w:iCs/>
-          <w:sz w:val="20"/>
-          <w:szCs w:val="20"/>
+          <w:sz w:val="24"/>
+          <w:szCs w:val="24"/>
         </w:rPr>
         <w:t>Figure 1</w:t>
       </w:r>
@@ -13046,8 +12482,8 @@
           <w:bCs/>
           <w:i/>
           <w:iCs/>
-          <w:sz w:val="20"/>
-          <w:szCs w:val="20"/>
+          <w:sz w:val="24"/>
+          <w:szCs w:val="24"/>
         </w:rPr>
         <w:t>1</w:t>
       </w:r>
@@ -13058,15 +12494,15 @@
           <w:bCs/>
           <w:i/>
           <w:iCs/>
-          <w:sz w:val="20"/>
-          <w:szCs w:val="20"/>
+          <w:sz w:val="24"/>
+          <w:szCs w:val="24"/>
         </w:rPr>
         <w:t>: Logistic Regression coefficient visualization and feature importance graph.</w:t>
       </w:r>
     </w:p>
     <w:p>
       <w:pPr>
-        <w:spacing w:line="360" w:lineRule="auto"/>
+        <w:spacing w:line="480" w:lineRule="auto"/>
         <w:jc w:val="both"/>
         <w:rPr>
           <w:rFonts w:ascii="Times New Roman" w:hAnsi="Times New Roman" w:cs="Times New Roman"/>
@@ -13104,15 +12540,7 @@
           <w:sz w:val="24"/>
           <w:szCs w:val="24"/>
         </w:rPr>
-        <w:t xml:space="preserve"> </w:t>
-      </w:r>
-      <w:r>
-        <w:rPr>
-          <w:rFonts w:ascii="Times New Roman" w:hAnsi="Times New Roman" w:cs="Times New Roman"/>
-          <w:sz w:val="24"/>
-          <w:szCs w:val="24"/>
-        </w:rPr>
-        <w:t>(Pedregosa et al., 2011)</w:t>
+        <w:t xml:space="preserve"> (Pedregosa et al., 2011)</w:t>
       </w:r>
       <w:r>
         <w:rPr>
@@ -13125,7 +12553,7 @@
     </w:p>
     <w:p>
       <w:pPr>
-        <w:spacing w:line="360" w:lineRule="auto"/>
+        <w:spacing w:line="480" w:lineRule="auto"/>
         <w:jc w:val="both"/>
         <w:rPr>
           <w:rFonts w:ascii="Times New Roman" w:hAnsi="Times New Roman" w:cs="Times New Roman"/>
@@ -13148,7 +12576,7 @@
     </w:p>
     <w:p>
       <w:pPr>
-        <w:spacing w:line="360" w:lineRule="auto"/>
+        <w:spacing w:line="480" w:lineRule="auto"/>
         <w:jc w:val="both"/>
         <w:rPr>
           <w:rFonts w:ascii="Times New Roman" w:hAnsi="Times New Roman" w:cs="Times New Roman"/>
@@ -13156,7 +12584,6 @@
           <w:szCs w:val="24"/>
         </w:rPr>
       </w:pPr>
-      <w:proofErr w:type="gramStart"/>
       <w:r>
         <w:rPr>
           <w:rFonts w:ascii="Times New Roman" w:hAnsi="Times New Roman" w:cs="Times New Roman"/>
@@ -13165,50 +12592,83 @@
         </w:rPr>
         <w:t>Low-frequency</w:t>
       </w:r>
-      <w:proofErr w:type="gramEnd"/>
-      <w:r>
-        <w:rPr>
-          <w:rFonts w:ascii="Times New Roman" w:hAnsi="Times New Roman" w:cs="Times New Roman"/>
-          <w:sz w:val="24"/>
-          <w:szCs w:val="24"/>
-        </w:rPr>
-        <w:t xml:space="preserve"> stylometric features like elongations, semicolon usage, and interjections were produced in the dataset </w:t>
-      </w:r>
-      <w:proofErr w:type="gramStart"/>
-      <w:r>
-        <w:rPr>
-          <w:rFonts w:ascii="Times New Roman" w:hAnsi="Times New Roman" w:cs="Times New Roman"/>
-          <w:sz w:val="24"/>
-          <w:szCs w:val="24"/>
-        </w:rPr>
-        <w:t>due to the fact that</w:t>
-      </w:r>
-      <w:proofErr w:type="gramEnd"/>
-      <w:r>
-        <w:rPr>
-          <w:rFonts w:ascii="Times New Roman" w:hAnsi="Times New Roman" w:cs="Times New Roman"/>
-          <w:sz w:val="24"/>
-          <w:szCs w:val="24"/>
-        </w:rPr>
-        <w:t xml:space="preserve"> it was largely composed of formal academic abstracts. With this restriction/limitation, the classification robustness was improved by combining stylometric features with TF-IDF.</w:t>
+      <w:r>
+        <w:rPr>
+          <w:rFonts w:ascii="Times New Roman" w:hAnsi="Times New Roman" w:cs="Times New Roman"/>
+          <w:sz w:val="24"/>
+          <w:szCs w:val="24"/>
+        </w:rPr>
+        <w:t xml:space="preserve"> stylometric features like elongations, semicolon usage, and interjections were produced in the dataset due to the fact that it was largely composed of formal academic abstracts. With this restriction/limitation, the classification robustness was improved by combining stylometric features with TF-IDF.</w:t>
       </w:r>
     </w:p>
     <w:p>
       <w:pPr>
-        <w:rPr>
-          <w:rFonts w:ascii="Times New Roman" w:hAnsi="Times New Roman" w:cs="Times New Roman"/>
-        </w:rPr>
-      </w:pPr>
+        <w:spacing w:line="480" w:lineRule="auto"/>
+        <w:rPr>
+          <w:rFonts w:ascii="Times New Roman" w:hAnsi="Times New Roman" w:cs="Times New Roman"/>
+          <w:b/>
+          <w:bCs/>
+          <w:sz w:val="24"/>
+          <w:szCs w:val="24"/>
+        </w:rPr>
+      </w:pPr>
+      <w:r>
+        <w:rPr>
+          <w:rFonts w:ascii="Times New Roman" w:hAnsi="Times New Roman" w:cs="Times New Roman"/>
+          <w:b/>
+          <w:bCs/>
+          <w:sz w:val="24"/>
+          <w:szCs w:val="24"/>
+        </w:rPr>
+        <w:t>6. Conclusion and Future Work</w:t>
+      </w:r>
     </w:p>
     <w:p>
       <w:pPr>
-        <w:spacing w:line="360" w:lineRule="auto"/>
+        <w:spacing w:line="480" w:lineRule="auto"/>
+        <w:jc w:val="both"/>
+        <w:rPr>
+          <w:rFonts w:ascii="Times New Roman" w:hAnsi="Times New Roman" w:cs="Times New Roman"/>
+          <w:sz w:val="24"/>
+          <w:szCs w:val="24"/>
+        </w:rPr>
+      </w:pPr>
+      <w:r>
+        <w:rPr>
+          <w:rFonts w:ascii="Times New Roman" w:hAnsi="Times New Roman" w:cs="Times New Roman"/>
+          <w:sz w:val="24"/>
+          <w:szCs w:val="24"/>
+        </w:rPr>
+        <w:t xml:space="preserve">This project successfully developed a scalable distributed pipeline for detecting AI-generated Arabic text using Apache Spark and machine learning techniques. The system integrated distributed preprocessing, feature engineering, machine learning classification, and real-time </w:t>
+      </w:r>
+      <w:r>
+        <w:rPr>
+          <w:rFonts w:ascii="Times New Roman" w:hAnsi="Times New Roman" w:cs="Times New Roman"/>
+          <w:sz w:val="24"/>
+          <w:szCs w:val="24"/>
+        </w:rPr>
+        <w:lastRenderedPageBreak/>
+        <w:t>streaming in a single Big Data architecture. Experimental results demonstrated that SVM achieved the best overall performance, with approximately 97.3% Accuracy, 97.3% F1-score, and 99.1% ROC-AUC. The project also demonstrated the practicality of Spark Structured Streaming for real-time Arabic AI-text detection</w:t>
+      </w:r>
+      <w:r>
+        <w:rPr>
+          <w:rFonts w:ascii="Times New Roman" w:hAnsi="Times New Roman" w:cs="Times New Roman"/>
+          <w:sz w:val="24"/>
+          <w:szCs w:val="24"/>
+        </w:rPr>
+        <w:t>.</w:t>
+      </w:r>
+    </w:p>
+    <w:p>
+      <w:pPr>
+        <w:spacing w:line="480" w:lineRule="auto"/>
+        <w:jc w:val="both"/>
         <w:rPr>
           <w:rFonts w:ascii="Times New Roman" w:hAnsi="Times New Roman" w:cs="Times New Roman"/>
           <w:b/>
           <w:bCs/>
-          <w:sz w:val="28"/>
-          <w:szCs w:val="28"/>
+          <w:sz w:val="24"/>
+          <w:szCs w:val="24"/>
         </w:rPr>
       </w:pPr>
       <w:r>
@@ -13216,15 +12676,15 @@
           <w:rFonts w:ascii="Times New Roman" w:hAnsi="Times New Roman" w:cs="Times New Roman"/>
           <w:b/>
           <w:bCs/>
-          <w:sz w:val="28"/>
-          <w:szCs w:val="28"/>
-        </w:rPr>
-        <w:t>6. Conclusion and Future Work</w:t>
+          <w:sz w:val="24"/>
+          <w:szCs w:val="24"/>
+        </w:rPr>
+        <w:t>6.1 Limitations</w:t>
       </w:r>
     </w:p>
     <w:p>
       <w:pPr>
-        <w:spacing w:line="360" w:lineRule="auto"/>
+        <w:spacing w:line="480" w:lineRule="auto"/>
         <w:jc w:val="both"/>
         <w:rPr>
           <w:rFonts w:ascii="Times New Roman" w:hAnsi="Times New Roman" w:cs="Times New Roman"/>
@@ -13238,86 +12698,24 @@
           <w:sz w:val="24"/>
           <w:szCs w:val="24"/>
         </w:rPr>
-        <w:t xml:space="preserve">This project successfully developed a scalable distributed pipeline for detecting AI-generated Arabic text using Apache Spark and machine learning techniques. The system integrated </w:t>
-      </w:r>
-      <w:r>
-        <w:rPr>
-          <w:rFonts w:ascii="Times New Roman" w:hAnsi="Times New Roman" w:cs="Times New Roman"/>
-          <w:sz w:val="24"/>
-          <w:szCs w:val="24"/>
-        </w:rPr>
-        <w:lastRenderedPageBreak/>
-        <w:t>distributed preprocessing, feature engineering, machine learning classification</w:t>
-      </w:r>
-      <w:r>
-        <w:rPr>
-          <w:rFonts w:ascii="Times New Roman" w:hAnsi="Times New Roman" w:cs="Times New Roman"/>
-          <w:sz w:val="24"/>
-          <w:szCs w:val="24"/>
-        </w:rPr>
-        <w:t>,</w:t>
-      </w:r>
-      <w:r>
-        <w:rPr>
-          <w:rFonts w:ascii="Times New Roman" w:hAnsi="Times New Roman" w:cs="Times New Roman"/>
-          <w:sz w:val="24"/>
-          <w:szCs w:val="24"/>
-        </w:rPr>
-        <w:t xml:space="preserve"> and real-time streaming in a single Big Data architecture. Experimental results demonstrated that SVM achieved the best performance with approximately 97.3% accuracy and 99.1% ROC-AUC. The project also demonstrated the practicality of Spark Structured Streaming for real-time Arabic AI-text detection.</w:t>
+        <w:t>The project has several limitations:</w:t>
       </w:r>
     </w:p>
     <w:p>
       <w:pPr>
-        <w:spacing w:line="360" w:lineRule="auto"/>
-        <w:jc w:val="both"/>
-        <w:rPr>
-          <w:rFonts w:ascii="Times New Roman" w:hAnsi="Times New Roman" w:cs="Times New Roman"/>
-          <w:b/>
-          <w:bCs/>
-          <w:sz w:val="24"/>
-          <w:szCs w:val="24"/>
-        </w:rPr>
-      </w:pPr>
-      <w:r>
-        <w:rPr>
-          <w:rFonts w:ascii="Times New Roman" w:hAnsi="Times New Roman" w:cs="Times New Roman"/>
-          <w:b/>
-          <w:bCs/>
-          <w:sz w:val="24"/>
-          <w:szCs w:val="24"/>
-        </w:rPr>
-        <w:t>6.1 Limitations</w:t>
-      </w:r>
-    </w:p>
-    <w:p>
-      <w:pPr>
-        <w:spacing w:line="360" w:lineRule="auto"/>
-        <w:jc w:val="both"/>
-        <w:rPr>
-          <w:rFonts w:ascii="Times New Roman" w:hAnsi="Times New Roman" w:cs="Times New Roman"/>
-          <w:sz w:val="24"/>
-          <w:szCs w:val="24"/>
-        </w:rPr>
-      </w:pPr>
-      <w:r>
-        <w:rPr>
-          <w:rFonts w:ascii="Times New Roman" w:hAnsi="Times New Roman" w:cs="Times New Roman"/>
-          <w:sz w:val="24"/>
-          <w:szCs w:val="24"/>
-        </w:rPr>
-        <w:t>The project has several limitations:</w:t>
-      </w:r>
-    </w:p>
-    <w:p>
-      <w:pPr>
-        <w:rPr>
-          <w:rFonts w:ascii="Times New Roman" w:hAnsi="Times New Roman" w:cs="Times New Roman"/>
+        <w:spacing w:line="480" w:lineRule="auto"/>
+        <w:rPr>
+          <w:rFonts w:ascii="Times New Roman" w:hAnsi="Times New Roman" w:cs="Times New Roman"/>
+          <w:sz w:val="24"/>
+          <w:szCs w:val="24"/>
         </w:rPr>
       </w:pPr>
       <w:r>
         <w:rPr>
           <w:rFonts w:ascii="Times New Roman" w:hAnsi="Times New Roman" w:cs="Times New Roman"/>
           <w:noProof/>
+          <w:sz w:val="24"/>
+          <w:szCs w:val="24"/>
         </w:rPr>
         <mc:AlternateContent>
           <mc:Choice Requires="wps">
@@ -13548,103 +12946,103 @@
     </w:p>
     <w:p>
       <w:pPr>
-        <w:rPr>
-          <w:rFonts w:ascii="Times New Roman" w:hAnsi="Times New Roman" w:cs="Times New Roman"/>
+        <w:spacing w:line="480" w:lineRule="auto"/>
+        <w:rPr>
+          <w:rFonts w:ascii="Times New Roman" w:hAnsi="Times New Roman" w:cs="Times New Roman"/>
+          <w:sz w:val="24"/>
+          <w:szCs w:val="24"/>
         </w:rPr>
       </w:pPr>
     </w:p>
     <w:p>
       <w:pPr>
-        <w:rPr>
-          <w:rFonts w:ascii="Times New Roman" w:hAnsi="Times New Roman" w:cs="Times New Roman"/>
+        <w:spacing w:line="480" w:lineRule="auto"/>
+        <w:rPr>
+          <w:rFonts w:ascii="Times New Roman" w:hAnsi="Times New Roman" w:cs="Times New Roman"/>
+          <w:sz w:val="24"/>
+          <w:szCs w:val="24"/>
         </w:rPr>
       </w:pPr>
     </w:p>
     <w:p>
       <w:pPr>
-        <w:rPr>
-          <w:rFonts w:ascii="Times New Roman" w:hAnsi="Times New Roman" w:cs="Times New Roman"/>
+        <w:spacing w:line="480" w:lineRule="auto"/>
+        <w:rPr>
+          <w:rFonts w:ascii="Times New Roman" w:hAnsi="Times New Roman" w:cs="Times New Roman"/>
+          <w:sz w:val="24"/>
+          <w:szCs w:val="24"/>
         </w:rPr>
       </w:pPr>
     </w:p>
     <w:p>
       <w:pPr>
-        <w:rPr>
-          <w:rFonts w:ascii="Times New Roman" w:hAnsi="Times New Roman" w:cs="Times New Roman"/>
-        </w:rPr>
-      </w:pPr>
+        <w:spacing w:line="480" w:lineRule="auto"/>
+        <w:rPr>
+          <w:rFonts w:ascii="Times New Roman" w:hAnsi="Times New Roman" w:cs="Times New Roman"/>
+          <w:b/>
+          <w:bCs/>
+          <w:sz w:val="24"/>
+          <w:szCs w:val="24"/>
+        </w:rPr>
+      </w:pPr>
+      <w:r>
+        <w:rPr>
+          <w:rFonts w:ascii="Times New Roman" w:hAnsi="Times New Roman" w:cs="Times New Roman"/>
+          <w:b/>
+          <w:bCs/>
+          <w:sz w:val="24"/>
+          <w:szCs w:val="24"/>
+        </w:rPr>
+        <w:t>6.2 Future Work</w:t>
+      </w:r>
     </w:p>
     <w:p>
       <w:pPr>
-        <w:rPr>
-          <w:rFonts w:ascii="Times New Roman" w:hAnsi="Times New Roman" w:cs="Times New Roman"/>
-        </w:rPr>
-      </w:pPr>
+        <w:spacing w:line="480" w:lineRule="auto"/>
+        <w:rPr>
+          <w:rFonts w:ascii="Times New Roman" w:hAnsi="Times New Roman" w:cs="Times New Roman"/>
+          <w:sz w:val="24"/>
+          <w:szCs w:val="24"/>
+        </w:rPr>
+      </w:pPr>
+      <w:r>
+        <w:rPr>
+          <w:rFonts w:ascii="Times New Roman" w:hAnsi="Times New Roman" w:cs="Times New Roman"/>
+          <w:sz w:val="24"/>
+          <w:szCs w:val="24"/>
+        </w:rPr>
+        <w:t>Future improvements may include:</w:t>
+      </w:r>
     </w:p>
     <w:p>
       <w:pPr>
-        <w:spacing w:line="360" w:lineRule="auto"/>
-        <w:rPr>
-          <w:rFonts w:ascii="Times New Roman" w:hAnsi="Times New Roman" w:cs="Times New Roman"/>
-          <w:b/>
-          <w:bCs/>
-          <w:sz w:val="24"/>
-          <w:szCs w:val="24"/>
-        </w:rPr>
-      </w:pPr>
-      <w:r>
-        <w:rPr>
-          <w:rFonts w:ascii="Times New Roman" w:hAnsi="Times New Roman" w:cs="Times New Roman"/>
-          <w:b/>
-          <w:bCs/>
-          <w:sz w:val="24"/>
-          <w:szCs w:val="24"/>
-        </w:rPr>
-        <w:t>6.2 Future Work</w:t>
-      </w:r>
-    </w:p>
-    <w:p>
-      <w:pPr>
-        <w:spacing w:line="360" w:lineRule="auto"/>
-        <w:rPr>
-          <w:rFonts w:ascii="Times New Roman" w:hAnsi="Times New Roman" w:cs="Times New Roman"/>
-          <w:sz w:val="24"/>
-          <w:szCs w:val="24"/>
-        </w:rPr>
-      </w:pPr>
-      <w:r>
-        <w:rPr>
-          <w:rFonts w:ascii="Times New Roman" w:hAnsi="Times New Roman" w:cs="Times New Roman"/>
-          <w:sz w:val="24"/>
-          <w:szCs w:val="24"/>
-        </w:rPr>
-        <w:t>Future improvements may include:</w:t>
-      </w:r>
-    </w:p>
-    <w:p>
-      <w:pPr>
-        <w:rPr>
-          <w:rFonts w:ascii="Times New Roman" w:hAnsi="Times New Roman" w:cs="Times New Roman"/>
+        <w:spacing w:line="480" w:lineRule="auto"/>
+        <w:rPr>
+          <w:rFonts w:ascii="Times New Roman" w:hAnsi="Times New Roman" w:cs="Times New Roman"/>
+          <w:sz w:val="24"/>
+          <w:szCs w:val="24"/>
         </w:rPr>
       </w:pPr>
       <w:r>
         <w:rPr>
           <w:rFonts w:ascii="Times New Roman" w:hAnsi="Times New Roman" w:cs="Times New Roman"/>
           <w:noProof/>
+          <w:sz w:val="24"/>
+          <w:szCs w:val="24"/>
         </w:rPr>
         <mc:AlternateContent>
           <mc:Choice Requires="wps">
             <w:drawing>
-              <wp:anchor distT="45720" distB="45720" distL="114300" distR="114300" simplePos="0" relativeHeight="251700224" behindDoc="0" locked="0" layoutInCell="1" allowOverlap="1" wp14:anchorId="42A5824A" wp14:editId="07C48954">
+              <wp:anchor distT="45720" distB="45720" distL="114300" distR="114300" simplePos="0" relativeHeight="251700224" behindDoc="0" locked="0" layoutInCell="1" allowOverlap="1" wp14:anchorId="42A5824A" wp14:editId="7EB4A34A">
                 <wp:simplePos x="0" y="0"/>
                 <wp:positionH relativeFrom="column">
-                  <wp:posOffset>38100</wp:posOffset>
+                  <wp:posOffset>40005</wp:posOffset>
                 </wp:positionH>
                 <wp:positionV relativeFrom="paragraph">
-                  <wp:posOffset>183515</wp:posOffset>
+                  <wp:posOffset>185420</wp:posOffset>
                 </wp:positionV>
-                <wp:extent cx="5181600" cy="2114550"/>
-                <wp:effectExtent l="0" t="0" r="19050" b="19050"/>
+                <wp:extent cx="5181600" cy="1868805"/>
+                <wp:effectExtent l="0" t="0" r="19050" b="17145"/>
                 <wp:wrapSquare wrapText="bothSides"/>
                 <wp:docPr id="364706340" name="Text Box 2"/>
                 <wp:cNvGraphicFramePr>
@@ -13659,7 +13057,7 @@
                       <wps:spPr bwMode="auto">
                         <a:xfrm>
                           <a:off x="0" y="0"/>
-                          <a:ext cx="5181600" cy="2114550"/>
+                          <a:ext cx="5181600" cy="1868805"/>
                         </a:xfrm>
                         <a:prstGeom prst="rect">
                           <a:avLst/>
@@ -13822,7 +13220,7 @@
           </mc:Choice>
           <mc:Fallback>
             <w:pict>
-              <v:shape w14:anchorId="42A5824A" id="_x0000_s1049" type="#_x0000_t202" style="position:absolute;margin-left:3pt;margin-top:14.45pt;width:408pt;height:166.5pt;z-index:251700224;visibility:visible;mso-wrap-style:square;mso-width-percent:0;mso-height-percent:0;mso-wrap-distance-left:9pt;mso-wrap-distance-top:3.6pt;mso-wrap-distance-right:9pt;mso-wrap-distance-bottom:3.6pt;mso-position-horizontal:absolute;mso-position-horizontal-relative:text;mso-position-vertical:absolute;mso-position-vertical-relative:text;mso-width-percent:0;mso-height-percent:0;mso-width-relative:margin;mso-height-relative:margin;v-text-anchor:top" o:gfxdata="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">
+              <v:shape w14:anchorId="42A5824A" id="_x0000_s1049" type="#_x0000_t202" style="position:absolute;margin-left:3.15pt;margin-top:14.6pt;width:408pt;height:147.15pt;z-index:251700224;visibility:visible;mso-wrap-style:square;mso-width-percent:0;mso-height-percent:0;mso-wrap-distance-left:9pt;mso-wrap-distance-top:3.6pt;mso-wrap-distance-right:9pt;mso-wrap-distance-bottom:3.6pt;mso-position-horizontal:absolute;mso-position-horizontal-relative:text;mso-position-vertical:absolute;mso-position-vertical-relative:text;mso-width-percent:0;mso-height-percent:0;mso-width-relative:margin;mso-height-relative:margin;v-text-anchor:top" o:gfxdata="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">
                 <v:textbox>
                   <w:txbxContent>
                     <w:p>
@@ -13961,43 +13359,63 @@
     </w:p>
     <w:p>
       <w:pPr>
-        <w:rPr>
-          <w:rFonts w:ascii="Times New Roman" w:hAnsi="Times New Roman" w:cs="Times New Roman"/>
+        <w:spacing w:line="480" w:lineRule="auto"/>
+        <w:rPr>
+          <w:rFonts w:ascii="Times New Roman" w:hAnsi="Times New Roman" w:cs="Times New Roman"/>
+          <w:sz w:val="24"/>
+          <w:szCs w:val="24"/>
         </w:rPr>
       </w:pPr>
     </w:p>
     <w:p>
       <w:pPr>
-        <w:rPr>
-          <w:rFonts w:ascii="Times New Roman" w:hAnsi="Times New Roman" w:cs="Times New Roman"/>
+        <w:spacing w:line="480" w:lineRule="auto"/>
+        <w:rPr>
+          <w:rFonts w:ascii="Times New Roman" w:hAnsi="Times New Roman" w:cs="Times New Roman"/>
+          <w:sz w:val="24"/>
+          <w:szCs w:val="24"/>
         </w:rPr>
       </w:pPr>
     </w:p>
     <w:p>
       <w:pPr>
-        <w:rPr>
-          <w:rFonts w:ascii="Times New Roman" w:hAnsi="Times New Roman" w:cs="Times New Roman"/>
+        <w:spacing w:line="480" w:lineRule="auto"/>
+        <w:rPr>
+          <w:rFonts w:ascii="Times New Roman" w:hAnsi="Times New Roman" w:cs="Times New Roman"/>
+          <w:sz w:val="24"/>
+          <w:szCs w:val="24"/>
         </w:rPr>
       </w:pPr>
     </w:p>
     <w:p>
       <w:pPr>
-        <w:rPr>
-          <w:rFonts w:ascii="Times New Roman" w:hAnsi="Times New Roman" w:cs="Times New Roman"/>
+        <w:spacing w:line="480" w:lineRule="auto"/>
+        <w:rPr>
+          <w:rFonts w:ascii="Times New Roman" w:hAnsi="Times New Roman" w:cs="Times New Roman"/>
+          <w:sz w:val="24"/>
+          <w:szCs w:val="24"/>
         </w:rPr>
       </w:pPr>
     </w:p>
     <w:p>
       <w:pPr>
-        <w:rPr>
-          <w:rFonts w:ascii="Times New Roman" w:hAnsi="Times New Roman" w:cs="Times New Roman"/>
+        <w:spacing w:line="480" w:lineRule="auto"/>
+        <w:rPr>
+          <w:rFonts w:ascii="Times New Roman" w:hAnsi="Times New Roman" w:cs="Times New Roman"/>
+          <w:sz w:val="24"/>
+          <w:szCs w:val="24"/>
         </w:rPr>
       </w:pPr>
     </w:p>
     <w:p>
       <w:pPr>
-        <w:rPr>
-          <w:rFonts w:ascii="Times New Roman" w:hAnsi="Times New Roman" w:cs="Times New Roman"/>
+        <w:spacing w:line="480" w:lineRule="auto"/>
+        <w:rPr>
+          <w:rFonts w:ascii="Times New Roman" w:hAnsi="Times New Roman" w:cs="Times New Roman"/>
+          <w:b/>
+          <w:bCs/>
+          <w:sz w:val="24"/>
+          <w:szCs w:val="24"/>
         </w:rPr>
       </w:pPr>
     </w:p>
@@ -14005,336 +13423,310 @@
       <w:pPr>
         <w:rPr>
           <w:rFonts w:ascii="Times New Roman" w:hAnsi="Times New Roman" w:cs="Times New Roman"/>
-        </w:rPr>
-      </w:pPr>
+          <w:b/>
+          <w:bCs/>
+          <w:sz w:val="24"/>
+          <w:szCs w:val="24"/>
+        </w:rPr>
+      </w:pPr>
+      <w:r>
+        <w:rPr>
+          <w:rFonts w:ascii="Times New Roman" w:hAnsi="Times New Roman" w:cs="Times New Roman"/>
+          <w:b/>
+          <w:bCs/>
+          <w:sz w:val="24"/>
+          <w:szCs w:val="24"/>
+        </w:rPr>
+        <w:br w:type="page"/>
+      </w:r>
     </w:p>
     <w:p>
       <w:pPr>
-        <w:rPr>
-          <w:rFonts w:ascii="Times New Roman" w:hAnsi="Times New Roman" w:cs="Times New Roman"/>
-        </w:rPr>
-      </w:pPr>
+        <w:spacing w:line="480" w:lineRule="auto"/>
+        <w:jc w:val="center"/>
+        <w:rPr>
+          <w:rFonts w:ascii="Times New Roman" w:hAnsi="Times New Roman" w:cs="Times New Roman"/>
+          <w:b/>
+          <w:bCs/>
+          <w:sz w:val="24"/>
+          <w:szCs w:val="24"/>
+        </w:rPr>
+      </w:pPr>
+      <w:r>
+        <w:rPr>
+          <w:rFonts w:ascii="Times New Roman" w:hAnsi="Times New Roman" w:cs="Times New Roman"/>
+          <w:b/>
+          <w:bCs/>
+          <w:sz w:val="24"/>
+          <w:szCs w:val="24"/>
+        </w:rPr>
+        <w:lastRenderedPageBreak/>
+        <w:t>References</w:t>
+      </w:r>
     </w:p>
     <w:p>
       <w:pPr>
-        <w:rPr>
-          <w:rFonts w:ascii="Times New Roman" w:hAnsi="Times New Roman" w:cs="Times New Roman"/>
-        </w:rPr>
-      </w:pPr>
+        <w:spacing w:line="480" w:lineRule="auto"/>
+        <w:ind w:left="720" w:right="720" w:hanging="720"/>
+        <w:rPr>
+          <w:rFonts w:ascii="Times New Roman" w:hAnsi="Times New Roman" w:cs="Times New Roman"/>
+          <w:sz w:val="24"/>
+          <w:szCs w:val="24"/>
+        </w:rPr>
+      </w:pPr>
+      <w:r>
+        <w:rPr>
+          <w:rFonts w:ascii="Times New Roman" w:hAnsi="Times New Roman" w:cs="Times New Roman"/>
+          <w:sz w:val="24"/>
+          <w:szCs w:val="24"/>
+        </w:rPr>
+        <w:t>Apache Spark Documentation. https://spark.apache.org/docs/latest/</w:t>
+      </w:r>
     </w:p>
     <w:p>
       <w:pPr>
-        <w:rPr>
-          <w:rFonts w:ascii="Times New Roman" w:hAnsi="Times New Roman" w:cs="Times New Roman"/>
-        </w:rPr>
-      </w:pPr>
+        <w:spacing w:line="480" w:lineRule="auto"/>
+        <w:ind w:left="720" w:right="720" w:hanging="720"/>
+        <w:rPr>
+          <w:rFonts w:ascii="Times New Roman" w:hAnsi="Times New Roman" w:cs="Times New Roman"/>
+          <w:sz w:val="24"/>
+          <w:szCs w:val="24"/>
+        </w:rPr>
+      </w:pPr>
+      <w:r>
+        <w:rPr>
+          <w:rFonts w:ascii="Times New Roman" w:hAnsi="Times New Roman" w:cs="Times New Roman"/>
+          <w:sz w:val="24"/>
+          <w:szCs w:val="24"/>
+          <w:lang w:val="nl-NL"/>
+        </w:rPr>
+        <w:t>Bird, S., Klein, E., &amp; Loper, E. (2009). </w:t>
+      </w:r>
+      <w:r>
+        <w:rPr>
+          <w:rFonts w:ascii="Times New Roman" w:hAnsi="Times New Roman" w:cs="Times New Roman"/>
+          <w:i/>
+          <w:iCs/>
+          <w:sz w:val="24"/>
+          <w:szCs w:val="24"/>
+        </w:rPr>
+        <w:t>Natural language processing with Python: analyzing text with the natural language toolkit</w:t>
+      </w:r>
+      <w:r>
+        <w:rPr>
+          <w:rFonts w:ascii="Times New Roman" w:hAnsi="Times New Roman" w:cs="Times New Roman"/>
+          <w:sz w:val="24"/>
+          <w:szCs w:val="24"/>
+        </w:rPr>
+        <w:t>. " O'Reilly Media, Inc.".</w:t>
+      </w:r>
     </w:p>
     <w:p>
       <w:pPr>
-        <w:rPr>
-          <w:rFonts w:ascii="Times New Roman" w:hAnsi="Times New Roman" w:cs="Times New Roman"/>
-        </w:rPr>
-      </w:pPr>
+        <w:spacing w:line="480" w:lineRule="auto"/>
+        <w:ind w:left="720" w:right="720" w:hanging="720"/>
+        <w:rPr>
+          <w:rFonts w:ascii="Times New Roman" w:hAnsi="Times New Roman" w:cs="Times New Roman"/>
+          <w:sz w:val="24"/>
+          <w:szCs w:val="24"/>
+        </w:rPr>
+      </w:pPr>
+      <w:r>
+        <w:rPr>
+          <w:rFonts w:ascii="Times New Roman" w:hAnsi="Times New Roman" w:cs="Times New Roman"/>
+          <w:sz w:val="24"/>
+          <w:szCs w:val="24"/>
+        </w:rPr>
+        <w:t>Breiman, L. (2001). Random forests. </w:t>
+      </w:r>
+      <w:r>
+        <w:rPr>
+          <w:rFonts w:ascii="Times New Roman" w:hAnsi="Times New Roman" w:cs="Times New Roman"/>
+          <w:i/>
+          <w:iCs/>
+          <w:sz w:val="24"/>
+          <w:szCs w:val="24"/>
+        </w:rPr>
+        <w:t>Machine learning</w:t>
+      </w:r>
+      <w:r>
+        <w:rPr>
+          <w:rFonts w:ascii="Times New Roman" w:hAnsi="Times New Roman" w:cs="Times New Roman"/>
+          <w:sz w:val="24"/>
+          <w:szCs w:val="24"/>
+        </w:rPr>
+        <w:t>, </w:t>
+      </w:r>
+      <w:r>
+        <w:rPr>
+          <w:rFonts w:ascii="Times New Roman" w:hAnsi="Times New Roman" w:cs="Times New Roman"/>
+          <w:i/>
+          <w:iCs/>
+          <w:sz w:val="24"/>
+          <w:szCs w:val="24"/>
+        </w:rPr>
+        <w:t>45</w:t>
+      </w:r>
+      <w:r>
+        <w:rPr>
+          <w:rFonts w:ascii="Times New Roman" w:hAnsi="Times New Roman" w:cs="Times New Roman"/>
+          <w:sz w:val="24"/>
+          <w:szCs w:val="24"/>
+        </w:rPr>
+        <w:t>(1), 5-32.</w:t>
+      </w:r>
     </w:p>
     <w:p>
       <w:pPr>
-        <w:rPr>
-          <w:rFonts w:ascii="Times New Roman" w:hAnsi="Times New Roman" w:cs="Times New Roman"/>
-          <w:b/>
-          <w:bCs/>
-        </w:rPr>
-      </w:pPr>
+        <w:spacing w:line="480" w:lineRule="auto"/>
+        <w:ind w:left="720" w:right="720" w:hanging="720"/>
+        <w:rPr>
+          <w:rFonts w:ascii="Times New Roman" w:hAnsi="Times New Roman" w:cs="Times New Roman"/>
+          <w:sz w:val="24"/>
+          <w:szCs w:val="24"/>
+        </w:rPr>
+      </w:pPr>
+      <w:r>
+        <w:rPr>
+          <w:rFonts w:ascii="Times New Roman" w:hAnsi="Times New Roman" w:cs="Times New Roman"/>
+          <w:sz w:val="24"/>
+          <w:szCs w:val="24"/>
+        </w:rPr>
+        <w:t>Cortes, C., &amp; Vapnik, V. (1995). Support-vector networks. </w:t>
+      </w:r>
+      <w:r>
+        <w:rPr>
+          <w:rFonts w:ascii="Times New Roman" w:hAnsi="Times New Roman" w:cs="Times New Roman"/>
+          <w:i/>
+          <w:iCs/>
+          <w:sz w:val="24"/>
+          <w:szCs w:val="24"/>
+        </w:rPr>
+        <w:t>Machine learning</w:t>
+      </w:r>
+      <w:r>
+        <w:rPr>
+          <w:rFonts w:ascii="Times New Roman" w:hAnsi="Times New Roman" w:cs="Times New Roman"/>
+          <w:sz w:val="24"/>
+          <w:szCs w:val="24"/>
+        </w:rPr>
+        <w:t>, </w:t>
+      </w:r>
+      <w:r>
+        <w:rPr>
+          <w:rFonts w:ascii="Times New Roman" w:hAnsi="Times New Roman" w:cs="Times New Roman"/>
+          <w:i/>
+          <w:iCs/>
+          <w:sz w:val="24"/>
+          <w:szCs w:val="24"/>
+        </w:rPr>
+        <w:t>20</w:t>
+      </w:r>
+      <w:r>
+        <w:rPr>
+          <w:rFonts w:ascii="Times New Roman" w:hAnsi="Times New Roman" w:cs="Times New Roman"/>
+          <w:sz w:val="24"/>
+          <w:szCs w:val="24"/>
+        </w:rPr>
+        <w:t>(3), 273-297.</w:t>
+      </w:r>
     </w:p>
     <w:p>
       <w:pPr>
-        <w:rPr>
-          <w:rFonts w:ascii="Times New Roman" w:hAnsi="Times New Roman" w:cs="Times New Roman"/>
-          <w:b/>
-          <w:bCs/>
-        </w:rPr>
-      </w:pPr>
+        <w:spacing w:line="480" w:lineRule="auto"/>
+        <w:ind w:left="720" w:right="720" w:hanging="720"/>
+        <w:rPr>
+          <w:rFonts w:ascii="Times New Roman" w:hAnsi="Times New Roman" w:cs="Times New Roman"/>
+          <w:sz w:val="24"/>
+          <w:szCs w:val="24"/>
+        </w:rPr>
+      </w:pPr>
+      <w:r>
+        <w:rPr>
+          <w:rFonts w:ascii="Times New Roman" w:hAnsi="Times New Roman" w:cs="Times New Roman"/>
+          <w:sz w:val="24"/>
+          <w:szCs w:val="24"/>
+        </w:rPr>
+        <w:t>Dean, J., &amp; Ghemawat, S. (2008). MapReduce: simplified data processing on large clusters. </w:t>
+      </w:r>
+      <w:r>
+        <w:rPr>
+          <w:rFonts w:ascii="Times New Roman" w:hAnsi="Times New Roman" w:cs="Times New Roman"/>
+          <w:i/>
+          <w:iCs/>
+          <w:sz w:val="24"/>
+          <w:szCs w:val="24"/>
+        </w:rPr>
+        <w:t>Communications of the ACM</w:t>
+      </w:r>
+      <w:r>
+        <w:rPr>
+          <w:rFonts w:ascii="Times New Roman" w:hAnsi="Times New Roman" w:cs="Times New Roman"/>
+          <w:sz w:val="24"/>
+          <w:szCs w:val="24"/>
+        </w:rPr>
+        <w:t>, </w:t>
+      </w:r>
+      <w:r>
+        <w:rPr>
+          <w:rFonts w:ascii="Times New Roman" w:hAnsi="Times New Roman" w:cs="Times New Roman"/>
+          <w:i/>
+          <w:iCs/>
+          <w:sz w:val="24"/>
+          <w:szCs w:val="24"/>
+        </w:rPr>
+        <w:t>51</w:t>
+      </w:r>
+      <w:r>
+        <w:rPr>
+          <w:rFonts w:ascii="Times New Roman" w:hAnsi="Times New Roman" w:cs="Times New Roman"/>
+          <w:sz w:val="24"/>
+          <w:szCs w:val="24"/>
+        </w:rPr>
+        <w:t>(1), 107-113.</w:t>
+      </w:r>
     </w:p>
     <w:p>
       <w:pPr>
-        <w:rPr>
-          <w:rFonts w:ascii="Times New Roman" w:hAnsi="Times New Roman" w:cs="Times New Roman"/>
-          <w:b/>
-          <w:bCs/>
-        </w:rPr>
-      </w:pPr>
+        <w:spacing w:line="480" w:lineRule="auto"/>
+        <w:ind w:left="720" w:right="720" w:hanging="720"/>
+        <w:rPr>
+          <w:rFonts w:ascii="Times New Roman" w:hAnsi="Times New Roman" w:cs="Times New Roman"/>
+          <w:sz w:val="24"/>
+          <w:szCs w:val="24"/>
+        </w:rPr>
+      </w:pPr>
+      <w:r>
+        <w:rPr>
+          <w:rFonts w:ascii="Times New Roman" w:hAnsi="Times New Roman" w:cs="Times New Roman"/>
+          <w:sz w:val="24"/>
+          <w:szCs w:val="24"/>
+        </w:rPr>
+        <w:t xml:space="preserve">Devlin, J., Chang, M. W., Lee, K., &amp; Toutanova, K. (2019, June). </w:t>
+      </w:r>
+      <w:r>
+        <w:rPr>
+          <w:rFonts w:ascii="Times New Roman" w:hAnsi="Times New Roman" w:cs="Times New Roman"/>
+          <w:i/>
+          <w:iCs/>
+          <w:sz w:val="24"/>
+          <w:szCs w:val="24"/>
+        </w:rPr>
+        <w:t>Bert: Pre-training of deep bidirectional transformers for language understanding</w:t>
+      </w:r>
+      <w:r>
+        <w:rPr>
+          <w:rFonts w:ascii="Times New Roman" w:hAnsi="Times New Roman" w:cs="Times New Roman"/>
+          <w:sz w:val="24"/>
+          <w:szCs w:val="24"/>
+        </w:rPr>
+        <w:t>. In Proceedings of the 2019 conference of the North American chapter of the association for computational linguistics: human language technologies, volume 1 (long and short papers) (pp. 4171-4186).</w:t>
+      </w:r>
     </w:p>
     <w:p>
       <w:pPr>
-        <w:rPr>
-          <w:rFonts w:ascii="Times New Roman" w:hAnsi="Times New Roman" w:cs="Times New Roman"/>
-          <w:b/>
-          <w:bCs/>
-        </w:rPr>
-      </w:pPr>
-    </w:p>
-    <w:p>
-      <w:pPr>
-        <w:spacing w:line="360" w:lineRule="auto"/>
-        <w:jc w:val="both"/>
-        <w:rPr>
-          <w:rFonts w:ascii="Times New Roman" w:hAnsi="Times New Roman" w:cs="Times New Roman"/>
-          <w:b/>
-          <w:bCs/>
-          <w:sz w:val="24"/>
-          <w:szCs w:val="24"/>
-        </w:rPr>
-      </w:pPr>
-      <w:r>
-        <w:rPr>
-          <w:rFonts w:ascii="Times New Roman" w:hAnsi="Times New Roman" w:cs="Times New Roman"/>
-          <w:b/>
-          <w:bCs/>
-          <w:sz w:val="24"/>
-          <w:szCs w:val="24"/>
-        </w:rPr>
-        <w:lastRenderedPageBreak/>
-        <w:t>8. References</w:t>
-      </w:r>
-    </w:p>
-    <w:p>
-      <w:pPr>
-        <w:spacing w:line="360" w:lineRule="auto"/>
-        <w:ind w:left="720"/>
-        <w:jc w:val="both"/>
-        <w:rPr>
-          <w:rFonts w:ascii="Times New Roman" w:hAnsi="Times New Roman" w:cs="Times New Roman"/>
-          <w:sz w:val="24"/>
-          <w:szCs w:val="24"/>
-        </w:rPr>
-      </w:pPr>
-      <w:r>
-        <w:rPr>
-          <w:rFonts w:ascii="Times New Roman" w:hAnsi="Times New Roman" w:cs="Times New Roman"/>
-          <w:sz w:val="24"/>
-          <w:szCs w:val="24"/>
-        </w:rPr>
-        <w:t>Goodfellow, I. (2016). Deep learning.</w:t>
-      </w:r>
-    </w:p>
-    <w:p>
-      <w:pPr>
-        <w:spacing w:line="360" w:lineRule="auto"/>
-        <w:ind w:left="720"/>
-        <w:jc w:val="both"/>
-        <w:rPr>
-          <w:rFonts w:ascii="Times New Roman" w:hAnsi="Times New Roman" w:cs="Times New Roman"/>
-          <w:sz w:val="24"/>
-          <w:szCs w:val="24"/>
-        </w:rPr>
-      </w:pPr>
-      <w:r>
-        <w:rPr>
-          <w:rFonts w:ascii="Times New Roman" w:hAnsi="Times New Roman" w:cs="Times New Roman"/>
-          <w:sz w:val="24"/>
-          <w:szCs w:val="24"/>
-        </w:rPr>
-        <w:t>Zaharia, M., Chowdhury, M., Franklin, M. J., Shenker, S., &amp; Stoica, I. (2010). Spark: Cluster computing with working sets. In </w:t>
-      </w:r>
-      <w:r>
-        <w:rPr>
-          <w:rFonts w:ascii="Times New Roman" w:hAnsi="Times New Roman" w:cs="Times New Roman"/>
-          <w:i/>
-          <w:iCs/>
-          <w:sz w:val="24"/>
-          <w:szCs w:val="24"/>
-        </w:rPr>
-        <w:t>2nd USENIX workshop on hot topics in cloud computing (</w:t>
-      </w:r>
-      <w:proofErr w:type="spellStart"/>
-      <w:r>
-        <w:rPr>
-          <w:rFonts w:ascii="Times New Roman" w:hAnsi="Times New Roman" w:cs="Times New Roman"/>
-          <w:i/>
-          <w:iCs/>
-          <w:sz w:val="24"/>
-          <w:szCs w:val="24"/>
-        </w:rPr>
-        <w:t>HotCloud</w:t>
-      </w:r>
-      <w:proofErr w:type="spellEnd"/>
-      <w:r>
-        <w:rPr>
-          <w:rFonts w:ascii="Times New Roman" w:hAnsi="Times New Roman" w:cs="Times New Roman"/>
-          <w:i/>
-          <w:iCs/>
-          <w:sz w:val="24"/>
-          <w:szCs w:val="24"/>
-        </w:rPr>
-        <w:t xml:space="preserve"> 10)</w:t>
-      </w:r>
-      <w:r>
-        <w:rPr>
-          <w:rFonts w:ascii="Times New Roman" w:hAnsi="Times New Roman" w:cs="Times New Roman"/>
-          <w:sz w:val="24"/>
-          <w:szCs w:val="24"/>
-        </w:rPr>
-        <w:t>.</w:t>
-      </w:r>
-    </w:p>
-    <w:p>
-      <w:pPr>
-        <w:spacing w:line="360" w:lineRule="auto"/>
-        <w:ind w:left="720"/>
-        <w:jc w:val="both"/>
-        <w:rPr>
-          <w:rFonts w:ascii="Times New Roman" w:hAnsi="Times New Roman" w:cs="Times New Roman"/>
-          <w:sz w:val="24"/>
-          <w:szCs w:val="24"/>
-        </w:rPr>
-      </w:pPr>
-      <w:r>
-        <w:rPr>
-          <w:rFonts w:ascii="Times New Roman" w:hAnsi="Times New Roman" w:cs="Times New Roman"/>
-          <w:sz w:val="24"/>
-          <w:szCs w:val="24"/>
-        </w:rPr>
-        <w:t>Jurafsky, D., &amp; Martin, J. H. (2023). </w:t>
-      </w:r>
-      <w:r>
-        <w:rPr>
-          <w:rFonts w:ascii="Times New Roman" w:hAnsi="Times New Roman" w:cs="Times New Roman"/>
-          <w:i/>
-          <w:iCs/>
-          <w:sz w:val="24"/>
-          <w:szCs w:val="24"/>
-        </w:rPr>
-        <w:t xml:space="preserve">Speech and language processing. 3rd </w:t>
-      </w:r>
-      <w:proofErr w:type="spellStart"/>
-      <w:r>
-        <w:rPr>
-          <w:rFonts w:ascii="Times New Roman" w:hAnsi="Times New Roman" w:cs="Times New Roman"/>
-          <w:i/>
-          <w:iCs/>
-          <w:sz w:val="24"/>
-          <w:szCs w:val="24"/>
-        </w:rPr>
-        <w:t>edn</w:t>
-      </w:r>
-      <w:proofErr w:type="spellEnd"/>
-      <w:r>
-        <w:rPr>
-          <w:rFonts w:ascii="Times New Roman" w:hAnsi="Times New Roman" w:cs="Times New Roman"/>
-          <w:i/>
-          <w:iCs/>
-          <w:sz w:val="24"/>
-          <w:szCs w:val="24"/>
-        </w:rPr>
-        <w:t>. draft</w:t>
-      </w:r>
-      <w:r>
-        <w:rPr>
-          <w:rFonts w:ascii="Times New Roman" w:hAnsi="Times New Roman" w:cs="Times New Roman"/>
-          <w:sz w:val="24"/>
-          <w:szCs w:val="24"/>
-        </w:rPr>
-        <w:t>.</w:t>
-      </w:r>
-    </w:p>
-    <w:p>
-      <w:pPr>
-        <w:spacing w:line="360" w:lineRule="auto"/>
-        <w:ind w:left="720"/>
-        <w:jc w:val="both"/>
-        <w:rPr>
-          <w:rFonts w:ascii="Times New Roman" w:hAnsi="Times New Roman" w:cs="Times New Roman"/>
-          <w:sz w:val="24"/>
-          <w:szCs w:val="24"/>
-        </w:rPr>
-      </w:pPr>
-      <w:r>
-        <w:rPr>
-          <w:rFonts w:ascii="Times New Roman" w:hAnsi="Times New Roman" w:cs="Times New Roman"/>
-          <w:sz w:val="24"/>
-          <w:szCs w:val="24"/>
-        </w:rPr>
-        <w:t xml:space="preserve">Salloum, S., </w:t>
-      </w:r>
-      <w:proofErr w:type="spellStart"/>
-      <w:r>
-        <w:rPr>
-          <w:rFonts w:ascii="Times New Roman" w:hAnsi="Times New Roman" w:cs="Times New Roman"/>
-          <w:sz w:val="24"/>
-          <w:szCs w:val="24"/>
-        </w:rPr>
-        <w:t>Dautov</w:t>
-      </w:r>
-      <w:proofErr w:type="spellEnd"/>
-      <w:r>
-        <w:rPr>
-          <w:rFonts w:ascii="Times New Roman" w:hAnsi="Times New Roman" w:cs="Times New Roman"/>
-          <w:sz w:val="24"/>
-          <w:szCs w:val="24"/>
-        </w:rPr>
-        <w:t>, R., Chen, X., Peng, P. X., &amp; Huang, J. Z. (2016). Big data analytics on Apache Spark. </w:t>
-      </w:r>
-      <w:r>
-        <w:rPr>
-          <w:rFonts w:ascii="Times New Roman" w:hAnsi="Times New Roman" w:cs="Times New Roman"/>
-          <w:i/>
-          <w:iCs/>
-          <w:sz w:val="24"/>
-          <w:szCs w:val="24"/>
-        </w:rPr>
-        <w:t>International Journal of Data Science and Analytics</w:t>
-      </w:r>
-      <w:r>
-        <w:rPr>
-          <w:rFonts w:ascii="Times New Roman" w:hAnsi="Times New Roman" w:cs="Times New Roman"/>
-          <w:sz w:val="24"/>
-          <w:szCs w:val="24"/>
-        </w:rPr>
-        <w:t>, </w:t>
-      </w:r>
-      <w:r>
-        <w:rPr>
-          <w:rFonts w:ascii="Times New Roman" w:hAnsi="Times New Roman" w:cs="Times New Roman"/>
-          <w:i/>
-          <w:iCs/>
-          <w:sz w:val="24"/>
-          <w:szCs w:val="24"/>
-        </w:rPr>
-        <w:t>1</w:t>
-      </w:r>
-      <w:r>
-        <w:rPr>
-          <w:rFonts w:ascii="Times New Roman" w:hAnsi="Times New Roman" w:cs="Times New Roman"/>
-          <w:sz w:val="24"/>
-          <w:szCs w:val="24"/>
-        </w:rPr>
-        <w:t>(3), 145-164.</w:t>
-      </w:r>
-    </w:p>
-    <w:p>
-      <w:pPr>
-        <w:spacing w:line="360" w:lineRule="auto"/>
-        <w:ind w:left="720"/>
-        <w:jc w:val="both"/>
-        <w:rPr>
-          <w:rFonts w:ascii="Times New Roman" w:hAnsi="Times New Roman" w:cs="Times New Roman"/>
-          <w:sz w:val="24"/>
-          <w:szCs w:val="24"/>
-        </w:rPr>
-      </w:pPr>
-      <w:r>
-        <w:rPr>
-          <w:rFonts w:ascii="Times New Roman" w:hAnsi="Times New Roman" w:cs="Times New Roman"/>
-          <w:sz w:val="24"/>
-          <w:szCs w:val="24"/>
-        </w:rPr>
-        <w:t>Apache Spark Documentation. https://spark.apache.org/docs/latest/</w:t>
-      </w:r>
-    </w:p>
-    <w:p>
-      <w:pPr>
-        <w:spacing w:line="360" w:lineRule="auto"/>
-        <w:ind w:left="720"/>
-        <w:jc w:val="both"/>
+        <w:spacing w:line="480" w:lineRule="auto"/>
+        <w:ind w:left="720" w:right="720" w:hanging="720"/>
         <w:rPr>
           <w:rFonts w:ascii="Times New Roman" w:hAnsi="Times New Roman" w:cs="Times New Roman"/>
           <w:sz w:val="24"/>
@@ -14363,9 +13755,45 @@
     </w:p>
     <w:p>
       <w:pPr>
-        <w:spacing w:line="360" w:lineRule="auto"/>
-        <w:ind w:left="720"/>
-        <w:jc w:val="both"/>
+        <w:spacing w:line="480" w:lineRule="auto"/>
+        <w:ind w:left="720" w:right="720" w:hanging="720"/>
+        <w:rPr>
+          <w:rFonts w:ascii="Times New Roman" w:hAnsi="Times New Roman" w:cs="Times New Roman"/>
+          <w:sz w:val="24"/>
+          <w:szCs w:val="24"/>
+        </w:rPr>
+      </w:pPr>
+      <w:r>
+        <w:rPr>
+          <w:rFonts w:ascii="Times New Roman" w:hAnsi="Times New Roman" w:cs="Times New Roman"/>
+          <w:sz w:val="24"/>
+          <w:szCs w:val="24"/>
+        </w:rPr>
+        <w:t>Jurafsky, D., &amp; Martin, J. H. (2023). </w:t>
+      </w:r>
+      <w:r>
+        <w:rPr>
+          <w:rFonts w:ascii="Times New Roman" w:hAnsi="Times New Roman" w:cs="Times New Roman"/>
+          <w:i/>
+          <w:iCs/>
+          <w:sz w:val="24"/>
+          <w:szCs w:val="24"/>
+        </w:rPr>
+        <w:t>Speech and language processing. 3rd edn. draft</w:t>
+      </w:r>
+      <w:r>
+        <w:rPr>
+          <w:rFonts w:ascii="Times New Roman" w:hAnsi="Times New Roman" w:cs="Times New Roman"/>
+          <w:sz w:val="24"/>
+          <w:szCs w:val="24"/>
+        </w:rPr>
+        <w:t>.</w:t>
+      </w:r>
+    </w:p>
+    <w:p>
+      <w:pPr>
+        <w:spacing w:line="480" w:lineRule="auto"/>
+        <w:ind w:left="720" w:right="720" w:hanging="720"/>
         <w:rPr>
           <w:rFonts w:ascii="Times New Roman" w:hAnsi="Times New Roman" w:cs="Times New Roman"/>
           <w:sz w:val="24"/>
@@ -14394,58 +13822,21 @@
     </w:p>
     <w:p>
       <w:pPr>
-        <w:spacing w:line="360" w:lineRule="auto"/>
-        <w:ind w:left="720"/>
-        <w:jc w:val="both"/>
-        <w:rPr>
-          <w:rFonts w:ascii="Times New Roman" w:hAnsi="Times New Roman" w:cs="Times New Roman"/>
-          <w:sz w:val="24"/>
-          <w:szCs w:val="24"/>
-        </w:rPr>
-      </w:pPr>
-      <w:r>
-        <w:rPr>
-          <w:rFonts w:ascii="Times New Roman" w:hAnsi="Times New Roman" w:cs="Times New Roman"/>
-          <w:sz w:val="24"/>
-          <w:szCs w:val="24"/>
-        </w:rPr>
-        <w:t xml:space="preserve">Pedregosa, F., </w:t>
-      </w:r>
-      <w:proofErr w:type="spellStart"/>
-      <w:r>
-        <w:rPr>
-          <w:rFonts w:ascii="Times New Roman" w:hAnsi="Times New Roman" w:cs="Times New Roman"/>
-          <w:sz w:val="24"/>
-          <w:szCs w:val="24"/>
-        </w:rPr>
-        <w:t>Varoquaux</w:t>
-      </w:r>
-      <w:proofErr w:type="spellEnd"/>
-      <w:r>
-        <w:rPr>
-          <w:rFonts w:ascii="Times New Roman" w:hAnsi="Times New Roman" w:cs="Times New Roman"/>
-          <w:sz w:val="24"/>
-          <w:szCs w:val="24"/>
-        </w:rPr>
-        <w:t xml:space="preserve">, G., </w:t>
-      </w:r>
-      <w:proofErr w:type="spellStart"/>
-      <w:r>
-        <w:rPr>
-          <w:rFonts w:ascii="Times New Roman" w:hAnsi="Times New Roman" w:cs="Times New Roman"/>
-          <w:sz w:val="24"/>
-          <w:szCs w:val="24"/>
-        </w:rPr>
-        <w:t>Gramfort</w:t>
-      </w:r>
-      <w:proofErr w:type="spellEnd"/>
-      <w:r>
-        <w:rPr>
-          <w:rFonts w:ascii="Times New Roman" w:hAnsi="Times New Roman" w:cs="Times New Roman"/>
-          <w:sz w:val="24"/>
-          <w:szCs w:val="24"/>
-        </w:rPr>
-        <w:t>, A., Michel, V., Thirion, B., Grisel, O., ... &amp; Duchesnay, É. (2011). Scikit-learn: Machine learning in Python. </w:t>
+        <w:spacing w:line="480" w:lineRule="auto"/>
+        <w:ind w:left="720" w:right="720" w:hanging="720"/>
+        <w:rPr>
+          <w:rFonts w:ascii="Times New Roman" w:hAnsi="Times New Roman" w:cs="Times New Roman"/>
+          <w:sz w:val="24"/>
+          <w:szCs w:val="24"/>
+        </w:rPr>
+      </w:pPr>
+      <w:r>
+        <w:rPr>
+          <w:rFonts w:ascii="Times New Roman" w:hAnsi="Times New Roman" w:cs="Times New Roman"/>
+          <w:sz w:val="24"/>
+          <w:szCs w:val="24"/>
+        </w:rPr>
+        <w:t>Manning, C. D. (2008). </w:t>
       </w:r>
       <w:r>
         <w:rPr>
@@ -14455,15 +13846,34 @@
           <w:sz w:val="24"/>
           <w:szCs w:val="24"/>
         </w:rPr>
-        <w:t>the Journal of machine Learning research</w:t>
-      </w:r>
-      <w:r>
-        <w:rPr>
-          <w:rFonts w:ascii="Times New Roman" w:hAnsi="Times New Roman" w:cs="Times New Roman"/>
-          <w:sz w:val="24"/>
-          <w:szCs w:val="24"/>
-        </w:rPr>
-        <w:t>, </w:t>
+        <w:t>Introduction to information retrieval</w:t>
+      </w:r>
+      <w:r>
+        <w:rPr>
+          <w:rFonts w:ascii="Times New Roman" w:hAnsi="Times New Roman" w:cs="Times New Roman"/>
+          <w:sz w:val="24"/>
+          <w:szCs w:val="24"/>
+        </w:rPr>
+        <w:t>. Syngress Publishing.</w:t>
+      </w:r>
+    </w:p>
+    <w:p>
+      <w:pPr>
+        <w:spacing w:line="480" w:lineRule="auto"/>
+        <w:ind w:left="720" w:right="720" w:hanging="720"/>
+        <w:rPr>
+          <w:rFonts w:ascii="Times New Roman" w:hAnsi="Times New Roman" w:cs="Times New Roman"/>
+          <w:sz w:val="24"/>
+          <w:szCs w:val="24"/>
+        </w:rPr>
+      </w:pPr>
+      <w:r>
+        <w:rPr>
+          <w:rFonts w:ascii="Times New Roman" w:hAnsi="Times New Roman" w:cs="Times New Roman"/>
+          <w:sz w:val="24"/>
+          <w:szCs w:val="24"/>
+        </w:rPr>
+        <w:t>Mikolov, T., Chen, K., Corrado, G., &amp; Dean, J. (2013). Efficient estimation of word representations in vector space. </w:t>
       </w:r>
       <w:r>
         <w:rPr>
@@ -14473,35 +13883,35 @@
           <w:sz w:val="24"/>
           <w:szCs w:val="24"/>
         </w:rPr>
-        <w:t>12</w:t>
-      </w:r>
-      <w:r>
-        <w:rPr>
-          <w:rFonts w:ascii="Times New Roman" w:hAnsi="Times New Roman" w:cs="Times New Roman"/>
-          <w:sz w:val="24"/>
-          <w:szCs w:val="24"/>
-        </w:rPr>
-        <w:t>, 2825-2830.</w:t>
+        <w:t>arXiv preprint arXiv:1301.3781</w:t>
+      </w:r>
+      <w:r>
+        <w:rPr>
+          <w:rFonts w:ascii="Times New Roman" w:hAnsi="Times New Roman" w:cs="Times New Roman"/>
+          <w:sz w:val="24"/>
+          <w:szCs w:val="24"/>
+        </w:rPr>
+        <w:t>.</w:t>
       </w:r>
     </w:p>
     <w:p>
       <w:pPr>
-        <w:spacing w:line="360" w:lineRule="auto"/>
-        <w:ind w:left="720"/>
-        <w:jc w:val="both"/>
-        <w:rPr>
-          <w:rFonts w:ascii="Times New Roman" w:hAnsi="Times New Roman" w:cs="Times New Roman"/>
-          <w:sz w:val="24"/>
-          <w:szCs w:val="24"/>
-        </w:rPr>
-      </w:pPr>
-      <w:r>
-        <w:rPr>
-          <w:rFonts w:ascii="Times New Roman" w:hAnsi="Times New Roman" w:cs="Times New Roman"/>
-          <w:sz w:val="24"/>
-          <w:szCs w:val="24"/>
-        </w:rPr>
-        <w:t>Manning, C. D. (2008). </w:t>
+        <w:spacing w:line="480" w:lineRule="auto"/>
+        <w:ind w:left="720" w:right="720" w:hanging="720"/>
+        <w:rPr>
+          <w:rFonts w:ascii="Times New Roman" w:hAnsi="Times New Roman" w:cs="Times New Roman"/>
+          <w:sz w:val="24"/>
+          <w:szCs w:val="24"/>
+        </w:rPr>
+      </w:pPr>
+      <w:r>
+        <w:rPr>
+          <w:rFonts w:ascii="Times New Roman" w:hAnsi="Times New Roman" w:cs="Times New Roman"/>
+          <w:sz w:val="24"/>
+          <w:szCs w:val="24"/>
+        </w:rPr>
+        <w:lastRenderedPageBreak/>
+        <w:t>Pedregosa, F., Varoquaux, G., Gramfort, A., Michel, V., Thirion, B., Grisel, O., ... &amp; Duchesnay, É. (2011). Scikit-learn: Machine learning in Python. </w:t>
       </w:r>
       <w:r>
         <w:rPr>
@@ -14511,67 +13921,108 @@
           <w:sz w:val="24"/>
           <w:szCs w:val="24"/>
         </w:rPr>
-        <w:t>Introduction to information retrieval</w:t>
-      </w:r>
-      <w:r>
-        <w:rPr>
-          <w:rFonts w:ascii="Times New Roman" w:hAnsi="Times New Roman" w:cs="Times New Roman"/>
-          <w:sz w:val="24"/>
-          <w:szCs w:val="24"/>
-        </w:rPr>
-        <w:t xml:space="preserve">. Syngress </w:t>
-      </w:r>
-      <w:proofErr w:type="gramStart"/>
-      <w:r>
-        <w:rPr>
-          <w:rFonts w:ascii="Times New Roman" w:hAnsi="Times New Roman" w:cs="Times New Roman"/>
-          <w:sz w:val="24"/>
-          <w:szCs w:val="24"/>
-        </w:rPr>
-        <w:t>Publishing,.</w:t>
-      </w:r>
-      <w:proofErr w:type="gramEnd"/>
+        <w:t>the Journal of machine Learning research</w:t>
+      </w:r>
+      <w:r>
+        <w:rPr>
+          <w:rFonts w:ascii="Times New Roman" w:hAnsi="Times New Roman" w:cs="Times New Roman"/>
+          <w:sz w:val="24"/>
+          <w:szCs w:val="24"/>
+        </w:rPr>
+        <w:t>, </w:t>
+      </w:r>
+      <w:r>
+        <w:rPr>
+          <w:rFonts w:ascii="Times New Roman" w:hAnsi="Times New Roman" w:cs="Times New Roman"/>
+          <w:i/>
+          <w:iCs/>
+          <w:sz w:val="24"/>
+          <w:szCs w:val="24"/>
+        </w:rPr>
+        <w:t>12</w:t>
+      </w:r>
+      <w:r>
+        <w:rPr>
+          <w:rFonts w:ascii="Times New Roman" w:hAnsi="Times New Roman" w:cs="Times New Roman"/>
+          <w:sz w:val="24"/>
+          <w:szCs w:val="24"/>
+        </w:rPr>
+        <w:t>, 2825-2830.</w:t>
+      </w:r>
     </w:p>
     <w:p>
       <w:pPr>
-        <w:spacing w:line="360" w:lineRule="auto"/>
-        <w:ind w:left="720"/>
-        <w:jc w:val="both"/>
-        <w:rPr>
-          <w:rFonts w:ascii="Times New Roman" w:hAnsi="Times New Roman" w:cs="Times New Roman"/>
-          <w:sz w:val="24"/>
-          <w:szCs w:val="24"/>
-        </w:rPr>
-      </w:pPr>
-      <w:r>
-        <w:rPr>
-          <w:rFonts w:ascii="Times New Roman" w:hAnsi="Times New Roman" w:cs="Times New Roman"/>
-          <w:sz w:val="24"/>
-          <w:szCs w:val="24"/>
-        </w:rPr>
-        <w:t>Devlin, J., Chang, M. W., Lee, K., &amp; Toutanova, K. (2019, June). Bert: Pre-training of deep bidirectional transformers for language understanding. In Proceedings of the 2019 conference of the North American chapter of the association for computational linguistics: human language technologies, volume 1 (long and short papers) (pp. 4171-4186).</w:t>
+        <w:spacing w:line="480" w:lineRule="auto"/>
+        <w:ind w:left="720" w:right="720" w:hanging="720"/>
+        <w:rPr>
+          <w:rFonts w:ascii="Times New Roman" w:hAnsi="Times New Roman" w:cs="Times New Roman"/>
+          <w:sz w:val="24"/>
+          <w:szCs w:val="24"/>
+        </w:rPr>
+      </w:pPr>
+      <w:r>
+        <w:rPr>
+          <w:rFonts w:ascii="Times New Roman" w:hAnsi="Times New Roman" w:cs="Times New Roman"/>
+          <w:sz w:val="24"/>
+          <w:szCs w:val="24"/>
+        </w:rPr>
+        <w:t>Salloum, S., Dautov, R., Chen, X., Peng, P. X., &amp; Huang, J. Z. (2016). Big data analytics on Apache Spark. </w:t>
+      </w:r>
+      <w:r>
+        <w:rPr>
+          <w:rFonts w:ascii="Times New Roman" w:hAnsi="Times New Roman" w:cs="Times New Roman"/>
+          <w:i/>
+          <w:iCs/>
+          <w:sz w:val="24"/>
+          <w:szCs w:val="24"/>
+        </w:rPr>
+        <w:t>International Journal of Data Science and Analytics</w:t>
+      </w:r>
+      <w:r>
+        <w:rPr>
+          <w:rFonts w:ascii="Times New Roman" w:hAnsi="Times New Roman" w:cs="Times New Roman"/>
+          <w:sz w:val="24"/>
+          <w:szCs w:val="24"/>
+        </w:rPr>
+        <w:t>, </w:t>
+      </w:r>
+      <w:r>
+        <w:rPr>
+          <w:rFonts w:ascii="Times New Roman" w:hAnsi="Times New Roman" w:cs="Times New Roman"/>
+          <w:i/>
+          <w:iCs/>
+          <w:sz w:val="24"/>
+          <w:szCs w:val="24"/>
+        </w:rPr>
+        <w:t>1</w:t>
+      </w:r>
+      <w:r>
+        <w:rPr>
+          <w:rFonts w:ascii="Times New Roman" w:hAnsi="Times New Roman" w:cs="Times New Roman"/>
+          <w:sz w:val="24"/>
+          <w:szCs w:val="24"/>
+        </w:rPr>
+        <w:t>(3), 145-164.</w:t>
       </w:r>
     </w:p>
     <w:p>
       <w:pPr>
-        <w:spacing w:line="360" w:lineRule="auto"/>
-        <w:ind w:left="720"/>
-        <w:jc w:val="both"/>
-        <w:rPr>
-          <w:rFonts w:ascii="Times New Roman" w:hAnsi="Times New Roman" w:cs="Times New Roman"/>
-          <w:sz w:val="24"/>
-          <w:szCs w:val="24"/>
-        </w:rPr>
-      </w:pPr>
-      <w:r>
-        <w:rPr>
-          <w:rFonts w:ascii="Times New Roman" w:hAnsi="Times New Roman" w:cs="Times New Roman"/>
-          <w:sz w:val="24"/>
-          <w:szCs w:val="24"/>
-        </w:rPr>
-        <w:t>Mikolov, T., Chen, K., Corrado, G., &amp; Dean, J. (2013). Efficient estimation of word representations in vector space. </w:t>
-      </w:r>
-      <w:proofErr w:type="spellStart"/>
+        <w:spacing w:line="480" w:lineRule="auto"/>
+        <w:ind w:left="720" w:right="720" w:hanging="720"/>
+        <w:rPr>
+          <w:rFonts w:ascii="Times New Roman" w:hAnsi="Times New Roman" w:cs="Times New Roman"/>
+          <w:sz w:val="24"/>
+          <w:szCs w:val="24"/>
+        </w:rPr>
+      </w:pPr>
+      <w:r>
+        <w:rPr>
+          <w:rFonts w:ascii="Times New Roman" w:hAnsi="Times New Roman" w:cs="Times New Roman"/>
+          <w:sz w:val="24"/>
+          <w:szCs w:val="24"/>
+        </w:rPr>
+        <w:t>Salton, G., &amp; Buckley, C. (1988). Term-weighting approaches in automatic text retrieval. </w:t>
+      </w:r>
       <w:r>
         <w:rPr>
           <w:rFonts w:ascii="Times New Roman" w:hAnsi="Times New Roman" w:cs="Times New Roman"/>
@@ -14580,9 +14031,16 @@
           <w:sz w:val="24"/>
           <w:szCs w:val="24"/>
         </w:rPr>
-        <w:t>arXiv</w:t>
-      </w:r>
-      <w:proofErr w:type="spellEnd"/>
+        <w:t>Information processing &amp; management</w:t>
+      </w:r>
+      <w:r>
+        <w:rPr>
+          <w:rFonts w:ascii="Times New Roman" w:hAnsi="Times New Roman" w:cs="Times New Roman"/>
+          <w:sz w:val="24"/>
+          <w:szCs w:val="24"/>
+        </w:rPr>
+        <w:t>, </w:t>
+      </w:r>
       <w:r>
         <w:rPr>
           <w:rFonts w:ascii="Times New Roman" w:hAnsi="Times New Roman" w:cs="Times New Roman"/>
@@ -14591,35 +14049,34 @@
           <w:sz w:val="24"/>
           <w:szCs w:val="24"/>
         </w:rPr>
-        <w:t xml:space="preserve"> preprint arXiv:1301.3781</w:t>
-      </w:r>
-      <w:r>
-        <w:rPr>
-          <w:rFonts w:ascii="Times New Roman" w:hAnsi="Times New Roman" w:cs="Times New Roman"/>
-          <w:sz w:val="24"/>
-          <w:szCs w:val="24"/>
-        </w:rPr>
-        <w:t>.</w:t>
+        <w:t>24</w:t>
+      </w:r>
+      <w:r>
+        <w:rPr>
+          <w:rFonts w:ascii="Times New Roman" w:hAnsi="Times New Roman" w:cs="Times New Roman"/>
+          <w:sz w:val="24"/>
+          <w:szCs w:val="24"/>
+        </w:rPr>
+        <w:t>(5), 513-523.</w:t>
       </w:r>
     </w:p>
     <w:p>
       <w:pPr>
-        <w:spacing w:line="360" w:lineRule="auto"/>
-        <w:ind w:left="720"/>
-        <w:jc w:val="both"/>
-        <w:rPr>
-          <w:rFonts w:ascii="Times New Roman" w:hAnsi="Times New Roman" w:cs="Times New Roman"/>
-          <w:sz w:val="24"/>
-          <w:szCs w:val="24"/>
-        </w:rPr>
-      </w:pPr>
-      <w:r>
-        <w:rPr>
-          <w:rFonts w:ascii="Times New Roman" w:hAnsi="Times New Roman" w:cs="Times New Roman"/>
-          <w:sz w:val="24"/>
-          <w:szCs w:val="24"/>
-        </w:rPr>
-        <w:t>Dean, J., &amp; Ghemawat, S. (2008). MapReduce: simplified data processing on large clusters. </w:t>
+        <w:spacing w:line="480" w:lineRule="auto"/>
+        <w:ind w:left="720" w:right="720" w:hanging="720"/>
+        <w:rPr>
+          <w:rFonts w:ascii="Times New Roman" w:hAnsi="Times New Roman" w:cs="Times New Roman"/>
+          <w:sz w:val="24"/>
+          <w:szCs w:val="24"/>
+        </w:rPr>
+      </w:pPr>
+      <w:r>
+        <w:rPr>
+          <w:rFonts w:ascii="Times New Roman" w:hAnsi="Times New Roman" w:cs="Times New Roman"/>
+          <w:sz w:val="24"/>
+          <w:szCs w:val="24"/>
+        </w:rPr>
+        <w:t>Zaharia, M., Chowdhury, M., Franklin, M. J., Shenker, S., &amp; Stoica, I. (2010). Spark: Cluster computing with working sets. In </w:t>
       </w:r>
       <w:r>
         <w:rPr>
@@ -14629,39 +14086,20 @@
           <w:sz w:val="24"/>
           <w:szCs w:val="24"/>
         </w:rPr>
-        <w:t>Communications of the ACM</w:t>
-      </w:r>
-      <w:r>
-        <w:rPr>
-          <w:rFonts w:ascii="Times New Roman" w:hAnsi="Times New Roman" w:cs="Times New Roman"/>
-          <w:sz w:val="24"/>
-          <w:szCs w:val="24"/>
-        </w:rPr>
-        <w:t>, </w:t>
-      </w:r>
-      <w:r>
-        <w:rPr>
-          <w:rFonts w:ascii="Times New Roman" w:hAnsi="Times New Roman" w:cs="Times New Roman"/>
-          <w:i/>
-          <w:iCs/>
-          <w:sz w:val="24"/>
-          <w:szCs w:val="24"/>
-        </w:rPr>
-        <w:t>51</w:t>
-      </w:r>
-      <w:r>
-        <w:rPr>
-          <w:rFonts w:ascii="Times New Roman" w:hAnsi="Times New Roman" w:cs="Times New Roman"/>
-          <w:sz w:val="24"/>
-          <w:szCs w:val="24"/>
-        </w:rPr>
-        <w:t>(1), 107-113.</w:t>
+        <w:t>2nd USENIX workshop on hot topics in cloud computing (HotCloud 10)</w:t>
+      </w:r>
+      <w:r>
+        <w:rPr>
+          <w:rFonts w:ascii="Times New Roman" w:hAnsi="Times New Roman" w:cs="Times New Roman"/>
+          <w:sz w:val="24"/>
+          <w:szCs w:val="24"/>
+        </w:rPr>
+        <w:t>.</w:t>
       </w:r>
     </w:p>
     <w:p>
       <w:pPr>
-        <w:spacing w:line="360" w:lineRule="auto"/>
-        <w:ind w:left="720"/>
+        <w:spacing w:line="480" w:lineRule="auto"/>
         <w:jc w:val="both"/>
         <w:rPr>
           <w:rFonts w:ascii="Times New Roman" w:hAnsi="Times New Roman" w:cs="Times New Roman"/>
@@ -14669,65 +14107,10 @@
           <w:szCs w:val="24"/>
         </w:rPr>
       </w:pPr>
-      <w:proofErr w:type="spellStart"/>
-      <w:r>
-        <w:rPr>
-          <w:rFonts w:ascii="Times New Roman" w:hAnsi="Times New Roman" w:cs="Times New Roman"/>
-          <w:sz w:val="24"/>
-          <w:szCs w:val="24"/>
-        </w:rPr>
-        <w:t>Breiman</w:t>
-      </w:r>
-      <w:proofErr w:type="spellEnd"/>
-      <w:r>
-        <w:rPr>
-          <w:rFonts w:ascii="Times New Roman" w:hAnsi="Times New Roman" w:cs="Times New Roman"/>
-          <w:sz w:val="24"/>
-          <w:szCs w:val="24"/>
-        </w:rPr>
-        <w:t>, L. (2001). Random forests. </w:t>
-      </w:r>
-      <w:r>
-        <w:rPr>
-          <w:rFonts w:ascii="Times New Roman" w:hAnsi="Times New Roman" w:cs="Times New Roman"/>
-          <w:i/>
-          <w:iCs/>
-          <w:sz w:val="24"/>
-          <w:szCs w:val="24"/>
-        </w:rPr>
-        <w:t>Machine learning</w:t>
-      </w:r>
-      <w:r>
-        <w:rPr>
-          <w:rFonts w:ascii="Times New Roman" w:hAnsi="Times New Roman" w:cs="Times New Roman"/>
-          <w:sz w:val="24"/>
-          <w:szCs w:val="24"/>
-        </w:rPr>
-        <w:t>, </w:t>
-      </w:r>
-      <w:r>
-        <w:rPr>
-          <w:rFonts w:ascii="Times New Roman" w:hAnsi="Times New Roman" w:cs="Times New Roman"/>
-          <w:i/>
-          <w:iCs/>
-          <w:sz w:val="24"/>
-          <w:szCs w:val="24"/>
-        </w:rPr>
-        <w:t>45</w:t>
-      </w:r>
-      <w:r>
-        <w:rPr>
-          <w:rFonts w:ascii="Times New Roman" w:hAnsi="Times New Roman" w:cs="Times New Roman"/>
-          <w:sz w:val="24"/>
-          <w:szCs w:val="24"/>
-        </w:rPr>
-        <w:t>(1), 5-32.</w:t>
-      </w:r>
     </w:p>
     <w:p>
       <w:pPr>
-        <w:spacing w:line="360" w:lineRule="auto"/>
-        <w:ind w:left="720"/>
+        <w:spacing w:line="480" w:lineRule="auto"/>
         <w:jc w:val="both"/>
         <w:rPr>
           <w:rFonts w:ascii="Times New Roman" w:hAnsi="Times New Roman" w:cs="Times New Roman"/>
@@ -14735,189 +14118,10 @@
           <w:szCs w:val="24"/>
         </w:rPr>
       </w:pPr>
-      <w:r>
-        <w:rPr>
-          <w:rFonts w:ascii="Times New Roman" w:hAnsi="Times New Roman" w:cs="Times New Roman"/>
-          <w:sz w:val="24"/>
-          <w:szCs w:val="24"/>
-        </w:rPr>
-        <w:t xml:space="preserve">Cortes, C., &amp; </w:t>
-      </w:r>
-      <w:proofErr w:type="spellStart"/>
-      <w:r>
-        <w:rPr>
-          <w:rFonts w:ascii="Times New Roman" w:hAnsi="Times New Roman" w:cs="Times New Roman"/>
-          <w:sz w:val="24"/>
-          <w:szCs w:val="24"/>
-        </w:rPr>
-        <w:t>Vapnik</w:t>
-      </w:r>
-      <w:proofErr w:type="spellEnd"/>
-      <w:r>
-        <w:rPr>
-          <w:rFonts w:ascii="Times New Roman" w:hAnsi="Times New Roman" w:cs="Times New Roman"/>
-          <w:sz w:val="24"/>
-          <w:szCs w:val="24"/>
-        </w:rPr>
-        <w:t>, V. (1995). Support-vector networks. </w:t>
-      </w:r>
-      <w:r>
-        <w:rPr>
-          <w:rFonts w:ascii="Times New Roman" w:hAnsi="Times New Roman" w:cs="Times New Roman"/>
-          <w:i/>
-          <w:iCs/>
-          <w:sz w:val="24"/>
-          <w:szCs w:val="24"/>
-        </w:rPr>
-        <w:t>Machine learning</w:t>
-      </w:r>
-      <w:r>
-        <w:rPr>
-          <w:rFonts w:ascii="Times New Roman" w:hAnsi="Times New Roman" w:cs="Times New Roman"/>
-          <w:sz w:val="24"/>
-          <w:szCs w:val="24"/>
-        </w:rPr>
-        <w:t>, </w:t>
-      </w:r>
-      <w:r>
-        <w:rPr>
-          <w:rFonts w:ascii="Times New Roman" w:hAnsi="Times New Roman" w:cs="Times New Roman"/>
-          <w:i/>
-          <w:iCs/>
-          <w:sz w:val="24"/>
-          <w:szCs w:val="24"/>
-        </w:rPr>
-        <w:t>20</w:t>
-      </w:r>
-      <w:r>
-        <w:rPr>
-          <w:rFonts w:ascii="Times New Roman" w:hAnsi="Times New Roman" w:cs="Times New Roman"/>
-          <w:sz w:val="24"/>
-          <w:szCs w:val="24"/>
-        </w:rPr>
-        <w:t>(3), 273-297.</w:t>
-      </w:r>
     </w:p>
     <w:p>
       <w:pPr>
-        <w:spacing w:line="360" w:lineRule="auto"/>
-        <w:ind w:left="720"/>
-        <w:jc w:val="both"/>
-        <w:rPr>
-          <w:rFonts w:ascii="Times New Roman" w:hAnsi="Times New Roman" w:cs="Times New Roman"/>
-          <w:sz w:val="24"/>
-          <w:szCs w:val="24"/>
-        </w:rPr>
-      </w:pPr>
-      <w:r>
-        <w:rPr>
-          <w:rFonts w:ascii="Times New Roman" w:hAnsi="Times New Roman" w:cs="Times New Roman"/>
-          <w:sz w:val="24"/>
-          <w:szCs w:val="24"/>
-        </w:rPr>
-        <w:lastRenderedPageBreak/>
-        <w:t>Salton, G., &amp; Buckley, C. (1988). Term-weighting approaches in automatic text retrieval. </w:t>
-      </w:r>
-      <w:r>
-        <w:rPr>
-          <w:rFonts w:ascii="Times New Roman" w:hAnsi="Times New Roman" w:cs="Times New Roman"/>
-          <w:i/>
-          <w:iCs/>
-          <w:sz w:val="24"/>
-          <w:szCs w:val="24"/>
-        </w:rPr>
-        <w:t>Information processing &amp; management</w:t>
-      </w:r>
-      <w:r>
-        <w:rPr>
-          <w:rFonts w:ascii="Times New Roman" w:hAnsi="Times New Roman" w:cs="Times New Roman"/>
-          <w:sz w:val="24"/>
-          <w:szCs w:val="24"/>
-        </w:rPr>
-        <w:t>, </w:t>
-      </w:r>
-      <w:r>
-        <w:rPr>
-          <w:rFonts w:ascii="Times New Roman" w:hAnsi="Times New Roman" w:cs="Times New Roman"/>
-          <w:i/>
-          <w:iCs/>
-          <w:sz w:val="24"/>
-          <w:szCs w:val="24"/>
-        </w:rPr>
-        <w:t>24</w:t>
-      </w:r>
-      <w:r>
-        <w:rPr>
-          <w:rFonts w:ascii="Times New Roman" w:hAnsi="Times New Roman" w:cs="Times New Roman"/>
-          <w:sz w:val="24"/>
-          <w:szCs w:val="24"/>
-        </w:rPr>
-        <w:t>(5), 513-523.</w:t>
-      </w:r>
-    </w:p>
-    <w:p>
-      <w:pPr>
-        <w:spacing w:line="360" w:lineRule="auto"/>
-        <w:ind w:left="720"/>
-        <w:jc w:val="both"/>
-        <w:rPr>
-          <w:rFonts w:ascii="Times New Roman" w:hAnsi="Times New Roman" w:cs="Times New Roman"/>
-          <w:sz w:val="24"/>
-          <w:szCs w:val="24"/>
-        </w:rPr>
-      </w:pPr>
-      <w:r>
-        <w:rPr>
-          <w:rFonts w:ascii="Times New Roman" w:hAnsi="Times New Roman" w:cs="Times New Roman"/>
-          <w:sz w:val="24"/>
-          <w:szCs w:val="24"/>
-        </w:rPr>
-        <w:t>Bird, S., Klein, E., &amp; Loper, E. (2009). </w:t>
-      </w:r>
-      <w:r>
-        <w:rPr>
-          <w:rFonts w:ascii="Times New Roman" w:hAnsi="Times New Roman" w:cs="Times New Roman"/>
-          <w:i/>
-          <w:iCs/>
-          <w:sz w:val="24"/>
-          <w:szCs w:val="24"/>
-        </w:rPr>
-        <w:t>Natural language processing with Python: analyzing text with the natural language toolkit</w:t>
-      </w:r>
-      <w:r>
-        <w:rPr>
-          <w:rFonts w:ascii="Times New Roman" w:hAnsi="Times New Roman" w:cs="Times New Roman"/>
-          <w:sz w:val="24"/>
-          <w:szCs w:val="24"/>
-        </w:rPr>
-        <w:t>. " O'Reilly Media, Inc.".</w:t>
-      </w:r>
-    </w:p>
-    <w:p>
-      <w:pPr>
-        <w:spacing w:line="360" w:lineRule="auto"/>
-        <w:jc w:val="both"/>
-        <w:rPr>
-          <w:rFonts w:ascii="Times New Roman" w:hAnsi="Times New Roman" w:cs="Times New Roman"/>
-          <w:sz w:val="24"/>
-          <w:szCs w:val="24"/>
-        </w:rPr>
-      </w:pPr>
-    </w:p>
-    <w:p>
-      <w:pPr>
-        <w:spacing w:line="360" w:lineRule="auto"/>
-        <w:jc w:val="both"/>
-        <w:rPr>
-          <w:rFonts w:ascii="Times New Roman" w:hAnsi="Times New Roman" w:cs="Times New Roman"/>
-          <w:sz w:val="24"/>
-          <w:szCs w:val="24"/>
-        </w:rPr>
-      </w:pPr>
-    </w:p>
-    <w:p>
-      <w:pPr>
-        <w:spacing w:line="360" w:lineRule="auto"/>
+        <w:spacing w:line="480" w:lineRule="auto"/>
         <w:jc w:val="both"/>
         <w:rPr>
           <w:rFonts w:ascii="Times New Roman" w:hAnsi="Times New Roman" w:cs="Times New Roman"/>

--- a/reports/reports/Arabic_AI_Text_Detection_Projectt.docx
+++ b/reports/reports/Arabic_AI_Text_Detection_Projectt.docx
@@ -4876,15 +4876,15 @@
           <w:sz w:val="24"/>
           <w:szCs w:val="24"/>
         </w:rPr>
-        <w:t>Parquet storage was used because it is a compressed columnar storage format optimized for distributed analytics</w:t>
-      </w:r>
-      <w:r>
-        <w:rPr>
-          <w:rFonts w:ascii="Times New Roman" w:hAnsi="Times New Roman" w:cs="Times New Roman"/>
-          <w:sz w:val="24"/>
-          <w:szCs w:val="24"/>
-        </w:rPr>
-        <w:t xml:space="preserve"> (Dean &amp; Ghemawat, 2008)</w:t>
+        <w:t xml:space="preserve">Processed data was persisted using Apache Parquet, a compressed columnar format, to optimize I/O operations and ensure distributed scalability </w:t>
+      </w:r>
+      <w:r>
+        <w:rPr>
+          <w:rFonts w:ascii="Times New Roman" w:hAnsi="Times New Roman" w:cs="Times New Roman"/>
+          <w:sz w:val="24"/>
+          <w:szCs w:val="24"/>
+        </w:rPr>
+        <w:t>(Dean &amp; Ghemawat, 2008)</w:t>
       </w:r>
       <w:r>
         <w:rPr>
@@ -6571,16 +6571,6 @@
           </mc:Fallback>
         </mc:AlternateContent>
       </w:r>
-    </w:p>
-    <w:p>
-      <w:pPr>
-        <w:spacing w:line="480" w:lineRule="auto"/>
-        <w:rPr>
-          <w:rFonts w:ascii="Times New Roman" w:hAnsi="Times New Roman" w:cs="Times New Roman"/>
-          <w:sz w:val="24"/>
-          <w:szCs w:val="24"/>
-        </w:rPr>
-      </w:pPr>
     </w:p>
     <w:p>
       <w:pPr>
@@ -8814,7 +8804,23 @@
           <w:sz w:val="24"/>
           <w:szCs w:val="24"/>
         </w:rPr>
-        <w:t>Three machine learning models were trained using Spark MLlib:</w:t>
+        <w:t>Three machine learning models were trained using Spark MLlib</w:t>
+      </w:r>
+      <w:r>
+        <w:rPr>
+          <w:rFonts w:ascii="Times New Roman" w:hAnsi="Times New Roman" w:cs="Times New Roman"/>
+          <w:sz w:val="24"/>
+          <w:szCs w:val="24"/>
+        </w:rPr>
+        <w:t>, which encapsulated Tokenization, HashingTF, IDF, and Vector Assembler to prevent Data Leakage during the 80/20 train-test split</w:t>
+      </w:r>
+      <w:r>
+        <w:rPr>
+          <w:rFonts w:ascii="Times New Roman" w:hAnsi="Times New Roman" w:cs="Times New Roman"/>
+          <w:sz w:val="24"/>
+          <w:szCs w:val="24"/>
+        </w:rPr>
+        <w:t>:</w:t>
       </w:r>
     </w:p>
     <w:p>
@@ -8906,16 +8912,16 @@
         <mc:AlternateContent>
           <mc:Choice Requires="wps">
             <w:drawing>
-              <wp:anchor distT="45720" distB="45720" distL="114300" distR="114300" simplePos="0" relativeHeight="251687936" behindDoc="0" locked="0" layoutInCell="1" allowOverlap="1" wp14:anchorId="0BE02AB2" wp14:editId="015C9A46">
+              <wp:anchor distT="45720" distB="45720" distL="114300" distR="114300" simplePos="0" relativeHeight="251687936" behindDoc="0" locked="0" layoutInCell="1" allowOverlap="1" wp14:anchorId="0BE02AB2" wp14:editId="4C395AFE">
                 <wp:simplePos x="0" y="0"/>
                 <wp:positionH relativeFrom="margin">
                   <wp:posOffset>19685</wp:posOffset>
                 </wp:positionH>
                 <wp:positionV relativeFrom="paragraph">
-                  <wp:posOffset>630555</wp:posOffset>
+                  <wp:posOffset>627380</wp:posOffset>
                 </wp:positionV>
-                <wp:extent cx="5686425" cy="1366520"/>
-                <wp:effectExtent l="0" t="0" r="28575" b="24130"/>
+                <wp:extent cx="5686425" cy="1175385"/>
+                <wp:effectExtent l="0" t="0" r="28575" b="24765"/>
                 <wp:wrapSquare wrapText="bothSides"/>
                 <wp:docPr id="553160326" name="Text Box 2"/>
                 <wp:cNvGraphicFramePr>
@@ -8930,7 +8936,7 @@
                       <wps:spPr bwMode="auto">
                         <a:xfrm>
                           <a:off x="0" y="0"/>
-                          <a:ext cx="5686425" cy="1366520"/>
+                          <a:ext cx="5686425" cy="1175385"/>
                         </a:xfrm>
                         <a:prstGeom prst="rect">
                           <a:avLst/>
@@ -9043,7 +9049,7 @@
           </mc:Choice>
           <mc:Fallback>
             <w:pict>
-              <v:shape w14:anchorId="0BE02AB2" id="_x0000_s1042" type="#_x0000_t202" style="position:absolute;left:0;text-align:left;margin-left:1.55pt;margin-top:49.65pt;width:447.75pt;height:107.6pt;z-index:251687936;visibility:visible;mso-wrap-style:square;mso-width-percent:0;mso-height-percent:0;mso-wrap-distance-left:9pt;mso-wrap-distance-top:3.6pt;mso-wrap-distance-right:9pt;mso-wrap-distance-bottom:3.6pt;mso-position-horizontal:absolute;mso-position-horizontal-relative:margin;mso-position-vertical:absolute;mso-position-vertical-relative:text;mso-width-percent:0;mso-height-percent:0;mso-width-relative:margin;mso-height-relative:margin;v-text-anchor:top" o:gfxdata="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">
+              <v:shape w14:anchorId="0BE02AB2" id="_x0000_s1042" type="#_x0000_t202" style="position:absolute;left:0;text-align:left;margin-left:1.55pt;margin-top:49.4pt;width:447.75pt;height:92.55pt;z-index:251687936;visibility:visible;mso-wrap-style:square;mso-width-percent:0;mso-height-percent:0;mso-wrap-distance-left:9pt;mso-wrap-distance-top:3.6pt;mso-wrap-distance-right:9pt;mso-wrap-distance-bottom:3.6pt;mso-position-horizontal:absolute;mso-position-horizontal-relative:margin;mso-position-vertical:absolute;mso-position-vertical-relative:text;mso-width-percent:0;mso-height-percent:0;mso-width-relative:margin;mso-height-relative:margin;v-text-anchor:top" o:gfxdata="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">
                 <v:textbox>
                   <w:txbxContent>
                     <w:p>
@@ -10045,17 +10051,21 @@
       <w:r>
         <w:rPr>
           <w:rFonts w:ascii="Times New Roman" w:hAnsi="Times New Roman" w:cs="Times New Roman"/>
-          <w:b/>
-          <w:bCs/>
           <w:noProof/>
           <w:sz w:val="24"/>
           <w:szCs w:val="24"/>
         </w:rPr>
         <w:drawing>
-          <wp:inline distT="0" distB="0" distL="0" distR="0" wp14:anchorId="0F4891C0" wp14:editId="1453794E">
-            <wp:extent cx="4457700" cy="1517301"/>
-            <wp:effectExtent l="0" t="0" r="0" b="6985"/>
-            <wp:docPr id="602765658" name="Picture 1"/>
+          <wp:inline distT="0" distB="0" distL="0" distR="0" wp14:anchorId="69A2EB8D" wp14:editId="0AFF7FC5">
+            <wp:extent cx="5243435" cy="4350936"/>
+            <wp:effectExtent l="0" t="0" r="0" b="0"/>
+            <wp:docPr id="5" name="Picture 4" descr="Logistic Regression Confusion Matrix">
+              <a:extLst xmlns:a="http://schemas.openxmlformats.org/drawingml/2006/main">
+                <a:ext uri="{FF2B5EF4-FFF2-40B4-BE49-F238E27FC236}">
+                  <a16:creationId xmlns:a16="http://schemas.microsoft.com/office/drawing/2014/main" id="{3D283E7F-5CD7-506D-254A-3657E8A2CF34}"/>
+                </a:ext>
+              </a:extLst>
+            </wp:docPr>
             <wp:cNvGraphicFramePr>
               <a:graphicFrameLocks xmlns:a="http://schemas.openxmlformats.org/drawingml/2006/main" noChangeAspect="1"/>
             </wp:cNvGraphicFramePr>
@@ -10063,8 +10073,16 @@
               <a:graphicData uri="http://schemas.openxmlformats.org/drawingml/2006/picture">
                 <pic:pic xmlns:pic="http://schemas.openxmlformats.org/drawingml/2006/picture">
                   <pic:nvPicPr>
-                    <pic:cNvPr id="602765658" name=""/>
-                    <pic:cNvPicPr/>
+                    <pic:cNvPr id="5" name="Picture 4" descr="Logistic Regression Confusion Matrix">
+                      <a:extLst>
+                        <a:ext uri="{FF2B5EF4-FFF2-40B4-BE49-F238E27FC236}">
+                          <a16:creationId xmlns:a16="http://schemas.microsoft.com/office/drawing/2014/main" id="{3D283E7F-5CD7-506D-254A-3657E8A2CF34}"/>
+                        </a:ext>
+                      </a:extLst>
+                    </pic:cNvPr>
+                    <pic:cNvPicPr>
+                      <a:picLocks noChangeAspect="1"/>
+                    </pic:cNvPicPr>
                   </pic:nvPicPr>
                   <pic:blipFill>
                     <a:blip r:embed="rId14"/>
@@ -10075,7 +10093,7 @@
                   <pic:spPr>
                     <a:xfrm>
                       <a:off x="0" y="0"/>
-                      <a:ext cx="4462325" cy="1518875"/>
+                      <a:ext cx="5247029" cy="4353918"/>
                     </a:xfrm>
                     <a:prstGeom prst="rect">
                       <a:avLst/>
@@ -10156,19 +10174,22 @@
       <w:r>
         <w:rPr>
           <w:rFonts w:ascii="Times New Roman" w:hAnsi="Times New Roman" w:cs="Times New Roman"/>
-          <w:b/>
-          <w:bCs/>
-          <w:i/>
-          <w:iCs/>
           <w:noProof/>
           <w:sz w:val="24"/>
           <w:szCs w:val="24"/>
         </w:rPr>
+        <w:lastRenderedPageBreak/>
         <w:drawing>
-          <wp:inline distT="0" distB="0" distL="0" distR="0" wp14:anchorId="6838C6B9" wp14:editId="1CB6A3CC">
-            <wp:extent cx="4171950" cy="1436914"/>
-            <wp:effectExtent l="0" t="0" r="0" b="0"/>
-            <wp:docPr id="1852859744" name="Picture 1"/>
+          <wp:inline distT="0" distB="0" distL="0" distR="0" wp14:anchorId="65BB6EC7" wp14:editId="7543878E">
+            <wp:extent cx="4832593" cy="3818374"/>
+            <wp:effectExtent l="0" t="0" r="6350" b="0"/>
+            <wp:docPr id="9" name="Picture 8" descr="Random Forest Confusion Matrix">
+              <a:extLst xmlns:a="http://schemas.openxmlformats.org/drawingml/2006/main">
+                <a:ext uri="{FF2B5EF4-FFF2-40B4-BE49-F238E27FC236}">
+                  <a16:creationId xmlns:a16="http://schemas.microsoft.com/office/drawing/2014/main" id="{B0FE41B2-72C4-1B5A-6656-7B5D2527C95C}"/>
+                </a:ext>
+              </a:extLst>
+            </wp:docPr>
             <wp:cNvGraphicFramePr>
               <a:graphicFrameLocks xmlns:a="http://schemas.openxmlformats.org/drawingml/2006/main" noChangeAspect="1"/>
             </wp:cNvGraphicFramePr>
@@ -10176,8 +10197,16 @@
               <a:graphicData uri="http://schemas.openxmlformats.org/drawingml/2006/picture">
                 <pic:pic xmlns:pic="http://schemas.openxmlformats.org/drawingml/2006/picture">
                   <pic:nvPicPr>
-                    <pic:cNvPr id="1852859744" name=""/>
-                    <pic:cNvPicPr/>
+                    <pic:cNvPr id="9" name="Picture 8" descr="Random Forest Confusion Matrix">
+                      <a:extLst>
+                        <a:ext uri="{FF2B5EF4-FFF2-40B4-BE49-F238E27FC236}">
+                          <a16:creationId xmlns:a16="http://schemas.microsoft.com/office/drawing/2014/main" id="{B0FE41B2-72C4-1B5A-6656-7B5D2527C95C}"/>
+                        </a:ext>
+                      </a:extLst>
+                    </pic:cNvPr>
+                    <pic:cNvPicPr>
+                      <a:picLocks noChangeAspect="1"/>
+                    </pic:cNvPicPr>
                   </pic:nvPicPr>
                   <pic:blipFill>
                     <a:blip r:embed="rId15"/>
@@ -10188,7 +10217,7 @@
                   <pic:spPr>
                     <a:xfrm>
                       <a:off x="0" y="0"/>
-                      <a:ext cx="4176882" cy="1438613"/>
+                      <a:ext cx="4851440" cy="3833266"/>
                     </a:xfrm>
                     <a:prstGeom prst="rect">
                       <a:avLst/>
@@ -10269,19 +10298,21 @@
       <w:r>
         <w:rPr>
           <w:rFonts w:ascii="Times New Roman" w:hAnsi="Times New Roman" w:cs="Times New Roman"/>
-          <w:b/>
-          <w:bCs/>
-          <w:i/>
-          <w:iCs/>
           <w:noProof/>
           <w:sz w:val="24"/>
           <w:szCs w:val="24"/>
         </w:rPr>
         <w:drawing>
-          <wp:inline distT="0" distB="0" distL="0" distR="0" wp14:anchorId="61E36F3D" wp14:editId="15C8C25B">
-            <wp:extent cx="3066151" cy="1436915"/>
-            <wp:effectExtent l="0" t="0" r="1270" b="0"/>
-            <wp:docPr id="1148431804" name="Picture 1"/>
+          <wp:inline distT="0" distB="0" distL="0" distR="0" wp14:anchorId="77149E75" wp14:editId="30D0405C">
+            <wp:extent cx="4831715" cy="3828422"/>
+            <wp:effectExtent l="0" t="0" r="6985" b="635"/>
+            <wp:docPr id="470006741" name="Picture 8" descr="Svm Confusion Matrix">
+              <a:extLst xmlns:a="http://schemas.openxmlformats.org/drawingml/2006/main">
+                <a:ext uri="{FF2B5EF4-FFF2-40B4-BE49-F238E27FC236}">
+                  <a16:creationId xmlns:a16="http://schemas.microsoft.com/office/drawing/2014/main" id="{9EFE2495-5B89-3715-96B5-91D560716CC8}"/>
+                </a:ext>
+              </a:extLst>
+            </wp:docPr>
             <wp:cNvGraphicFramePr>
               <a:graphicFrameLocks xmlns:a="http://schemas.openxmlformats.org/drawingml/2006/main" noChangeAspect="1"/>
             </wp:cNvGraphicFramePr>
@@ -10289,8 +10320,16 @@
               <a:graphicData uri="http://schemas.openxmlformats.org/drawingml/2006/picture">
                 <pic:pic xmlns:pic="http://schemas.openxmlformats.org/drawingml/2006/picture">
                   <pic:nvPicPr>
-                    <pic:cNvPr id="1148431804" name=""/>
-                    <pic:cNvPicPr/>
+                    <pic:cNvPr id="9" name="Picture 8" descr="Svm Confusion Matrix">
+                      <a:extLst>
+                        <a:ext uri="{FF2B5EF4-FFF2-40B4-BE49-F238E27FC236}">
+                          <a16:creationId xmlns:a16="http://schemas.microsoft.com/office/drawing/2014/main" id="{9EFE2495-5B89-3715-96B5-91D560716CC8}"/>
+                        </a:ext>
+                      </a:extLst>
+                    </pic:cNvPr>
+                    <pic:cNvPicPr>
+                      <a:picLocks noChangeAspect="1"/>
+                    </pic:cNvPicPr>
                   </pic:nvPicPr>
                   <pic:blipFill>
                     <a:blip r:embed="rId16"/>
@@ -10301,7 +10340,7 @@
                   <pic:spPr>
                     <a:xfrm>
                       <a:off x="0" y="0"/>
-                      <a:ext cx="3085602" cy="1446030"/>
+                      <a:ext cx="4865429" cy="3855135"/>
                     </a:xfrm>
                     <a:prstGeom prst="rect">
                       <a:avLst/>
@@ -10377,12 +10416,139 @@
       </w:pPr>
       <w:r>
         <w:rPr>
-          <w:rFonts w:ascii="Times New Roman" w:hAnsi="Times New Roman" w:cs="Times New Roman"/>
           <w:noProof/>
-          <w:sz w:val="24"/>
-          <w:szCs w:val="24"/>
         </w:rPr>
         <w:lastRenderedPageBreak/>
+        <w:drawing>
+          <wp:inline distT="0" distB="0" distL="0" distR="0" wp14:anchorId="3CFC943A" wp14:editId="06D559DF">
+            <wp:extent cx="5731510" cy="4443730"/>
+            <wp:effectExtent l="0" t="0" r="2540" b="0"/>
+            <wp:docPr id="1283505071" name="Picture 26"/>
+            <wp:cNvGraphicFramePr>
+              <a:graphicFrameLocks xmlns:a="http://schemas.openxmlformats.org/drawingml/2006/main" noChangeAspect="1"/>
+            </wp:cNvGraphicFramePr>
+            <a:graphic xmlns:a="http://schemas.openxmlformats.org/drawingml/2006/main">
+              <a:graphicData uri="http://schemas.openxmlformats.org/drawingml/2006/picture">
+                <pic:pic xmlns:pic="http://schemas.openxmlformats.org/drawingml/2006/picture">
+                  <pic:nvPicPr>
+                    <pic:cNvPr id="0" name="Picture 3"/>
+                    <pic:cNvPicPr>
+                      <a:picLocks noChangeAspect="1" noChangeArrowheads="1"/>
+                    </pic:cNvPicPr>
+                  </pic:nvPicPr>
+                  <pic:blipFill>
+                    <a:blip r:embed="rId17" cstate="print">
+                      <a:extLst>
+                        <a:ext uri="{28A0092B-C50C-407E-A947-70E740481C1C}">
+                          <a14:useLocalDpi xmlns:a14="http://schemas.microsoft.com/office/drawing/2010/main" val="0"/>
+                        </a:ext>
+                      </a:extLst>
+                    </a:blip>
+                    <a:srcRect/>
+                    <a:stretch>
+                      <a:fillRect/>
+                    </a:stretch>
+                  </pic:blipFill>
+                  <pic:spPr bwMode="auto">
+                    <a:xfrm>
+                      <a:off x="0" y="0"/>
+                      <a:ext cx="5731510" cy="4443730"/>
+                    </a:xfrm>
+                    <a:prstGeom prst="rect">
+                      <a:avLst/>
+                    </a:prstGeom>
+                    <a:noFill/>
+                    <a:ln>
+                      <a:noFill/>
+                    </a:ln>
+                  </pic:spPr>
+                </pic:pic>
+              </a:graphicData>
+            </a:graphic>
+          </wp:inline>
+        </w:drawing>
+      </w:r>
+    </w:p>
+    <w:p>
+      <w:pPr>
+        <w:spacing w:line="480" w:lineRule="auto"/>
+        <w:jc w:val="center"/>
+        <w:rPr>
+          <w:rFonts w:ascii="Times New Roman" w:hAnsi="Times New Roman" w:cs="Times New Roman"/>
+          <w:b/>
+          <w:bCs/>
+          <w:i/>
+          <w:iCs/>
+          <w:sz w:val="24"/>
+          <w:szCs w:val="24"/>
+        </w:rPr>
+      </w:pPr>
+      <w:r>
+        <w:rPr>
+          <w:rFonts w:ascii="Times New Roman" w:hAnsi="Times New Roman" w:cs="Times New Roman"/>
+          <w:b/>
+          <w:bCs/>
+          <w:i/>
+          <w:iCs/>
+          <w:sz w:val="24"/>
+          <w:szCs w:val="24"/>
+        </w:rPr>
+        <w:t>Figure 1</w:t>
+      </w:r>
+      <w:r>
+        <w:rPr>
+          <w:rFonts w:ascii="Times New Roman" w:hAnsi="Times New Roman" w:cs="Times New Roman"/>
+          <w:b/>
+          <w:bCs/>
+          <w:i/>
+          <w:iCs/>
+          <w:sz w:val="24"/>
+          <w:szCs w:val="24"/>
+        </w:rPr>
+        <w:t>1</w:t>
+      </w:r>
+      <w:r>
+        <w:rPr>
+          <w:rFonts w:ascii="Times New Roman" w:hAnsi="Times New Roman" w:cs="Times New Roman"/>
+          <w:b/>
+          <w:bCs/>
+          <w:i/>
+          <w:iCs/>
+          <w:sz w:val="24"/>
+          <w:szCs w:val="24"/>
+        </w:rPr>
+        <w:t>: ROC curves for Logistic Regression, Random Forest, and SVM</w:t>
+      </w:r>
+      <w:r>
+        <w:rPr>
+          <w:rFonts w:ascii="Times New Roman" w:hAnsi="Times New Roman" w:cs="Times New Roman"/>
+          <w:b/>
+          <w:bCs/>
+          <w:i/>
+          <w:iCs/>
+          <w:sz w:val="24"/>
+          <w:szCs w:val="24"/>
+        </w:rPr>
+        <w:t>.</w:t>
+      </w:r>
+    </w:p>
+    <w:p>
+      <w:pPr>
+        <w:spacing w:line="480" w:lineRule="auto"/>
+        <w:jc w:val="both"/>
+        <w:rPr>
+          <w:rFonts w:ascii="Times New Roman" w:hAnsi="Times New Roman" w:cs="Times New Roman"/>
+          <w:sz w:val="24"/>
+          <w:szCs w:val="24"/>
+        </w:rPr>
+      </w:pPr>
+      <w:r>
+        <w:rPr>
+          <w:rFonts w:ascii="Times New Roman" w:hAnsi="Times New Roman" w:cs="Times New Roman"/>
+          <w:noProof/>
+          <w:sz w:val="24"/>
+          <w:szCs w:val="24"/>
+        </w:rPr>
         <mc:AlternateContent>
           <mc:Choice Requires="wps">
             <w:drawing>
@@ -10658,6 +10824,7 @@
           <w:sz w:val="24"/>
           <w:szCs w:val="24"/>
         </w:rPr>
+        <w:lastRenderedPageBreak/>
         <mc:AlternateContent>
           <mc:Choice Requires="wps">
             <w:drawing>
@@ -12181,15 +12348,48 @@
           <w:rFonts w:ascii="Times New Roman" w:hAnsi="Times New Roman" w:cs="Times New Roman"/>
           <w:sz w:val="24"/>
           <w:szCs w:val="24"/>
-        </w:rPr>
-      </w:pPr>
-      <w:r>
-        <w:rPr>
-          <w:rFonts w:ascii="Times New Roman" w:hAnsi="Times New Roman" w:cs="Times New Roman"/>
-          <w:sz w:val="24"/>
-          <w:szCs w:val="24"/>
-        </w:rPr>
-        <w:t xml:space="preserve">The SVM model achieved the best overall performance across the evaluation metrics. It obtained the highest Accuracy, F1-score, and ROC-AUC among the tested models, making it </w:t>
+          <w:rtl/>
+        </w:rPr>
+      </w:pPr>
+      <w:r>
+        <w:rPr>
+          <w:rFonts w:ascii="Times New Roman" w:hAnsi="Times New Roman" w:cs="Times New Roman"/>
+          <w:sz w:val="24"/>
+          <w:szCs w:val="24"/>
+        </w:rPr>
+        <w:t xml:space="preserve">The SVM model achieved the best overall performance across the evaluation metrics. It obtained the highest Accuracy, F1-score, and ROC-AUC among the tested models, making it the strongest classifier for this Arabic AI-text detection task. Logistic Regression also performed very well and remained a competitive baseline with efficient computation and strong generalization. Random Forest performed worse than the linear models because sparse, high-dimensional TF-IDF features are generally less suitable for tree-based classifiers </w:t>
+      </w:r>
+      <w:r>
+        <w:rPr>
+          <w:rFonts w:ascii="Times New Roman" w:hAnsi="Times New Roman" w:cs="Times New Roman"/>
+          <w:sz w:val="24"/>
+          <w:szCs w:val="24"/>
+        </w:rPr>
+        <w:t>(Manning, 2008)</w:t>
+      </w:r>
+      <w:r>
+        <w:rPr>
+          <w:rFonts w:ascii="Times New Roman" w:hAnsi="Times New Roman" w:cs="Times New Roman"/>
+          <w:sz w:val="24"/>
+          <w:szCs w:val="24"/>
+        </w:rPr>
+        <w:t>.</w:t>
+      </w:r>
+      <w:r>
+        <w:rPr>
+          <w:rFonts w:ascii="Times New Roman" w:hAnsi="Times New Roman" w:cs="Times New Roman"/>
+          <w:sz w:val="24"/>
+          <w:szCs w:val="24"/>
+        </w:rPr>
+        <w:t xml:space="preserve"> </w:t>
+      </w:r>
+      <w:r>
+        <w:rPr>
+          <w:rFonts w:ascii="Times New Roman" w:hAnsi="Times New Roman" w:cs="Times New Roman"/>
+          <w:sz w:val="24"/>
+          <w:szCs w:val="24"/>
+        </w:rPr>
+        <w:t xml:space="preserve">The ROC curve shows how well each model distinguishes between the two classes. Among the tested models, SVM achieved the best discrimination performance with the highest </w:t>
       </w:r>
       <w:r>
         <w:rPr>
@@ -12198,23 +12398,7 @@
           <w:szCs w:val="24"/>
         </w:rPr>
         <w:lastRenderedPageBreak/>
-        <w:t>the strongest classifier for this Arabic AI-text detection task. Logistic Regression also performed very well and remained a competitive baseline with efficient computation and strong generalization. Random Forest performed worse than the linear models because sparse, high-dimensional TF-IDF features are generally less suitable for tree-based classifiers</w:t>
-      </w:r>
-      <w:r>
-        <w:rPr>
-          <w:rFonts w:ascii="Times New Roman" w:hAnsi="Times New Roman" w:cs="Times New Roman"/>
-          <w:sz w:val="24"/>
-          <w:szCs w:val="24"/>
-        </w:rPr>
-        <w:t xml:space="preserve"> </w:t>
-      </w:r>
-      <w:r>
-        <w:rPr>
-          <w:rFonts w:ascii="Times New Roman" w:hAnsi="Times New Roman" w:cs="Times New Roman"/>
-          <w:sz w:val="24"/>
-          <w:szCs w:val="24"/>
-        </w:rPr>
-        <w:t>(Manning, 2008)</w:t>
+        <w:t>AUC value, which indicates superior classification ability. Logistic Regression also performed strongly, while Random Forest showed comparatively lower discrimination power</w:t>
       </w:r>
       <w:r>
         <w:rPr>
@@ -12264,7 +12448,15 @@
           <w:sz w:val="24"/>
           <w:szCs w:val="24"/>
         </w:rPr>
-        <w:t>Confusion matrices were generated for all models. The SVM model gave the lowest number of false positive and false negative results, meaning it had the best capability to generalize. The Logistic Regression model also achieved strong classification performance with minimal misclassification.</w:t>
+        <w:t>Confusion matrices were generated for all models to compare the predicted labels with the actual labels. The diagonal values represent correct classifications, while the off-diagonal values represent misclassifications. The SVM model showed the best overall performance, as it produced the highest number of correct predictions and the lowest number of false positives and false negatives. Logistic Regression also achieved strong classification results with relatively few errors, whereas Random Forest produced more misclassifications, indicating weaker discrimination between the two classes</w:t>
+      </w:r>
+      <w:r>
+        <w:rPr>
+          <w:rFonts w:ascii="Times New Roman" w:hAnsi="Times New Roman" w:cs="Times New Roman"/>
+          <w:sz w:val="24"/>
+          <w:szCs w:val="24"/>
+        </w:rPr>
+        <w:t>.</w:t>
       </w:r>
     </w:p>
     <w:p>
@@ -12369,7 +12561,7 @@
                     <pic:cNvPicPr/>
                   </pic:nvPicPr>
                   <pic:blipFill>
-                    <a:blip r:embed="rId17"/>
+                    <a:blip r:embed="rId18"/>
                     <a:stretch>
                       <a:fillRect/>
                     </a:stretch>
@@ -12428,7 +12620,7 @@
                     <pic:cNvPicPr/>
                   </pic:nvPicPr>
                   <pic:blipFill>
-                    <a:blip r:embed="rId18"/>
+                    <a:blip r:embed="rId19"/>
                     <a:stretch>
                       <a:fillRect/>
                     </a:stretch>
@@ -12485,7 +12677,7 @@
           <w:sz w:val="24"/>
           <w:szCs w:val="24"/>
         </w:rPr>
-        <w:t>1</w:t>
+        <w:t>2</w:t>
       </w:r>
       <w:r>
         <w:rPr>
@@ -13741,7 +13933,7 @@
         </w:rPr>
         <w:t xml:space="preserve">Hugging Face Datasets Documentation. </w:t>
       </w:r>
-      <w:hyperlink r:id="rId19" w:history="1">
+      <w:hyperlink r:id="rId20" w:history="1">
         <w:r>
           <w:rPr>
             <w:rStyle w:val="Hyperlink"/>
@@ -13808,7 +14000,7 @@
         </w:rPr>
         <w:t xml:space="preserve">KFUPM-JRCAI Arabic Generated Abstracts Dataset. </w:t>
       </w:r>
-      <w:hyperlink r:id="rId20" w:history="1">
+      <w:hyperlink r:id="rId21" w:history="1">
         <w:r>
           <w:rPr>
             <w:rStyle w:val="Hyperlink"/>
